--- a/submission/MANUSCRIPT_TED_TRAP_v5_SUBMISSION.docx
+++ b/submission/MANUSCRIPT_TED_TRAP_v5_SUBMISSION.docx
@@ -4444,7 +4444,7 @@
               <w:jc w:val="left"/>
             </w:pPr>
             <w:r>
-              <w:t xml:space="preserve">0.123 (0.072–0.209)</w:t>
+              <w:t xml:space="preserve">0.12 (0.07–0.21)</w:t>
             </w:r>
           </w:p>
         </w:tc>
@@ -4562,7 +4562,7 @@
               <w:jc w:val="left"/>
             </w:pPr>
             <w:r>
-              <w:t xml:space="preserve">0.087 (0.057–0.135)</w:t>
+              <w:t xml:space="preserve">0.09 (0.06–0.14)</w:t>
             </w:r>
           </w:p>
         </w:tc>
@@ -4676,7 +4676,7 @@
               <w:jc w:val="left"/>
             </w:pPr>
             <w:r>
-              <w:t xml:space="preserve">0.097 (0.040–0.237)</w:t>
+              <w:t xml:space="preserve">0.10 (0.04–0.24)</w:t>
             </w:r>
           </w:p>
         </w:tc>
@@ -4800,7 +4800,7 @@
               <w:jc w:val="left"/>
             </w:pPr>
             <w:r>
-              <w:t xml:space="preserve">1.562 (1.069–2.283)</w:t>
+              <w:t xml:space="preserve">1.56 (1.07–2.28)</w:t>
             </w:r>
           </w:p>
         </w:tc>
@@ -4872,7 +4872,7 @@
               <w:jc w:val="left"/>
             </w:pPr>
             <w:r>
-              <w:t xml:space="preserve">+0.41 (1.00, NS)</w:t>
+              <w:t xml:space="preserve">+0.41 (&gt;0.99, NS)</w:t>
             </w:r>
           </w:p>
         </w:tc>
@@ -4918,7 +4918,7 @@
               <w:jc w:val="left"/>
             </w:pPr>
             <w:r>
-              <w:t xml:space="preserve">1.349 (1.069–1.702)</w:t>
+              <w:t xml:space="preserve">1.35 (1.07–1.70)</w:t>
             </w:r>
           </w:p>
         </w:tc>
@@ -5032,7 +5032,7 @@
               <w:jc w:val="left"/>
             </w:pPr>
             <w:r>
-              <w:t xml:space="preserve">1.408 (0.852–2.326)</w:t>
+              <w:t xml:space="preserve">1.41 (0.85–2.33)</w:t>
             </w:r>
           </w:p>
         </w:tc>
@@ -5156,7 +5156,7 @@
               <w:jc w:val="left"/>
             </w:pPr>
             <w:r>
-              <w:t xml:space="preserve">0.176 (0.114–0.272)</w:t>
+              <w:t xml:space="preserve">0.18 (0.11–0.27)</w:t>
             </w:r>
           </w:p>
         </w:tc>
@@ -5274,7 +5274,7 @@
               <w:jc w:val="left"/>
             </w:pPr>
             <w:r>
-              <w:t xml:space="preserve">0.208 (0.076–0.569)</w:t>
+              <w:t xml:space="preserve">0.21 (0.08–0.57)</w:t>
             </w:r>
           </w:p>
         </w:tc>
@@ -5388,7 +5388,7 @@
               <w:jc w:val="left"/>
             </w:pPr>
             <w:r>
-              <w:t xml:space="preserve">0.171 (0.043–0.676)</w:t>
+              <w:t xml:space="preserve">0.17 (0.04–0.68)</w:t>
             </w:r>
           </w:p>
         </w:tc>

--- a/submission/MANUSCRIPT_TED_TRAP_v5_SUBMISSION.docx
+++ b/submission/MANUSCRIPT_TED_TRAP_v5_SUBMISSION.docx
@@ -26,7 +26,7 @@
         <w:pStyle w:val="Heading1"/>
       </w:pPr>
       <w:r>
-        <w:t xml:space="preserve">Druggable-gene-wide Mendelian randomization distinguishes TSHR-anchored susceptibility from IGF1R effector biology in Graves disease and thyroid eye disease</w:t>
+        <w:t xml:space="preserve">A drug target that is not a susceptibility locus: druggable-gene-wide Mendelian randomization distinguishes TSHR anchoring from IGF1R effector biology in Graves disease and thyroid eye disease</w:t>
       </w:r>
     </w:p>
     <w:p>

--- a/submission/MANUSCRIPT_TED_TRAP_v5_SUBMISSION.docx
+++ b/submission/MANUSCRIPT_TED_TRAP_v5_SUBMISSION.docx
@@ -20,7 +20,7 @@
         <w:t xml:space="preserve">TSHR vs IGF-1R in Graves Disease and TED</w:t>
       </w:r>
     </w:p>
-    <w:bookmarkStart w:id="42" w:name="X00eea3dbea3e69a78b56c7207a4be294fd958fd"/>
+    <w:bookmarkStart w:id="42" w:name="X8e4de8cb1853d52dd775242776ae16b70cd596c"/>
     <w:p>
       <w:pPr>
         <w:pStyle w:val="Heading1"/>
@@ -1011,7 +1011,7 @@
         <w:pStyle w:val="FirstParagraph"/>
       </w:pPr>
       <w:r>
-        <w:t xml:space="preserve">Exploratory tissue-level support was assessed using an in-house bulk RNA-seq dataset of orbital tissue from a Korean cohort comprising four TED patients and one control. Technical replicates were collapsed to the biological-sample level by summing raw counts before differential expression analysis with DESeq2 [24]; Benjamini–Hochberg adjusted P values were obtained from the transcriptome-wide DESeq2 analysis, and results for the prespecified backbone genes (</w:t>
+        <w:t xml:space="preserve">Exploratory tissue-level support was assessed using an in-house bulk RNA-seq dataset of orbital tissue from a Korean cohort comprising four TED patients and one control. Technical replicates were collapsed to the biological-sample level by summing raw counts, and gene-level differential expression was estimated with DESeq2 [24] with Benjamini–Hochberg correction computed across genes. This study reports only the three prespecified backbone genes (</w:t>
       </w:r>
       <w:r>
         <w:rPr>
@@ -1047,7 +1047,7 @@
         <w:t xml:space="preserve">CTLA4</w:t>
       </w:r>
       <w:r>
-        <w:t xml:space="preserve">) were extracted for tissue triangulation (Figure 3C; Table 2). This dataset was used only for exploratory tissue-level support, not for genetic instrument selection, and no external transcriptomic dataset was incorporated.</w:t>
+        <w:t xml:space="preserve">) for hypothesis-driven tissue triangulation (Figure 3C; Table 2); no genome-wide transcriptomic catalogue, differential-expression list, or pathway-enrichment result is presented here. The dataset was used solely for exploratory tissue-level support of the genetically prioritized backbone genes, not for genetic instrument selection, and no external transcriptomic dataset was incorporated.</w:t>
       </w:r>
     </w:p>
     <w:bookmarkEnd w:id="27"/>

--- a/submission/MANUSCRIPT_TED_TRAP_v5_SUBMISSION.docx
+++ b/submission/MANUSCRIPT_TED_TRAP_v5_SUBMISSION.docx
@@ -2830,6 +2830,24 @@
       </w:r>
       <w:r>
         <w:t xml:space="preserve">This study used publicly available, de-identified summary statistics and an institutionally approved orbital tissue dataset. The in-house orbital transcriptomic component was approved by the Institutional Review Board of Pusan National University Hospital (approval number 2104-018-102) and was conducted in accordance with the Declaration of Helsinki.</w:t>
+      </w:r>
+    </w:p>
+    <w:p>
+      <w:pPr>
+        <w:pStyle w:val="BodyText"/>
+      </w:pPr>
+      <w:r>
+        <w:rPr>
+          <w:bCs/>
+          <w:b/>
+        </w:rPr>
+        <w:t xml:space="preserve">Informed consent.</w:t>
+      </w:r>
+      <w:r>
+        <w:t xml:space="preserve"> </w:t>
+      </w:r>
+      <w:r>
+        <w:t xml:space="preserve">Written informed consent was obtained from all individual participants included in the in-house orbital tissue study.</w:t>
       </w:r>
     </w:p>
     <w:p>

--- a/submission/MANUSCRIPT_TED_TRAP_v5_SUBMISSION.docx
+++ b/submission/MANUSCRIPT_TED_TRAP_v5_SUBMISSION.docx
@@ -34,7 +34,7 @@
         <w:pStyle w:val="FirstParagraph"/>
       </w:pPr>
       <w:r>
-        <w:t xml:space="preserve">Jungyul Park¹, Yae-Eun Kang², Kyung-Hwa Shin³⁎, Suk-Woo Yang¹⁎</w:t>
+        <w:t xml:space="preserve">Jungyul Park¹, Min-Seon Kim², Kyung-Hwa Shin³⁎, Suk-Woo Yang¹⁎</w:t>
       </w:r>
     </w:p>
     <w:p>
@@ -2896,7 +2896,7 @@
         <w:t xml:space="preserve"> </w:t>
       </w:r>
       <w:r>
-        <w:t xml:space="preserve">J.P. conceived and designed the study, performed the analyses, and drafted the manuscript. Y.-E.K. contributed to data collection and interpretation. K.-H.S. and S.-W.Y. supervised the study and revised the manuscript. All authors read and approved the final manuscript.</w:t>
+        <w:t xml:space="preserve">J.P. conceived and designed the study, performed the analyses, and drafted the manuscript. M.-S.K. contributed to data collection and interpretation. K.-H.S. and S.-W.Y. supervised the study and revised the manuscript. All authors read and approved the final manuscript.</w:t>
       </w:r>
     </w:p>
     <w:p>

--- a/submission/MANUSCRIPT_TED_TRAP_v5_SUBMISSION.docx
+++ b/submission/MANUSCRIPT_TED_TRAP_v5_SUBMISSION.docx
@@ -1814,7 +1814,7 @@
         <w:t xml:space="preserve"> </w:t>
       </w:r>
       <w:r>
-        <w:t xml:space="preserve">= 1.00; Figure 3C).</w:t>
+        <w:t xml:space="preserve">&gt; 0.99; Figure 3C).</w:t>
       </w:r>
     </w:p>
     <w:p>

--- a/submission/MANUSCRIPT_TED_TRAP_v5_SUBMISSION.docx
+++ b/submission/MANUSCRIPT_TED_TRAP_v5_SUBMISSION.docx
@@ -909,6 +909,37 @@
         <w:t xml:space="preserve">&lt; 0.05).</w:t>
       </w:r>
     </w:p>
+    <w:p>
+      <w:pPr>
+        <w:pStyle w:val="BodyText"/>
+      </w:pPr>
+      <w:r>
+        <w:t xml:space="preserve">Because a screen that advances no novel target is interpretable only in relation to the effect sizes it could have detected, we quantified the detectable effect range of the screen itself. For each gene and outcome, the minimum effect detectable with 80% power at the applicable significance threshold was computed from the empirical standard error of the primary MR estimate as |β|min = (</w:t>
+      </w:r>
+      <w:r>
+        <w:rPr>
+          <w:iCs/>
+          <w:i/>
+        </w:rPr>
+        <w:t xml:space="preserve">z</w:t>
+      </w:r>
+      <w:r>
+        <w:t xml:space="preserve">1−α/2 +</w:t>
+      </w:r>
+      <w:r>
+        <w:t xml:space="preserve"> </w:t>
+      </w:r>
+      <w:r>
+        <w:rPr>
+          <w:iCs/>
+          <w:i/>
+        </w:rPr>
+        <w:t xml:space="preserve">z</w:t>
+      </w:r>
+      <w:r>
+        <w:t xml:space="preserve">0.80) × SE, using α = 1.965×10⁻⁵ for the discovery outcome and α = 0.05 for the replication and TED-specific outcomes. This design-based approach uses the standard errors actually obtained after harmonization rather than reconstructed variance components, and is reported for all genes and for the prespecified backbone loci (Table S8).</w:t>
+      </w:r>
+    </w:p>
     <w:bookmarkEnd w:id="25"/>
     <w:bookmarkStart w:id="26" w:name="fine-mapping-and-colocalization"/>
     <w:p>
@@ -1442,6 +1473,56 @@
         <w:t xml:space="preserve">.</w:t>
       </w:r>
     </w:p>
+    <w:p>
+      <w:pPr>
+        <w:pStyle w:val="BodyText"/>
+      </w:pPr>
+      <w:r>
+        <w:t xml:space="preserve">The detectable range of the screen defines what this null does and does not exclude (</w:t>
+      </w:r>
+      <w:r>
+        <w:rPr>
+          <w:bCs/>
+          <w:b/>
+        </w:rPr>
+        <w:t xml:space="preserve">Table S8</w:t>
+      </w:r>
+      <w:r>
+        <w:t xml:space="preserve">). At the study-wide discovery threshold and 80% power, the median gene was powered to detect an odds ratio of approximately 2.55 per unit genetically proxied expression (interquartile range 1.71–5.19); 35.6% of genes were powered for OR ≥ 2.0 and 14.6% for OR ≥ 1.5. In the TED-specific outcome at nominal significance, the corresponding median detectable OR was approximately 2.12. The screen was therefore well powered for large expression-mediated effects — consistent with its recovery of</w:t>
+      </w:r>
+      <w:r>
+        <w:t xml:space="preserve"> </w:t>
+      </w:r>
+      <w:r>
+        <w:rPr>
+          <w:iCs/>
+          <w:i/>
+        </w:rPr>
+        <w:t xml:space="preserve">TSHR</w:t>
+      </w:r>
+      <w:r>
+        <w:t xml:space="preserve"> </w:t>
+      </w:r>
+      <w:r>
+        <w:t xml:space="preserve">(β = −2.10) and</w:t>
+      </w:r>
+      <w:r>
+        <w:t xml:space="preserve"> </w:t>
+      </w:r>
+      <w:r>
+        <w:rPr>
+          <w:iCs/>
+          <w:i/>
+        </w:rPr>
+        <w:t xml:space="preserve">CTLA4</w:t>
+      </w:r>
+      <w:r>
+        <w:t xml:space="preserve"> </w:t>
+      </w:r>
+      <w:r>
+        <w:t xml:space="preserve">(β = −1.74), both of which exceeded their gene-specific detection thresholds — but not for modest effects. The absence of a robust novel target should accordingly be read as evidence against additional large, expression-colocalized druggable effects rather than against moderate ones, which larger GD- and TED-specific GWAS will be required to resolve.</w:t>
+      </w:r>
+    </w:p>
     <w:bookmarkEnd w:id="31"/>
     <w:bookmarkStart w:id="32" w:name="X3e3b2638da6e3ab8c932c509709916afd5b572e"/>
     <w:p>
@@ -1745,7 +1826,36 @@
         <w:t xml:space="preserve"> </w:t>
       </w:r>
       <w:r>
-        <w:t xml:space="preserve">= 0.18). Sensitivity estimators were broadly concordant in direction without evidence of directional pleiotropy, although statistical significance was not uniform across estimators, consistent with a modest effect (Table S6).</w:t>
+        <w:t xml:space="preserve">= 0.18). Sensitivity estimators were broadly concordant in direction without evidence of directional pleiotropy, although statistical significance was not uniform across estimators, consistent with a modest effect (Table S6). The magnitude of this effect lay below the gene-specific detection threshold of the discovery screen (minimum effect detectable with 80% power at the study-wide threshold, |β| = 0.99 for</w:t>
+      </w:r>
+      <w:r>
+        <w:t xml:space="preserve"> </w:t>
+      </w:r>
+      <w:r>
+        <w:rPr>
+          <w:iCs/>
+          <w:i/>
+        </w:rPr>
+        <w:t xml:space="preserve">IGF1R</w:t>
+      </w:r>
+      <w:r>
+        <w:t xml:space="preserve">; Table S8), so its failure to reach study-wide significance is expected for an effect of this size and does not by itself constitute evidence against a genetic contribution. This is one reason</w:t>
+      </w:r>
+      <w:r>
+        <w:t xml:space="preserve"> </w:t>
+      </w:r>
+      <w:r>
+        <w:rPr>
+          <w:iCs/>
+          <w:i/>
+        </w:rPr>
+        <w:t xml:space="preserve">IGF1R</w:t>
+      </w:r>
+      <w:r>
+        <w:t xml:space="preserve"> </w:t>
+      </w:r>
+      <w:r>
+        <w:t xml:space="preserve">was carried forward as a prespecified backbone gene evaluated across multiple evidence layers rather than judged on discovery significance alone.</w:t>
       </w:r>
     </w:p>
     <w:p>
@@ -2638,7 +2748,7 @@
         <w:t xml:space="preserve"> </w:t>
       </w:r>
       <w:r>
-        <w:t xml:space="preserve">signal rested on a single instrument; while fine-mapping [22] supported this as a locus-level anchor rather than an artifact, single-instrument analyses preclude formal pleiotropy diagnostics such as the MR-Egger intercept. Fifth, the TED-specific outcome was smaller than the discovery outcome, limiting power for TED-specific colocalization; outcome-dependent patterns, including the mixed</w:t>
+        <w:t xml:space="preserve">signal rested on a single instrument; while fine-mapping [22] supported this as a locus-level anchor rather than an artifact, single-instrument analyses preclude formal pleiotropy diagnostics such as the MR-Egger intercept. Fifth, the TED-specific outcome was smaller than the discovery outcome, limiting power for TED-specific colocalization and restricting the detectable effect range (Table S8); outcome-dependent patterns, including the mixed</w:t>
       </w:r>
       <w:r>
         <w:t xml:space="preserve"> </w:t>
@@ -14231,19 +14341,19 @@
               <w:jc w:val="left"/>
             </w:pPr>
             <w:r>
-              <w:t xml:space="preserve">Descriptive data (instrument counts, F-statistics)</w:t>
-            </w:r>
-          </w:p>
-        </w:tc>
-        <w:tc>
-          <w:tcPr/>
-          <w:p>
-            <w:pPr>
-              <w:pStyle w:val="Compact"/>
-              <w:jc w:val="left"/>
-            </w:pPr>
-            <w:r>
-              <w:t xml:space="preserve">Results; Table S4</w:t>
+              <w:t xml:space="preserve">Descriptive data (instrument counts, F-statistics, detectable effect range)</w:t>
+            </w:r>
+          </w:p>
+        </w:tc>
+        <w:tc>
+          <w:tcPr/>
+          <w:p>
+            <w:pPr>
+              <w:pStyle w:val="Compact"/>
+              <w:jc w:val="left"/>
+            </w:pPr>
+            <w:r>
+              <w:t xml:space="preserve">Results; Tables S4, S8</w:t>
             </w:r>
           </w:p>
         </w:tc>
@@ -14319,7 +14429,7 @@
               <w:jc w:val="left"/>
             </w:pPr>
             <w:r>
-              <w:t xml:space="preserve">Results; Table S6</w:t>
+              <w:t xml:space="preserve">Results; Tables S6, S8</w:t>
             </w:r>
           </w:p>
         </w:tc>
@@ -14639,6 +14749,1428 @@
           <w:i/>
         </w:rPr>
         <w:t xml:space="preserve">Software and package versions: R 4.3.3; TwoSampleMR v0.7.4; ieugwasr; coloc v5.2.3; susieR v0.14.2; DESeq2 v1.42.1; PLINK v1.9. Reporting follows the STROBE-MR statement (Skrivankova et al., JAMA 2021).</w:t>
+      </w:r>
+    </w:p>
+    <w:p>
+      <w:pPr>
+        <w:numPr>
+          <w:ilvl w:val="0"/>
+          <w:numId w:val="1003"/>
+        </w:numPr>
+      </w:pPr>
+      <w:r>
+        <w:rPr>
+          <w:bCs/>
+          <w:b/>
+        </w:rPr>
+        <w:t xml:space="preserve">Table S8.</w:t>
+      </w:r>
+      <w:r>
+        <w:t xml:space="preserve"> </w:t>
+      </w:r>
+      <w:r>
+        <w:t xml:space="preserve">Detectable effect range of the druggable-gene-wide screen. Minimum effect detectable with 80% power was computed per gene and outcome from the empirical standard error of the primary MR estimate as |β|min = (</w:t>
+      </w:r>
+      <w:r>
+        <w:rPr>
+          <w:iCs/>
+          <w:i/>
+        </w:rPr>
+        <w:t xml:space="preserve">z</w:t>
+      </w:r>
+      <w:r>
+        <w:t xml:space="preserve">1−α/2 +</w:t>
+      </w:r>
+      <w:r>
+        <w:t xml:space="preserve"> </w:t>
+      </w:r>
+      <w:r>
+        <w:rPr>
+          <w:iCs/>
+          <w:i/>
+        </w:rPr>
+        <w:t xml:space="preserve">z</w:t>
+      </w:r>
+      <w:r>
+        <w:t xml:space="preserve">0.80) × SE, with α = 1.965×10⁻⁵ (discovery) or α = 0.05 (replication, TED-specific).</w:t>
+      </w:r>
+    </w:p>
+    <w:p>
+      <w:pPr>
+        <w:numPr>
+          <w:ilvl w:val="0"/>
+          <w:numId w:val="1000"/>
+        </w:numPr>
+      </w:pPr>
+      <w:r>
+        <w:rPr>
+          <w:bCs/>
+          <w:b/>
+        </w:rPr>
+        <w:t xml:space="preserve">Panel A. Screen-wide detectable range.</w:t>
+      </w:r>
+    </w:p>
+    <w:tbl>
+      <w:tblPr>
+        <w:tblStyle w:val="Table"/>
+        <w:tblW w:type="pct" w:w="5000"/>
+        <w:tblLook w:firstRow="1" w:lastRow="0" w:firstColumn="0" w:lastColumn="0" w:noHBand="0" w:noVBand="0" w:val="0020"/>
+        <w:jc w:val="start"/>
+      </w:tblPr>
+      <w:tblGrid>
+        <w:gridCol w:w="990"/>
+        <w:gridCol w:w="990"/>
+        <w:gridCol w:w="990"/>
+        <w:gridCol w:w="990"/>
+        <w:gridCol w:w="990"/>
+        <w:gridCol w:w="990"/>
+        <w:gridCol w:w="990"/>
+        <w:gridCol w:w="990"/>
+      </w:tblGrid>
+      <w:tr>
+        <w:trPr>
+          <w:tblHeader w:val="true"/>
+        </w:trPr>
+        <w:tc>
+          <w:tcPr/>
+          <w:p>
+            <w:pPr>
+              <w:pStyle w:val="Compact"/>
+              <w:jc w:val="left"/>
+            </w:pPr>
+            <w:r>
+              <w:t xml:space="preserve">Outcome</w:t>
+            </w:r>
+          </w:p>
+        </w:tc>
+        <w:tc>
+          <w:tcPr/>
+          <w:p>
+            <w:pPr>
+              <w:pStyle w:val="Compact"/>
+              <w:jc w:val="left"/>
+            </w:pPr>
+            <w:r>
+              <w:t xml:space="preserve">Significance threshold</w:t>
+            </w:r>
+          </w:p>
+        </w:tc>
+        <w:tc>
+          <w:tcPr/>
+          <w:p>
+            <w:pPr>
+              <w:pStyle w:val="Compact"/>
+              <w:jc w:val="left"/>
+            </w:pPr>
+            <w:r>
+              <w:t xml:space="preserve">Genes</w:t>
+            </w:r>
+          </w:p>
+        </w:tc>
+        <w:tc>
+          <w:tcPr/>
+          <w:p>
+            <w:pPr>
+              <w:pStyle w:val="Compact"/>
+              <w:jc w:val="left"/>
+            </w:pPr>
+            <w:r>
+              <w:t xml:space="preserve">Median |β|min (IQR)</w:t>
+            </w:r>
+          </w:p>
+        </w:tc>
+        <w:tc>
+          <w:tcPr/>
+          <w:p>
+            <w:pPr>
+              <w:pStyle w:val="Compact"/>
+              <w:jc w:val="left"/>
+            </w:pPr>
+            <w:r>
+              <w:t xml:space="preserve">Median detectable OR (IQR)</w:t>
+            </w:r>
+          </w:p>
+        </w:tc>
+        <w:tc>
+          <w:tcPr/>
+          <w:p>
+            <w:pPr>
+              <w:pStyle w:val="Compact"/>
+              <w:jc w:val="left"/>
+            </w:pPr>
+            <w:r>
+              <w:t xml:space="preserve">Genes powered for OR ≥ 1.5</w:t>
+            </w:r>
+          </w:p>
+        </w:tc>
+        <w:tc>
+          <w:tcPr/>
+          <w:p>
+            <w:pPr>
+              <w:pStyle w:val="Compact"/>
+              <w:jc w:val="left"/>
+            </w:pPr>
+            <w:r>
+              <w:t xml:space="preserve">OR ≥ 2.0</w:t>
+            </w:r>
+          </w:p>
+        </w:tc>
+        <w:tc>
+          <w:tcPr/>
+          <w:p>
+            <w:pPr>
+              <w:pStyle w:val="Compact"/>
+              <w:jc w:val="left"/>
+            </w:pPr>
+            <w:r>
+              <w:t xml:space="preserve">OR ≥ 3.0</w:t>
+            </w:r>
+          </w:p>
+        </w:tc>
+      </w:tr>
+      <w:tr>
+        <w:tc>
+          <w:tcPr/>
+          <w:p>
+            <w:pPr>
+              <w:pStyle w:val="Compact"/>
+              <w:jc w:val="left"/>
+            </w:pPr>
+            <w:r>
+              <w:t xml:space="preserve">BBJ Graves (discovery)</w:t>
+            </w:r>
+          </w:p>
+        </w:tc>
+        <w:tc>
+          <w:tcPr/>
+          <w:p>
+            <w:pPr>
+              <w:pStyle w:val="Compact"/>
+              <w:jc w:val="left"/>
+            </w:pPr>
+            <w:r>
+              <w:rPr>
+                <w:iCs/>
+                <w:i/>
+              </w:rPr>
+              <w:t xml:space="preserve">P</w:t>
+            </w:r>
+            <w:r>
+              <w:t xml:space="preserve"> </w:t>
+            </w:r>
+            <w:r>
+              <w:t xml:space="preserve">&lt; 1.965×10⁻⁵</w:t>
+            </w:r>
+          </w:p>
+        </w:tc>
+        <w:tc>
+          <w:tcPr/>
+          <w:p>
+            <w:pPr>
+              <w:pStyle w:val="Compact"/>
+              <w:jc w:val="left"/>
+            </w:pPr>
+            <w:r>
+              <w:t xml:space="preserve">2,235</w:t>
+            </w:r>
+          </w:p>
+        </w:tc>
+        <w:tc>
+          <w:tcPr/>
+          <w:p>
+            <w:pPr>
+              <w:pStyle w:val="Compact"/>
+              <w:jc w:val="left"/>
+            </w:pPr>
+            <w:r>
+              <w:t xml:space="preserve">0.94 (0.54–1.65)</w:t>
+            </w:r>
+          </w:p>
+        </w:tc>
+        <w:tc>
+          <w:tcPr/>
+          <w:p>
+            <w:pPr>
+              <w:pStyle w:val="Compact"/>
+              <w:jc w:val="left"/>
+            </w:pPr>
+            <w:r>
+              <w:t xml:space="preserve">2.55 (1.71–5.19)</w:t>
+            </w:r>
+          </w:p>
+        </w:tc>
+        <w:tc>
+          <w:tcPr/>
+          <w:p>
+            <w:pPr>
+              <w:pStyle w:val="Compact"/>
+              <w:jc w:val="left"/>
+            </w:pPr>
+            <w:r>
+              <w:t xml:space="preserve">14.6%</w:t>
+            </w:r>
+          </w:p>
+        </w:tc>
+        <w:tc>
+          <w:tcPr/>
+          <w:p>
+            <w:pPr>
+              <w:pStyle w:val="Compact"/>
+              <w:jc w:val="left"/>
+            </w:pPr>
+            <w:r>
+              <w:t xml:space="preserve">35.6%</w:t>
+            </w:r>
+          </w:p>
+        </w:tc>
+        <w:tc>
+          <w:tcPr/>
+          <w:p>
+            <w:pPr>
+              <w:pStyle w:val="Compact"/>
+              <w:jc w:val="left"/>
+            </w:pPr>
+            <w:r>
+              <w:t xml:space="preserve">57.7%</w:t>
+            </w:r>
+          </w:p>
+        </w:tc>
+      </w:tr>
+      <w:tr>
+        <w:tc>
+          <w:tcPr/>
+          <w:p>
+            <w:pPr>
+              <w:pStyle w:val="Compact"/>
+              <w:jc w:val="left"/>
+            </w:pPr>
+            <w:r>
+              <w:t xml:space="preserve">UKB hyperthyroid (replication)</w:t>
+            </w:r>
+          </w:p>
+        </w:tc>
+        <w:tc>
+          <w:tcPr/>
+          <w:p>
+            <w:pPr>
+              <w:pStyle w:val="Compact"/>
+              <w:jc w:val="left"/>
+            </w:pPr>
+            <w:r>
+              <w:rPr>
+                <w:iCs/>
+                <w:i/>
+              </w:rPr>
+              <w:t xml:space="preserve">P</w:t>
+            </w:r>
+            <w:r>
+              <w:t xml:space="preserve"> </w:t>
+            </w:r>
+            <w:r>
+              <w:t xml:space="preserve">&lt; 0.05</w:t>
+            </w:r>
+          </w:p>
+        </w:tc>
+        <w:tc>
+          <w:tcPr/>
+          <w:p>
+            <w:pPr>
+              <w:pStyle w:val="Compact"/>
+              <w:jc w:val="left"/>
+            </w:pPr>
+            <w:r>
+              <w:t xml:space="preserve">2,506</w:t>
+            </w:r>
+          </w:p>
+        </w:tc>
+        <w:tc>
+          <w:tcPr/>
+          <w:p>
+            <w:pPr>
+              <w:pStyle w:val="Compact"/>
+              <w:jc w:val="left"/>
+            </w:pPr>
+            <w:r>
+              <w:t xml:space="preserve">0.38 (0.23–0.65)</w:t>
+            </w:r>
+          </w:p>
+        </w:tc>
+        <w:tc>
+          <w:tcPr/>
+          <w:p>
+            <w:pPr>
+              <w:pStyle w:val="Compact"/>
+              <w:jc w:val="left"/>
+            </w:pPr>
+            <w:r>
+              <w:t xml:space="preserve">1.46 (1.26–1.92)</w:t>
+            </w:r>
+          </w:p>
+        </w:tc>
+        <w:tc>
+          <w:tcPr/>
+          <w:p>
+            <w:pPr>
+              <w:pStyle w:val="Compact"/>
+              <w:jc w:val="left"/>
+            </w:pPr>
+            <w:r>
+              <w:t xml:space="preserve">53.7%</w:t>
+            </w:r>
+          </w:p>
+        </w:tc>
+        <w:tc>
+          <w:tcPr/>
+          <w:p>
+            <w:pPr>
+              <w:pStyle w:val="Compact"/>
+              <w:jc w:val="left"/>
+            </w:pPr>
+            <w:r>
+              <w:t xml:space="preserve">77.4%</w:t>
+            </w:r>
+          </w:p>
+        </w:tc>
+        <w:tc>
+          <w:tcPr/>
+          <w:p>
+            <w:pPr>
+              <w:pStyle w:val="Compact"/>
+              <w:jc w:val="left"/>
+            </w:pPr>
+            <w:r>
+              <w:t xml:space="preserve">93.1%</w:t>
+            </w:r>
+          </w:p>
+        </w:tc>
+      </w:tr>
+      <w:tr>
+        <w:tc>
+          <w:tcPr/>
+          <w:p>
+            <w:pPr>
+              <w:pStyle w:val="Compact"/>
+              <w:jc w:val="left"/>
+            </w:pPr>
+            <w:r>
+              <w:t xml:space="preserve">FinnGen Graves ophthalmopathy (TED-specific)</w:t>
+            </w:r>
+          </w:p>
+        </w:tc>
+        <w:tc>
+          <w:tcPr/>
+          <w:p>
+            <w:pPr>
+              <w:pStyle w:val="Compact"/>
+              <w:jc w:val="left"/>
+            </w:pPr>
+            <w:r>
+              <w:rPr>
+                <w:iCs/>
+                <w:i/>
+              </w:rPr>
+              <w:t xml:space="preserve">P</w:t>
+            </w:r>
+            <w:r>
+              <w:t xml:space="preserve"> </w:t>
+            </w:r>
+            <w:r>
+              <w:t xml:space="preserve">&lt; 0.05</w:t>
+            </w:r>
+          </w:p>
+        </w:tc>
+        <w:tc>
+          <w:tcPr/>
+          <w:p>
+            <w:pPr>
+              <w:pStyle w:val="Compact"/>
+              <w:jc w:val="left"/>
+            </w:pPr>
+            <w:r>
+              <w:t xml:space="preserve">2,481</w:t>
+            </w:r>
+          </w:p>
+        </w:tc>
+        <w:tc>
+          <w:tcPr/>
+          <w:p>
+            <w:pPr>
+              <w:pStyle w:val="Compact"/>
+              <w:jc w:val="left"/>
+            </w:pPr>
+            <w:r>
+              <w:t xml:space="preserve">0.75 (0.46–1.34)</w:t>
+            </w:r>
+          </w:p>
+        </w:tc>
+        <w:tc>
+          <w:tcPr/>
+          <w:p>
+            <w:pPr>
+              <w:pStyle w:val="Compact"/>
+              <w:jc w:val="left"/>
+            </w:pPr>
+            <w:r>
+              <w:t xml:space="preserve">2.12 (1.58–3.82)</w:t>
+            </w:r>
+          </w:p>
+        </w:tc>
+        <w:tc>
+          <w:tcPr/>
+          <w:p>
+            <w:pPr>
+              <w:pStyle w:val="Compact"/>
+              <w:jc w:val="left"/>
+            </w:pPr>
+            <w:r>
+              <w:t xml:space="preserve">19.4%</w:t>
+            </w:r>
+          </w:p>
+        </w:tc>
+        <w:tc>
+          <w:tcPr/>
+          <w:p>
+            <w:pPr>
+              <w:pStyle w:val="Compact"/>
+              <w:jc w:val="left"/>
+            </w:pPr>
+            <w:r>
+              <w:t xml:space="preserve">45.5%</w:t>
+            </w:r>
+          </w:p>
+        </w:tc>
+        <w:tc>
+          <w:tcPr/>
+          <w:p>
+            <w:pPr>
+              <w:pStyle w:val="Compact"/>
+              <w:jc w:val="left"/>
+            </w:pPr>
+            <w:r>
+              <w:t xml:space="preserve">67.3%</w:t>
+            </w:r>
+          </w:p>
+        </w:tc>
+      </w:tr>
+    </w:tbl>
+    <w:p>
+      <w:pPr>
+        <w:pStyle w:val="BodyText"/>
+      </w:pPr>
+      <w:r>
+        <w:rPr>
+          <w:bCs/>
+          <w:b/>
+        </w:rPr>
+        <w:t xml:space="preserve">Panel B. Backbone genes: observed effect versus gene-specific detection threshold.</w:t>
+      </w:r>
+    </w:p>
+    <w:tbl>
+      <w:tblPr>
+        <w:tblStyle w:val="Table"/>
+        <w:tblW w:type="pct" w:w="5000"/>
+        <w:tblLook w:firstRow="1" w:lastRow="0" w:firstColumn="0" w:lastColumn="0" w:noHBand="0" w:noVBand="0" w:val="0020"/>
+        <w:jc w:val="start"/>
+      </w:tblPr>
+      <w:tblGrid>
+        <w:gridCol w:w="1131"/>
+        <w:gridCol w:w="1131"/>
+        <w:gridCol w:w="1131"/>
+        <w:gridCol w:w="1131"/>
+        <w:gridCol w:w="1131"/>
+        <w:gridCol w:w="1131"/>
+        <w:gridCol w:w="1131"/>
+      </w:tblGrid>
+      <w:tr>
+        <w:trPr>
+          <w:tblHeader w:val="true"/>
+        </w:trPr>
+        <w:tc>
+          <w:tcPr/>
+          <w:p>
+            <w:pPr>
+              <w:pStyle w:val="Compact"/>
+              <w:jc w:val="left"/>
+            </w:pPr>
+            <w:r>
+              <w:t xml:space="preserve">Gene</w:t>
+            </w:r>
+          </w:p>
+        </w:tc>
+        <w:tc>
+          <w:tcPr/>
+          <w:p>
+            <w:pPr>
+              <w:pStyle w:val="Compact"/>
+              <w:jc w:val="left"/>
+            </w:pPr>
+            <w:r>
+              <w:t xml:space="preserve">Outcome</w:t>
+            </w:r>
+          </w:p>
+        </w:tc>
+        <w:tc>
+          <w:tcPr/>
+          <w:p>
+            <w:pPr>
+              <w:pStyle w:val="Compact"/>
+              <w:jc w:val="left"/>
+            </w:pPr>
+            <w:r>
+              <w:t xml:space="preserve">Observed β</w:t>
+            </w:r>
+          </w:p>
+        </w:tc>
+        <w:tc>
+          <w:tcPr/>
+          <w:p>
+            <w:pPr>
+              <w:pStyle w:val="Compact"/>
+              <w:jc w:val="left"/>
+            </w:pPr>
+            <w:r>
+              <w:t xml:space="preserve">SE</w:t>
+            </w:r>
+          </w:p>
+        </w:tc>
+        <w:tc>
+          <w:tcPr/>
+          <w:p>
+            <w:pPr>
+              <w:pStyle w:val="Compact"/>
+              <w:jc w:val="left"/>
+            </w:pPr>
+            <w:r>
+              <w:t xml:space="preserve">|β|min (80% power)</w:t>
+            </w:r>
+          </w:p>
+        </w:tc>
+        <w:tc>
+          <w:tcPr/>
+          <w:p>
+            <w:pPr>
+              <w:pStyle w:val="Compact"/>
+              <w:jc w:val="left"/>
+            </w:pPr>
+            <w:r>
+              <w:t xml:space="preserve">Detectable OR</w:t>
+            </w:r>
+          </w:p>
+        </w:tc>
+        <w:tc>
+          <w:tcPr/>
+          <w:p>
+            <w:pPr>
+              <w:pStyle w:val="Compact"/>
+              <w:jc w:val="left"/>
+            </w:pPr>
+            <w:r>
+              <w:t xml:space="preserve">Observed effect detectable?</w:t>
+            </w:r>
+          </w:p>
+        </w:tc>
+      </w:tr>
+      <w:tr>
+        <w:tc>
+          <w:tcPr/>
+          <w:p>
+            <w:pPr>
+              <w:pStyle w:val="Compact"/>
+              <w:jc w:val="left"/>
+            </w:pPr>
+            <w:r>
+              <w:rPr>
+                <w:iCs/>
+                <w:i/>
+                <w:bCs/>
+                <w:b/>
+              </w:rPr>
+              <w:t xml:space="preserve">TSHR</w:t>
+            </w:r>
+          </w:p>
+        </w:tc>
+        <w:tc>
+          <w:tcPr/>
+          <w:p>
+            <w:pPr>
+              <w:pStyle w:val="Compact"/>
+              <w:jc w:val="left"/>
+            </w:pPr>
+            <w:r>
+              <w:t xml:space="preserve">BBJ Graves</w:t>
+            </w:r>
+          </w:p>
+        </w:tc>
+        <w:tc>
+          <w:tcPr/>
+          <w:p>
+            <w:pPr>
+              <w:pStyle w:val="Compact"/>
+              <w:jc w:val="left"/>
+            </w:pPr>
+            <w:r>
+              <w:t xml:space="preserve">−2.096</w:t>
+            </w:r>
+          </w:p>
+        </w:tc>
+        <w:tc>
+          <w:tcPr/>
+          <w:p>
+            <w:pPr>
+              <w:pStyle w:val="Compact"/>
+              <w:jc w:val="left"/>
+            </w:pPr>
+            <w:r>
+              <w:t xml:space="preserve">0.271</w:t>
+            </w:r>
+          </w:p>
+        </w:tc>
+        <w:tc>
+          <w:tcPr/>
+          <w:p>
+            <w:pPr>
+              <w:pStyle w:val="Compact"/>
+              <w:jc w:val="left"/>
+            </w:pPr>
+            <w:r>
+              <w:t xml:space="preserve">1.386</w:t>
+            </w:r>
+          </w:p>
+        </w:tc>
+        <w:tc>
+          <w:tcPr/>
+          <w:p>
+            <w:pPr>
+              <w:pStyle w:val="Compact"/>
+              <w:jc w:val="left"/>
+            </w:pPr>
+            <w:r>
+              <w:t xml:space="preserve">4.00</w:t>
+            </w:r>
+          </w:p>
+        </w:tc>
+        <w:tc>
+          <w:tcPr/>
+          <w:p>
+            <w:pPr>
+              <w:pStyle w:val="Compact"/>
+              <w:jc w:val="left"/>
+            </w:pPr>
+            <w:r>
+              <w:t xml:space="preserve">Yes</w:t>
+            </w:r>
+          </w:p>
+        </w:tc>
+      </w:tr>
+      <w:tr>
+        <w:tc>
+          <w:tcPr/>
+          <w:p>
+            <w:pPr>
+              <w:pStyle w:val="Compact"/>
+            </w:pPr>
+          </w:p>
+        </w:tc>
+        <w:tc>
+          <w:tcPr/>
+          <w:p>
+            <w:pPr>
+              <w:pStyle w:val="Compact"/>
+              <w:jc w:val="left"/>
+            </w:pPr>
+            <w:r>
+              <w:t xml:space="preserve">UKB hyperthyroid</w:t>
+            </w:r>
+          </w:p>
+        </w:tc>
+        <w:tc>
+          <w:tcPr/>
+          <w:p>
+            <w:pPr>
+              <w:pStyle w:val="Compact"/>
+              <w:jc w:val="left"/>
+            </w:pPr>
+            <w:r>
+              <w:t xml:space="preserve">−2.436</w:t>
+            </w:r>
+          </w:p>
+        </w:tc>
+        <w:tc>
+          <w:tcPr/>
+          <w:p>
+            <w:pPr>
+              <w:pStyle w:val="Compact"/>
+              <w:jc w:val="left"/>
+            </w:pPr>
+            <w:r>
+              <w:t xml:space="preserve">0.223</w:t>
+            </w:r>
+          </w:p>
+        </w:tc>
+        <w:tc>
+          <w:tcPr/>
+          <w:p>
+            <w:pPr>
+              <w:pStyle w:val="Compact"/>
+              <w:jc w:val="left"/>
+            </w:pPr>
+            <w:r>
+              <w:t xml:space="preserve">0.625</w:t>
+            </w:r>
+          </w:p>
+        </w:tc>
+        <w:tc>
+          <w:tcPr/>
+          <w:p>
+            <w:pPr>
+              <w:pStyle w:val="Compact"/>
+              <w:jc w:val="left"/>
+            </w:pPr>
+            <w:r>
+              <w:t xml:space="preserve">1.87</w:t>
+            </w:r>
+          </w:p>
+        </w:tc>
+        <w:tc>
+          <w:tcPr/>
+          <w:p>
+            <w:pPr>
+              <w:pStyle w:val="Compact"/>
+              <w:jc w:val="left"/>
+            </w:pPr>
+            <w:r>
+              <w:t xml:space="preserve">Yes</w:t>
+            </w:r>
+          </w:p>
+        </w:tc>
+      </w:tr>
+      <w:tr>
+        <w:tc>
+          <w:tcPr/>
+          <w:p>
+            <w:pPr>
+              <w:pStyle w:val="Compact"/>
+            </w:pPr>
+          </w:p>
+        </w:tc>
+        <w:tc>
+          <w:tcPr/>
+          <w:p>
+            <w:pPr>
+              <w:pStyle w:val="Compact"/>
+              <w:jc w:val="left"/>
+            </w:pPr>
+            <w:r>
+              <w:t xml:space="preserve">FinnGen GO</w:t>
+            </w:r>
+          </w:p>
+        </w:tc>
+        <w:tc>
+          <w:tcPr/>
+          <w:p>
+            <w:pPr>
+              <w:pStyle w:val="Compact"/>
+              <w:jc w:val="left"/>
+            </w:pPr>
+            <w:r>
+              <w:t xml:space="preserve">−2.331</w:t>
+            </w:r>
+          </w:p>
+        </w:tc>
+        <w:tc>
+          <w:tcPr/>
+          <w:p>
+            <w:pPr>
+              <w:pStyle w:val="Compact"/>
+              <w:jc w:val="left"/>
+            </w:pPr>
+            <w:r>
+              <w:t xml:space="preserve">0.454</w:t>
+            </w:r>
+          </w:p>
+        </w:tc>
+        <w:tc>
+          <w:tcPr/>
+          <w:p>
+            <w:pPr>
+              <w:pStyle w:val="Compact"/>
+              <w:jc w:val="left"/>
+            </w:pPr>
+            <w:r>
+              <w:t xml:space="preserve">1.272</w:t>
+            </w:r>
+          </w:p>
+        </w:tc>
+        <w:tc>
+          <w:tcPr/>
+          <w:p>
+            <w:pPr>
+              <w:pStyle w:val="Compact"/>
+              <w:jc w:val="left"/>
+            </w:pPr>
+            <w:r>
+              <w:t xml:space="preserve">3.57</w:t>
+            </w:r>
+          </w:p>
+        </w:tc>
+        <w:tc>
+          <w:tcPr/>
+          <w:p>
+            <w:pPr>
+              <w:pStyle w:val="Compact"/>
+              <w:jc w:val="left"/>
+            </w:pPr>
+            <w:r>
+              <w:t xml:space="preserve">Yes</w:t>
+            </w:r>
+          </w:p>
+        </w:tc>
+      </w:tr>
+      <w:tr>
+        <w:tc>
+          <w:tcPr/>
+          <w:p>
+            <w:pPr>
+              <w:pStyle w:val="Compact"/>
+              <w:jc w:val="left"/>
+            </w:pPr>
+            <w:r>
+              <w:rPr>
+                <w:iCs/>
+                <w:i/>
+                <w:bCs/>
+                <w:b/>
+              </w:rPr>
+              <w:t xml:space="preserve">IGF1R</w:t>
+            </w:r>
+          </w:p>
+        </w:tc>
+        <w:tc>
+          <w:tcPr/>
+          <w:p>
+            <w:pPr>
+              <w:pStyle w:val="Compact"/>
+              <w:jc w:val="left"/>
+            </w:pPr>
+            <w:r>
+              <w:t xml:space="preserve">BBJ Graves</w:t>
+            </w:r>
+          </w:p>
+        </w:tc>
+        <w:tc>
+          <w:tcPr/>
+          <w:p>
+            <w:pPr>
+              <w:pStyle w:val="Compact"/>
+              <w:jc w:val="left"/>
+            </w:pPr>
+            <w:r>
+              <w:t xml:space="preserve">+0.446</w:t>
+            </w:r>
+          </w:p>
+        </w:tc>
+        <w:tc>
+          <w:tcPr/>
+          <w:p>
+            <w:pPr>
+              <w:pStyle w:val="Compact"/>
+              <w:jc w:val="left"/>
+            </w:pPr>
+            <w:r>
+              <w:t xml:space="preserve">0.194</w:t>
+            </w:r>
+          </w:p>
+        </w:tc>
+        <w:tc>
+          <w:tcPr/>
+          <w:p>
+            <w:pPr>
+              <w:pStyle w:val="Compact"/>
+              <w:jc w:val="left"/>
+            </w:pPr>
+            <w:r>
+              <w:t xml:space="preserve">0.989</w:t>
+            </w:r>
+          </w:p>
+        </w:tc>
+        <w:tc>
+          <w:tcPr/>
+          <w:p>
+            <w:pPr>
+              <w:pStyle w:val="Compact"/>
+              <w:jc w:val="left"/>
+            </w:pPr>
+            <w:r>
+              <w:t xml:space="preserve">2.69</w:t>
+            </w:r>
+          </w:p>
+        </w:tc>
+        <w:tc>
+          <w:tcPr/>
+          <w:p>
+            <w:pPr>
+              <w:pStyle w:val="Compact"/>
+              <w:jc w:val="left"/>
+            </w:pPr>
+            <w:r>
+              <w:t xml:space="preserve">No</w:t>
+            </w:r>
+          </w:p>
+        </w:tc>
+      </w:tr>
+      <w:tr>
+        <w:tc>
+          <w:tcPr/>
+          <w:p>
+            <w:pPr>
+              <w:pStyle w:val="Compact"/>
+            </w:pPr>
+          </w:p>
+        </w:tc>
+        <w:tc>
+          <w:tcPr/>
+          <w:p>
+            <w:pPr>
+              <w:pStyle w:val="Compact"/>
+              <w:jc w:val="left"/>
+            </w:pPr>
+            <w:r>
+              <w:t xml:space="preserve">UKB hyperthyroid</w:t>
+            </w:r>
+          </w:p>
+        </w:tc>
+        <w:tc>
+          <w:tcPr/>
+          <w:p>
+            <w:pPr>
+              <w:pStyle w:val="Compact"/>
+              <w:jc w:val="left"/>
+            </w:pPr>
+            <w:r>
+              <w:t xml:space="preserve">+0.299</w:t>
+            </w:r>
+          </w:p>
+        </w:tc>
+        <w:tc>
+          <w:tcPr/>
+          <w:p>
+            <w:pPr>
+              <w:pStyle w:val="Compact"/>
+              <w:jc w:val="left"/>
+            </w:pPr>
+            <w:r>
+              <w:t xml:space="preserve">0.119</w:t>
+            </w:r>
+          </w:p>
+        </w:tc>
+        <w:tc>
+          <w:tcPr/>
+          <w:p>
+            <w:pPr>
+              <w:pStyle w:val="Compact"/>
+              <w:jc w:val="left"/>
+            </w:pPr>
+            <w:r>
+              <w:t xml:space="preserve">0.333</w:t>
+            </w:r>
+          </w:p>
+        </w:tc>
+        <w:tc>
+          <w:tcPr/>
+          <w:p>
+            <w:pPr>
+              <w:pStyle w:val="Compact"/>
+              <w:jc w:val="left"/>
+            </w:pPr>
+            <w:r>
+              <w:t xml:space="preserve">1.39</w:t>
+            </w:r>
+          </w:p>
+        </w:tc>
+        <w:tc>
+          <w:tcPr/>
+          <w:p>
+            <w:pPr>
+              <w:pStyle w:val="Compact"/>
+              <w:jc w:val="left"/>
+            </w:pPr>
+            <w:r>
+              <w:t xml:space="preserve">No</w:t>
+            </w:r>
+          </w:p>
+        </w:tc>
+      </w:tr>
+      <w:tr>
+        <w:tc>
+          <w:tcPr/>
+          <w:p>
+            <w:pPr>
+              <w:pStyle w:val="Compact"/>
+            </w:pPr>
+          </w:p>
+        </w:tc>
+        <w:tc>
+          <w:tcPr/>
+          <w:p>
+            <w:pPr>
+              <w:pStyle w:val="Compact"/>
+              <w:jc w:val="left"/>
+            </w:pPr>
+            <w:r>
+              <w:t xml:space="preserve">FinnGen GO</w:t>
+            </w:r>
+          </w:p>
+        </w:tc>
+        <w:tc>
+          <w:tcPr/>
+          <w:p>
+            <w:pPr>
+              <w:pStyle w:val="Compact"/>
+              <w:jc w:val="left"/>
+            </w:pPr>
+            <w:r>
+              <w:t xml:space="preserve">+0.342</w:t>
+            </w:r>
+          </w:p>
+        </w:tc>
+        <w:tc>
+          <w:tcPr/>
+          <w:p>
+            <w:pPr>
+              <w:pStyle w:val="Compact"/>
+              <w:jc w:val="left"/>
+            </w:pPr>
+            <w:r>
+              <w:t xml:space="preserve">0.256</w:t>
+            </w:r>
+          </w:p>
+        </w:tc>
+        <w:tc>
+          <w:tcPr/>
+          <w:p>
+            <w:pPr>
+              <w:pStyle w:val="Compact"/>
+              <w:jc w:val="left"/>
+            </w:pPr>
+            <w:r>
+              <w:t xml:space="preserve">0.718</w:t>
+            </w:r>
+          </w:p>
+        </w:tc>
+        <w:tc>
+          <w:tcPr/>
+          <w:p>
+            <w:pPr>
+              <w:pStyle w:val="Compact"/>
+              <w:jc w:val="left"/>
+            </w:pPr>
+            <w:r>
+              <w:t xml:space="preserve">2.05</w:t>
+            </w:r>
+          </w:p>
+        </w:tc>
+        <w:tc>
+          <w:tcPr/>
+          <w:p>
+            <w:pPr>
+              <w:pStyle w:val="Compact"/>
+              <w:jc w:val="left"/>
+            </w:pPr>
+            <w:r>
+              <w:t xml:space="preserve">No</w:t>
+            </w:r>
+          </w:p>
+        </w:tc>
+      </w:tr>
+      <w:tr>
+        <w:tc>
+          <w:tcPr/>
+          <w:p>
+            <w:pPr>
+              <w:pStyle w:val="Compact"/>
+              <w:jc w:val="left"/>
+            </w:pPr>
+            <w:r>
+              <w:rPr>
+                <w:iCs/>
+                <w:i/>
+                <w:bCs/>
+                <w:b/>
+              </w:rPr>
+              <w:t xml:space="preserve">CTLA4</w:t>
+            </w:r>
+          </w:p>
+        </w:tc>
+        <w:tc>
+          <w:tcPr/>
+          <w:p>
+            <w:pPr>
+              <w:pStyle w:val="Compact"/>
+              <w:jc w:val="left"/>
+            </w:pPr>
+            <w:r>
+              <w:t xml:space="preserve">BBJ Graves</w:t>
+            </w:r>
+          </w:p>
+        </w:tc>
+        <w:tc>
+          <w:tcPr/>
+          <w:p>
+            <w:pPr>
+              <w:pStyle w:val="Compact"/>
+              <w:jc w:val="left"/>
+            </w:pPr>
+            <w:r>
+              <w:t xml:space="preserve">−1.740</w:t>
+            </w:r>
+          </w:p>
+        </w:tc>
+        <w:tc>
+          <w:tcPr/>
+          <w:p>
+            <w:pPr>
+              <w:pStyle w:val="Compact"/>
+              <w:jc w:val="left"/>
+            </w:pPr>
+            <w:r>
+              <w:t xml:space="preserve">0.223</w:t>
+            </w:r>
+          </w:p>
+        </w:tc>
+        <w:tc>
+          <w:tcPr/>
+          <w:p>
+            <w:pPr>
+              <w:pStyle w:val="Compact"/>
+              <w:jc w:val="left"/>
+            </w:pPr>
+            <w:r>
+              <w:t xml:space="preserve">1.137</w:t>
+            </w:r>
+          </w:p>
+        </w:tc>
+        <w:tc>
+          <w:tcPr/>
+          <w:p>
+            <w:pPr>
+              <w:pStyle w:val="Compact"/>
+              <w:jc w:val="left"/>
+            </w:pPr>
+            <w:r>
+              <w:t xml:space="preserve">3.12</w:t>
+            </w:r>
+          </w:p>
+        </w:tc>
+        <w:tc>
+          <w:tcPr/>
+          <w:p>
+            <w:pPr>
+              <w:pStyle w:val="Compact"/>
+              <w:jc w:val="left"/>
+            </w:pPr>
+            <w:r>
+              <w:t xml:space="preserve">Yes</w:t>
+            </w:r>
+          </w:p>
+        </w:tc>
+      </w:tr>
+      <w:tr>
+        <w:tc>
+          <w:tcPr/>
+          <w:p>
+            <w:pPr>
+              <w:pStyle w:val="Compact"/>
+            </w:pPr>
+          </w:p>
+        </w:tc>
+        <w:tc>
+          <w:tcPr/>
+          <w:p>
+            <w:pPr>
+              <w:pStyle w:val="Compact"/>
+              <w:jc w:val="left"/>
+            </w:pPr>
+            <w:r>
+              <w:t xml:space="preserve">UKB hyperthyroid</w:t>
+            </w:r>
+          </w:p>
+        </w:tc>
+        <w:tc>
+          <w:tcPr/>
+          <w:p>
+            <w:pPr>
+              <w:pStyle w:val="Compact"/>
+              <w:jc w:val="left"/>
+            </w:pPr>
+            <w:r>
+              <w:t xml:space="preserve">−1.569</w:t>
+            </w:r>
+          </w:p>
+        </w:tc>
+        <w:tc>
+          <w:tcPr/>
+          <w:p>
+            <w:pPr>
+              <w:pStyle w:val="Compact"/>
+              <w:jc w:val="left"/>
+            </w:pPr>
+            <w:r>
+              <w:t xml:space="preserve">0.513</w:t>
+            </w:r>
+          </w:p>
+        </w:tc>
+        <w:tc>
+          <w:tcPr/>
+          <w:p>
+            <w:pPr>
+              <w:pStyle w:val="Compact"/>
+              <w:jc w:val="left"/>
+            </w:pPr>
+            <w:r>
+              <w:t xml:space="preserve">1.436</w:t>
+            </w:r>
+          </w:p>
+        </w:tc>
+        <w:tc>
+          <w:tcPr/>
+          <w:p>
+            <w:pPr>
+              <w:pStyle w:val="Compact"/>
+              <w:jc w:val="left"/>
+            </w:pPr>
+            <w:r>
+              <w:t xml:space="preserve">4.20</w:t>
+            </w:r>
+          </w:p>
+        </w:tc>
+        <w:tc>
+          <w:tcPr/>
+          <w:p>
+            <w:pPr>
+              <w:pStyle w:val="Compact"/>
+              <w:jc w:val="left"/>
+            </w:pPr>
+            <w:r>
+              <w:t xml:space="preserve">Yes</w:t>
+            </w:r>
+          </w:p>
+        </w:tc>
+      </w:tr>
+      <w:tr>
+        <w:tc>
+          <w:tcPr/>
+          <w:p>
+            <w:pPr>
+              <w:pStyle w:val="Compact"/>
+            </w:pPr>
+          </w:p>
+        </w:tc>
+        <w:tc>
+          <w:tcPr/>
+          <w:p>
+            <w:pPr>
+              <w:pStyle w:val="Compact"/>
+              <w:jc w:val="left"/>
+            </w:pPr>
+            <w:r>
+              <w:t xml:space="preserve">FinnGen GO</w:t>
+            </w:r>
+          </w:p>
+        </w:tc>
+        <w:tc>
+          <w:tcPr/>
+          <w:p>
+            <w:pPr>
+              <w:pStyle w:val="Compact"/>
+              <w:jc w:val="left"/>
+            </w:pPr>
+            <w:r>
+              <w:t xml:space="preserve">−1.768</w:t>
+            </w:r>
+          </w:p>
+        </w:tc>
+        <w:tc>
+          <w:tcPr/>
+          <w:p>
+            <w:pPr>
+              <w:pStyle w:val="Compact"/>
+              <w:jc w:val="left"/>
+            </w:pPr>
+            <w:r>
+              <w:t xml:space="preserve">0.702</w:t>
+            </w:r>
+          </w:p>
+        </w:tc>
+        <w:tc>
+          <w:tcPr/>
+          <w:p>
+            <w:pPr>
+              <w:pStyle w:val="Compact"/>
+              <w:jc w:val="left"/>
+            </w:pPr>
+            <w:r>
+              <w:t xml:space="preserve">1.968</w:t>
+            </w:r>
+          </w:p>
+        </w:tc>
+        <w:tc>
+          <w:tcPr/>
+          <w:p>
+            <w:pPr>
+              <w:pStyle w:val="Compact"/>
+              <w:jc w:val="left"/>
+            </w:pPr>
+            <w:r>
+              <w:t xml:space="preserve">7.15</w:t>
+            </w:r>
+          </w:p>
+        </w:tc>
+        <w:tc>
+          <w:tcPr/>
+          <w:p>
+            <w:pPr>
+              <w:pStyle w:val="Compact"/>
+              <w:jc w:val="left"/>
+            </w:pPr>
+            <w:r>
+              <w:t xml:space="preserve">No</w:t>
+            </w:r>
+          </w:p>
+        </w:tc>
+      </w:tr>
+    </w:tbl>
+    <w:p>
+      <w:pPr>
+        <w:pStyle w:val="BodyText"/>
+      </w:pPr>
+      <w:r>
+        <w:rPr>
+          <w:iCs/>
+          <w:i/>
+        </w:rPr>
+        <w:t xml:space="preserve">The screen was well powered for large expression-mediated effects and recovered both established anchors (TSHR, CTLA4) at magnitudes exceeding their gene-specific thresholds. IGF1R effects fell below the corresponding thresholds in every outcome, so the absence of study-wide significance at IGF1R is expected for an effect of this size and is not evidence against a genetic contribution; IGF1R was therefore evaluated as a prespecified backbone gene across multiple evidence layers rather than on discovery significance alone. Conversely, the absence of a robust novel target constrains additional large, expression-colocalized druggable effects but not moderate ones. Values are computed from the standard errors of the locked primary MR estimates (reproduced by</w:t>
+      </w:r>
+      <w:r>
+        <w:rPr>
+          <w:iCs/>
+          <w:i/>
+        </w:rPr>
+        <w:t xml:space="preserve"> </w:t>
+      </w:r>
+      <w:r>
+        <w:rPr>
+          <w:rStyle w:val="VerbatimChar"/>
+          <w:iCs/>
+          <w:i/>
+        </w:rPr>
+        <w:t xml:space="preserve">scripts/22_power_analysis_null_screen.py</w:t>
+      </w:r>
+      <w:r>
+        <w:rPr>
+          <w:iCs/>
+          <w:i/>
+        </w:rPr>
+        <w:t xml:space="preserve">).</w:t>
       </w:r>
     </w:p>
     <w:p>
@@ -15177,6 +16709,9 @@
     </w:lvlOverride>
   </w:num>
   <w:num w:numId="1002">
+    <w:abstractNumId w:val="991"/>
+  </w:num>
+  <w:num w:numId="1003">
     <w:abstractNumId w:val="991"/>
   </w:num>
 </w:numbering>

--- a/submission/MANUSCRIPT_TED_TRAP_v5_SUBMISSION.docx
+++ b/submission/MANUSCRIPT_TED_TRAP_v5_SUBMISSION.docx
@@ -1625,7 +1625,7 @@
         <w:t xml:space="preserve"> </w:t>
       </w:r>
       <w:r>
-        <w:t xml:space="preserve">= 2.8×10⁻⁷). The consistency of direction and approximate magnitude across discovery, replication, and TED-specific analysis argues against an outcome-specific artifact (Figure 3B).</w:t>
+        <w:t xml:space="preserve">= 2.8×10⁻⁷). The consistency of direction and approximate magnitude across the independently ascertained Graves disease and hyperthyroidism outcomes argues against an outcome-specific artifact (Figure 3B). The concordant estimate in the TED-specific outcome is interpreted more conservatively, because Graves ophthalmopathy cases are ascertained among patients with Graves disease and compared with population controls, so that outcome substantially re-measures shared Graves disease susceptibility rather than liability specific to orbital involvement (see Limitations).</w:t>
       </w:r>
     </w:p>
     <w:p>
@@ -1705,7 +1705,7 @@
         <w:t xml:space="preserve"> </w:t>
       </w:r>
       <w:r>
-        <w:t xml:space="preserve">as an expression-colocalized upstream susceptibility anchor in GD/TED rather than merely a rediscovered Graves disease association. The apparent contrast between the protective-direction germline MR estimate and disease-state orbital upregulation is addressed in the Discussion.</w:t>
+        <w:t xml:space="preserve">as an expression-colocalized upstream susceptibility anchor for Graves disease — resolved to a shared causal variant and a single credible set rather than merely rediscovered as an association — whose signal is also recovered in a TED-enriched case series, although a TED-specific effect separable from Graves disease liability is not established by these data. The apparent contrast between the protective-direction germline MR estimate and disease-state orbital upregulation is addressed in the Discussion.</w:t>
       </w:r>
     </w:p>
     <w:bookmarkEnd w:id="32"/>
@@ -2764,7 +2764,23 @@
         <w:t xml:space="preserve"> </w:t>
       </w:r>
       <w:r>
-        <w:t xml:space="preserve">colocalization result, may also reflect ancestry, phenotype, and locus complexity. Finally, the orbital tissue analysis was exploratory, based on a small in-house cohort, and was not externally replicated. These constraints should be considered when interpreting individual estimates, but the central contrast between</w:t>
+        <w:t xml:space="preserve">colocalization result, may also reflect ancestry, phenotype, and locus complexity. Sixth, and more fundamentally, the TED-specific outcome ascertains Graves ophthalmopathy cases among individuals with Graves disease and compares them with population controls, so its genetic associations substantially reflect shared Graves disease susceptibility rather than liability specific to orbital involvement; consistency of the</w:t>
+      </w:r>
+      <w:r>
+        <w:t xml:space="preserve"> </w:t>
+      </w:r>
+      <w:r>
+        <w:rPr>
+          <w:iCs/>
+          <w:i/>
+        </w:rPr>
+        <w:t xml:space="preserve">TSHR</w:t>
+      </w:r>
+      <w:r>
+        <w:t xml:space="preserve"> </w:t>
+      </w:r>
+      <w:r>
+        <w:t xml:space="preserve">estimate in this outcome should therefore be read as reproducibility of the underlying Graves disease signal in a TED-enriched case series rather than as evidence of a TED-specific causal effect independent of Graves disease liability. Separating the two would require a within-Graves contrast of patients with and without orbitopathy, which currently available GWAS do not provide at adequate power. Finally, the orbital tissue analysis was exploratory, based on a small in-house cohort, and was not externally replicated. These constraints should be considered when interpreting individual estimates, but the central contrast between</w:t>
       </w:r>
       <w:r>
         <w:t xml:space="preserve"> </w:t>
@@ -2820,7 +2836,7 @@
         <w:t xml:space="preserve"> </w:t>
       </w:r>
       <w:r>
-        <w:t xml:space="preserve">emerged as an expression-colocalized susceptibility anchor for GD and TED, supported primarily by consistent cross-outcome genetic effects and shared-variant colocalization at rs179252, with exploratory in-house orbital tissue findings providing supportive but non-confirmatory tissue-level context. In contrast,</w:t>
+        <w:t xml:space="preserve">emerged as an expression-colocalized susceptibility anchor for GD whose signal was also recovered in a TED-enriched case series, supported primarily by consistent cross-outcome genetic effects and shared-variant colocalization at rs179252, with exploratory in-house orbital tissue findings providing supportive but non-confirmatory tissue-level context. In contrast,</w:t>
       </w:r>
       <w:r>
         <w:t xml:space="preserve"> </w:t>

--- a/submission/MANUSCRIPT_TED_TRAP_v5_SUBMISSION.docx
+++ b/submission/MANUSCRIPT_TED_TRAP_v5_SUBMISSION.docx
@@ -1024,7 +1024,33 @@
         <w:t xml:space="preserve">cis</w:t>
       </w:r>
       <w:r>
-        <w:t xml:space="preserve">-eQTL and outcome-association signals shared a causal variant using coloc.abf [8] (coloc) within ±1 Mb of the gene, under the single-causal-variant assumption and default priors (p1 = p2 = 10⁻⁴, p12 = 10⁻⁵) [23]. Posterior probabilities distinguish association with the eQTL only (H1), the outcome only (H2), both traits with distinct causal variants (H3), and both traits with a shared causal variant (H4). Strong colocalization was defined as PP.H4 ≥ 0.80 and evaluated separately against the discovery and TED-specific outcomes (Table S2; Figure S2).</w:t>
+        <w:t xml:space="preserve">-eQTL and outcome-association signals shared a causal variant using coloc.abf [8] (coloc) within ±1 Mb of the gene, under the single-causal-variant assumption and default priors (p1 = p2 = 10⁻⁴, p12 = 10⁻⁵) [23]. In this implementation dataset 1 was the outcome GWAS and dataset 2 the</w:t>
+      </w:r>
+      <w:r>
+        <w:t xml:space="preserve"> </w:t>
+      </w:r>
+      <w:r>
+        <w:rPr>
+          <w:iCs/>
+          <w:i/>
+        </w:rPr>
+        <w:t xml:space="preserve">cis</w:t>
+      </w:r>
+      <w:r>
+        <w:t xml:space="preserve">-eQTL, so the posterior probabilities distinguish association with the outcome only (H1), with the</w:t>
+      </w:r>
+      <w:r>
+        <w:t xml:space="preserve"> </w:t>
+      </w:r>
+      <w:r>
+        <w:rPr>
+          <w:iCs/>
+          <w:i/>
+        </w:rPr>
+        <w:t xml:space="preserve">cis</w:t>
+      </w:r>
+      <w:r>
+        <w:t xml:space="preserve">-eQTL only (H2), with both traits at distinct causal variants (H3), and with both traits at a shared causal variant (H4). Strong colocalization was defined as PP.H4 ≥ 0.80 and evaluated separately against the discovery and TED-specific outcomes (Table S2; Figure S2).</w:t>
       </w:r>
     </w:p>
     <w:bookmarkEnd w:id="26"/>
@@ -1407,7 +1433,20 @@
         <w:t xml:space="preserve"> </w:t>
       </w:r>
       <w:r>
-        <w:t xml:space="preserve">showed strong colocalization with the BBJ discovery signal (PP.H4 = 0.994 and 0.989, respectively), but did not colocalize with the TED-specific outcome (PP.H4 = 0.019 for both), where the posterior favored an outcome-only association pattern rather than shared eQTL–GWAS architecture.</w:t>
+        <w:t xml:space="preserve">showed strong colocalization with the BBJ discovery signal (PP.H4 = 0.994 and 0.989, respectively), but did not colocalize with the TED-specific outcome (PP.H4 = 0.019 for both), where the posterior instead favored an eQTL-only pattern (PP.H2 = 0.63 and 0.64): the</w:t>
+      </w:r>
+      <w:r>
+        <w:t xml:space="preserve"> </w:t>
+      </w:r>
+      <w:r>
+        <w:rPr>
+          <w:iCs/>
+          <w:i/>
+        </w:rPr>
+        <w:t xml:space="preserve">cis</w:t>
+      </w:r>
+      <w:r>
+        <w:t xml:space="preserve">-eQTL signal was present, but no association with the TED outcome was detectable at these loci.</w:t>
       </w:r>
       <w:r>
         <w:t xml:space="preserve"> </w:t>
@@ -1423,7 +1462,7 @@
         <w:t xml:space="preserve"> </w:t>
       </w:r>
       <w:r>
-        <w:t xml:space="preserve">showed a distinct-signal pattern in discovery (PP.H3 ≈ 1.0), whereas the chr16p11.2 candidates showed only weak or ambiguous colocalization in discovery (PP.H4 ≤ 0.62) and no shared colocalization support in the TED-specific outcome.</w:t>
+        <w:t xml:space="preserve">showed a distinct-signal pattern in discovery (PP.H3 ≈ 1.0), whereas the chr16p11.2 candidates showed only weak or ambiguous colocalization in discovery (PP.H4 ≤ 0.62) and no shared colocalization support in the TED-specific outcome, where they too showed an eQTL-only pattern (PP.H2 = 0.73–0.74).</w:t>
       </w:r>
     </w:p>
     <w:p>
@@ -1879,7 +1918,20 @@
         <w:t xml:space="preserve"> </w:t>
       </w:r>
       <w:r>
-        <w:t xml:space="preserve">locus, the posterior favored an outcome-only association pattern rather than a shared causal variant with expression in both the discovery and TED-specific outcomes (PP.H4 = 0.043 and 0.036; H2-dominant; Figure 3A), in contrast to the strong shared-variant evidence observed at</w:t>
+        <w:t xml:space="preserve">locus, the posterior favored an eQTL-only pattern rather than a shared causal variant in both the discovery and TED-specific outcomes (PP.H2 = 0.79 and 0.68; PP.H4 = 0.043 and 0.036; Figure 3A), indicating a well-defined</w:t>
+      </w:r>
+      <w:r>
+        <w:t xml:space="preserve"> </w:t>
+      </w:r>
+      <w:r>
+        <w:rPr>
+          <w:iCs/>
+          <w:i/>
+        </w:rPr>
+        <w:t xml:space="preserve">cis</w:t>
+      </w:r>
+      <w:r>
+        <w:t xml:space="preserve">-eQTL at the locus without a detectable disease association, in contrast to the strong shared-variant evidence observed at</w:t>
       </w:r>
       <w:r>
         <w:t xml:space="preserve"> </w:t>
@@ -2453,7 +2505,7 @@
         <w:t xml:space="preserve">TSHR</w:t>
       </w:r>
       <w:r>
-        <w:t xml:space="preserve">. Although it showed nominal positive-direction MR evidence in the discovery and replication outcomes, this signal was not accompanied by expression colocalization—the posterior favored an outcome-only association pattern rather than a shared causal variant—and</w:t>
+        <w:t xml:space="preserve">. Although it showed nominal positive-direction MR evidence in the discovery and replication outcomes, this signal was not accompanied by expression colocalization—the posterior favored an eQTL-only pattern rather than a shared causal variant—and</w:t>
       </w:r>
       <w:r>
         <w:t xml:space="preserve"> </w:t>
@@ -3717,7 +3769,17 @@
         <w:t xml:space="preserve"> </w:t>
       </w:r>
       <w:r>
-        <w:t xml:space="preserve">Bayesian colocalization posterior probabilities (coloc.abf) for each gene against BBJ Graves disease and FinnGen Graves ophthalmopathy. Bars show PP.H2 (GWAS association only), PP.H3 (distinct causal variants), and PP.H4 (shared causal variant); the dashed line marks PP.H4 = 0.8.</w:t>
+        <w:t xml:space="preserve">Bayesian colocalization posterior probabilities (coloc.abf) for each gene against BBJ Graves disease and FinnGen Graves ophthalmopathy. Bars show PP.H2 (</w:t>
+      </w:r>
+      <w:r>
+        <w:rPr>
+          <w:iCs/>
+          <w:i/>
+        </w:rPr>
+        <w:t xml:space="preserve">cis</w:t>
+      </w:r>
+      <w:r>
+        <w:t xml:space="preserve">-eQTL association only), PP.H3 (distinct causal variants), and PP.H4 (shared causal variant); the dashed line marks PP.H4 = 0.8.</w:t>
       </w:r>
       <w:r>
         <w:t xml:space="preserve"> </w:t>
@@ -3749,7 +3811,20 @@
         <w:t xml:space="preserve"> </w:t>
       </w:r>
       <w:r>
-        <w:t xml:space="preserve">is PP.H2-dominant (outcome association without a shared eQTL signal);</w:t>
+        <w:t xml:space="preserve">is PP.H2-dominant (a</w:t>
+      </w:r>
+      <w:r>
+        <w:t xml:space="preserve"> </w:t>
+      </w:r>
+      <w:r>
+        <w:rPr>
+          <w:iCs/>
+          <w:i/>
+        </w:rPr>
+        <w:t xml:space="preserve">cis</w:t>
+      </w:r>
+      <w:r>
+        <w:t xml:space="preserve">-eQTL signal without a detectable outcome association);</w:t>
       </w:r>
       <w:r>
         <w:t xml:space="preserve"> </w:t>
@@ -5615,7 +5690,7 @@
           <w:iCs/>
           <w:i/>
         </w:rPr>
-        <w:t xml:space="preserve">MR effect estimates are odds ratios (OR) per unit increase in genetically proxied gene expression, by Wald ratio (single instrument) or inverse-variance weighted (IVW; multiple instruments). Sensitivity estimators (weighted median, weighted mode, MR-Egger intercept) and the Cochran’s Q heterogeneity test are reported only where estimable; single-instrument loci are marked NA. The MR-Egger intercept P values for IGF1R (all &gt; 0.43) indicate no detectable directional pleiotropy; Cochran’s Q indicates significant between-instrument heterogeneity for CTLA4 in the UKB and FinnGen analyses (Q P = 0.001 and 0.049), consistent with cross-ancestry/phenotype locus complexity. Colocalization (coloc.abf): PP.H4 ≥ 0.80 indicates strong evidence for a shared causal variant; IGF1R is PP.H2-dominant (outcome association without a shared eQTL signal). Tissue by DESeq2 (in-house orbital RNA-seq, n = 1 control — exploratory). NS, not significant; —, not applicable/not computed. All values verified against source analysis files.</w:t>
+        <w:t xml:space="preserve">MR effect estimates are odds ratios (OR) per unit increase in genetically proxied gene expression, by Wald ratio (single instrument) or inverse-variance weighted (IVW; multiple instruments). Sensitivity estimators (weighted median, weighted mode, MR-Egger intercept) and the Cochran’s Q heterogeneity test are reported only where estimable; single-instrument loci are marked NA. The MR-Egger intercept P values for IGF1R (all &gt; 0.43) indicate no detectable directional pleiotropy; Cochran’s Q indicates significant between-instrument heterogeneity for CTLA4 in the UKB and FinnGen analyses (Q P = 0.001 and 0.049), consistent with cross-ancestry/phenotype locus complexity. Colocalization (coloc.abf): PP.H4 ≥ 0.80 indicates strong evidence for a shared causal variant; IGF1R is PP.H2-dominant (a cis-eQTL signal without a detectable outcome association). Tissue by DESeq2 (in-house orbital RNA-seq, n = 1 control — exploratory). NS, not significant; —, not applicable/not computed. All values verified against source analysis files.</w:t>
       </w:r>
     </w:p>
     <w:p>
@@ -9807,7 +9882,7 @@
           <w:iCs/>
           <w:i/>
         </w:rPr>
-        <w:t xml:space="preserve">No non-known candidate showed shared-variant colocalization (PP.H4 ≥ 0.80) in both outcomes. TNFSF14 and IFNGR1 colocalized strongly in the BBJ discovery outcome but collapsed to an outcome-only pattern (high PP.H2) in the TED-specific outcome; the chromosome 16p11.2 candidates (HSD3B7, VKORC1, PRSS36) showed only weak or ambiguous colocalization. coloc.abf priors: p1 = p2 = 1×10⁻⁴, p12 = 1×10⁻⁵.</w:t>
+        <w:t xml:space="preserve">No non-known candidate showed shared-variant colocalization (PP.H4 ≥ 0.80) in both outcomes. TNFSF14 and IFNGR1 colocalized strongly in the BBJ discovery outcome but collapsed to an eQTL-only pattern (high PP.H2) in the TED-specific outcome; the chromosome 16p11.2 candidates (HSD3B7, VKORC1, PRSS36) showed only weak or ambiguous colocalization. coloc.abf priors: p1 = p2 = 1×10⁻⁴, p12 = 1×10⁻⁵.</w:t>
       </w:r>
       <w:r>
         <w:t xml:space="preserve"> </w:t>
@@ -16387,7 +16462,17 @@
         <w:t xml:space="preserve"> </w:t>
       </w:r>
       <w:r>
-        <w:t xml:space="preserve">Stacked posterior probabilities (coloc.abf) for non-known candidate genes against BBJ Graves disease and FinnGen Graves ophthalmopathy, showing PP.H2 (outcome association only), PP.H3 (distinct causal variants), and PP.H4 (shared causal variant); the dashed line marks PP.H4 = 0.8.</w:t>
+        <w:t xml:space="preserve">Stacked posterior probabilities (coloc.abf) for non-known candidate genes against BBJ Graves disease and FinnGen Graves ophthalmopathy, showing PP.H2 (</w:t>
+      </w:r>
+      <w:r>
+        <w:rPr>
+          <w:iCs/>
+          <w:i/>
+        </w:rPr>
+        <w:t xml:space="preserve">cis</w:t>
+      </w:r>
+      <w:r>
+        <w:t xml:space="preserve">-eQTL association only), PP.H3 (distinct causal variants), and PP.H4 (shared causal variant); the dashed line marks PP.H4 = 0.8.</w:t>
       </w:r>
       <w:r>
         <w:t xml:space="preserve"> </w:t>

--- a/submission/MANUSCRIPT_TED_TRAP_v5_SUBMISSION.docx
+++ b/submission/MANUSCRIPT_TED_TRAP_v5_SUBMISSION.docx
@@ -2638,7 +2638,7 @@
         <w:t xml:space="preserve"> </w:t>
       </w:r>
       <w:r>
-        <w:t xml:space="preserve">illustrates a broader principle: genetic susceptibility loci and pharmacologic targets are overlapping but not identical categories. Genetic prioritization identifies where inherited liability is concentrated, whereas pharmacologic intervention may act at downstream or parallel effector pathways. This complementarity is consistent with the observation that human genetic support for a target increases the likelihood of success in drug development, even though not every effective therapeutic target is a primary genetic susceptibility locus [27]. Our findings therefore support</w:t>
+        <w:t xml:space="preserve">illustrates a broader principle: genetic susceptibility loci and pharmacologic targets are overlapping but not identical categories. Genetic prioritization identifies where inherited liability is concentrated, whereas pharmacologic intervention may act at downstream or parallel effector pathways. This complementarity is consistent with the observation that human genetic support for a target increases the likelihood of success in drug development, even though not every effective therapeutic target is a primary genetic susceptibility locus [27]. That general principle is already established; what this study contributes is not the principle but a worked, prespecified demonstration of it within a single disease area, in which the anchor and the effector are resolved side by side across the same instruments, outcomes, and filters. Our findings therefore support</w:t>
       </w:r>
       <w:r>
         <w:t xml:space="preserve"> </w:t>
@@ -2832,7 +2832,39 @@
         <w:t xml:space="preserve"> </w:t>
       </w:r>
       <w:r>
-        <w:t xml:space="preserve">estimate in this outcome should therefore be read as reproducibility of the underlying Graves disease signal in a TED-enriched case series rather than as evidence of a TED-specific causal effect independent of Graves disease liability. Separating the two would require a within-Graves contrast of patients with and without orbitopathy, which currently available GWAS do not provide at adequate power. Finally, the orbital tissue analysis was exploratory, based on a small in-house cohort, and was not externally replicated. These constraints should be considered when interpreting individual estimates, but the central contrast between</w:t>
+        <w:t xml:space="preserve">estimate in this outcome should therefore be read as reproducibility of the underlying Graves disease signal in a TED-enriched case series rather than as evidence of a TED-specific causal effect independent of Graves disease liability. Separating the two would require a within-Graves contrast of patients with and without orbitopathy, which currently available GWAS do not provide at adequate power. Seventh, the colocalization layer carries its own methodological constraints: coloc.abf was applied under the single-causal-variant assumption without a multi-causal-variant extension, and a single European reference allele-frequency vector was used for both datasets at every locus, including the East Asian discovery outcome, so posterior probabilities in the discovery arm should be regarded as approximate. No formal colocalization power analysis was performed; accordingly, the eQTL-only posterior pattern seen for candidate loci in the 858-case TED-specific outcome is consistent with insufficient power to detect an outcome association at those loci and should not be read as positive evidence for distinct causal architecture. Eighth, the framework included a single positive control, and that control did not behave uniformly:</w:t>
+      </w:r>
+      <w:r>
+        <w:t xml:space="preserve"> </w:t>
+      </w:r>
+      <w:r>
+        <w:rPr>
+          <w:iCs/>
+          <w:i/>
+        </w:rPr>
+        <w:t xml:space="preserve">CTLA4</w:t>
+      </w:r>
+      <w:r>
+        <w:t xml:space="preserve"> </w:t>
+      </w:r>
+      <w:r>
+        <w:t xml:space="preserve">colocalized in the TED-specific outcome (PP.H4 = 0.978, lead variant rs1863800) but not in the discovery outcome (PP.H3 = 0.794, lead variant rs231811). Recovery of</w:t>
+      </w:r>
+      <w:r>
+        <w:t xml:space="preserve"> </w:t>
+      </w:r>
+      <w:r>
+        <w:rPr>
+          <w:iCs/>
+          <w:i/>
+        </w:rPr>
+        <w:t xml:space="preserve">CTLA4</w:t>
+      </w:r>
+      <w:r>
+        <w:t xml:space="preserve"> </w:t>
+      </w:r>
+      <w:r>
+        <w:t xml:space="preserve">as a strong direction-consistent MR signal therefore calibrates the MR component of the screen, but the sensitivity of the combined MR-plus-colocalization filter is not established by one control locus; the absence of a robust novel target should be interpreted with that in mind, alongside the detectable effect range in Table S8. Finally, the orbital tissue analysis was exploratory, based on a small in-house cohort, and was not externally replicated. These constraints should be considered when interpreting individual estimates, but the central contrast between</w:t>
       </w:r>
       <w:r>
         <w:t xml:space="preserve"> </w:t>

--- a/submission/MANUSCRIPT_TED_TRAP_v5_SUBMISSION.docx
+++ b/submission/MANUSCRIPT_TED_TRAP_v5_SUBMISSION.docx
@@ -17,16 +17,16 @@
         <w:t xml:space="preserve"> </w:t>
       </w:r>
       <w:r>
-        <w:t xml:space="preserve">TSHR vs IGF-1R in Graves Disease and TED</w:t>
+        <w:t xml:space="preserve">Diverging genetic architecture of TSHR and IGF1R in GD/TED</w:t>
       </w:r>
     </w:p>
-    <w:bookmarkStart w:id="42" w:name="X8e4de8cb1853d52dd775242776ae16b70cd596c"/>
+    <w:bookmarkStart w:id="42" w:name="X14fa581d7eccf933d0c504c185d9a2d8cdf7a99"/>
     <w:p>
       <w:pPr>
         <w:pStyle w:val="Heading1"/>
       </w:pPr>
       <w:r>
-        <w:t xml:space="preserve">A drug target that is not a susceptibility locus: druggable-gene-wide Mendelian randomization distinguishes TSHR anchoring from IGF1R effector biology in Graves disease and thyroid eye disease</w:t>
+        <w:t xml:space="preserve">Genetic susceptibility and therapeutic target biology diverge at TSHR and IGF1R in Graves disease and thyroid eye disease</w:t>
       </w:r>
     </w:p>
     <w:p>
@@ -193,7 +193,7 @@
         <w:t xml:space="preserve">cis</w:t>
       </w:r>
       <w:r>
-        <w:t xml:space="preserve">-eQTL instruments from eQTLGen were used for two-sample MR across 2,545 MR-testable druggable genes. Outcome hierarchy comprised Biobank Japan Graves disease as primary discovery, UK Biobank hyperthyroidism as replication, and FinnGen R12 Graves ophthalmopathy (a TED phenotype) as the TED-specific sensitivity outcome. Bonferroni-significant discovery hits underwent cross-outcome evaluation, fine-mapping, Bayesian colocalization, and candidate filtering.</w:t>
+        <w:t xml:space="preserve">-eQTL instruments from eQTLGen were used for two-sample MR across 2,545 MR-testable druggable genes. Outcome hierarchy comprised Biobank Japan Graves disease as primary discovery, UK Biobank hyperthyroidism as replication, and FinnGen R12 Graves ophthalmopathy (a TED phenotype) as the TED-enriched sensitivity outcome. Bonferroni-significant discovery hits underwent cross-outcome evaluation, fine-mapping, Bayesian colocalization, and candidate filtering.</w:t>
       </w:r>
       <w:r>
         <w:t xml:space="preserve"> </w:t>
@@ -269,7 +269,7 @@
         <w:t xml:space="preserve"> </w:t>
       </w:r>
       <w:r>
-        <w:t xml:space="preserve">showed consistent protective MR effects across all three outcomes, strong colocalization with the discovery and TED-specific signals (PP.H4=0.951 and 0.986; shared variant rs179252), and exploratory upregulation in TED orbital tissue (log2FC=+2.33, adjusted P=0.032).</w:t>
+        <w:t xml:space="preserve">showed consistent protective MR effects across all three outcomes, strong colocalization with the discovery and TED-enriched signals (PP.H4=0.951 and 0.986; shared variant rs179252), and exploratory upregulation in TED orbital tissue (log2FC=+2.33, adjusted P=0.032).</w:t>
       </w:r>
       <w:r>
         <w:t xml:space="preserve"> </w:t>
@@ -332,7 +332,10 @@
         <w:t xml:space="preserve">TSHR</w:t>
       </w:r>
       <w:r>
-        <w:t xml:space="preserve">-anchored, expression-colocalized susceptibility, whereas</w:t>
+        <w:t xml:space="preserve"> </w:t>
+      </w:r>
+      <w:r>
+        <w:t xml:space="preserve">as an expression-colocalized susceptibility anchor for GD, whereas</w:t>
       </w:r>
       <w:r>
         <w:t xml:space="preserve"> </w:t>
@@ -348,7 +351,20 @@
         <w:t xml:space="preserve"> </w:t>
       </w:r>
       <w:r>
-        <w:t xml:space="preserve">showed nominal genetic association without expression colocalization—a profile most consistent with pharmacologic effector biology rather than primary, expression-colocalized genetic susceptibility in GD/TED.</w:t>
+        <w:t xml:space="preserve">showed nominal genetic association without expression colocalization—a genetic profile more compatible with an effector-target interpretation than with the</w:t>
+      </w:r>
+      <w:r>
+        <w:t xml:space="preserve"> </w:t>
+      </w:r>
+      <w:r>
+        <w:rPr>
+          <w:iCs/>
+          <w:i/>
+        </w:rPr>
+        <w:t xml:space="preserve">TSHR</w:t>
+      </w:r>
+      <w:r>
+        <w:t xml:space="preserve">-like expression-colocalized susceptibility architecture.</w:t>
       </w:r>
     </w:p>
     <w:p>
@@ -613,7 +629,7 @@
         <w:t xml:space="preserve">cis</w:t>
       </w:r>
       <w:r>
-        <w:t xml:space="preserve">-eQTL MR and colocalization framework across a prespecified GD/TED outcome hierarchy: Biobank Japan Graves disease as the primary discovery outcome, UK Biobank hyperthyroidism as replication, and FinnGen Graves ophthalmopathy as a TED-specific sensitivity outcome. We integrated this framework with</w:t>
+        <w:t xml:space="preserve">-eQTL MR and colocalization framework across a prespecified GD/TED outcome hierarchy: Biobank Japan Graves disease as the primary discovery outcome, UK Biobank hyperthyroidism as replication, and FinnGen Graves ophthalmopathy as a TED-enriched sensitivity outcome. We integrated this framework with</w:t>
       </w:r>
       <w:r>
         <w:t xml:space="preserve"> </w:t>
@@ -700,7 +716,7 @@
         <w:pStyle w:val="BodyText"/>
       </w:pPr>
       <w:r>
-        <w:t xml:space="preserve">Disease outcomes followed a prespecified hierarchy of decreasing sample size but increasing TED specificity: Graves disease from Biobank Japan (BBJ; East Asian; 2,809 cases) as the primary discovery outcome, hyperthyroidism from UK Biobank (UKB; European; 3,731 cases) as cross-ancestry replication [13], and Graves ophthalmopathy from FinnGen R12 (European; 858 cases) as the TED-specific sensitivity outcome [14] (Table 1). Because TED-specific GWAS remain substantially smaller than GD GWAS, this design tested the signal first in a better-powered discovery set and then in a TED-specific outcome. An in-house orbital RNA-seq dataset (Korean; four TED, one control) provided exploratory tissue-level triangulation and was not used for instrument selection.</w:t>
+        <w:t xml:space="preserve">Disease outcomes followed a prespecified hierarchy of decreasing sample size but increasing TED specificity: Graves disease from Biobank Japan (BBJ; East Asian; 2,809 cases) as the primary discovery outcome, hyperthyroidism from UK Biobank (UKB; European; 3,731 cases) as cross-ancestry replication [13], and Graves ophthalmopathy from FinnGen R12 (European; 858 cases) as the TED-enriched sensitivity outcome [14] (Table 1). Because TED-specific GWAS remain substantially smaller than GD GWAS, this design tested the signal first in a better-powered discovery set and then in a TED-enriched outcome. An in-house orbital RNA-seq dataset (Korean; four TED, one control) provided exploratory tissue-level triangulation and was not used for instrument selection.</w:t>
       </w:r>
     </w:p>
     <w:bookmarkEnd w:id="22"/>
@@ -893,7 +909,7 @@
         <w:t xml:space="preserve"> </w:t>
       </w:r>
       <w:r>
-        <w:t xml:space="preserve">&lt; 1.965×10⁻⁵; 0.05/2,545). Replication and TED-specific support were evaluated using direction-consistent nominal association (</w:t>
+        <w:t xml:space="preserve">&lt; 1.965×10⁻⁵; 0.05/2,545). Replication and TED-enriched support were evaluated using direction-consistent nominal association (</w:t>
       </w:r>
       <w:r>
         <w:rPr>
@@ -937,7 +953,7 @@
         <w:t xml:space="preserve">z</w:t>
       </w:r>
       <w:r>
-        <w:t xml:space="preserve">0.80) × SE, using α = 1.965×10⁻⁵ for the discovery outcome and α = 0.05 for the replication and TED-specific outcomes. This design-based approach uses the standard errors actually obtained after harmonization rather than reconstructed variance components, and is reported for all genes and for the prespecified backbone loci (Table S8).</w:t>
+        <w:t xml:space="preserve">0.80) × SE, using α = 1.965×10⁻⁵ for the discovery outcome and α = 0.05 for the replication and TED-enriched outcomes. This design-based approach uses the standard errors actually obtained after harmonization rather than reconstructed variance components, and is reported for all genes and for the prespecified backbone loci (Table S8).</w:t>
       </w:r>
     </w:p>
     <w:bookmarkEnd w:id="25"/>
@@ -1050,7 +1066,7 @@
         <w:t xml:space="preserve">cis</w:t>
       </w:r>
       <w:r>
-        <w:t xml:space="preserve">-eQTL only (H2), with both traits at distinct causal variants (H3), and with both traits at a shared causal variant (H4). Strong colocalization was defined as PP.H4 ≥ 0.80 and evaluated separately against the discovery and TED-specific outcomes (Table S2; Figure S2).</w:t>
+        <w:t xml:space="preserve">-eQTL only (H2), with both traits at distinct causal variants (H3), and with both traits at a shared causal variant (H4). Strong colocalization was defined as PP.H4 ≥ 0.80 and evaluated separately against the discovery and TED-enriched outcomes (Table S2; Figure S2).</w:t>
       </w:r>
     </w:p>
     <w:bookmarkEnd w:id="26"/>
@@ -1167,7 +1183,7 @@
         <w:t xml:space="preserve">Figure 1</w:t>
       </w:r>
       <w:r>
-        <w:t xml:space="preserve">). The analysis followed a prespecified outcome hierarchy using Biobank Japan (BBJ) Graves disease as the primary discovery outcome, UK Biobank (UKB) hyperthyroidism as replication, and FinnGen R12 Graves ophthalmopathy (a TED phenotype) as the TED-specific sensitivity outcome, with data sources summarized in</w:t>
+        <w:t xml:space="preserve">). The analysis followed a prespecified outcome hierarchy using Biobank Japan (BBJ) Graves disease as the primary discovery outcome, UK Biobank (UKB) hyperthyroidism as replication, and FinnGen R12 Graves ophthalmopathy (a TED phenotype) as the TED-enriched sensitivity outcome, with data sources summarized in</w:t>
       </w:r>
       <w:r>
         <w:t xml:space="preserve"> </w:t>
@@ -1331,7 +1347,7 @@
         <w:pStyle w:val="FirstParagraph"/>
       </w:pPr>
       <w:r>
-        <w:t xml:space="preserve">The 13 discovery hits were not treated as putative targets on the strength of the discovery MR alone. Instead, each was classified according to prior biological status, genomic context, cross-outcome support, and colocalization with both the discovery and TED-specific signals. Two hits—</w:t>
+        <w:t xml:space="preserve">The 13 discovery hits were not treated as putative targets on the strength of the discovery MR alone. Instead, each was classified according to prior biological status, genomic context, cross-outcome support, and colocalization with both the discovery and TED-enriched signals. Two hits—</w:t>
       </w:r>
       <w:r>
         <w:rPr>
@@ -1433,7 +1449,7 @@
         <w:t xml:space="preserve"> </w:t>
       </w:r>
       <w:r>
-        <w:t xml:space="preserve">showed strong colocalization with the BBJ discovery signal (PP.H4 = 0.994 and 0.989, respectively), but did not colocalize with the TED-specific outcome (PP.H4 = 0.019 for both), where the posterior instead favored an eQTL-only pattern (PP.H2 = 0.63 and 0.64): the</w:t>
+        <w:t xml:space="preserve">showed strong colocalization with the BBJ discovery signal (PP.H4 = 0.994 and 0.989, respectively), but did not colocalize with the TED-enriched outcome (PP.H4 = 0.019 for both), where the posterior instead favored an eQTL-only pattern (PP.H2 = 0.63 and 0.64): the</w:t>
       </w:r>
       <w:r>
         <w:t xml:space="preserve"> </w:t>
@@ -1462,7 +1478,7 @@
         <w:t xml:space="preserve"> </w:t>
       </w:r>
       <w:r>
-        <w:t xml:space="preserve">showed a distinct-signal pattern in discovery (PP.H3 ≈ 1.0), whereas the chr16p11.2 candidates showed only weak or ambiguous colocalization in discovery (PP.H4 ≤ 0.62) and no shared colocalization support in the TED-specific outcome, where they too showed an eQTL-only pattern (PP.H2 = 0.73–0.74).</w:t>
+        <w:t xml:space="preserve">showed a distinct-signal pattern in discovery (PP.H3 ≈ 1.0), whereas the chr16p11.2 candidates showed only weak or ambiguous colocalization in discovery (PP.H4 ≤ 0.62) and no shared colocalization support in the TED-enriched outcome, where they too showed an eQTL-only pattern (PP.H2 = 0.73–0.74).</w:t>
       </w:r>
     </w:p>
     <w:p>
@@ -1470,7 +1486,7 @@
         <w:pStyle w:val="BodyText"/>
       </w:pPr>
       <w:r>
-        <w:t xml:space="preserve">Overall, no non-known candidate showed strong colocalization in both BBJ Graves disease and the TED-specific outcome. Thus, after cross-outcome colocalization filtering, the screen yielded no robust novel target. This filtering result was retained as part of the final interpretation because it prevented overinterpretation of single-outcome or LD-driven discovery signals and strengthened the focus on the prespecified backbone genes</w:t>
+        <w:t xml:space="preserve">Overall, no non-known candidate showed strong colocalization in both BBJ Graves disease and the TED-enriched outcome. Thus, after cross-outcome colocalization filtering, the screen yielded no robust novel target. This filtering result was retained as part of the final interpretation because it prevented overinterpretation of single-outcome or LD-driven discovery signals and strengthened the focus on the prespecified backbone genes</w:t>
       </w:r>
       <w:r>
         <w:t xml:space="preserve"> </w:t>
@@ -1527,7 +1543,7 @@
         <w:t xml:space="preserve">Table S8</w:t>
       </w:r>
       <w:r>
-        <w:t xml:space="preserve">). At the study-wide discovery threshold and 80% power, the median gene was powered to detect an odds ratio of approximately 2.55 per unit genetically proxied expression (interquartile range 1.71–5.19); 35.6% of genes were powered for OR ≥ 2.0 and 14.6% for OR ≥ 1.5. In the TED-specific outcome at nominal significance, the corresponding median detectable OR was approximately 2.12. The screen was therefore well powered for large expression-mediated effects — consistent with its recovery of</w:t>
+        <w:t xml:space="preserve">). At the study-wide discovery threshold and 80% power, the median gene was powered to detect an odds ratio of approximately 2.55 per unit genetically proxied expression (interquartile range 1.71–5.19); 35.6% of genes were powered for OR ≥ 2.0 and 14.6% for OR ≥ 1.5. In the TED-enriched outcome at nominal significance, the corresponding median detectable OR was approximately 2.12. The screen was therefore well powered for large expression-mediated effects — consistent with its recovery of</w:t>
       </w:r>
       <w:r>
         <w:t xml:space="preserve"> </w:t>
@@ -1648,7 +1664,7 @@
         <w:t xml:space="preserve"> </w:t>
       </w:r>
       <w:r>
-        <w:t xml:space="preserve">= 8.8×10⁻²⁸), and the TED-specific outcome (β = −2.33,</w:t>
+        <w:t xml:space="preserve">= 8.8×10⁻²⁸), and the TED-enriched outcome (β = −2.33,</w:t>
       </w:r>
       <w:r>
         <w:t xml:space="preserve"> </w:t>
@@ -1664,7 +1680,7 @@
         <w:t xml:space="preserve"> </w:t>
       </w:r>
       <w:r>
-        <w:t xml:space="preserve">= 2.8×10⁻⁷). The consistency of direction and approximate magnitude across the independently ascertained Graves disease and hyperthyroidism outcomes argues against an outcome-specific artifact (Figure 3B). The concordant estimate in the TED-specific outcome is interpreted more conservatively, because Graves ophthalmopathy cases are ascertained among patients with Graves disease and compared with population controls, so that outcome substantially re-measures shared Graves disease susceptibility rather than liability specific to orbital involvement (see Limitations).</w:t>
+        <w:t xml:space="preserve">= 2.8×10⁻⁷). The consistency of direction and approximate magnitude across the independently ascertained Graves disease and hyperthyroidism outcomes argues against an outcome-specific artifact (Figure 3B). The concordant estimate in the TED-enriched outcome is interpreted more conservatively, because Graves ophthalmopathy cases are ascertained among patients with Graves disease and compared with population controls, so that outcome substantially re-measures shared Graves disease susceptibility rather than liability specific to orbital involvement (see Limitations).</w:t>
       </w:r>
     </w:p>
     <w:p>
@@ -1688,7 +1704,7 @@
         <w:t xml:space="preserve"> </w:t>
       </w:r>
       <w:r>
-        <w:t xml:space="preserve">expression and disease association in both the discovery and TED-specific outcomes (PP.H4 = 0.951 and 0.986, respectively; Figure 3A), with rs179252 prioritized as the shared lead variant (Table 2). Fine-mapping and ancestry-matched LD assessment supported retention of rs179252 as the single-IV/locus-level anchor: secondary credible-set lead variants remained in substantial LD with rs179252 and did not provide clearly independent additional instruments (Table S3; Figure S1).</w:t>
+        <w:t xml:space="preserve">expression and disease association in both the discovery and TED-enriched outcomes (PP.H4 = 0.951 and 0.986, respectively; Figure 3A), with rs179252 prioritized as the shared lead variant (Table 2). Fine-mapping and ancestry-matched LD assessment supported retention of rs179252 as the single-IV/locus-level anchor: secondary credible-set lead variants remained in substantial LD with rs179252 and did not provide clearly independent additional instruments (Table S3; Figure S1).</w:t>
       </w:r>
     </w:p>
     <w:p>
@@ -1849,7 +1865,7 @@
         <w:t xml:space="preserve"> </w:t>
       </w:r>
       <w:r>
-        <w:t xml:space="preserve">= 0.012); the TED-specific estimate was directionally consistent but non-significant (β = +0.34,</w:t>
+        <w:t xml:space="preserve">= 0.012); the TED-enriched estimate was directionally consistent but non-significant (β = +0.34,</w:t>
       </w:r>
       <w:r>
         <w:t xml:space="preserve"> </w:t>
@@ -1918,7 +1934,7 @@
         <w:t xml:space="preserve"> </w:t>
       </w:r>
       <w:r>
-        <w:t xml:space="preserve">locus, the posterior favored an eQTL-only pattern rather than a shared causal variant in both the discovery and TED-specific outcomes (PP.H2 = 0.79 and 0.68; PP.H4 = 0.043 and 0.036; Figure 3A), indicating a well-defined</w:t>
+        <w:t xml:space="preserve">locus, the posterior favored an eQTL-only pattern rather than a shared causal variant in both the discovery and TED-enriched outcomes (PP.H2 = 0.79 and 0.68; PP.H4 = 0.043 and 0.036; Figure 3A), indicating a well-defined</w:t>
       </w:r>
       <w:r>
         <w:t xml:space="preserve"> </w:t>
@@ -2105,7 +2121,7 @@
         <w:t xml:space="preserve"> </w:t>
       </w:r>
       <w:r>
-        <w:t xml:space="preserve">= 0.002) and the TED-specific outcome (β = −1.77,</w:t>
+        <w:t xml:space="preserve">= 0.002) and the TED-enriched outcome (β = −1.77,</w:t>
       </w:r>
       <w:r>
         <w:t xml:space="preserve"> </w:t>
@@ -2161,7 +2177,7 @@
         <w:t xml:space="preserve"> </w:t>
       </w:r>
       <w:r>
-        <w:t xml:space="preserve">was outcome-dependent: the posterior favored distinct causal variants in the discovery outcome (PP.H3 = 0.79), but strong colocalization in the TED-specific outcome (PP.H4 = 0.978; Figure 3A). This mixed pattern, together with heterogeneity across instruments in the replication analysis (Table S6), is consistent with locus and cross-ancestry complexity at</w:t>
+        <w:t xml:space="preserve">was outcome-dependent: the posterior favored distinct causal variants in the discovery outcome (PP.H3 = 0.79), but strong colocalization in the TED-enriched outcome (PP.H4 = 0.978; Figure 3A). This mixed pattern, together with heterogeneity across instruments in the replication analysis (Table S6), is consistent with locus and cross-ancestry complexity at</w:t>
       </w:r>
       <w:r>
         <w:t xml:space="preserve"> </w:t>
@@ -2321,7 +2337,7 @@
         <w:t xml:space="preserve">cis</w:t>
       </w:r>
       <w:r>
-        <w:t xml:space="preserve">-eQTL instrument produced consistent protective-direction estimates, arguing against an outcome-specific artifact. Colocalization placed this effect on a shared causal variant with disease association in both the discovery and TED-specific outcomes, with rs179252 prioritized as the common lead variant. Fine-mapping and ancestry-matched LD assessment further supported retention of rs179252 as a single-instrument locus-level anchor: secondary credible-set lead variants remained in substantial linkage disequilibrium and did not provide clearly independent additional instruments. Thus, the MR estimate reflects a well-defined locus-level signal rather than an artifact of unmodeled allelic heterogeneity or arbitrary instrument selection. The convergence of these genetic findings with exploratory</w:t>
+        <w:t xml:space="preserve">-eQTL instrument produced consistent protective-direction estimates, arguing against an outcome-specific artifact. Colocalization placed this effect on a shared causal variant with disease association in both the discovery and TED-enriched outcomes, with rs179252 prioritized as the common lead variant. Fine-mapping and ancestry-matched LD assessment further supported retention of rs179252 as a single-instrument locus-level anchor: secondary credible-set lead variants remained in substantial linkage disequilibrium and did not provide clearly independent additional instruments. Thus, the MR estimate reflects a well-defined locus-level signal rather than an artifact of unmodeled allelic heterogeneity or arbitrary instrument selection. The convergence of these genetic findings with exploratory</w:t>
       </w:r>
       <w:r>
         <w:t xml:space="preserve"> </w:t>
@@ -2710,7 +2726,7 @@
         <w:t xml:space="preserve"> </w:t>
       </w:r>
       <w:r>
-        <w:t xml:space="preserve">colocalized strongly with the BBJ Graves disease signal but failed to show shared-variant colocalization in the TED-specific outcome, while the chromosome 16p11.2 candidates showed only weak or ambiguous colocalization within a narrow linkage-disequilibrium window. Had we relied on discovery significance alone, any of these signals could have been overinterpreted as a putative druggable target. Requiring cross-outcome support and colocalization-based filtering guarded against the overinterpretation of single-outcome or LD-driven signals that can arise in large druggable-gene screens. This conservative outcome is compatible with the currently available genetic evidence, in which strong autoimmune and thyroid-specific loci are more consistently recovered than novel druggable candidates [9, 10]; it does not exclude additional contributors of smaller effect that larger TED-specific GWAS may eventually reveal.</w:t>
+        <w:t xml:space="preserve">colocalized strongly with the BBJ Graves disease signal but failed to show shared-variant colocalization in the TED-enriched outcome, while the chromosome 16p11.2 candidates showed only weak or ambiguous colocalization within a narrow linkage-disequilibrium window. Had we relied on discovery significance alone, any of these signals could have been overinterpreted as a putative druggable target. Requiring cross-outcome support and colocalization-based filtering guarded against the overinterpretation of single-outcome or LD-driven signals that can arise in large druggable-gene screens. This conservative outcome is compatible with the currently available genetic evidence, in which strong autoimmune and thyroid-specific loci are more consistently recovered than novel druggable candidates [9, 10]; it does not exclude additional contributors of smaller effect that larger TED-specific GWAS may eventually reveal.</w:t>
       </w:r>
     </w:p>
     <w:p>
@@ -2718,7 +2734,7 @@
         <w:pStyle w:val="BodyText"/>
       </w:pPr>
       <w:r>
-        <w:t xml:space="preserve">Several methodological features support the robustness of these conclusions. First, the outcome hierarchy was prespecified across BBJ Graves disease (discovery), UKB hyperthyroidism (replication), and FinnGen Graves ophthalmopathy (TED-specific sensitivity), so interpretation rested on cross-outcome consistency rather than any single dataset. Second, prioritization required both direction-consistent cross-outcome association and Bayesian colocalization [8] before a non-known signal was advanced as robust. Third, the positive-control locus</w:t>
+        <w:t xml:space="preserve">Several methodological features support the robustness of these conclusions. First, the outcome hierarchy was prespecified across BBJ Graves disease (discovery), UKB hyperthyroidism (replication), and FinnGen Graves ophthalmopathy (TED-enriched sensitivity), so interpretation rested on cross-outcome consistency rather than any single dataset. Second, prioritization required both direction-consistent cross-outcome association and Bayesian colocalization [8] before a non-known signal was advanced as robust. Third, the positive-control locus</w:t>
       </w:r>
       <w:r>
         <w:t xml:space="preserve"> </w:t>
@@ -2800,7 +2816,7 @@
         <w:t xml:space="preserve"> </w:t>
       </w:r>
       <w:r>
-        <w:t xml:space="preserve">signal rested on a single instrument; while fine-mapping [22] supported this as a locus-level anchor rather than an artifact, single-instrument analyses preclude formal pleiotropy diagnostics such as the MR-Egger intercept. Fifth, the TED-specific outcome was smaller than the discovery outcome, limiting power for TED-specific colocalization and restricting the detectable effect range (Table S8); outcome-dependent patterns, including the mixed</w:t>
+        <w:t xml:space="preserve">signal rested on a single instrument; while fine-mapping [22] supported this as a locus-level anchor rather than an artifact, single-instrument analyses preclude formal pleiotropy diagnostics such as the MR-Egger intercept. Fifth, the TED-enriched outcome was smaller than the discovery outcome, limiting power for TED-enriched colocalization and restricting the detectable effect range (Table S8); outcome-dependent patterns, including the mixed</w:t>
       </w:r>
       <w:r>
         <w:t xml:space="preserve"> </w:t>
@@ -2816,7 +2832,7 @@
         <w:t xml:space="preserve"> </w:t>
       </w:r>
       <w:r>
-        <w:t xml:space="preserve">colocalization result, may also reflect ancestry, phenotype, and locus complexity. Sixth, and more fundamentally, the TED-specific outcome ascertains Graves ophthalmopathy cases among individuals with Graves disease and compares them with population controls, so its genetic associations substantially reflect shared Graves disease susceptibility rather than liability specific to orbital involvement; consistency of the</w:t>
+        <w:t xml:space="preserve">colocalization result, may also reflect ancestry, phenotype, and locus complexity. Sixth, and more fundamentally, the TED-enriched outcome ascertains Graves ophthalmopathy cases among individuals with Graves disease and compares them with population controls, so its genetic associations substantially reflect shared Graves disease susceptibility rather than liability specific to orbital involvement; consistency of the</w:t>
       </w:r>
       <w:r>
         <w:t xml:space="preserve"> </w:t>
@@ -2832,7 +2848,7 @@
         <w:t xml:space="preserve"> </w:t>
       </w:r>
       <w:r>
-        <w:t xml:space="preserve">estimate in this outcome should therefore be read as reproducibility of the underlying Graves disease signal in a TED-enriched case series rather than as evidence of a TED-specific causal effect independent of Graves disease liability. Separating the two would require a within-Graves contrast of patients with and without orbitopathy, which currently available GWAS do not provide at adequate power. Seventh, the colocalization layer carries its own methodological constraints: coloc.abf was applied under the single-causal-variant assumption without a multi-causal-variant extension, and a single European reference allele-frequency vector was used for both datasets at every locus, including the East Asian discovery outcome, so posterior probabilities in the discovery arm should be regarded as approximate. No formal colocalization power analysis was performed; accordingly, the eQTL-only posterior pattern seen for candidate loci in the 858-case TED-specific outcome is consistent with insufficient power to detect an outcome association at those loci and should not be read as positive evidence for distinct causal architecture. Eighth, the framework included a single positive control, and that control did not behave uniformly:</w:t>
+        <w:t xml:space="preserve">estimate in this outcome should therefore be read as reproducibility of the underlying Graves disease signal in a TED-enriched case series rather than as evidence of a TED-specific causal effect independent of Graves disease liability. Separating the two would require a within-Graves contrast of patients with and without orbitopathy, which currently available GWAS do not provide at adequate power. Seventh, the colocalization layer carries its own methodological constraints: coloc.abf was applied under the single-causal-variant assumption without a multi-causal-variant extension, and a single European reference allele-frequency vector was used for both datasets at every locus, including the East Asian discovery outcome, so posterior probabilities in the discovery arm should be regarded as approximate. No formal colocalization power analysis was performed; accordingly, the eQTL-only posterior pattern seen for candidate loci in the 858-case TED-enriched outcome is consistent with insufficient power to detect an outcome association at those loci and should not be read as positive evidence for distinct causal architecture. Eighth, the framework included a single positive control, and that control did not behave uniformly:</w:t>
       </w:r>
       <w:r>
         <w:t xml:space="preserve"> </w:t>
@@ -2848,7 +2864,7 @@
         <w:t xml:space="preserve"> </w:t>
       </w:r>
       <w:r>
-        <w:t xml:space="preserve">colocalized in the TED-specific outcome (PP.H4 = 0.978, lead variant rs1863800) but not in the discovery outcome (PP.H3 = 0.794, lead variant rs231811). Recovery of</w:t>
+        <w:t xml:space="preserve">colocalized in the TED-enriched outcome (PP.H4 = 0.978, lead variant rs1863800) but not in the discovery outcome (PP.H3 = 0.794, lead variant rs231811). Recovery of</w:t>
       </w:r>
       <w:r>
         <w:t xml:space="preserve"> </w:t>
@@ -3513,7 +3529,7 @@
         <w:t xml:space="preserve">cis</w:t>
       </w:r>
       <w:r>
-        <w:t xml:space="preserve">-eQTL instruments and three GD/TED outcome GWAS arranged by a prespecified hierarchy—Biobank Japan Graves disease (primary discovery), UK Biobank hyperthyroidism (cross-ancestry replication), and FinnGen R12 Graves ophthalmopathy (TED-specific sensitivity)—together with an in-house orbital RNA-seq dataset used only for exploratory tissue support. Analysis (middle): druggable-gene-wide</w:t>
+        <w:t xml:space="preserve">-eQTL instruments and three GD/TED outcome GWAS arranged by a prespecified hierarchy—Biobank Japan Graves disease (primary discovery), UK Biobank hyperthyroidism (cross-ancestry replication), and FinnGen R12 Graves ophthalmopathy (TED-enriched sensitivity)—together with an in-house orbital RNA-seq dataset used only for exploratory tissue support. Analysis (middle): druggable-gene-wide</w:t>
       </w:r>
       <w:r>
         <w:t xml:space="preserve"> </w:t>
@@ -4343,7 +4359,7 @@
               <w:jc w:val="left"/>
             </w:pPr>
             <w:r>
-              <w:t xml:space="preserve">TED-specific sensitivity outcome</w:t>
+              <w:t xml:space="preserve">TED-enriched sensitivity outcome</w:t>
             </w:r>
           </w:p>
         </w:tc>
@@ -4432,7 +4448,7 @@
           <w:iCs/>
           <w:i/>
         </w:rPr>
-        <w:t xml:space="preserve">eQTLGen sample size indicates the maximum available blood cis-eQTL sample size; SNP-level sample sizes vary across instruments (e.g., rs179252 NrSamples = 31,566). BBJ Graves disease was used as the primary discovery phenotype, UKB hyperthyroidism as cross-ancestry/broader-phenotype replication, and FinnGen Graves ophthalmopathy as the TED-specific sensitivity outcome. UKB binary-trait effect estimates were rescaled from a linear mixed-model scale to log-odds using case prevalence.</w:t>
+        <w:t xml:space="preserve">eQTLGen sample size indicates the maximum available blood cis-eQTL sample size; SNP-level sample sizes vary across instruments (e.g., rs179252 NrSamples = 31,566). BBJ Graves disease was used as the primary discovery phenotype, UKB hyperthyroidism as cross-ancestry/broader-phenotype replication, and FinnGen Graves ophthalmopathy as the TED-enriched sensitivity outcome. UKB binary-trait effect estimates were rescaled from a linear mixed-model scale to log-odds using case prevalence.</w:t>
       </w:r>
     </w:p>
     <w:p>
@@ -7036,7 +7052,7 @@
           <w:iCs/>
           <w:i/>
         </w:rPr>
-        <w:t xml:space="preserve">Primary discovery estimates against BBJ Graves disease (Wald ratio for single-instrument loci, IVW for multi-instrument loci), ordered by discovery P value. OR per unit increase in genetically proxied expression. Colocalization (coloc.abf) was evaluated against the BBJ discovery and FinnGen TED-specific outcomes;</w:t>
+        <w:t xml:space="preserve">Primary discovery estimates against BBJ Graves disease (Wald ratio for single-instrument loci, IVW for multi-instrument loci), ordered by discovery P value. OR per unit increase in genetically proxied expression. Colocalization (coloc.abf) was evaluated against the BBJ discovery and FinnGen TED-enriched outcomes;</w:t>
       </w:r>
       <w:r>
         <w:rPr>
@@ -7078,7 +7094,7 @@
           <w:iCs/>
           <w:i/>
         </w:rPr>
-        <w:t xml:space="preserve">denotes loci in the MHC region or otherwise not carried into formal two-outcome colocalization. The two established loci (TSHR, CTLA4) and MHC-region signals are recognized a priori. Among non-known candidates, TNFSF14 and IFNGR1 colocalized strongly in BBJ (PP.H4 = 0.994 and 0.989) but not in the TED-specific outcome (PP.H4 = 0.019), and the chr16p11.2 cluster reflects a single LD block (Supplementary Table S5); no non-known candidate showed shared-variant colocalization in both outcomes, yielding no robust novel target.</w:t>
+        <w:t xml:space="preserve">denotes loci in the MHC region or otherwise not carried into formal two-outcome colocalization. The two established loci (TSHR, CTLA4) and MHC-region signals are recognized a priori. Among non-known candidates, TNFSF14 and IFNGR1 colocalized strongly in BBJ (PP.H4 = 0.994 and 0.989) but not in the TED-enriched outcome (PP.H4 = 0.019), and the chr16p11.2 cluster reflects a single LD block (Supplementary Table S5); no non-known candidate showed shared-variant colocalization in both outcomes, yielding no robust novel target.</w:t>
       </w:r>
     </w:p>
     <w:p>
@@ -8348,7 +8364,7 @@
         <w:t xml:space="preserve"> </w:t>
       </w:r>
       <w:r>
-        <w:t xml:space="preserve">in the colocalization column denotes MHC-region loci not carried into formal colocalization. Several discovery hits do not reproduce in the broader-phenotype (UKB) or TED-specific (FinnGen) outcomes. Among non-MHC established anchors,</w:t>
+        <w:t xml:space="preserve">in the colocalization column denotes MHC-region loci not carried into formal colocalization. Several discovery hits do not reproduce in the broader-phenotype (UKB) or TED-enriched (FinnGen) outcomes. Among non-MHC established anchors,</w:t>
       </w:r>
       <w:r>
         <w:t xml:space="preserve"> </w:t>
@@ -8402,7 +8418,7 @@
         <w:t xml:space="preserve"> </w:t>
       </w:r>
       <w:r>
-        <w:t xml:space="preserve">Candidate colocalization results across the discovery (BBJ Graves disease) and TED-specific (FinnGen Graves ophthalmopathy) outcomes for non-known candidate hits. Posterior probabilities are from coloc.abf (H0 no association; H1 GWAS only; H2 eQTL only; H3 distinct causal variants; H4 shared causal variant).</w:t>
+        <w:t xml:space="preserve">Candidate colocalization results across the discovery (BBJ Graves disease) and TED-enriched (FinnGen Graves ophthalmopathy) outcomes for non-known candidate hits. Posterior probabilities are from coloc.abf (H0 no association; H1 GWAS only; H2 eQTL only; H3 distinct causal variants; H4 shared causal variant).</w:t>
       </w:r>
     </w:p>
     <w:tbl>
@@ -9914,7 +9930,7 @@
           <w:iCs/>
           <w:i/>
         </w:rPr>
-        <w:t xml:space="preserve">No non-known candidate showed shared-variant colocalization (PP.H4 ≥ 0.80) in both outcomes. TNFSF14 and IFNGR1 colocalized strongly in the BBJ discovery outcome but collapsed to an eQTL-only pattern (high PP.H2) in the TED-specific outcome; the chromosome 16p11.2 candidates (HSD3B7, VKORC1, PRSS36) showed only weak or ambiguous colocalization. coloc.abf priors: p1 = p2 = 1×10⁻⁴, p12 = 1×10⁻⁵.</w:t>
+        <w:t xml:space="preserve">No non-known candidate showed shared-variant colocalization (PP.H4 ≥ 0.80) in both outcomes. TNFSF14 and IFNGR1 colocalized strongly in the BBJ discovery outcome but collapsed to an eQTL-only pattern (high PP.H2) in the TED-enriched outcome; the chromosome 16p11.2 candidates (HSD3B7, VKORC1, PRSS36) showed only weak or ambiguous colocalization. coloc.abf priors: p1 = p2 = 1×10⁻⁴, p12 = 1×10⁻⁵.</w:t>
       </w:r>
       <w:r>
         <w:t xml:space="preserve"> </w:t>
@@ -14915,7 +14931,7 @@
         <w:t xml:space="preserve">z</w:t>
       </w:r>
       <w:r>
-        <w:t xml:space="preserve">0.80) × SE, with α = 1.965×10⁻⁵ (discovery) or α = 0.05 (replication, TED-specific).</w:t>
+        <w:t xml:space="preserve">0.80) × SE, with α = 1.965×10⁻⁵ (discovery) or α = 0.05 (replication, TED-enriched).</w:t>
       </w:r>
     </w:p>
     <w:p>
@@ -15276,7 +15292,7 @@
               <w:jc w:val="left"/>
             </w:pPr>
             <w:r>
-              <w:t xml:space="preserve">FinnGen Graves ophthalmopathy (TED-specific)</w:t>
+              <w:t xml:space="preserve">FinnGen Graves ophthalmopathy (TED-enriched)</w:t>
             </w:r>
           </w:p>
         </w:tc>
@@ -16536,7 +16552,7 @@
         <w:t xml:space="preserve"> </w:t>
       </w:r>
       <w:r>
-        <w:t xml:space="preserve">exceed the shared-variant threshold in the BBJ discovery outcome (PP.H4 = 0.994 and 0.989) but not in the TED-specific outcome (PP.H4 = 0.019 for both), and no candidate colocalized in both outcomes, yielding no robust novel target.</w:t>
+        <w:t xml:space="preserve">exceed the shared-variant threshold in the BBJ discovery outcome (PP.H4 = 0.994 and 0.989) but not in the TED-enriched outcome (PP.H4 = 0.019 for both), and no candidate colocalized in both outcomes, yielding no robust novel target.</w:t>
       </w:r>
     </w:p>
     <w:bookmarkEnd w:id="41"/>

--- a/submission/MANUSCRIPT_TED_TRAP_v5_SUBMISSION.docx
+++ b/submission/MANUSCRIPT_TED_TRAP_v5_SUBMISSION.docx
@@ -1173,7 +1173,10 @@
         <w:pStyle w:val="FirstParagraph"/>
       </w:pPr>
       <w:r>
-        <w:t xml:space="preserve">We applied a druggable-gene-wide MR, colocalization, and orbital tissue-integration framework to distinguish genetically anchored susceptibility from pharmacologic effector biology in GD and TED (</w:t>
+        <w:t xml:space="preserve">We applied a druggable-gene-wide MR, colocalization, and orbital tissue-integration framework to distinguish genetically anchored susceptibility from pharmacologic effector biology in GD and TED; the attrition of the screen and the resulting contrast between the two backbone receptors are summarized in</w:t>
+      </w:r>
+      <w:r>
+        <w:t xml:space="preserve"> </w:t>
       </w:r>
       <w:r>
         <w:rPr>
@@ -1183,7 +1186,7 @@
         <w:t xml:space="preserve">Figure 1</w:t>
       </w:r>
       <w:r>
-        <w:t xml:space="preserve">). The analysis followed a prespecified outcome hierarchy using Biobank Japan (BBJ) Graves disease as the primary discovery outcome, UK Biobank (UKB) hyperthyroidism as replication, and FinnGen R12 Graves ophthalmopathy (a TED phenotype) as the TED-enriched sensitivity outcome, with data sources summarized in</w:t>
+        <w:t xml:space="preserve">. The analysis followed a prespecified outcome hierarchy using Biobank Japan (BBJ) Graves disease as the primary discovery outcome, UK Biobank (UKB) hyperthyroidism as replication, and FinnGen R12 Graves ophthalmopathy (a TED phenotype) as the TED-enriched sensitivity outcome, with data sources summarized in</w:t>
       </w:r>
       <w:r>
         <w:t xml:space="preserve"> </w:t>
@@ -3510,13 +3513,83 @@
           <w:bCs/>
           <w:b/>
         </w:rPr>
-        <w:t xml:space="preserve">Figure 1. Study design and analytical workflow.</w:t>
-      </w:r>
-      <w:r>
-        <w:t xml:space="preserve"> </w:t>
-      </w:r>
-      <w:r>
-        <w:t xml:space="preserve">Schematic overview of the druggable-gene-wide framework. Data sources (top): eQTLGen blood</w:t>
+        <w:t xml:space="preserve">Figure 1. What survives the screen, and where</w:t>
+      </w:r>
+      <w:r>
+        <w:rPr>
+          <w:bCs/>
+          <w:b/>
+        </w:rPr>
+        <w:t xml:space="preserve"> </w:t>
+      </w:r>
+      <w:r>
+        <w:rPr>
+          <w:iCs/>
+          <w:i/>
+          <w:bCs/>
+          <w:b/>
+        </w:rPr>
+        <w:t xml:space="preserve">TSHR</w:t>
+      </w:r>
+      <w:r>
+        <w:rPr>
+          <w:bCs/>
+          <w:b/>
+        </w:rPr>
+        <w:t xml:space="preserve"> </w:t>
+      </w:r>
+      <w:r>
+        <w:rPr>
+          <w:bCs/>
+          <w:b/>
+        </w:rPr>
+        <w:t xml:space="preserve">and</w:t>
+      </w:r>
+      <w:r>
+        <w:rPr>
+          <w:bCs/>
+          <w:b/>
+        </w:rPr>
+        <w:t xml:space="preserve"> </w:t>
+      </w:r>
+      <w:r>
+        <w:rPr>
+          <w:iCs/>
+          <w:i/>
+          <w:bCs/>
+          <w:b/>
+        </w:rPr>
+        <w:t xml:space="preserve">IGF1R</w:t>
+      </w:r>
+      <w:r>
+        <w:rPr>
+          <w:bCs/>
+          <w:b/>
+        </w:rPr>
+        <w:t xml:space="preserve"> </w:t>
+      </w:r>
+      <w:r>
+        <w:rPr>
+          <w:bCs/>
+          <w:b/>
+        </w:rPr>
+        <w:t xml:space="preserve">diverge.</w:t>
+      </w:r>
+      <w:r>
+        <w:t xml:space="preserve"> </w:t>
+      </w:r>
+      <w:r>
+        <w:rPr>
+          <w:bCs/>
+          <w:b/>
+        </w:rPr>
+        <w:t xml:space="preserve">(A)</w:t>
+      </w:r>
+      <w:r>
+        <w:t xml:space="preserve"> </w:t>
+      </w:r>
+      <w:r>
+        <w:t xml:space="preserve">Attrition through the druggable-gene-wide screen, labelled by the reason genes were removed. Of 4,462 druggable genes [15], 2,545 carried a valid eQTLGen</w:t>
       </w:r>
       <w:r>
         <w:t xml:space="preserve"> </w:t>
@@ -3529,7 +3602,175 @@
         <w:t xml:space="preserve">cis</w:t>
       </w:r>
       <w:r>
-        <w:t xml:space="preserve">-eQTL instruments and three GD/TED outcome GWAS arranged by a prespecified hierarchy—Biobank Japan Graves disease (primary discovery), UK Biobank hyperthyroidism (cross-ancestry replication), and FinnGen R12 Graves ophthalmopathy (TED-enriched sensitivity)—together with an in-house orbital RNA-seq dataset used only for exploratory tissue support. Analysis (middle): druggable-gene-wide</w:t>
+        <w:t xml:space="preserve"> </w:t>
+      </w:r>
+      <w:r>
+        <w:t xml:space="preserve">instrument (6,136 instruments) and 2,235 yielded an estimable effect against the BBJ Graves disease discovery outcome; 13 reached the study-wide Bonferroni threshold (</w:t>
+      </w:r>
+      <w:r>
+        <w:rPr>
+          <w:iCs/>
+          <w:i/>
+        </w:rPr>
+        <w:t xml:space="preserve">P</w:t>
+      </w:r>
+      <w:r>
+        <w:t xml:space="preserve"> </w:t>
+      </w:r>
+      <w:r>
+        <w:t xml:space="preserve">&lt; 1.965×10⁻⁵). Resolving those 13 (right) leaves no robust novel target: five are MHC-region signals, three fall in a single chromosome 16p11.2 linkage-disequilibrium block rather than representing three independent associations, two colocalized with the discovery outcome only (</w:t>
+      </w:r>
+      <w:r>
+        <w:rPr>
+          <w:iCs/>
+          <w:i/>
+        </w:rPr>
+        <w:t xml:space="preserve">TNFSF14</w:t>
+      </w:r>
+      <w:r>
+        <w:t xml:space="preserve"> </w:t>
+      </w:r>
+      <w:r>
+        <w:t xml:space="preserve">and</w:t>
+      </w:r>
+      <w:r>
+        <w:t xml:space="preserve"> </w:t>
+      </w:r>
+      <w:r>
+        <w:rPr>
+          <w:iCs/>
+          <w:i/>
+        </w:rPr>
+        <w:t xml:space="preserve">IFNGR1</w:t>
+      </w:r>
+      <w:r>
+        <w:t xml:space="preserve">, PP.H4 0.994 and 0.989 falling to 0.019 in the TED-enriched outcome), one reflects a distinct causal variant (</w:t>
+      </w:r>
+      <w:r>
+        <w:rPr>
+          <w:iCs/>
+          <w:i/>
+        </w:rPr>
+        <w:t xml:space="preserve">MAPKAPK5</w:t>
+      </w:r>
+      <w:r>
+        <w:t xml:space="preserve">), and two are established loci retained as the susceptibility anchor (</w:t>
+      </w:r>
+      <w:r>
+        <w:rPr>
+          <w:iCs/>
+          <w:i/>
+        </w:rPr>
+        <w:t xml:space="preserve">TSHR</w:t>
+      </w:r>
+      <w:r>
+        <w:t xml:space="preserve">) and the positive control (</w:t>
+      </w:r>
+      <w:r>
+        <w:rPr>
+          <w:iCs/>
+          <w:i/>
+        </w:rPr>
+        <w:t xml:space="preserve">CTLA4</w:t>
+      </w:r>
+      <w:r>
+        <w:t xml:space="preserve">). The screen was powered at 80% to detect a median odds ratio of 2.55 (Table S8), so this null excludes further large — but not moderate — expression-mediated effects.</w:t>
+      </w:r>
+      <w:r>
+        <w:t xml:space="preserve"> </w:t>
+      </w:r>
+      <w:r>
+        <w:rPr>
+          <w:bCs/>
+          <w:b/>
+        </w:rPr>
+        <w:t xml:space="preserve">(B)</w:t>
+      </w:r>
+      <w:r>
+        <w:t xml:space="preserve"> </w:t>
+      </w:r>
+      <w:r>
+        <w:t xml:space="preserve">The same three evidence layers applied to</w:t>
+      </w:r>
+      <w:r>
+        <w:t xml:space="preserve"> </w:t>
+      </w:r>
+      <w:r>
+        <w:rPr>
+          <w:iCs/>
+          <w:i/>
+        </w:rPr>
+        <w:t xml:space="preserve">TSHR</w:t>
+      </w:r>
+      <w:r>
+        <w:t xml:space="preserve"> </w:t>
+      </w:r>
+      <w:r>
+        <w:t xml:space="preserve">and</w:t>
+      </w:r>
+      <w:r>
+        <w:t xml:space="preserve"> </w:t>
+      </w:r>
+      <w:r>
+        <w:rPr>
+          <w:iCs/>
+          <w:i/>
+        </w:rPr>
+        <w:t xml:space="preserve">IGF1R</w:t>
+      </w:r>
+      <w:r>
+        <w:t xml:space="preserve"> </w:t>
+      </w:r>
+      <w:r>
+        <w:t xml:space="preserve">under identical instruments, outcomes, and filters.</w:t>
+      </w:r>
+      <w:r>
+        <w:t xml:space="preserve"> </w:t>
+      </w:r>
+      <w:r>
+        <w:rPr>
+          <w:iCs/>
+          <w:i/>
+        </w:rPr>
+        <w:t xml:space="preserve">TSHR</w:t>
+      </w:r>
+      <w:r>
+        <w:t xml:space="preserve"> </w:t>
+      </w:r>
+      <w:r>
+        <w:t xml:space="preserve">satisfies all three;</w:t>
+      </w:r>
+      <w:r>
+        <w:t xml:space="preserve"> </w:t>
+      </w:r>
+      <w:r>
+        <w:rPr>
+          <w:iCs/>
+          <w:i/>
+        </w:rPr>
+        <w:t xml:space="preserve">IGF1R</w:t>
+      </w:r>
+      <w:r>
+        <w:t xml:space="preserve"> </w:t>
+      </w:r>
+      <w:r>
+        <w:t xml:space="preserve">shows a nominal genetic association (β = +0.45,</w:t>
+      </w:r>
+      <w:r>
+        <w:t xml:space="preserve"> </w:t>
+      </w:r>
+      <w:r>
+        <w:rPr>
+          <w:iCs/>
+          <w:i/>
+        </w:rPr>
+        <w:t xml:space="preserve">P</w:t>
+      </w:r>
+      <w:r>
+        <w:t xml:space="preserve"> </w:t>
+      </w:r>
+      <w:r>
+        <w:t xml:space="preserve">= 0.021) but a</w:t>
       </w:r>
       <w:r>
         <w:t xml:space="preserve"> </w:t>
@@ -3542,7 +3783,7 @@
         <w:t xml:space="preserve">cis</w:t>
       </w:r>
       <w:r>
-        <w:t xml:space="preserve">-eQTL Mendelian randomization across 2,545 MR-testable genes yielded 13 Bonferroni-significant discovery hits, followed by cross-outcome direction-consistency and Bayesian colocalization filtering. Integration (bottom): after candidate colocalization filtering no robust novel target was advanced; the prespecified backbone genes</w:t>
+        <w:t xml:space="preserve">-eQTL-only colocalization posterior (PP.H2 = 0.79 and 0.68) and no significant orbital tissue association — the therapeutic target does not display the susceptibility architecture seen at</w:t>
       </w:r>
       <w:r>
         <w:t xml:space="preserve"> </w:t>
@@ -3555,36 +3796,7 @@
         <w:t xml:space="preserve">TSHR</w:t>
       </w:r>
       <w:r>
-        <w:t xml:space="preserve">,</w:t>
-      </w:r>
-      <w:r>
-        <w:t xml:space="preserve"> </w:t>
-      </w:r>
-      <w:r>
-        <w:rPr>
-          <w:iCs/>
-          <w:i/>
-        </w:rPr>
-        <w:t xml:space="preserve">IGF1R</w:t>
-      </w:r>
-      <w:r>
-        <w:t xml:space="preserve">, and</w:t>
-      </w:r>
-      <w:r>
-        <w:t xml:space="preserve"> </w:t>
-      </w:r>
-      <w:r>
-        <w:rPr>
-          <w:iCs/>
-          <w:i/>
-        </w:rPr>
-        <w:t xml:space="preserve">CTLA4</w:t>
-      </w:r>
-      <w:r>
-        <w:t xml:space="preserve"> </w:t>
-      </w:r>
-      <w:r>
-        <w:t xml:space="preserve">are interpreted as an expression-colocalized susceptibility anchor, a pharmacologic effector axis, and a positive-control autoimmune locus, respectively.</w:t>
+        <w:t xml:space="preserve">. Tissue evidence is exploratory (four TED, one control).</w:t>
       </w:r>
     </w:p>
     <w:p>

--- a/submission/MANUSCRIPT_TED_TRAP_v5_SUBMISSION.docx
+++ b/submission/MANUSCRIPT_TED_TRAP_v5_SUBMISSION.docx
@@ -162,13 +162,11 @@
         <w:t xml:space="preserve"> </w:t>
       </w:r>
       <w:r>
-        <w:t xml:space="preserve">remains unclear. We applied a druggable-gene-wide Mendelian randomization (MR), colocalization, and orbital tissue integration framework to prioritize susceptibility and effector axes in Graves disease (GD) and TED.</w:t>
-      </w:r>
-    </w:p>
-    <w:p>
-      <w:pPr>
-        <w:pStyle w:val="BodyText"/>
-      </w:pPr>
+        <w:t xml:space="preserve">remains unclear. We applied a druggable-gene-wide Mendelian randomization (MR), colocalization, and orbital tissue framework to separate susceptibility from effector axes in Graves disease (GD) and TED.</w:t>
+      </w:r>
+      <w:r>
+        <w:t xml:space="preserve"> </w:t>
+      </w:r>
       <w:r>
         <w:rPr>
           <w:bCs/>
@@ -193,7 +191,7 @@
         <w:t xml:space="preserve">cis</w:t>
       </w:r>
       <w:r>
-        <w:t xml:space="preserve">-eQTL instruments from eQTLGen were used for two-sample MR across 2,545 MR-testable druggable genes. Outcome hierarchy comprised Biobank Japan Graves disease as primary discovery, UK Biobank hyperthyroidism as replication, and FinnGen R12 Graves ophthalmopathy (a TED phenotype) as the TED-enriched sensitivity outcome. Bonferroni-significant discovery hits underwent cross-outcome evaluation, fine-mapping, Bayesian colocalization, and candidate filtering.</w:t>
+        <w:t xml:space="preserve">-eQTL instruments from eQTLGen were used for two-sample MR across 2,545 MR-testable druggable genes. Outcomes were Biobank Japan (BBJ) Graves disease (discovery), UK Biobank (UKB) hyperthyroidism (replication), and FinnGen R12 Graves ophthalmopathy (TED-enriched sensitivity). Bonferroni-significant discovery hits underwent cross-outcome evaluation, fine-mapping, Bayesian colocalization, and candidate filtering.</w:t>
       </w:r>
       <w:r>
         <w:t xml:space="preserve"> </w:t>
@@ -237,11 +235,9 @@
       <w:r>
         <w:t xml:space="preserve">were further integrated with in-house orbital RNA-seq.</w:t>
       </w:r>
-    </w:p>
-    <w:p>
-      <w:pPr>
-        <w:pStyle w:val="BodyText"/>
-      </w:pPr>
+      <w:r>
+        <w:t xml:space="preserve"> </w:t>
+      </w:r>
       <w:r>
         <w:rPr>
           <w:bCs/>
@@ -285,7 +281,7 @@
         <w:t xml:space="preserve"> </w:t>
       </w:r>
       <w:r>
-        <w:t xml:space="preserve">showed nominal risk-direction MR effects but lacked expression colocalization and significant orbital tissue association.</w:t>
+        <w:t xml:space="preserve">showed directionally consistent risk-direction MR estimates, reaching nominal significance in the BBJ and UKB outcomes but not in the smaller FinnGen outcome, and lacked expression colocalization or significant orbital tissue association.</w:t>
       </w:r>
       <w:r>
         <w:t xml:space="preserve"> </w:t>
@@ -303,11 +299,9 @@
       <w:r>
         <w:t xml:space="preserve">served as a positive-control autoimmune locus. No non-known candidate survived robust cross-outcome colocalization filtering.</w:t>
       </w:r>
-    </w:p>
-    <w:p>
-      <w:pPr>
-        <w:pStyle w:val="BodyText"/>
-      </w:pPr>
+      <w:r>
+        <w:t xml:space="preserve"> </w:t>
+      </w:r>
       <w:r>
         <w:rPr>
           <w:bCs/>
@@ -335,7 +329,7 @@
         <w:t xml:space="preserve"> </w:t>
       </w:r>
       <w:r>
-        <w:t xml:space="preserve">as an expression-colocalized susceptibility anchor for GD, whereas</w:t>
+        <w:t xml:space="preserve">as an expression-colocalized susceptibility anchor for GD, whereas the</w:t>
       </w:r>
       <w:r>
         <w:t xml:space="preserve"> </w:t>
@@ -351,7 +345,7 @@
         <w:t xml:space="preserve"> </w:t>
       </w:r>
       <w:r>
-        <w:t xml:space="preserve">showed nominal genetic association without expression colocalization—a genetic profile more compatible with an effector-target interpretation than with the</w:t>
+        <w:t xml:space="preserve">profile is more compatible with pharmacologic effector biology than with the</w:t>
       </w:r>
       <w:r>
         <w:t xml:space="preserve"> </w:t>
@@ -364,7 +358,7 @@
         <w:t xml:space="preserve">TSHR</w:t>
       </w:r>
       <w:r>
-        <w:t xml:space="preserve">-like expression-colocalized susceptibility architecture.</w:t>
+        <w:t xml:space="preserve">-like expression-colocalized susceptibility architecture, while not excluding a more modest genetic contribution.</w:t>
       </w:r>
     </w:p>
     <w:p>
@@ -536,7 +530,7 @@
         <w:t xml:space="preserve">cis</w:t>
       </w:r>
       <w:r>
-        <w:t xml:space="preserve">-regulated gene expression—are associated with disease liability in a manner consistent with causality [7], while colocalization tests whether the genetic signals for expression and disease share an underlying causal variant rather than reflecting distinct linked variants [8]. Applied across a prespecified druggable-gene set, this combination can prioritize loci systematically without restricting inference to a small number of preselected candidates. Prior MR and multi-omics studies have begun to nominate molecular contributors to GD, including immune-related and other molecular signals [9, 10], but they have not directly resolved whether</w:t>
+        <w:t xml:space="preserve">-regulated gene expression—are associated with disease liability in a manner consistent with causality [7], while colocalization tests whether the genetic signals for expression and disease share an underlying causal variant rather than reflecting distinct linked variants [8]. Applied across a predefined druggable-gene set, this combination can prioritize loci systematically without restricting inference to a small number of preselected candidates. Prior MR and multi-omics studies have begun to nominate molecular contributors to GD, including immune-related and other molecular signals [9, 10], but they have not directly resolved whether</w:t>
       </w:r>
       <w:r>
         <w:t xml:space="preserve"> </w:t>
@@ -576,7 +570,7 @@
         <w:pStyle w:val="BodyText"/>
       </w:pPr>
       <w:r>
-        <w:t xml:space="preserve">Despite these advances, existing work has not systematically distinguished genetically anchored susceptibility loci from pharmacologic effector targets across GD- and TED-relevant outcomes. Three gaps are particularly relevant. First, candidate-focused analyses have tended to examine a limited number of preselected loci, leaving the relative genetic positions of</w:t>
+        <w:t xml:space="preserve">Despite these advances, existing work has not systematically distinguished genetically anchored susceptibility loci from pharmacologic effector targets across GD- and TED-relevant outcomes. Candidate-focused analyses have examined a limited number of preselected loci, leaving the relative genetic positions of</w:t>
       </w:r>
       <w:r>
         <w:t xml:space="preserve"> </w:t>
@@ -608,7 +602,7 @@
         <w:t xml:space="preserve"> </w:t>
       </w:r>
       <w:r>
-        <w:t xml:space="preserve">unresolved within a common, systematic framework. Second, many analyses have relied on a single outcome, which can elevate locus-specific or linkage-driven signals that do not reproduce across related phenotypes; TED-specific outcomes have often been underpowered or treated only as secondary sensitivity datasets. Third, genetic association has seldom been integrated with colocalization, fine-mapping, and disease-relevant tissue expression evidence in a way that separates expression-colocalized susceptibility from non-colocalized effector biology. Addressing these gaps requires a framework that screens the druggable genome systematically, tests reproducibility across a hierarchy of GD/TED outcomes, and triangulates genetic signals against disease-relevant tissue.</w:t>
+        <w:t xml:space="preserve">unresolved within a common framework; single-outcome designs can elevate locus-specific or linkage-driven signals that do not reproduce across related phenotypes, with TED outcomes often underpowered or treated only as secondary; and genetic association has seldom been integrated with colocalization, fine-mapping, and disease-relevant tissue expression in a way that separates expression-colocalized susceptibility from non-colocalized effector biology.</w:t>
       </w:r>
     </w:p>
     <w:p>
@@ -716,7 +710,71 @@
         <w:pStyle w:val="BodyText"/>
       </w:pPr>
       <w:r>
-        <w:t xml:space="preserve">Disease outcomes followed a prespecified hierarchy of decreasing sample size but increasing TED specificity: Graves disease from Biobank Japan (BBJ; East Asian; 2,809 cases) as the primary discovery outcome, hyperthyroidism from UK Biobank (UKB; European; 3,731 cases) as cross-ancestry replication [13], and Graves ophthalmopathy from FinnGen R12 (European; 858 cases) as the TED-enriched sensitivity outcome [14] (Table 1). Because TED-specific GWAS remain substantially smaller than GD GWAS, this design tested the signal first in a better-powered discovery set and then in a TED-enriched outcome. An in-house orbital RNA-seq dataset (Korean; four TED, one control) provided exploratory tissue-level triangulation and was not used for instrument selection.</w:t>
+        <w:t xml:space="preserve">Disease outcomes followed a prespecified hierarchy of decreasing sample size but increasing TED specificity: Graves disease from Biobank Japan (BBJ; East Asian; 2,809 cases) as the primary discovery outcome, hyperthyroidism from UK Biobank (UKB; European; 3,731 cases) as cross-ancestry replication [13], and Graves ophthalmopathy from FinnGen R12 (European; 858 cases) as the TED-enriched sensitivity outcome [14] (Table 1). Because TED-specific GWAS remain substantially smaller than GD GWAS, this design tested the signal first in a better-powered discovery set and then in a TED-enriched outcome. An in-house orbital RNA-seq dataset (Korean; four TED, one control) provided exploratory tissue-level triangulation and was not used for instrument selection. Three genes were designated a priori as the interpretive backbone on biological and therapeutic grounds rather than on screen results:</w:t>
+      </w:r>
+      <w:r>
+        <w:t xml:space="preserve"> </w:t>
+      </w:r>
+      <w:r>
+        <w:rPr>
+          <w:iCs/>
+          <w:i/>
+        </w:rPr>
+        <w:t xml:space="preserve">TSHR</w:t>
+      </w:r>
+      <w:r>
+        <w:t xml:space="preserve"> </w:t>
+      </w:r>
+      <w:r>
+        <w:t xml:space="preserve">(the Graves disease autoantigen),</w:t>
+      </w:r>
+      <w:r>
+        <w:t xml:space="preserve"> </w:t>
+      </w:r>
+      <w:r>
+        <w:rPr>
+          <w:iCs/>
+          <w:i/>
+        </w:rPr>
+        <w:t xml:space="preserve">IGF1R</w:t>
+      </w:r>
+      <w:r>
+        <w:t xml:space="preserve"> </w:t>
+      </w:r>
+      <w:r>
+        <w:t xml:space="preserve">(the target of teprotumumab), and</w:t>
+      </w:r>
+      <w:r>
+        <w:t xml:space="preserve"> </w:t>
+      </w:r>
+      <w:r>
+        <w:rPr>
+          <w:iCs/>
+          <w:i/>
+        </w:rPr>
+        <w:t xml:space="preserve">CTLA4</w:t>
+      </w:r>
+      <w:r>
+        <w:t xml:space="preserve"> </w:t>
+      </w:r>
+      <w:r>
+        <w:t xml:space="preserve">(a positive-control autoimmune locus). All three were carried through every evidence layer irrespective of their discovery</w:t>
+      </w:r>
+      <w:r>
+        <w:t xml:space="preserve"> </w:t>
+      </w:r>
+      <w:r>
+        <w:rPr>
+          <w:iCs/>
+          <w:i/>
+        </w:rPr>
+        <w:t xml:space="preserve">P</w:t>
+      </w:r>
+      <w:r>
+        <w:t xml:space="preserve"> </w:t>
+      </w:r>
+      <w:r>
+        <w:t xml:space="preserve">values.</w:t>
       </w:r>
     </w:p>
     <w:bookmarkEnd w:id="22"/>
@@ -953,7 +1011,7 @@
         <w:t xml:space="preserve">z</w:t>
       </w:r>
       <w:r>
-        <w:t xml:space="preserve">0.80) × SE, using α = 1.965×10⁻⁵ for the discovery outcome and α = 0.05 for the replication and TED-enriched outcomes. This design-based approach uses the standard errors actually obtained after harmonization rather than reconstructed variance components, and is reported for all genes and for the prespecified backbone loci (Table S8).</w:t>
+        <w:t xml:space="preserve">0.80) × SE, using α = 1.965×10⁻⁵ for the discovery outcome and α = 0.05 for the replication and TED-enriched outcomes. This design-based approach uses the standard errors actually obtained after harmonization rather than reconstructed variance components, and is reported for all genes and for the three backbone loci (Table S8).</w:t>
       </w:r>
     </w:p>
     <w:bookmarkEnd w:id="25"/>
@@ -1084,7 +1142,7 @@
         <w:pStyle w:val="FirstParagraph"/>
       </w:pPr>
       <w:r>
-        <w:t xml:space="preserve">Exploratory tissue-level support was assessed using an in-house bulk RNA-seq dataset of orbital tissue from a Korean cohort comprising four TED patients and one control. Technical replicates were collapsed to the biological-sample level by summing raw counts, and gene-level differential expression was estimated with DESeq2 [24] with Benjamini–Hochberg correction computed across genes. This study reports only the three prespecified backbone genes (</w:t>
+        <w:t xml:space="preserve">Exploratory tissue-level support was assessed using an in-house bulk RNA-seq dataset of orbital tissue from a Korean cohort comprising four TED patients and one control. Technical replicates were collapsed to the biological-sample level by summing raw counts, and gene-level differential expression was estimated with DESeq2 [24] with Benjamini–Hochberg correction computed across genes. This study reports only the three backbone genes (</w:t>
       </w:r>
       <w:r>
         <w:rPr>
@@ -1173,7 +1231,7 @@
         <w:pStyle w:val="FirstParagraph"/>
       </w:pPr>
       <w:r>
-        <w:t xml:space="preserve">We applied a druggable-gene-wide MR, colocalization, and orbital tissue-integration framework to distinguish genetically anchored susceptibility from pharmacologic effector biology in GD and TED; the attrition of the screen and the resulting contrast between the two backbone receptors are summarized in</w:t>
+        <w:t xml:space="preserve">The attrition of the screen and the resulting contrast between the two backbone receptors are summarized in</w:t>
       </w:r>
       <w:r>
         <w:t xml:space="preserve"> </w:t>
@@ -1186,7 +1244,7 @@
         <w:t xml:space="preserve">Figure 1</w:t>
       </w:r>
       <w:r>
-        <w:t xml:space="preserve">. The analysis followed a prespecified outcome hierarchy using Biobank Japan (BBJ) Graves disease as the primary discovery outcome, UK Biobank (UKB) hyperthyroidism as replication, and FinnGen R12 Graves ophthalmopathy (a TED phenotype) as the TED-enriched sensitivity outcome, with data sources summarized in</w:t>
+        <w:t xml:space="preserve">. The analysis followed the prespecified outcome hierarchy of BBJ Graves disease (discovery), UKB hyperthyroidism (replication), and FinnGen R12 Graves ophthalmopathy (TED-enriched sensitivity), with data sources in</w:t>
       </w:r>
       <w:r>
         <w:t xml:space="preserve"> </w:t>
@@ -1489,7 +1547,7 @@
         <w:pStyle w:val="BodyText"/>
       </w:pPr>
       <w:r>
-        <w:t xml:space="preserve">Overall, no non-known candidate showed strong colocalization in both BBJ Graves disease and the TED-enriched outcome. Thus, after cross-outcome colocalization filtering, the screen yielded no robust novel target. This filtering result was retained as part of the final interpretation because it prevented overinterpretation of single-outcome or LD-driven discovery signals and strengthened the focus on the prespecified backbone genes</w:t>
+        <w:t xml:space="preserve">Overall, no non-known candidate showed strong colocalization in both BBJ Graves disease and the TED-enriched outcome. Thus, after cross-outcome colocalization filtering, the screen yielded no robust novel target. This filtering result was retained as part of the final interpretation because it prevented overinterpretation of single-outcome or LD-driven discovery signals and strengthened the focus on the three backbone genes</w:t>
       </w:r>
       <w:r>
         <w:t xml:space="preserve"> </w:t>
@@ -1731,7 +1789,7 @@
         <w:t xml:space="preserve"> </w:t>
       </w:r>
       <w:r>
-        <w:t xml:space="preserve">was significantly upregulated in TED orbital tissue relative to control tissue (log2 fold-change = +2.33, adjusted</w:t>
+        <w:t xml:space="preserve">showed exploratory upregulation in TED orbital tissue relative to control tissue (log2 fold-change = +2.33, adjusted</w:t>
       </w:r>
       <w:r>
         <w:t xml:space="preserve"> </w:t>
@@ -1747,7 +1805,7 @@
         <w:t xml:space="preserve"> </w:t>
       </w:r>
       <w:r>
-        <w:t xml:space="preserve">= 0.032; Figure 3C), providing exploratory tissue-level support for the biological relevance of the prioritized locus. Together, these results position</w:t>
+        <w:t xml:space="preserve">= 0.032; Figure 3C); because the dataset contained a single control, this provides supportive but non-confirmatory tissue-level context rather than a replicated differential-expression result. Together, these results position</w:t>
       </w:r>
       <w:r>
         <w:t xml:space="preserve"> </w:t>
@@ -1763,7 +1821,7 @@
         <w:t xml:space="preserve"> </w:t>
       </w:r>
       <w:r>
-        <w:t xml:space="preserve">as an expression-colocalized upstream susceptibility anchor for Graves disease — resolved to a shared causal variant and a single credible set rather than merely rediscovered as an association — whose signal is also recovered in a TED-enriched case series, although a TED-specific effect separable from Graves disease liability is not established by these data. The apparent contrast between the protective-direction germline MR estimate and disease-state orbital upregulation is addressed in the Discussion.</w:t>
+        <w:t xml:space="preserve">as an expression-colocalized upstream susceptibility anchor for Graves disease — resolved to a shared causal variant and a single credible set rather than merely rediscovered as an association — whose signal is also recovered in a TED-enriched Graves ophthalmopathy outcome, although a TED-specific effect separable from Graves disease liability is not established by these data. The apparent contrast between the protective-direction germline MR estimate and disease-state orbital upregulation is addressed in the Discussion.</w:t>
       </w:r>
     </w:p>
     <w:bookmarkEnd w:id="32"/>
@@ -1913,7 +1971,7 @@
         <w:t xml:space="preserve"> </w:t>
       </w:r>
       <w:r>
-        <w:t xml:space="preserve">was carried forward as a prespecified backbone gene evaluated across multiple evidence layers rather than judged on discovery significance alone.</w:t>
+        <w:t xml:space="preserve">was carried forward as a backbone gene evaluated across multiple evidence layers rather than judged on discovery significance alone.</w:t>
       </w:r>
     </w:p>
     <w:p>
@@ -2270,7 +2328,7 @@
         <w:pStyle w:val="FirstParagraph"/>
       </w:pPr>
       <w:r>
-        <w:t xml:space="preserve">Using a druggable-gene-wide Mendelian randomization, colocalization, fine-mapping, and orbital tissue framework, we set out to distinguish genetically anchored susceptibility from pharmacologic effector biology in Graves disease (GD) and thyroid eye disease (TED). The framework revealed two contrasting evidence profiles among genes central to GD/TED biology and current therapeutic interpretation.</w:t>
+        <w:t xml:space="preserve">Using a druggable-gene-wide Mendelian randomization, colocalization, fine-mapping, and orbital tissue framework, we set out to distinguish genetically anchored susceptibility from pharmacologic effector biology in Graves disease (GD) and thyroid eye disease (TED). Two contrasting evidence profiles emerged.</w:t>
       </w:r>
       <w:r>
         <w:t xml:space="preserve"> </w:t>
@@ -2296,7 +2354,7 @@
         <w:t xml:space="preserve">IGF1R</w:t>
       </w:r>
       <w:r>
-        <w:t xml:space="preserve">, the target of teprotumumab, showed nominal positive-direction MR evidence but lacked expression colocalization and significant orbital tissue upregulation, consistent with a pharmacologic effector axis rather than a primary expression-colocalized susceptibility locus. Across 2,545 MR-testable druggable genes, no non-known candidate advanced as a robust novel target after cross-outcome colocalization, indicating that the principal contribution of this work is not target discovery per se but the separation of susceptibility anchoring from effector biology.</w:t>
+        <w:t xml:space="preserve">, the target of teprotumumab, showed directionally consistent MR evidence that reached nominal significance in discovery and replication but lacked expression colocalization and significant orbital tissue upregulation — a profile more compatible with pharmacologic effector biology than with expression-colocalized susceptibility. Across 2,545 MR-testable druggable genes, no non-known candidate advanced as a robust novel target after cross-outcome colocalization, so the principal contribution of this work is not target discovery but the separation of susceptibility anchoring from effector biology.</w:t>
       </w:r>
     </w:p>
     <w:p>
@@ -2314,7 +2372,7 @@
         <w:t xml:space="preserve"> </w:t>
       </w:r>
       <w:r>
-        <w:t xml:space="preserve">is the central autoantigen of GD and a well-established genetic susceptibility locus [2]; therefore, a genetic association alone would add little to the literature. The contribution of the present framework is not the rediscovery of</w:t>
+        <w:t xml:space="preserve">is the central autoantigen of GD and a well-established genetic susceptibility locus [2]; a genetic association alone would therefore add little to the literature. The contribution of the present framework is not the rediscovery of</w:t>
       </w:r>
       <w:r>
         <w:t xml:space="preserve"> </w:t>
@@ -2327,20 +2385,10 @@
         <w:t xml:space="preserve">TSHR</w:t>
       </w:r>
       <w:r>
-        <w:t xml:space="preserve">, but the resolution of this locus into a coherent expression-colocalized anchor. Across all three outcomes, the</w:t>
-      </w:r>
-      <w:r>
-        <w:t xml:space="preserve"> </w:t>
-      </w:r>
-      <w:r>
-        <w:rPr>
-          <w:iCs/>
-          <w:i/>
-        </w:rPr>
-        <w:t xml:space="preserve">cis</w:t>
-      </w:r>
-      <w:r>
-        <w:t xml:space="preserve">-eQTL instrument produced consistent protective-direction estimates, arguing against an outcome-specific artifact. Colocalization placed this effect on a shared causal variant with disease association in both the discovery and TED-enriched outcomes, with rs179252 prioritized as the common lead variant. Fine-mapping and ancestry-matched LD assessment further supported retention of rs179252 as a single-instrument locus-level anchor: secondary credible-set lead variants remained in substantial linkage disequilibrium and did not provide clearly independent additional instruments. Thus, the MR estimate reflects a well-defined locus-level signal rather than an artifact of unmodeled allelic heterogeneity or arbitrary instrument selection. The convergence of these genetic findings with exploratory</w:t>
+        <w:t xml:space="preserve"> </w:t>
+      </w:r>
+      <w:r>
+        <w:t xml:space="preserve">but its resolution into a coherent expression-colocalized anchor: consistent protective-direction estimates across all three outcomes, a shared causal variant with disease association in both the discovery and TED-enriched outcomes at rs179252, and fine-mapping showing that secondary credible-set lead variants remained in substantial linkage disequilibrium with it and did not provide clearly independent additional instruments. The MR estimate therefore reflects a well-defined locus-level signal rather than an artifact of unmodeled allelic heterogeneity or arbitrary instrument selection. Its convergence with exploratory</w:t>
       </w:r>
       <w:r>
         <w:t xml:space="preserve"> </w:t>
@@ -2493,7 +2541,7 @@
         <w:t xml:space="preserve">TSHR</w:t>
       </w:r>
       <w:r>
-        <w:t xml:space="preserve">, not as evidence that the direction of tissue expression change is itself causal for orbital disease. This distinction cautions against reading tissue differential expression as directionally equivalent to a germline MR effect, a conflation that can otherwise generate spurious paradoxes when genetic and tissue evidence are integrated.</w:t>
+        <w:t xml:space="preserve">, not as evidence that the direction of tissue expression change is itself causal for orbital disease, and we caution against reading tissue differential expression as directionally equivalent to a germline MR effect.</w:t>
       </w:r>
     </w:p>
     <w:p>
@@ -2540,7 +2588,20 @@
         <w:t xml:space="preserve"> </w:t>
       </w:r>
       <w:r>
-        <w:t xml:space="preserve">was not significantly differentially expressed in orbital tissue. This combination distinguishes</w:t>
+        <w:t xml:space="preserve">was not significantly differentially expressed in orbital tissue. Importantly, the absence of expression colocalization is not evidence against the biological or therapeutic relevance of IGF-1R: colocalization tests a specific hypothesis—that a single shared causal variant links</w:t>
+      </w:r>
+      <w:r>
+        <w:t xml:space="preserve"> </w:t>
+      </w:r>
+      <w:r>
+        <w:rPr>
+          <w:iCs/>
+          <w:i/>
+        </w:rPr>
+        <w:t xml:space="preserve">cis</w:t>
+      </w:r>
+      <w:r>
+        <w:t xml:space="preserve">-regulated expression to disease liability—and a gene can be a mechanistically and therapeutically important effector without satisfying it, particularly where its disease relevance is mediated through receptor signaling or protein–protein interaction rather than through germline expression-level regulation. We therefore read the</w:t>
       </w:r>
       <w:r>
         <w:t xml:space="preserve"> </w:t>
@@ -2556,36 +2617,7 @@
         <w:t xml:space="preserve"> </w:t>
       </w:r>
       <w:r>
-        <w:t xml:space="preserve">from an expression-colocalized germline susceptibility locus. Importantly, the absence of expression colocalization is not evidence against the biological or therapeutic relevance of IGF-1R: colocalization tests a specific hypothesis—that a single shared causal variant links</w:t>
-      </w:r>
-      <w:r>
-        <w:t xml:space="preserve"> </w:t>
-      </w:r>
-      <w:r>
-        <w:rPr>
-          <w:iCs/>
-          <w:i/>
-        </w:rPr>
-        <w:t xml:space="preserve">cis</w:t>
-      </w:r>
-      <w:r>
-        <w:t xml:space="preserve">-regulated expression to disease liability—and a gene can be a mechanistically and therapeutically important effector without satisfying it, particularly where its disease relevance is mediated through receptor signaling or protein–protein interaction rather than through germline expression-level regulation. We therefore interpret</w:t>
-      </w:r>
-      <w:r>
-        <w:t xml:space="preserve"> </w:t>
-      </w:r>
-      <w:r>
-        <w:rPr>
-          <w:iCs/>
-          <w:i/>
-        </w:rPr>
-        <w:t xml:space="preserve">IGF1R</w:t>
-      </w:r>
-      <w:r>
-        <w:t xml:space="preserve"> </w:t>
-      </w:r>
-      <w:r>
-        <w:t xml:space="preserve">as a pharmacologic effector axis rather than a primary expression-colocalized susceptibility anchor. This interpretation is compatible with the clinical efficacy of teprotumumab [3], which targets IGF-1R signaling: an effective therapeutic target need not be a primary genetic determinant of disease, and a gene’s value as a drug target does not require that its germline expression regulation colocalize with disease risk. The therapeutic rationale for IGF-1R blockade can be understood in relation to physical and functional crosstalk with TSHR in orbital fibroblasts [4, 5], without requiring</w:t>
+        <w:t xml:space="preserve">profile as more compatible with pharmacologic effector biology than with a primary expression-colocalized susceptibility anchor, an interpretation these data support indirectly rather than establish. This interpretation is compatible with the clinical efficacy of teprotumumab [3], which targets IGF-1R signaling: an effective therapeutic target need not be a primary genetic determinant of disease, nor must its germline expression regulation colocalize with disease risk. The therapeutic rationale for IGF-1R blockade can be understood in relation to physical and functional crosstalk with TSHR in orbital fibroblasts [4, 5], without requiring</w:t>
       </w:r>
       <w:r>
         <w:t xml:space="preserve"> </w:t>
@@ -2657,39 +2689,7 @@
         <w:t xml:space="preserve"> </w:t>
       </w:r>
       <w:r>
-        <w:t xml:space="preserve">illustrates a broader principle: genetic susceptibility loci and pharmacologic targets are overlapping but not identical categories. Genetic prioritization identifies where inherited liability is concentrated, whereas pharmacologic intervention may act at downstream or parallel effector pathways. This complementarity is consistent with the observation that human genetic support for a target increases the likelihood of success in drug development, even though not every effective therapeutic target is a primary genetic susceptibility locus [27]. That general principle is already established; what this study contributes is not the principle but a worked, prespecified demonstration of it within a single disease area, in which the anchor and the effector are resolved side by side across the same instruments, outcomes, and filters. Our findings therefore support</w:t>
-      </w:r>
-      <w:r>
-        <w:t xml:space="preserve"> </w:t>
-      </w:r>
-      <w:r>
-        <w:rPr>
-          <w:iCs/>
-          <w:i/>
-        </w:rPr>
-        <w:t xml:space="preserve">TSHR</w:t>
-      </w:r>
-      <w:r>
-        <w:t xml:space="preserve"> </w:t>
-      </w:r>
-      <w:r>
-        <w:t xml:space="preserve">as an upstream susceptibility anchor and</w:t>
-      </w:r>
-      <w:r>
-        <w:t xml:space="preserve"> </w:t>
-      </w:r>
-      <w:r>
-        <w:rPr>
-          <w:iCs/>
-          <w:i/>
-        </w:rPr>
-        <w:t xml:space="preserve">IGF1R</w:t>
-      </w:r>
-      <w:r>
-        <w:t xml:space="preserve"> </w:t>
-      </w:r>
-      <w:r>
-        <w:t xml:space="preserve">as an effector axis, but they do not test whether targeting an upstream anchor would offer clinical advantages over established effector-directed therapy—a question outside the scope of the present genetic prioritization study.</w:t>
+        <w:t xml:space="preserve">illustrates a broader principle: genetic susceptibility loci and pharmacologic targets are overlapping but not identical categories, consistent with the observation that human genetic support for a target increases the likelihood of success in drug development even though not every effective target is a primary susceptibility locus [27]. That principle is already established; what this study contributes is a worked demonstration of it within a single disease area, in which the anchor and the candidate effector are resolved side by side under the same outcome hierarchy, analytic framework, and filters. Our findings do not test whether targeting an upstream anchor would offer clinical advantages over established effector-directed therapy — a question outside the scope of a genetic prioritization study.</w:t>
       </w:r>
     </w:p>
     <w:p>
@@ -2737,7 +2737,7 @@
         <w:pStyle w:val="BodyText"/>
       </w:pPr>
       <w:r>
-        <w:t xml:space="preserve">Several methodological features support the robustness of these conclusions. First, the outcome hierarchy was prespecified across BBJ Graves disease (discovery), UKB hyperthyroidism (replication), and FinnGen Graves ophthalmopathy (TED-enriched sensitivity), so interpretation rested on cross-outcome consistency rather than any single dataset. Second, prioritization required both direction-consistent cross-outcome association and Bayesian colocalization [8] before a non-known signal was advanced as robust. Third, the positive-control locus</w:t>
+        <w:t xml:space="preserve">Several methodological features support the robustness of these conclusions: the outcome hierarchy was prespecified, so interpretation rested on cross-outcome consistency rather than any single dataset; prioritization required both direction-consistent cross-outcome association and Bayesian colocalization [8] before a non-known signal was advanced as robust; the positive-control locus</w:t>
       </w:r>
       <w:r>
         <w:t xml:space="preserve"> </w:t>
@@ -2753,7 +2753,7 @@
         <w:t xml:space="preserve"> </w:t>
       </w:r>
       <w:r>
-        <w:t xml:space="preserve">[25] was recovered as a strong direction-consistent signal, indicating that the screen was sensitive to known autoimmune biology. Finally, the</w:t>
+        <w:t xml:space="preserve">[25] was recovered as a strong direction-consistent signal, indicating sensitivity to known autoimmune biology; and the</w:t>
       </w:r>
       <w:r>
         <w:t xml:space="preserve"> </w:t>
@@ -2769,7 +2769,7 @@
         <w:t xml:space="preserve"> </w:t>
       </w:r>
       <w:r>
-        <w:t xml:space="preserve">instrument was examined by fine-mapping rather than accepted at face value, supporting its interpretation as a locus-level anchor rather than an artifact of allelic heterogeneity. Together, these features reduce the likelihood that the central susceptibility–effector distinction is driven by single-outcome artifacts or linkage-driven signals.</w:t>
+        <w:t xml:space="preserve">instrument was fine-mapped rather than accepted at face value, supporting its interpretation as a locus-level anchor rather than an artifact of allelic heterogeneity. Together these reduce the likelihood that the central susceptibility–effector distinction is driven by single-outcome artifacts or linkage-driven signals.</w:t>
       </w:r>
     </w:p>
     <w:p>
@@ -2777,7 +2777,7 @@
         <w:pStyle w:val="BodyText"/>
       </w:pPr>
       <w:r>
-        <w:t xml:space="preserve">This study has several limitations. First, the genetic instruments were derived from blood</w:t>
+        <w:t xml:space="preserve">This study has several limitations. First, the instruments were blood</w:t>
       </w:r>
       <w:r>
         <w:t xml:space="preserve"> </w:t>
@@ -2790,7 +2790,7 @@
         <w:t xml:space="preserve">cis</w:t>
       </w:r>
       <w:r>
-        <w:t xml:space="preserve">-eQTLs [12], which may not capture tissue-specific regulation in the orbit or thyroid; a blood-based exposure captures blood</w:t>
+        <w:t xml:space="preserve">-eQTLs [12], which capture blood</w:t>
       </w:r>
       <w:r>
         <w:t xml:space="preserve"> </w:t>
@@ -2803,7 +2803,7 @@
         <w:t xml:space="preserve">cis</w:t>
       </w:r>
       <w:r>
-        <w:t xml:space="preserve">-regulatory variation rather than local expression in disease-relevant orbital or thyroid tissue, and genetic regulatory effects can differ substantially across tissues [26]. Second, the eQTL data were predominantly European, whereas the primary discovery outcome was East Asian [13]. Although this design provides a form of cross-ancestry assessment when effects are concordant, allele-frequency and linkage-disequilibrium differences across ancestries may attenuate or bias instrument performance, and exposure allele frequencies were approximated from a European reference panel. Third, the UKB replication phenotype was broader than Graves disease and may include heterogeneous causes of hyperthyroidism. Fourth, the</w:t>
+        <w:t xml:space="preserve">-regulatory variation rather than local expression in orbital or thyroid tissue, and genetic regulatory effects differ substantially across tissues [26]. Second, the eQTL data were predominantly European whereas the discovery outcome was East Asian [13]; concordant effects provide a form of cross-ancestry assessment, but allele-frequency and linkage-disequilibrium differences may attenuate or bias instrument performance, and exposure allele frequencies were approximated from a European reference panel. Third, the UKB replication phenotype was broader than Graves disease and may include heterogeneous causes of hyperthyroidism. Fourth, the</w:t>
       </w:r>
       <w:r>
         <w:t xml:space="preserve"> </w:t>
@@ -2819,7 +2819,23 @@
         <w:t xml:space="preserve"> </w:t>
       </w:r>
       <w:r>
-        <w:t xml:space="preserve">signal rested on a single instrument; while fine-mapping [22] supported this as a locus-level anchor rather than an artifact, single-instrument analyses preclude formal pleiotropy diagnostics such as the MR-Egger intercept. Fifth, the TED-enriched outcome was smaller than the discovery outcome, limiting power for TED-enriched colocalization and restricting the detectable effect range (Table S8); outcome-dependent patterns, including the mixed</w:t>
+        <w:t xml:space="preserve">signal rested on a single instrument; fine-mapping [22] supported this as a locus-level anchor, but single-instrument analyses preclude formal pleiotropy diagnostics such as the MR-Egger intercept. Fifth, the TED-enriched outcome was the smallest (858 cases), limiting power for colocalization and restricting the detectable effect range (Table S8); the eQTL-only posterior pattern seen for candidate loci in that outcome is therefore consistent with insufficient power to detect an outcome association and should not be read as positive evidence for distinct causal architecture. Sixth, and more fundamentally, that outcome ascertains Graves ophthalmopathy cases among individuals with Graves disease and compares them with population controls, so its associations substantially reflect shared Graves disease susceptibility rather than liability specific to orbital involvement; consistency of the</w:t>
+      </w:r>
+      <w:r>
+        <w:t xml:space="preserve"> </w:t>
+      </w:r>
+      <w:r>
+        <w:rPr>
+          <w:iCs/>
+          <w:i/>
+        </w:rPr>
+        <w:t xml:space="preserve">TSHR</w:t>
+      </w:r>
+      <w:r>
+        <w:t xml:space="preserve"> </w:t>
+      </w:r>
+      <w:r>
+        <w:t xml:space="preserve">estimate there should be read as reproducibility of the underlying Graves disease signal, not as evidence of a TED-specific causal effect. Separating the two would require a within-Graves contrast of patients with and without orbitopathy, which currently available GWAS do not provide at adequate power. Seventh, coloc.abf was applied under the single-causal-variant assumption without a multi-causal-variant extension, with one European reference allele-frequency vector used for both datasets at every locus including the East Asian discovery outcome, and no formal colocalization power analysis was performed; discovery-arm posteriors should therefore be regarded as approximate. Eighth, the framework included a single positive control, which did not behave uniformly:</w:t>
       </w:r>
       <w:r>
         <w:t xml:space="preserve"> </w:t>
@@ -2835,55 +2851,7 @@
         <w:t xml:space="preserve"> </w:t>
       </w:r>
       <w:r>
-        <w:t xml:space="preserve">colocalization result, may also reflect ancestry, phenotype, and locus complexity. Sixth, and more fundamentally, the TED-enriched outcome ascertains Graves ophthalmopathy cases among individuals with Graves disease and compares them with population controls, so its genetic associations substantially reflect shared Graves disease susceptibility rather than liability specific to orbital involvement; consistency of the</w:t>
-      </w:r>
-      <w:r>
-        <w:t xml:space="preserve"> </w:t>
-      </w:r>
-      <w:r>
-        <w:rPr>
-          <w:iCs/>
-          <w:i/>
-        </w:rPr>
-        <w:t xml:space="preserve">TSHR</w:t>
-      </w:r>
-      <w:r>
-        <w:t xml:space="preserve"> </w:t>
-      </w:r>
-      <w:r>
-        <w:t xml:space="preserve">estimate in this outcome should therefore be read as reproducibility of the underlying Graves disease signal in a TED-enriched case series rather than as evidence of a TED-specific causal effect independent of Graves disease liability. Separating the two would require a within-Graves contrast of patients with and without orbitopathy, which currently available GWAS do not provide at adequate power. Seventh, the colocalization layer carries its own methodological constraints: coloc.abf was applied under the single-causal-variant assumption without a multi-causal-variant extension, and a single European reference allele-frequency vector was used for both datasets at every locus, including the East Asian discovery outcome, so posterior probabilities in the discovery arm should be regarded as approximate. No formal colocalization power analysis was performed; accordingly, the eQTL-only posterior pattern seen for candidate loci in the 858-case TED-enriched outcome is consistent with insufficient power to detect an outcome association at those loci and should not be read as positive evidence for distinct causal architecture. Eighth, the framework included a single positive control, and that control did not behave uniformly:</w:t>
-      </w:r>
-      <w:r>
-        <w:t xml:space="preserve"> </w:t>
-      </w:r>
-      <w:r>
-        <w:rPr>
-          <w:iCs/>
-          <w:i/>
-        </w:rPr>
-        <w:t xml:space="preserve">CTLA4</w:t>
-      </w:r>
-      <w:r>
-        <w:t xml:space="preserve"> </w:t>
-      </w:r>
-      <w:r>
-        <w:t xml:space="preserve">colocalized in the TED-enriched outcome (PP.H4 = 0.978, lead variant rs1863800) but not in the discovery outcome (PP.H3 = 0.794, lead variant rs231811). Recovery of</w:t>
-      </w:r>
-      <w:r>
-        <w:t xml:space="preserve"> </w:t>
-      </w:r>
-      <w:r>
-        <w:rPr>
-          <w:iCs/>
-          <w:i/>
-        </w:rPr>
-        <w:t xml:space="preserve">CTLA4</w:t>
-      </w:r>
-      <w:r>
-        <w:t xml:space="preserve"> </w:t>
-      </w:r>
-      <w:r>
-        <w:t xml:space="preserve">as a strong direction-consistent MR signal therefore calibrates the MR component of the screen, but the sensitivity of the combined MR-plus-colocalization filter is not established by one control locus; the absence of a robust novel target should be interpreted with that in mind, alongside the detectable effect range in Table S8. Finally, the orbital tissue analysis was exploratory, based on a small in-house cohort, and was not externally replicated. These constraints should be considered when interpreting individual estimates, but the central contrast between</w:t>
+        <w:t xml:space="preserve">colocalized in the TED-enriched outcome (PP.H4 = 0.978, lead variant rs1863800) but not in discovery (PP.H3 = 0.794, lead variant rs231811). Its recovery as a strong direction-consistent MR signal calibrates the MR component of the screen, but the sensitivity of the combined MR-plus-colocalization filter is not established by one control locus. Finally, the orbital tissue analysis was exploratory, rested on four TED samples and a single control, and was not externally replicated; it provides context rather than confirmation. These constraints should be considered when interpreting individual estimates, but the central contrast between</w:t>
       </w:r>
       <w:r>
         <w:t xml:space="preserve"> </w:t>
@@ -2923,7 +2891,7 @@
         <w:pStyle w:val="BodyText"/>
       </w:pPr>
       <w:r>
-        <w:t xml:space="preserve">In a druggable-gene-wide Mendelian randomization, colocalization, and orbital tissue framework,</w:t>
+        <w:t xml:space="preserve">In this druggable-gene-wide Mendelian randomization, colocalization, and exploratory orbital tissue framework,</w:t>
       </w:r>
       <w:r>
         <w:t xml:space="preserve"> </w:t>
@@ -2939,7 +2907,7 @@
         <w:t xml:space="preserve"> </w:t>
       </w:r>
       <w:r>
-        <w:t xml:space="preserve">emerged as an expression-colocalized susceptibility anchor for GD whose signal was also recovered in a TED-enriched case series, supported primarily by consistent cross-outcome genetic effects and shared-variant colocalization at rs179252, with exploratory in-house orbital tissue findings providing supportive but non-confirmatory tissue-level context. In contrast,</w:t>
+        <w:t xml:space="preserve">emerged as an expression-colocalized susceptibility anchor for GD — supported by consistent cross-outcome genetic effects and shared-variant colocalization at rs179252 — with its signal also recovered in a TED-enriched Graves ophthalmopathy outcome.</w:t>
       </w:r>
       <w:r>
         <w:t xml:space="preserve"> </w:t>
@@ -2955,7 +2923,7 @@
         <w:t xml:space="preserve"> </w:t>
       </w:r>
       <w:r>
-        <w:t xml:space="preserve">showed nominal positive-direction genetic evidence without expression colocalization or significant orbital tissue association. No non-known druggable gene advanced as a robust novel target after cross-outcome colocalization. These findings position</w:t>
+        <w:t xml:space="preserve">showed directionally consistent risk-direction estimates, nominally significant in BBJ and UKB but not FinnGen, without evidence of expression colocalization or a significant orbital tissue association. This profile is more compatible with pharmacologic effector biology than with the</w:t>
       </w:r>
       <w:r>
         <w:t xml:space="preserve"> </w:t>
@@ -2968,10 +2936,7 @@
         <w:t xml:space="preserve">TSHR</w:t>
       </w:r>
       <w:r>
-        <w:t xml:space="preserve"> </w:t>
-      </w:r>
-      <w:r>
-        <w:t xml:space="preserve">as a genetically anchored susceptibility locus and support an interpretation of</w:t>
+        <w:t xml:space="preserve">-like expression-colocalized susceptibility architecture, although it does not establish</w:t>
       </w:r>
       <w:r>
         <w:t xml:space="preserve"> </w:t>
@@ -2987,7 +2952,7 @@
         <w:t xml:space="preserve"> </w:t>
       </w:r>
       <w:r>
-        <w:t xml:space="preserve">as a pharmacologic effector axis rather than a primary expression-colocalized susceptibility locus. Distinguishing susceptibility anchoring from effector biology may help interpret existing therapies and guide the genetic prioritization of future targets in GD and TED.</w:t>
+        <w:t xml:space="preserve">as an effector axis or exclude a modest genetic contribution. No non-known druggable gene advanced as a robust novel target after cross-outcome colocalization. Distinguishing susceptibility anchoring from effector biology may help interpret existing therapies and guide the genetic prioritization of future targets in GD and TED.</w:t>
       </w:r>
     </w:p>
     <w:p>
@@ -3690,7 +3655,7 @@
         <w:t xml:space="preserve"> </w:t>
       </w:r>
       <w:r>
-        <w:t xml:space="preserve">The same three evidence layers applied to</w:t>
+        <w:t xml:space="preserve">The same three evidence layers were applied to</w:t>
       </w:r>
       <w:r>
         <w:t xml:space="preserve"> </w:t>
@@ -3722,7 +3687,20 @@
         <w:t xml:space="preserve"> </w:t>
       </w:r>
       <w:r>
-        <w:t xml:space="preserve">under identical instruments, outcomes, and filters.</w:t>
+        <w:t xml:space="preserve">using the same outcome hierarchy and analytic framework, with gene-specific</w:t>
+      </w:r>
+      <w:r>
+        <w:t xml:space="preserve"> </w:t>
+      </w:r>
+      <w:r>
+        <w:rPr>
+          <w:iCs/>
+          <w:i/>
+        </w:rPr>
+        <w:t xml:space="preserve">cis</w:t>
+      </w:r>
+      <w:r>
+        <w:t xml:space="preserve">-eQTL instruments.</w:t>
       </w:r>
       <w:r>
         <w:t xml:space="preserve"> </w:t>
@@ -3754,7 +3732,7 @@
         <w:t xml:space="preserve"> </w:t>
       </w:r>
       <w:r>
-        <w:t xml:space="preserve">shows a nominal genetic association (β = +0.45,</w:t>
+        <w:t xml:space="preserve">shows a nominal genetic association in discovery (β = +0.45,</w:t>
       </w:r>
       <w:r>
         <w:t xml:space="preserve"> </w:t>
@@ -3956,7 +3934,7 @@
         <w:t xml:space="preserve"> </w:t>
       </w:r>
       <w:r>
-        <w:t xml:space="preserve">(blue), a prespecified therapeutic backbone gene, lies below the Bonferroni threshold with nominal association and is evaluated in the multi-layer backbone-gene analysis. No druggable gene outside the known anchors and LD/MHC artifacts achieved robust, colocalization-confirmed novel association (Supplementary Tables S1–S2).</w:t>
+        <w:t xml:space="preserve">(blue), the therapeutic backbone gene, lies below the Bonferroni threshold with nominal association and is evaluated in the multi-layer backbone-gene analysis. No druggable gene outside the known anchors and LD/MHC artifacts achieved robust, colocalization-confirmed novel association (Supplementary Tables S1–S2).</w:t>
       </w:r>
     </w:p>
     <w:p>
@@ -4164,7 +4142,7 @@
         <w:t xml:space="preserve"> </w:t>
       </w:r>
       <w:r>
-        <w:t xml:space="preserve">shows a consistent nominal risk-direction effect.</w:t>
+        <w:t xml:space="preserve">shows directionally consistent risk-direction estimates, with nominal significance in BBJ and UKB but not FinnGen.</w:t>
       </w:r>
       <w:r>
         <w:t xml:space="preserve"> </w:t>
@@ -4225,7 +4203,7 @@
         <w:t xml:space="preserve">P</w:t>
       </w:r>
       <w:r>
-        <w:t xml:space="preserve">) were computed at the biological-sample level after collapsing technical-replicate libraries and should be interpreted as exploratory tissue support given the single control. TPM panels use gene-specific y-axis scales. Only</w:t>
+        <w:t xml:space="preserve">) were computed at the biological-sample level after collapsing technical-replicate libraries and should be interpreted as exploratory tissue support given the single control. TPM panels use gene-specific y-axis scales.</w:t>
       </w:r>
       <w:r>
         <w:t xml:space="preserve"> </w:t>
@@ -4241,7 +4219,7 @@
         <w:t xml:space="preserve"> </w:t>
       </w:r>
       <w:r>
-        <w:t xml:space="preserve">reaches tissue-level significance (log2FC = +2.33, adjusted</w:t>
+        <w:t xml:space="preserve">showed an exploratory differential-expression signal (log2FC = +2.33, adjusted</w:t>
       </w:r>
       <w:r>
         <w:t xml:space="preserve"> </w:t>
@@ -4257,7 +4235,7 @@
         <w:t xml:space="preserve"> </w:t>
       </w:r>
       <w:r>
-        <w:t xml:space="preserve">= 0.032);</w:t>
+        <w:t xml:space="preserve">= 0.032), which is not confirmatory because the analysis included only one control sample;</w:t>
       </w:r>
       <w:r>
         <w:t xml:space="preserve"> </w:t>
@@ -4289,7 +4267,7 @@
         <w:t xml:space="preserve"> </w:t>
       </w:r>
       <w:r>
-        <w:t xml:space="preserve">are directionally up but non-significant.</w:t>
+        <w:t xml:space="preserve">were directionally up but non-significant.</w:t>
       </w:r>
     </w:p>
     <w:p>
@@ -14920,19 +14898,32 @@
               <w:jc w:val="left"/>
             </w:pPr>
             <w:r>
-              <w:t xml:space="preserve">Limitations (cross-ancestry, single-IV, blood eQTL, n = 1 control)</w:t>
-            </w:r>
-          </w:p>
-        </w:tc>
-        <w:tc>
-          <w:tcPr/>
-          <w:p>
-            <w:pPr>
-              <w:pStyle w:val="Compact"/>
-              <w:jc w:val="left"/>
-            </w:pPr>
-            <w:r>
-              <w:t xml:space="preserve">Discussion</w:t>
+              <w:t xml:space="preserve">Limitations (blood eQTL vs orbital tissue; European eQTL vs East Asian discovery; broader UKB phenotype; single-IV</w:t>
+            </w:r>
+            <w:r>
+              <w:t xml:space="preserve"> </w:t>
+            </w:r>
+            <w:r>
+              <w:rPr>
+                <w:iCs/>
+                <w:i/>
+              </w:rPr>
+              <w:t xml:space="preserve">TSHR</w:t>
+            </w:r>
+            <w:r>
+              <w:t xml:space="preserve">; limited power in the 858-case TED-enriched outcome; TED-enriched outcome is not a within-Graves TED-specific contrast; coloc single-causal-variant assumption and single European allele-frequency reference; no formal colocalization power analysis; non-uniform behaviour of the single positive control; exploratory n = 1-control tissue analysis)</w:t>
+            </w:r>
+          </w:p>
+        </w:tc>
+        <w:tc>
+          <w:tcPr/>
+          <w:p>
+            <w:pPr>
+              <w:pStyle w:val="Compact"/>
+              <w:jc w:val="left"/>
+            </w:pPr>
+            <w:r>
+              <w:t xml:space="preserve">Discussion (limitations paragraph)</w:t>
             </w:r>
           </w:p>
         </w:tc>
@@ -16499,7 +16490,7 @@
           <w:iCs/>
           <w:i/>
         </w:rPr>
-        <w:t xml:space="preserve">The screen was well powered for large expression-mediated effects and recovered both established anchors (TSHR, CTLA4) at magnitudes exceeding their gene-specific thresholds. IGF1R effects fell below the corresponding thresholds in every outcome, so the absence of study-wide significance at IGF1R is expected for an effect of this size and is not evidence against a genetic contribution; IGF1R was therefore evaluated as a prespecified backbone gene across multiple evidence layers rather than on discovery significance alone. Conversely, the absence of a robust novel target constrains additional large, expression-colocalized druggable effects but not moderate ones. Values are computed from the standard errors of the locked primary MR estimates (reproduced by</w:t>
+        <w:t xml:space="preserve">The screen was well powered for large expression-mediated effects and recovered both established anchors (TSHR, CTLA4) at magnitudes exceeding their gene-specific thresholds. IGF1R effects fell below the corresponding thresholds in every outcome, so the absence of study-wide significance at IGF1R is expected for an effect of this size and is not evidence against a genetic contribution; IGF1R was therefore evaluated as a backbone gene across multiple evidence layers rather than on discovery significance alone. Conversely, the absence of a robust novel target constrains additional large, expression-colocalized druggable effects but not moderate ones. Values are computed from the standard errors of the locked primary MR estimates (reproduced by</w:t>
       </w:r>
       <w:r>
         <w:rPr>

--- a/submission/MANUSCRIPT_TED_TRAP_v5_SUBMISSION.docx
+++ b/submission/MANUSCRIPT_TED_TRAP_v5_SUBMISSION.docx
@@ -178,7 +178,7 @@
         <w:t xml:space="preserve"> </w:t>
       </w:r>
       <w:r>
-        <w:t xml:space="preserve">Blood</w:t>
+        <w:t xml:space="preserve">eQTLGen blood</w:t>
       </w:r>
       <w:r>
         <w:t xml:space="preserve"> </w:t>
@@ -191,7 +191,7 @@
         <w:t xml:space="preserve">cis</w:t>
       </w:r>
       <w:r>
-        <w:t xml:space="preserve">-eQTL instruments from eQTLGen were used for two-sample MR across 2,545 MR-testable druggable genes. Outcomes were Biobank Japan (BBJ) Graves disease (discovery), UK Biobank (UKB) hyperthyroidism (replication), and FinnGen R12 Graves ophthalmopathy (TED-enriched sensitivity). Bonferroni-significant discovery hits underwent cross-outcome evaluation, fine-mapping, Bayesian colocalization, and candidate filtering.</w:t>
+        <w:t xml:space="preserve">-eQTL instruments were used for two-sample MR across 2,545 MR-testable druggable genes. Outcomes were Biobank Japan (BBJ) Graves disease (discovery), UK Biobank (UKB) hyperthyroidism (replication), and FinnGen R12 Graves ophthalmopathy (TED-enriched sensitivity). Bonferroni-significant discovery hits underwent cross-outcome evaluation, fine-mapping, Bayesian colocalization, and candidate filtering.</w:t>
       </w:r>
       <w:r>
         <w:t xml:space="preserve"> </w:t>
@@ -233,7 +233,7 @@
         <w:t xml:space="preserve"> </w:t>
       </w:r>
       <w:r>
-        <w:t xml:space="preserve">were further integrated with in-house orbital RNA-seq.</w:t>
+        <w:t xml:space="preserve">were integrated with in-house orbital RNA-seq.</w:t>
       </w:r>
       <w:r>
         <w:t xml:space="preserve"> </w:t>
@@ -265,7 +265,7 @@
         <w:t xml:space="preserve"> </w:t>
       </w:r>
       <w:r>
-        <w:t xml:space="preserve">showed consistent protective MR effects across all three outcomes, strong colocalization with the discovery and TED-enriched signals (PP.H4=0.951 and 0.986; shared variant rs179252), and exploratory upregulation in TED orbital tissue (log2FC=+2.33, adjusted P=0.032).</w:t>
+        <w:t xml:space="preserve">showed protective MR effects across all three outcomes, strong colocalization with discovery and TED-enriched signals (PP.H4=0.951 and 0.986; shared variant rs179252), and exploratory upregulation in TED orbital tissue (log2FC=+2.33, adjusted P=0.032).</w:t>
       </w:r>
       <w:r>
         <w:t xml:space="preserve"> </w:t>
@@ -281,7 +281,7 @@
         <w:t xml:space="preserve"> </w:t>
       </w:r>
       <w:r>
-        <w:t xml:space="preserve">showed directionally consistent risk-direction MR estimates, reaching nominal significance in the BBJ and UKB outcomes but not in the smaller FinnGen outcome, and lacked expression colocalization or significant orbital tissue association.</w:t>
+        <w:t xml:space="preserve">showed directionally consistent risk-direction MR estimates, reaching nominal significance in BBJ and UKB but not in the smaller FinnGen outcome, and lacked expression colocalization or significant orbital tissue association.</w:t>
       </w:r>
       <w:r>
         <w:t xml:space="preserve"> </w:t>
@@ -758,7 +758,7 @@
         <w:t xml:space="preserve"> </w:t>
       </w:r>
       <w:r>
-        <w:t xml:space="preserve">(a positive-control autoimmune locus). All three were carried through every evidence layer irrespective of their discovery</w:t>
+        <w:t xml:space="preserve">(a positive-control autoimmune locus). All three were evaluated across the MR, colocalization, and orbital tissue layers irrespective of their discovery</w:t>
       </w:r>
       <w:r>
         <w:t xml:space="preserve"> </w:t>
@@ -774,7 +774,23 @@
         <w:t xml:space="preserve"> </w:t>
       </w:r>
       <w:r>
-        <w:t xml:space="preserve">values.</w:t>
+        <w:t xml:space="preserve">values, with additional fine-mapping performed for the single-instrument</w:t>
+      </w:r>
+      <w:r>
+        <w:t xml:space="preserve"> </w:t>
+      </w:r>
+      <w:r>
+        <w:rPr>
+          <w:iCs/>
+          <w:i/>
+        </w:rPr>
+        <w:t xml:space="preserve">TSHR</w:t>
+      </w:r>
+      <w:r>
+        <w:t xml:space="preserve"> </w:t>
+      </w:r>
+      <w:r>
+        <w:t xml:space="preserve">locus.</w:t>
       </w:r>
     </w:p>
     <w:bookmarkEnd w:id="22"/>
@@ -1636,7 +1652,7 @@
         <w:t xml:space="preserve"> </w:t>
       </w:r>
       <w:r>
-        <w:t xml:space="preserve">(β = −1.74), both of which exceeded their gene-specific detection thresholds — but not for modest effects. The absence of a robust novel target should accordingly be read as evidence against additional large, expression-colocalized druggable effects rather than against moderate ones, which larger GD- and TED-specific GWAS will be required to resolve.</w:t>
+        <w:t xml:space="preserve">(β = −1.74), both of which exceeded their gene-specific detection thresholds — but not for modest effects. The absence of a robust novel target should accordingly be read as constraining additional large, expression-colocalized druggable effects, particularly among well-powered genes, rather than as excluding moderate ones, which larger GD- and TED-specific GWAS will be required to resolve.</w:t>
       </w:r>
     </w:p>
     <w:bookmarkEnd w:id="31"/>
@@ -2008,7 +2024,7 @@
         <w:t xml:space="preserve">cis</w:t>
       </w:r>
       <w:r>
-        <w:t xml:space="preserve">-eQTL at the locus without a detectable disease association, in contrast to the strong shared-variant evidence observed at</w:t>
+        <w:t xml:space="preserve">-eQTL at the locus whose signal does not resolve to a variant shared with disease association, in contrast to the strong shared-variant evidence observed at</w:t>
       </w:r>
       <w:r>
         <w:t xml:space="preserve"> </w:t>
@@ -2328,7 +2344,7 @@
         <w:pStyle w:val="FirstParagraph"/>
       </w:pPr>
       <w:r>
-        <w:t xml:space="preserve">Using a druggable-gene-wide Mendelian randomization, colocalization, fine-mapping, and orbital tissue framework, we set out to distinguish genetically anchored susceptibility from pharmacologic effector biology in Graves disease (GD) and thyroid eye disease (TED). Two contrasting evidence profiles emerged.</w:t>
+        <w:t xml:space="preserve">We set out to distinguish genetically anchored susceptibility from pharmacologic effector biology in Graves disease (GD) and thyroid eye disease (TED). Two contrasting evidence profiles emerged.</w:t>
       </w:r>
       <w:r>
         <w:t xml:space="preserve"> </w:t>
@@ -2388,7 +2404,7 @@
         <w:t xml:space="preserve"> </w:t>
       </w:r>
       <w:r>
-        <w:t xml:space="preserve">but its resolution into a coherent expression-colocalized anchor: consistent protective-direction estimates across all three outcomes, a shared causal variant with disease association in both the discovery and TED-enriched outcomes at rs179252, and fine-mapping showing that secondary credible-set lead variants remained in substantial linkage disequilibrium with it and did not provide clearly independent additional instruments. The MR estimate therefore reflects a well-defined locus-level signal rather than an artifact of unmodeled allelic heterogeneity or arbitrary instrument selection. Its convergence with exploratory</w:t>
+        <w:t xml:space="preserve">but its resolution into a coherent expression-colocalized anchor: consistent protective-direction estimates across all three outcomes, a shared causal variant with disease association in both the discovery and TED-enriched outcomes at rs179252, and fine-mapping showing that secondary credible-set lead variants remained in substantial linkage disequilibrium with it and did not provide clearly independent additional instruments. Its convergence with exploratory</w:t>
       </w:r>
       <w:r>
         <w:t xml:space="preserve"> </w:t>
@@ -2541,7 +2557,7 @@
         <w:t xml:space="preserve">TSHR</w:t>
       </w:r>
       <w:r>
-        <w:t xml:space="preserve">, not as evidence that the direction of tissue expression change is itself causal for orbital disease, and we caution against reading tissue differential expression as directionally equivalent to a germline MR effect.</w:t>
+        <w:t xml:space="preserve">, not as evidence that the direction of tissue expression change is itself causal for orbital disease.</w:t>
       </w:r>
     </w:p>
     <w:p>
@@ -2617,7 +2633,7 @@
         <w:t xml:space="preserve"> </w:t>
       </w:r>
       <w:r>
-        <w:t xml:space="preserve">profile as more compatible with pharmacologic effector biology than with a primary expression-colocalized susceptibility anchor, an interpretation these data support indirectly rather than establish. This interpretation is compatible with the clinical efficacy of teprotumumab [3], which targets IGF-1R signaling: an effective therapeutic target need not be a primary genetic determinant of disease, nor must its germline expression regulation colocalize with disease risk. The therapeutic rationale for IGF-1R blockade can be understood in relation to physical and functional crosstalk with TSHR in orbital fibroblasts [4, 5], without requiring</w:t>
+        <w:t xml:space="preserve">profile as more compatible with pharmacologic effector biology than with a primary expression-colocalized susceptibility anchor, an interpretation these data support indirectly rather than establish. This interpretation is compatible with the clinical efficacy of teprotumumab [3], which targets IGF-1R signaling: an effective therapeutic target need not be a primary genetic determinant of disease. The therapeutic rationale for IGF-1R blockade can be understood in relation to physical and functional crosstalk with TSHR in orbital fibroblasts [4, 5], without requiring</w:t>
       </w:r>
       <w:r>
         <w:t xml:space="preserve"> </w:t>
@@ -2633,23 +2649,7 @@
         <w:t xml:space="preserve"> </w:t>
       </w:r>
       <w:r>
-        <w:t xml:space="preserve">to be an independent germline susceptibility locus. Framing</w:t>
-      </w:r>
-      <w:r>
-        <w:t xml:space="preserve"> </w:t>
-      </w:r>
-      <w:r>
-        <w:rPr>
-          <w:iCs/>
-          <w:i/>
-        </w:rPr>
-        <w:t xml:space="preserve">IGF1R</w:t>
-      </w:r>
-      <w:r>
-        <w:t xml:space="preserve"> </w:t>
-      </w:r>
-      <w:r>
-        <w:t xml:space="preserve">as an effector rather than an anchor reconciles its therapeutic relevance with the comparatively weak germline expression-colocalization evidence observed in this study.</w:t>
+        <w:t xml:space="preserve">to be an independent germline susceptibility locus.</w:t>
       </w:r>
     </w:p>
     <w:p>
@@ -2689,7 +2689,7 @@
         <w:t xml:space="preserve"> </w:t>
       </w:r>
       <w:r>
-        <w:t xml:space="preserve">illustrates a broader principle: genetic susceptibility loci and pharmacologic targets are overlapping but not identical categories, consistent with the observation that human genetic support for a target increases the likelihood of success in drug development even though not every effective target is a primary susceptibility locus [27]. That principle is already established; what this study contributes is a worked demonstration of it within a single disease area, in which the anchor and the candidate effector are resolved side by side under the same outcome hierarchy, analytic framework, and filters. Our findings do not test whether targeting an upstream anchor would offer clinical advantages over established effector-directed therapy — a question outside the scope of a genetic prioritization study.</w:t>
+        <w:t xml:space="preserve">illustrates a broader principle: genetic susceptibility loci and pharmacologic targets are overlapping but not identical categories, consistent with the observation that human genetic support for a target increases the likelihood of success in drug development even though not every effective target is a primary susceptibility locus [27]. That principle is already established; this study contributes a worked demonstration within a single disease area, resolving the anchor and the candidate effector side by side under the same outcome hierarchy, analytic framework, and filters. Our findings do not test whether targeting an upstream anchor would offer clinical advantages over established effector-directed therapy.</w:t>
       </w:r>
     </w:p>
     <w:p>
@@ -2729,7 +2729,7 @@
         <w:t xml:space="preserve"> </w:t>
       </w:r>
       <w:r>
-        <w:t xml:space="preserve">colocalized strongly with the BBJ Graves disease signal but failed to show shared-variant colocalization in the TED-enriched outcome, while the chromosome 16p11.2 candidates showed only weak or ambiguous colocalization within a narrow linkage-disequilibrium window. Had we relied on discovery significance alone, any of these signals could have been overinterpreted as a putative druggable target. Requiring cross-outcome support and colocalization-based filtering guarded against the overinterpretation of single-outcome or LD-driven signals that can arise in large druggable-gene screens. This conservative outcome is compatible with the currently available genetic evidence, in which strong autoimmune and thyroid-specific loci are more consistently recovered than novel druggable candidates [9, 10]; it does not exclude additional contributors of smaller effect that larger TED-specific GWAS may eventually reveal.</w:t>
+        <w:t xml:space="preserve">colocalized strongly with the BBJ Graves disease signal but failed to show shared-variant colocalization in the TED-enriched outcome, while the chromosome 16p11.2 candidates showed only weak or ambiguous colocalization within a narrow linkage-disequilibrium window. Requiring cross-outcome support and colocalization-based filtering guarded against the overinterpretation of single-outcome or LD-driven signals that can arise in large druggable-gene screens. This conservative outcome is compatible with the currently available genetic evidence, in which strong autoimmune and thyroid-specific loci are more consistently recovered than novel druggable candidates [9, 10]; it does not exclude additional contributors of smaller effect that larger TED-specific GWAS may eventually reveal.</w:t>
       </w:r>
     </w:p>
     <w:p>
@@ -2769,7 +2769,7 @@
         <w:t xml:space="preserve"> </w:t>
       </w:r>
       <w:r>
-        <w:t xml:space="preserve">instrument was fine-mapped rather than accepted at face value, supporting its interpretation as a locus-level anchor rather than an artifact of allelic heterogeneity. Together these reduce the likelihood that the central susceptibility–effector distinction is driven by single-outcome artifacts or linkage-driven signals.</w:t>
+        <w:t xml:space="preserve">instrument was fine-mapped rather than accepted at face value, supporting its interpretation as a locus-level anchor rather than an artifact of allelic heterogeneity.</w:t>
       </w:r>
     </w:p>
     <w:p>
@@ -3639,7 +3639,7 @@
         <w:t xml:space="preserve">CTLA4</w:t>
       </w:r>
       <w:r>
-        <w:t xml:space="preserve">). The screen was powered at 80% to detect a median odds ratio of 2.55 (Table S8), so this null excludes further large — but not moderate — expression-mediated effects.</w:t>
+        <w:t xml:space="preserve">). The screen was powered at 80% to detect a median odds ratio of 2.55 (Table S8), so this null constrains additional large expression-mediated effects, particularly among well-powered genes, but does not exclude moderate effects.</w:t>
       </w:r>
       <w:r>
         <w:t xml:space="preserve"> </w:t>
@@ -4062,7 +4062,7 @@
         <w:t xml:space="preserve">cis</w:t>
       </w:r>
       <w:r>
-        <w:t xml:space="preserve">-eQTL signal without a detectable outcome association);</w:t>
+        <w:t xml:space="preserve">-eQTL signal that does not resolve to a variant shared with the outcome);</w:t>
       </w:r>
       <w:r>
         <w:t xml:space="preserve"> </w:t>
@@ -5928,7 +5928,7 @@
           <w:iCs/>
           <w:i/>
         </w:rPr>
-        <w:t xml:space="preserve">MR effect estimates are odds ratios (OR) per unit increase in genetically proxied gene expression, by Wald ratio (single instrument) or inverse-variance weighted (IVW; multiple instruments). Sensitivity estimators (weighted median, weighted mode, MR-Egger intercept) and the Cochran’s Q heterogeneity test are reported only where estimable; single-instrument loci are marked NA. The MR-Egger intercept P values for IGF1R (all &gt; 0.43) indicate no detectable directional pleiotropy; Cochran’s Q indicates significant between-instrument heterogeneity for CTLA4 in the UKB and FinnGen analyses (Q P = 0.001 and 0.049), consistent with cross-ancestry/phenotype locus complexity. Colocalization (coloc.abf): PP.H4 ≥ 0.80 indicates strong evidence for a shared causal variant; IGF1R is PP.H2-dominant (a cis-eQTL signal without a detectable outcome association). Tissue by DESeq2 (in-house orbital RNA-seq, n = 1 control — exploratory). NS, not significant; —, not applicable/not computed. All values verified against source analysis files.</w:t>
+        <w:t xml:space="preserve">MR effect estimates are odds ratios (OR) per unit increase in genetically proxied gene expression, by Wald ratio (single instrument) or inverse-variance weighted (IVW; multiple instruments). Sensitivity estimators (weighted median, weighted mode, MR-Egger intercept) and the Cochran’s Q heterogeneity test are reported only where estimable; single-instrument loci are marked NA. The MR-Egger intercept P values for IGF1R (all &gt; 0.43) indicate no detectable directional pleiotropy; Cochran’s Q indicates significant between-instrument heterogeneity for CTLA4 in the UKB and FinnGen analyses (Q P = 0.001 and 0.049), consistent with cross-ancestry/phenotype locus complexity. Colocalization (coloc.abf): PP.H4 ≥ 0.80 indicates strong evidence for a shared causal variant; IGF1R is PP.H2-dominant (a cis-eQTL signal that does not resolve to a variant shared with the outcome). Colocalization tests only the shared-causal-variant hypothesis, so a PP.H2-dominant posterior does not contradict the nominal MR association reported above. Tissue by DESeq2 (in-house orbital RNA-seq, n = 1 control — exploratory). NS, not significant; —, not applicable/not computed. All values verified against source analysis files.</w:t>
       </w:r>
     </w:p>
     <w:p>
@@ -14115,7 +14115,7 @@
           <w:iCs/>
           <w:i/>
         </w:rPr>
-        <w:t xml:space="preserve">For IGF1R (the only multi-instrument backbone gene with a full estimator set), all sensitivity estimators are directionally concordant with the IVW estimate and the MR-Egger intercept is non-significant in every outcome (P &gt; 0.43), indicating no detectable directional pleiotropy. CTLA4 showed significant between-instrument heterogeneity in the UKB and FinnGen analyses (Cochran’s Q P = 0.001 and 0.049), consistent with cross-ancestry/phenotype locus complexity. Steiger directionality was not estimable for these summary-level single- or limited-instrument loci and was therefore not applied. Single-instrument loci (TSHR all outcomes; CTLA4 in BBJ) are supported by colocalization and fine-mapping rather than instrument-based pleiotropy diagnostics.</w:t>
+        <w:t xml:space="preserve">For IGF1R (the only multi-instrument backbone gene with a full estimator set), all sensitivity estimators are directionally concordant with the IVW estimate and the MR-Egger intercept is non-significant in every outcome (P &gt; 0.43), indicating no detectable directional pleiotropy. CTLA4 showed significant between-instrument heterogeneity in the UKB and FinnGen analyses (Cochran’s Q P = 0.001 and 0.049), consistent with cross-ancestry/phenotype locus complexity. Steiger directionality was not estimable for these summary-level single- or limited-instrument loci and was therefore not applied. Single-instrument loci are not amenable to instrument-based pleiotropy diagnostics. TSHR is instead supported by colocalization (PP.H4 = 0.951 in BBJ and 0.986 in the TED-enriched outcome) and by SuSiE fine-mapping (Table S3); the single-instrument CTLA4 discovery arm is not, its discovery posterior favouring distinct causal variants (PP.H3 = 0.794, PP.H4 = 0.206), consistent with its role as a positive control rather than a colocalized anchor.</w:t>
       </w:r>
       <w:r>
         <w:t xml:space="preserve"> </w:t>

--- a/submission/MANUSCRIPT_TED_TRAP_v5_SUBMISSION.docx
+++ b/submission/MANUSCRIPT_TED_TRAP_v5_SUBMISSION.docx
@@ -710,7 +710,7 @@
         <w:pStyle w:val="BodyText"/>
       </w:pPr>
       <w:r>
-        <w:t xml:space="preserve">Disease outcomes followed a prespecified hierarchy of decreasing sample size but increasing TED specificity: Graves disease from Biobank Japan (BBJ; East Asian; 2,809 cases) as the primary discovery outcome, hyperthyroidism from UK Biobank (UKB; European; 3,731 cases) as cross-ancestry replication [13], and Graves ophthalmopathy from FinnGen R12 (European; 858 cases) as the TED-enriched sensitivity outcome [14] (Table 1). Because TED-specific GWAS remain substantially smaller than GD GWAS, this design tested the signal first in a better-powered discovery set and then in a TED-enriched outcome. An in-house orbital RNA-seq dataset (Korean; four TED, one control) provided exploratory tissue-level triangulation and was not used for instrument selection. Three genes were designated a priori as the interpretive backbone on biological and therapeutic grounds rather than on screen results:</w:t>
+        <w:t xml:space="preserve">Disease outcomes followed a prespecified functional hierarchy: Graves disease from Biobank Japan (BBJ; East Asian; 2,809 cases) served as the primary discovery outcome, hyperthyroidism from UK Biobank (UKB; European; 3,731 cases) as a cross-ancestry, broader-phenotype replication outcome [13], and Graves ophthalmopathy from FinnGen R12 (European; 858 cases) as the TED-enriched sensitivity outcome [14] (Table 1). Because adequately powered TED-specific GWAS are unavailable, this design prioritized discovery in Graves disease, assessed generalizability in a broader hyperthyroidism phenotype, and finally examined signal recovery in a smaller TED-enriched outcome. An in-house orbital RNA-seq dataset (Korean; four TED, one control) provided exploratory tissue-level triangulation and was not used for instrument selection. Three genes were designated a priori as the interpretive backbone on biological and therapeutic grounds rather than on screen results:</w:t>
       </w:r>
       <w:r>
         <w:t xml:space="preserve"> </w:t>

--- a/submission/MANUSCRIPT_TED_TRAP_v5_SUBMISSION.docx
+++ b/submission/MANUSCRIPT_TED_TRAP_v5_SUBMISSION.docx
@@ -146,7 +146,7 @@
         <w:t xml:space="preserve"> </w:t>
       </w:r>
       <w:r>
-        <w:t xml:space="preserve">represents a genetically anchored susceptibility locus or a pharmacologic effector axis distinct from the established autoantigen</w:t>
+        <w:t xml:space="preserve">carries the genetic architecture of a susceptibility locus, as the established autoantigen</w:t>
       </w:r>
       <w:r>
         <w:t xml:space="preserve"> </w:t>
@@ -162,7 +162,7 @@
         <w:t xml:space="preserve"> </w:t>
       </w:r>
       <w:r>
-        <w:t xml:space="preserve">remains unclear. We applied a druggable-gene-wide Mendelian randomization (MR) and colocalization framework to separate susceptibility from effector axes in Graves disease (GD) and TED.</w:t>
+        <w:t xml:space="preserve">does, remains unclear. We applied a druggable-gene-wide Mendelian randomization (MR) and colocalization framework to separate susceptibility from effector axes in Graves disease (GD) and TED.</w:t>
       </w:r>
       <w:r>
         <w:t xml:space="preserve"> </w:t>
@@ -223,7 +223,7 @@
         <w:t xml:space="preserve"> </w:t>
       </w:r>
       <w:r>
-        <w:t xml:space="preserve">showed protective MR effects across all three outcomes and strong colocalization in both Graves disease phenotypes (PP.H4=0.951 and 0.986; lead rs179252), but not in the broader hyperthyroidism phenotype, where distinct causal variants were favoured (PP.H3=0.774).</w:t>
+        <w:t xml:space="preserve">showed protective MR effects across all three outcomes and strong colocalization in both Graves disease phenotypes (PP.H4=0.951 and 0.986; top-posterior variant rs179252), but not in the broader hyperthyroidism phenotype, where distinct causal variants were favoured (PP.H3=0.774).</w:t>
       </w:r>
       <w:r>
         <w:t xml:space="preserve"> </w:t>
@@ -815,7 +815,7 @@
         <w:t xml:space="preserve"> </w:t>
       </w:r>
       <w:r>
-        <w:t xml:space="preserve">&lt; 5×10⁻⁶) was used only for secondary or sensitivity analyses and did not define the primary denominator. Because eQTLGen reports Z-scores without allele frequencies, 1000 Genomes Phase 3 European frequencies (n = 503) were used to reconstruct exposure effect sizes [17]. Independent instruments were obtained by LD clumping (</w:t>
+        <w:t xml:space="preserve">&lt; 5×10⁻⁶) was used only for secondary or sensitivity analyses and did not define the primary denominator. Exposure effect sizes were reconstructed from the reported Z-scores and per-SNP sample sizes using 1000 Genomes Phase 3 European allele frequencies (n = 503) [17]; the consequences of using the reference panel rather than eQTLGen’s own allele-frequency file are considered in the Limitations. Independent instruments were obtained by LD clumping (</w:t>
       </w:r>
       <w:r>
         <w:rPr>
@@ -854,7 +854,33 @@
         <w:t xml:space="preserve">Z</w:t>
       </w:r>
       <w:r>
-        <w:t xml:space="preserve">² (minimum</w:t>
+        <w:t xml:space="preserve">². Selection at</w:t>
+      </w:r>
+      <w:r>
+        <w:t xml:space="preserve"> </w:t>
+      </w:r>
+      <w:r>
+        <w:rPr>
+          <w:iCs/>
+          <w:i/>
+        </w:rPr>
+        <w:t xml:space="preserve">P</w:t>
+      </w:r>
+      <w:r>
+        <w:t xml:space="preserve"> </w:t>
+      </w:r>
+      <w:r>
+        <w:t xml:space="preserve">&lt; 5×10⁻⁸ implies |</w:t>
+      </w:r>
+      <w:r>
+        <w:rPr>
+          <w:iCs/>
+          <w:i/>
+        </w:rPr>
+        <w:t xml:space="preserve">Z</w:t>
+      </w:r>
+      <w:r>
+        <w:t xml:space="preserve">| &gt; 5.45 and therefore</w:t>
       </w:r>
       <w:r>
         <w:t xml:space="preserve"> </w:t>
@@ -870,7 +896,7 @@
         <w:t xml:space="preserve"> </w:t>
       </w:r>
       <w:r>
-        <w:t xml:space="preserve">= 14.2; no weak instruments).</w:t>
+        <w:t xml:space="preserve">&gt; 29.7; the observed minimum was 29.7 (no weak instruments).</w:t>
       </w:r>
     </w:p>
     <w:p>
@@ -1013,7 +1039,7 @@
         <w:pStyle w:val="FirstParagraph"/>
       </w:pPr>
       <w:r>
-        <w:t xml:space="preserve">To evaluate whether the single</w:t>
+        <w:t xml:space="preserve">To test whether the single</w:t>
       </w:r>
       <w:r>
         <w:t xml:space="preserve"> </w:t>
@@ -1055,7 +1081,7 @@
         <w:t xml:space="preserve">r</w:t>
       </w:r>
       <w:r>
-        <w:t xml:space="preserve">² thresholds using ancestry-matched 1000 Genomes Phase 3 reference panels (European,</w:t>
+        <w:t xml:space="preserve">² thresholds in both 1000 Genomes Phase 3 panels (European,</w:t>
       </w:r>
       <w:r>
         <w:t xml:space="preserve"> </w:t>
@@ -1087,7 +1113,7 @@
         <w:t xml:space="preserve"> </w:t>
       </w:r>
       <w:r>
-        <w:t xml:space="preserve">= 504). At the primary selection threshold (</w:t>
+        <w:t xml:space="preserve">= 504). At the primary threshold (</w:t>
       </w:r>
       <w:r>
         <w:rPr>
@@ -1113,33 +1139,7 @@
         <w:t xml:space="preserve">r</w:t>
       </w:r>
       <w:r>
-        <w:t xml:space="preserve">² &lt; 0.001) the European panel yielded exactly one independent instrument, rs179252, which was retained as the lead variant under every threshold tested; additional variants appeared only as</w:t>
-      </w:r>
-      <w:r>
-        <w:t xml:space="preserve"> </w:t>
-      </w:r>
-      <w:r>
-        <w:rPr>
-          <w:iCs/>
-          <w:i/>
-        </w:rPr>
-        <w:t xml:space="preserve">r</w:t>
-      </w:r>
-      <w:r>
-        <w:t xml:space="preserve">² was relaxed and remained in substantial LD with rs179252 (minimum</w:t>
-      </w:r>
-      <w:r>
-        <w:t xml:space="preserve"> </w:t>
-      </w:r>
-      <w:r>
-        <w:rPr>
-          <w:iCs/>
-          <w:i/>
-        </w:rPr>
-        <w:t xml:space="preserve">r</w:t>
-      </w:r>
-      <w:r>
-        <w:t xml:space="preserve">² = 0.965 European, 0.808 East Asian).</w:t>
+        <w:t xml:space="preserve">² &lt; 0.001) the European panel — the one matching the eQTL data and therefore used for selection — yielded exactly one independent instrument, rs179252, which remained an index variant under every threshold tested.</w:t>
       </w:r>
       <w:r>
         <w:t xml:space="preserve"> </w:t>
@@ -1155,7 +1155,7 @@
         <w:t xml:space="preserve"> </w:t>
       </w:r>
       <w:r>
-        <w:t xml:space="preserve">was therefore retained as a single-instrument, locus-level anchor rather than reconstructed as a multi-instrument exposure (Table S3).</w:t>
+        <w:t xml:space="preserve">was accordingly treated as a single-instrument, locus-level anchor rather than reconstructed as a multi-instrument exposure (Table S3).</w:t>
       </w:r>
     </w:p>
     <w:p>
@@ -1202,7 +1202,7 @@
         <w:t xml:space="preserve">cis</w:t>
       </w:r>
       <w:r>
-        <w:t xml:space="preserve">-eQTL only (H2), with both traits at distinct causal variants (H3), and with both traits at a shared causal variant (H4). Strong colocalization was defined as PP.H4 ≥ 0.80 and evaluated separately against the discovery and TED-enriched outcomes (Table S2; Figure S2).</w:t>
+        <w:t xml:space="preserve">-eQTL only (H2), with both traits at distinct causal variants (H3), and with both traits at a shared causal variant (H4). Colocalization was evaluated against each outcome from beta and varbeta with ancestry-matched allele frequencies and the case fractions in Table 1. Strong colocalization was defined as PP.H4 ≥ 0.80, with prior sensitivity at p12 = 10⁻⁶ and 5×10⁻⁶ (Tables S2, S9; Figure S2).</w:t>
       </w:r>
     </w:p>
     <w:bookmarkEnd w:id="26"/>
@@ -1220,43 +1220,23 @@
         <w:pStyle w:val="FirstParagraph"/>
       </w:pPr>
       <w:r>
-        <w:t xml:space="preserve">Exploratory tissue-level support was assessed using an in-house bulk RNA-seq dataset of orbital tissue from a Korean cohort comprising four TED patients and one control. Technical replicates were collapsed to the biological-sample level by summing raw counts, and gene-level differential expression was estimated with DESeq2 [24] with Benjamini–Hochberg correction computed across genes. This study reports only the three backbone genes (</w:t>
-      </w:r>
-      <w:r>
-        <w:rPr>
-          <w:iCs/>
-          <w:i/>
-        </w:rPr>
-        <w:t xml:space="preserve">TSHR</w:t>
-      </w:r>
-      <w:r>
-        <w:t xml:space="preserve">,</w:t>
-      </w:r>
-      <w:r>
-        <w:t xml:space="preserve"> </w:t>
-      </w:r>
-      <w:r>
-        <w:rPr>
-          <w:iCs/>
-          <w:i/>
-        </w:rPr>
-        <w:t xml:space="preserve">IGF1R</w:t>
-      </w:r>
-      <w:r>
-        <w:t xml:space="preserve">,</w:t>
-      </w:r>
-      <w:r>
-        <w:t xml:space="preserve"> </w:t>
-      </w:r>
-      <w:r>
-        <w:rPr>
-          <w:iCs/>
-          <w:i/>
-        </w:rPr>
-        <w:t xml:space="preserve">CTLA4</w:t>
-      </w:r>
-      <w:r>
-        <w:t xml:space="preserve">) for hypothesis-driven tissue triangulation (Figure 3C; Table 2); no genome-wide transcriptomic catalogue, differential-expression list, or pathway-enrichment result is presented here. The dataset was used solely for exploratory tissue-level support of the genetically prioritized backbone genes, not for genetic instrument selection, and no external transcriptomic dataset was incorporated.</w:t>
+        <w:t xml:space="preserve">Exploratory tissue-level support was assessed using an in-house bulk RNA-seq dataset of orbital tissue from a Korean cohort comprising four TED patients and one control. Technical replicates were collapsed to the biological-sample level and abundance expressed as transcripts per million. With one control, control-side biological variance cannot be estimated, so no differential-expression testing was performed and no</w:t>
+      </w:r>
+      <w:r>
+        <w:t xml:space="preserve"> </w:t>
+      </w:r>
+      <w:r>
+        <w:rPr>
+          <w:iCs/>
+          <w:i/>
+        </w:rPr>
+        <w:t xml:space="preserve">P</w:t>
+      </w:r>
+      <w:r>
+        <w:t xml:space="preserve"> </w:t>
+      </w:r>
+      <w:r>
+        <w:t xml:space="preserve">values are reported; abundance is described for the three backbone genes only (Figure S1). No transcriptomic catalogue, differential-expression list or pathway-enrichment result is presented, the dataset was not used for instrument selection, and it contributes to no inference here.</w:t>
       </w:r>
     </w:p>
     <w:bookmarkEnd w:id="27"/>
@@ -1274,7 +1254,7 @@
         <w:pStyle w:val="FirstParagraph"/>
       </w:pPr>
       <w:r>
-        <w:t xml:space="preserve">Analyses used R 4.3.3 with TwoSampleMR (v0.7.4), ieugwasr, coloc (v5.2.3), and DESeq2 (v1.42.1); LD operations used PLINK v1.9. Reporting follows the STROBE-MR guideline (Table S7). Public eQTL and GWAS summary statistics are available from their original repositories, including eQTLGen, the GWAS Catalog, and FinnGen. The in-house orbital RNA-seq data are available from the corresponding author on reasonable request, subject to institutional and ethical restrictions. The study used de-identified summary statistics and an institutionally approved orbital tissue dataset (IRB approval, Pusan National University Hospital, 2104-018-102).</w:t>
+        <w:t xml:space="preserve">Analyses used R 4.3.3 with TwoSampleMR (v0.7.4), ieugwasr, and coloc (v5.2.3); LD operations used PLINK v1.9. Reporting follows the STROBE-MR guideline (Table S7). Public eQTL and GWAS summary statistics are available from their original repositories, including eQTLGen, the GWAS Catalog, and FinnGen. The in-house orbital RNA-seq data are available from the corresponding author on reasonable request, subject to institutional and ethical restrictions. The study used de-identified summary statistics and an institutionally approved orbital tissue dataset (IRB approval, Pusan National University Hospital, 2104-018-102).</w:t>
       </w:r>
     </w:p>
     <w:p>
@@ -1859,7 +1839,7 @@
         <w:t xml:space="preserve"> </w:t>
       </w:r>
       <w:r>
-        <w:t xml:space="preserve">expression and disease association in the Graves disease discovery outcome and in the TED-enriched outcome (PP.H4 = 0.951 and 0.986; rs179252 the lead variant in both; Figure 3A), but not in the broader UKB hyperthyroidism phenotype, where the posterior instead favoured distinct causal variants (PP.H3 = 0.774; PP.H4 = 0.226; lead variant rs1023586). This discordance is not attributable to limited power: UKB carried the strongest locus-wide association of the three outcomes (minimum</w:t>
+        <w:t xml:space="preserve">expression and disease association in the Graves disease discovery outcome and in the TED-enriched outcome (PP.H4 = 0.951 and 0.986; rs179252 the top-posterior variant in both; Figure 3A), but not in the broader UKB hyperthyroidism phenotype, where the posterior instead favoured distinct causal variants (PP.H3 = 0.774; PP.H4 = 0.226; lead variant rs1023586). This discordance is not attributable to limited power: UKB carried the strongest locus-wide association of the three outcomes (minimum</w:t>
       </w:r>
       <w:r>
         <w:t xml:space="preserve"> </w:t>
@@ -1915,7 +1895,7 @@
         <w:t xml:space="preserve"> </w:t>
       </w:r>
       <w:r>
-        <w:t xml:space="preserve">transcript abundance was higher in the four TED samples than in the single control (log2 fold-change = +2.33; Figure S1). With one control, this dataset cannot support differential-expression inference; it is reported as a descriptive observation and no statistical claim is drawn from it. Together, the genetic results position</w:t>
+        <w:t xml:space="preserve">transcript abundance was higher in the four TED samples than in the single control (log2 fold-change = +2.59; Figure S1). With one control, this dataset cannot support differential-expression inference; it is reported as a descriptive observation and no statistical claim is drawn from it. Together, the genetic results position</w:t>
       </w:r>
       <w:r>
         <w:t xml:space="preserve"> </w:t>
@@ -2163,7 +2143,7 @@
         <w:t xml:space="preserve"> </w:t>
       </w:r>
       <w:r>
-        <w:t xml:space="preserve">abundance differed little between the TED samples and the control (log2 fold-change = +0.41).</w:t>
+        <w:t xml:space="preserve">abundance differed little between the TED samples and the control (log2 fold-change = +0.80).</w:t>
       </w:r>
     </w:p>
     <w:p>
@@ -2244,7 +2224,7 @@
         <w:t xml:space="preserve"> </w:t>
       </w:r>
       <w:r>
-        <w:t xml:space="preserve">(chromosome 2q33), a well-established autoimmune susceptibility locus [25], was included as a positive control to calibrate the framework against a gene of known relevance to Graves disease. Consistent with its role as a known autoimmune locus,</w:t>
+        <w:t xml:space="preserve">(chromosome 2q33), a well-established autoimmune susceptibility locus [24], was included as a positive control to calibrate the framework against a gene of known relevance to Graves disease. Consistent with its role as a known autoimmune locus,</w:t>
       </w:r>
       <w:r>
         <w:t xml:space="preserve"> </w:t>
@@ -2377,7 +2357,7 @@
         <w:t xml:space="preserve"> </w:t>
       </w:r>
       <w:r>
-        <w:t xml:space="preserve">abundance differed little between the TED samples and the control (log2 fold-change = +1.27).</w:t>
+        <w:t xml:space="preserve">abundance differed little between the TED samples and the control (log2 fold-change = +1.58).</w:t>
       </w:r>
     </w:p>
     <w:p>
@@ -2463,7 +2443,7 @@
         <w:t xml:space="preserve"> </w:t>
       </w:r>
       <w:r>
-        <w:t xml:space="preserve">but its resolution into a coherent expression-colocalized anchor: consistent protective-direction estimates across all three outcomes, and a shared causal variant with disease association at rs179252 in both Graves disease phenotypes. That resolution is phenotype-specific rather than universal — the broader hyperthyroidism outcome favours a distinct causal variant — which is itself informative, and it provides a reference profile against which other candidates, including</w:t>
+        <w:t xml:space="preserve">but its resolution into a coherent expression-colocalized anchor: consistent protective-direction estimates across all three outcomes, and colocalization support for a shared signal in both Graves disease phenotypes, with rs179252 as the top-posterior variant. That resolution is phenotype-specific rather than universal — the broader hyperthyroidism outcome favours a distinct causal variant — which is itself informative, and it provides a reference profile against which other candidates, including</w:t>
       </w:r>
       <w:r>
         <w:t xml:space="preserve"> </w:t>
@@ -2558,7 +2538,7 @@
         <w:t xml:space="preserve">cis</w:t>
       </w:r>
       <w:r>
-        <w:t xml:space="preserve">-regulatory variation captured in blood and indexing lifelong genetic liability, whereas the orbital finding reflects local disease-state expression in already-affected tissue, where</w:t>
+        <w:t xml:space="preserve">-regulatory variation captured in blood, indexing lifelong liability, whereas the orbital observation reflects local disease-state expression in already-affected tissue, where higher</w:t>
       </w:r>
       <w:r>
         <w:t xml:space="preserve"> </w:t>
@@ -2574,7 +2554,7 @@
         <w:t xml:space="preserve"> </w:t>
       </w:r>
       <w:r>
-        <w:t xml:space="preserve">upregulation may reflect orbital remodeling, inflammatory activation, or cellular-state shifts within the TED microenvironment. Because genetic regulatory effects on gene expression are frequently tissue-specific and shaped by local cell-type composition [26], a protective-direction blood</w:t>
+        <w:t xml:space="preserve">abundance may reflect remodeling, inflammatory activation, or cellular-state shifts. Because genetic regulatory effects on gene expression are frequently tissue-specific and shaped by local cell-type composition [25], a protective-direction blood</w:t>
       </w:r>
       <w:r>
         <w:t xml:space="preserve"> </w:t>
@@ -2647,7 +2627,7 @@
         <w:t xml:space="preserve"> </w:t>
       </w:r>
       <w:r>
-        <w:t xml:space="preserve">was not significantly differentially expressed in orbital tissue. Importantly, the absence of expression colocalization is not evidence against the biological or therapeutic relevance of IGF-1R: colocalization tests a specific hypothesis—that a single shared causal variant links</w:t>
+        <w:t xml:space="preserve">was not significantly differentially expressed in orbital tissue. Importantly, the absence of expression colocalization is not evidence against the biological or therapeutic relevance of IGF-1R: colocalization tests one hypothesis — that a single shared causal variant links</w:t>
       </w:r>
       <w:r>
         <w:t xml:space="preserve"> </w:t>
@@ -2660,7 +2640,7 @@
         <w:t xml:space="preserve">cis</w:t>
       </w:r>
       <w:r>
-        <w:t xml:space="preserve">-regulated expression to disease liability—and a gene can be a mechanistically and therapeutically important effector without satisfying it, particularly where its disease relevance is mediated through receptor signaling or protein–protein interaction rather than through germline expression-level regulation. We therefore read the</w:t>
+        <w:t xml:space="preserve">-regulated expression to disease liability — and a gene can be a mechanistically important effector without satisfying it, particularly where its relevance is mediated through receptor signaling rather than germline expression-level regulation. We therefore read the</w:t>
       </w:r>
       <w:r>
         <w:t xml:space="preserve"> </w:t>
@@ -2732,7 +2712,7 @@
         <w:t xml:space="preserve"> </w:t>
       </w:r>
       <w:r>
-        <w:t xml:space="preserve">illustrates a broader principle: genetic susceptibility loci and pharmacologic targets are overlapping but not identical categories, consistent with the observation that human genetic support for a target increases the likelihood of success in drug development even though not every effective target is a primary susceptibility locus [27]. That principle is already established; this study contributes a worked demonstration within a single disease area, resolving the anchor and the candidate effector side by side under the same outcome hierarchy, analytic framework, and filters. Our findings do not test whether targeting an upstream anchor would offer clinical advantages over established effector-directed therapy.</w:t>
+        <w:t xml:space="preserve">illustrates a broader principle: genetic susceptibility loci and pharmacologic targets are overlapping but not identical categories, consistent with the observation that human genetic support for a target increases the likelihood of success in drug development even though not every effective target is a primary susceptibility locus [26]. That principle is already established; this study contributes a worked demonstration within a single disease area, resolving the anchor and the candidate effector side by side under the same outcome hierarchy, analytic framework, and filters. Our findings do not test whether targeting an upstream anchor would offer clinical advantages over established effector-directed therapy.</w:t>
       </w:r>
     </w:p>
     <w:p>
@@ -2796,7 +2776,7 @@
         <w:t xml:space="preserve"> </w:t>
       </w:r>
       <w:r>
-        <w:t xml:space="preserve">[25] was recovered as a strong direction-consistent signal, indicating sensitivity to known autoimmune biology; and</w:t>
+        <w:t xml:space="preserve">[24] was recovered as a strong direction-consistent signal, indicating sensitivity to known autoimmune biology; and</w:t>
       </w:r>
       <w:r>
         <w:t xml:space="preserve"> </w:t>
@@ -2846,7 +2826,7 @@
         <w:t xml:space="preserve">cis</w:t>
       </w:r>
       <w:r>
-        <w:t xml:space="preserve">-regulatory variation rather than local expression in orbital or thyroid tissue, and genetic regulatory effects differ substantially across tissues [26]. Second, the eQTL data were predominantly European whereas the discovery outcome was East Asian [13]; concordant effects provide a form of cross-ancestry assessment, but allele-frequency and linkage-disequilibrium differences may attenuate or bias instrument performance, and exposure allele frequencies were approximated from a European reference panel. Third, the UKB replication phenotype was broader than Graves disease and may include heterogeneous causes of hyperthyroidism. Fourth, the</w:t>
+        <w:t xml:space="preserve">-regulatory variation rather than local expression in orbital or thyroid tissue, and genetic regulatory effects differ substantially across tissues [25]. Second, the eQTL data were predominantly European whereas the discovery outcome was East Asian [13]; concordant effects provide a form of cross-ancestry assessment, but allele-frequency and linkage-disequilibrium differences may attenuate or bias instrument performance. Exposure effect sizes were reconstructed using 1000 Genomes European allele frequencies rather than the file distributed by eQTLGen itself; because that reconstruction enters β and its standard error, the reported effect magnitudes and detectable effect range are approximations, although each estimate’s direction and significance are set by the Z-score and are unaffected. Third, the UKB replication phenotype was broader than Graves disease and may include heterogeneous causes of hyperthyroidism. Fourth, the</w:t>
       </w:r>
       <w:r>
         <w:t xml:space="preserve"> </w:t>
@@ -2862,7 +2842,7 @@
         <w:t xml:space="preserve"> </w:t>
       </w:r>
       <w:r>
-        <w:t xml:space="preserve">signal rested on a single instrument; LD clumping across a threshold grid supported this as a locus-level anchor (Table S3), but single-instrument analyses preclude formal pleiotropy diagnostics such as the MR-Egger intercept, and colocalization cannot exclude that the shared variant acts through a neighbouring gene rather than through</w:t>
+        <w:t xml:space="preserve">signal rested on a single instrument. Selection used the European panel, matching the predominantly European eQTL data; an ancestry-matched East Asian panel yields two independent variants at the same threshold (Table S3), so the single-instrument treatment follows from the reference panel rather than from the locus in every ancestry. Single-instrument analyses also preclude pleiotropy diagnostics such as the MR-Egger intercept, and colocalization cannot exclude that the shared variant acts through a neighbouring gene rather than through</w:t>
       </w:r>
       <w:r>
         <w:t xml:space="preserve"> </w:t>
@@ -2878,7 +2858,7 @@
         <w:t xml:space="preserve"> </w:t>
       </w:r>
       <w:r>
-        <w:t xml:space="preserve">expression itself. Fifth, the TED-enriched outcome was the smallest (858 cases), limiting power for colocalization and restricting the detectable effect range (Table S8); the eQTL-only posterior pattern seen for candidate loci in that outcome is therefore consistent with insufficient power to detect an outcome association and should not be read as positive evidence for distinct causal architecture. Sixth, and more fundamentally, that outcome ascertains Graves ophthalmopathy cases among individuals with Graves disease and compares them with population controls, so its associations substantially reflect shared Graves disease susceptibility rather than liability specific to orbital involvement; consistency of the</w:t>
+        <w:t xml:space="preserve">expression. Fifth, the TED-enriched outcome was the smallest (858 cases), limiting power for colocalization and restricting the detectable effect range (Table S8); the eQTL-only posterior pattern seen for candidate loci in that outcome is therefore consistent with insufficient power to detect an outcome association and should not be read as positive evidence for distinct causal architecture. Sixth, and more fundamentally, that outcome ascertains Graves ophthalmopathy cases among individuals with Graves disease and compares them with population controls, so its associations substantially reflect shared Graves disease susceptibility rather than liability specific to orbital involvement; consistency of the</w:t>
       </w:r>
       <w:r>
         <w:t xml:space="preserve"> </w:t>
@@ -2894,7 +2874,7 @@
         <w:t xml:space="preserve"> </w:t>
       </w:r>
       <w:r>
-        <w:t xml:space="preserve">estimate there should be read as reproducibility of the underlying Graves disease signal, not as evidence of a TED-specific causal effect. Separating the two would require a within-Graves contrast of patients with and without orbitopathy, which currently available GWAS do not provide at adequate power. Seventh, coloc.abf was applied under the single-causal-variant assumption without a multi-causal-variant extension, and no formal colocalization power analysis was performed. Posteriors were also sensitive to the prior: at p12 = 10⁻⁶ the</w:t>
+        <w:t xml:space="preserve">estimate there should be read as reproducibility of the underlying Graves disease signal, not as evidence of a TED-specific causal effect. Separating the two would require a within-Graves contrast of patients with and without orbitopathy, which available GWAS do not provide at adequate power. Seventh, coloc.abf was applied under the single-causal-variant assumption without a multi-causal-variant extension, and no formal colocalization power analysis was performed. Posteriors were also sensitive to the prior: at p12 = 10⁻⁶ the</w:t>
       </w:r>
       <w:r>
         <w:t xml:space="preserve"> </w:t>
@@ -2926,7 +2906,23 @@
         <w:t xml:space="preserve"> </w:t>
       </w:r>
       <w:r>
-        <w:t xml:space="preserve">replication posterior to 0.672, so both cross the conventional 0.80 threshold under a more conservative prior, whereas the TED-enriched</w:t>
+        <w:t xml:space="preserve">replication posterior to 0.672, both</w:t>
+      </w:r>
+      <w:r>
+        <w:t xml:space="preserve"> </w:t>
+      </w:r>
+      <w:r>
+        <w:rPr>
+          <w:bCs/>
+          <w:b/>
+        </w:rPr>
+        <w:t xml:space="preserve">below</w:t>
+      </w:r>
+      <w:r>
+        <w:t xml:space="preserve"> </w:t>
+      </w:r>
+      <w:r>
+        <w:t xml:space="preserve">the conventional 0.80 threshold, whereas the TED-enriched</w:t>
       </w:r>
       <w:r>
         <w:t xml:space="preserve"> </w:t>
@@ -2942,7 +2938,7 @@
         <w:t xml:space="preserve"> </w:t>
       </w:r>
       <w:r>
-        <w:t xml:space="preserve">posterior remained above it (0.875). Eighth, the framework included a single positive control, and its behaviour was ancestry-dependent:</w:t>
+        <w:t xml:space="preserve">posterior remained above it (0.875). Full sensitivity results are given in Table S9. Eighth, the framework included a single positive control, and its behaviour was ancestry-dependent:</w:t>
       </w:r>
       <w:r>
         <w:t xml:space="preserve"> </w:t>
@@ -2958,7 +2954,7 @@
         <w:t xml:space="preserve"> </w:t>
       </w:r>
       <w:r>
-        <w:t xml:space="preserve">colocalized in both European outcomes (PP.H4 = 0.953 and 0.978) but not in the East Asian discovery arm (PP.H3 = 0.80). The sensitivity of the combined MR-plus-colocalization filter is therefore demonstrated but not fully characterized by one control locus. Finally, the in-house orbital dataset comprises four TED samples and a single control. It cannot support differential-expression inference, was not externally replicated, and is reported here as a descriptive observation only; it is not used as an evidence layer, and no conclusion in this study depends on it. These constraints should be considered when interpreting individual estimates, but the central contrast between</w:t>
+        <w:t xml:space="preserve">colocalized in both European outcomes (PP.H4 = 0.953 and 0.978) but not in the East Asian discovery arm (PP.H3 = 0.80). The sensitivity of the combined MR-plus-colocalization filter is therefore demonstrated but not fully characterized by one control locus. Finally, the in-house orbital dataset comprises four TED samples and a single control. It cannot support differential-expression inference, was not externally replicated, and is reported as a descriptive observation only; no conclusion depends on it. These constraints should be weighed when interpreting individual estimates, but the central contrast between</w:t>
       </w:r>
       <w:r>
         <w:t xml:space="preserve"> </w:t>
@@ -2990,7 +2986,7 @@
         <w:t xml:space="preserve"> </w:t>
       </w:r>
       <w:r>
-        <w:t xml:space="preserve">rests on MR and colocalization across three independent outcomes.</w:t>
+        <w:t xml:space="preserve">rests on MR and colocalization across three outcomes.</w:t>
       </w:r>
     </w:p>
     <w:p>
@@ -2998,7 +2994,7 @@
         <w:pStyle w:val="BodyText"/>
       </w:pPr>
       <w:r>
-        <w:t xml:space="preserve">In this druggable-gene-wide Mendelian randomization, colocalization, and exploratory orbital tissue framework,</w:t>
+        <w:t xml:space="preserve">In this druggable-gene-wide Mendelian randomization and colocalization framework,</w:t>
       </w:r>
       <w:r>
         <w:t xml:space="preserve"> </w:t>
@@ -3520,7 +3516,7 @@
         <w:pStyle w:val="Compact"/>
       </w:pPr>
       <w:r>
-        <w:t xml:space="preserve">Love MI, Huber W, Anders S (2014) Moderated estimation of fold change and dispersion for RNA-seq data with DESeq2. Genome Biol 15:550</w:t>
+        <w:t xml:space="preserve">Ueda H, Howson JMM, Esposito L, et al (2003) Association of the T-cell regulatory gene CTLA4 with susceptibility to autoimmune disease. Nature 423:506–511</w:t>
       </w:r>
     </w:p>
     <w:p>
@@ -3532,7 +3528,7 @@
         <w:pStyle w:val="Compact"/>
       </w:pPr>
       <w:r>
-        <w:t xml:space="preserve">Ueda H, Howson JMM, Esposito L, et al (2003) Association of the T-cell regulatory gene CTLA4 with susceptibility to autoimmune disease. Nature 423:506–511</w:t>
+        <w:t xml:space="preserve">GTEx Consortium (2020) The GTEx Consortium atlas of genetic regulatory effects across human tissues. Science 369:1318–1330</w:t>
       </w:r>
     </w:p>
     <w:p>
@@ -3544,19 +3540,7 @@
         <w:pStyle w:val="Compact"/>
       </w:pPr>
       <w:r>
-        <w:t xml:space="preserve">GTEx Consortium (2020) The GTEx Consortium atlas of genetic regulatory effects across human tissues. Science 369:1318–1330</w:t>
-      </w:r>
-    </w:p>
-    <w:p>
-      <w:pPr>
-        <w:numPr>
-          <w:ilvl w:val="0"/>
-          <w:numId w:val="1001"/>
-        </w:numPr>
-        <w:pStyle w:val="Compact"/>
-      </w:pPr>
-      <w:r>
-        <w:t xml:space="preserve">Nelson MR, Tipney H, Painter JL, et al (2015) The support of human genetic evidence for approved drug indications. Nat Genet 47:856–860</w:t>
+        <w:t xml:space="preserve">Nelson MR, Tipney H, Painter JL, et al (2015) The support of human genetic evidence for approved drug indications. Nat Genet 47:856–86027. Nelson MR, Tipney H, Painter JL, et al (2015) The support of human genetic evidence for approved drug indications. Nat Genet 47:856–860</w:t>
       </w:r>
     </w:p>
     <w:p>
@@ -3716,7 +3700,7 @@
         <w:t xml:space="preserve">IFNGR1</w:t>
       </w:r>
       <w:r>
-        <w:t xml:space="preserve">, PP.H4 0.994 and 0.989, reproducing in neither replication outcome), one reflects a distinct causal variant (</w:t>
+        <w:t xml:space="preserve">, PP.H4 0.994 and 0.989, with no shared-variant colocalization in either secondary outcome), one reflects a distinct causal variant (</w:t>
       </w:r>
       <w:r>
         <w:rPr>
@@ -4172,7 +4156,7 @@
         <w:t xml:space="preserve"> </w:t>
       </w:r>
       <w:r>
-        <w:t xml:space="preserve">colocalizes in both European outcomes but not in the East Asian discovery arm. Posteriors are shown at the default prior p12 = 10⁻⁵; sensitivity analysis is given in Table S2.</w:t>
+        <w:t xml:space="preserve">colocalizes in both European outcomes but not in the East Asian discovery arm. Posteriors are shown at the default prior p12 = 10⁻⁵; sensitivity analysis is given in Table S9.</w:t>
       </w:r>
       <w:r>
         <w:t xml:space="preserve"> </w:t>
@@ -4276,10 +4260,14 @@
         <w:jc w:val="start"/>
       </w:tblPr>
       <w:tblGrid>
-        <w:gridCol w:w="1980"/>
-        <w:gridCol w:w="1980"/>
-        <w:gridCol w:w="1980"/>
-        <w:gridCol w:w="1980"/>
+        <w:gridCol w:w="990"/>
+        <w:gridCol w:w="990"/>
+        <w:gridCol w:w="990"/>
+        <w:gridCol w:w="990"/>
+        <w:gridCol w:w="990"/>
+        <w:gridCol w:w="990"/>
+        <w:gridCol w:w="990"/>
+        <w:gridCol w:w="990"/>
       </w:tblGrid>
       <w:tr>
         <w:trPr>
@@ -4305,6 +4293,18 @@
               <w:jc w:val="left"/>
             </w:pPr>
             <w:r>
+              <w:t xml:space="preserve">Accession / endpoint</w:t>
+            </w:r>
+          </w:p>
+        </w:tc>
+        <w:tc>
+          <w:tcPr/>
+          <w:p>
+            <w:pPr>
+              <w:pStyle w:val="Compact"/>
+              <w:jc w:val="left"/>
+            </w:pPr>
+            <w:r>
               <w:t xml:space="preserve">Role</w:t>
             </w:r>
           </w:p>
@@ -4329,7 +4329,53 @@
               <w:jc w:val="left"/>
             </w:pPr>
             <w:r>
-              <w:t xml:space="preserve">Sample size / cases</w:t>
+              <w:t xml:space="preserve">Cases</w:t>
+            </w:r>
+          </w:p>
+        </w:tc>
+        <w:tc>
+          <w:tcPr/>
+          <w:p>
+            <w:pPr>
+              <w:pStyle w:val="Compact"/>
+              <w:jc w:val="left"/>
+            </w:pPr>
+            <w:r>
+              <w:t xml:space="preserve">Controls</w:t>
+            </w:r>
+          </w:p>
+        </w:tc>
+        <w:tc>
+          <w:tcPr/>
+          <w:p>
+            <w:pPr>
+              <w:pStyle w:val="Compact"/>
+              <w:jc w:val="left"/>
+            </w:pPr>
+            <w:r>
+              <w:t xml:space="preserve">Total</w:t>
+            </w:r>
+            <w:r>
+              <w:t xml:space="preserve"> </w:t>
+            </w:r>
+            <w:r>
+              <w:rPr>
+                <w:iCs/>
+                <w:i/>
+              </w:rPr>
+              <w:t xml:space="preserve">N</w:t>
+            </w:r>
+          </w:p>
+        </w:tc>
+        <w:tc>
+          <w:tcPr/>
+          <w:p>
+            <w:pPr>
+              <w:pStyle w:val="Compact"/>
+              <w:jc w:val="left"/>
+            </w:pPr>
+            <w:r>
+              <w:t xml:space="preserve">Case fraction</w:t>
             </w:r>
           </w:p>
         </w:tc>
@@ -4368,6 +4414,18 @@
               <w:jc w:val="left"/>
             </w:pPr>
             <w:r>
+              <w:t xml:space="preserve">—</w:t>
+            </w:r>
+          </w:p>
+        </w:tc>
+        <w:tc>
+          <w:tcPr/>
+          <w:p>
+            <w:pPr>
+              <w:pStyle w:val="Compact"/>
+              <w:jc w:val="left"/>
+            </w:pPr>
+            <w:r>
               <w:t xml:space="preserve">Exposure (instruments)</w:t>
             </w:r>
           </w:p>
@@ -4392,7 +4450,43 @@
               <w:jc w:val="left"/>
             </w:pPr>
             <w:r>
+              <w:t xml:space="preserve">—</w:t>
+            </w:r>
+          </w:p>
+        </w:tc>
+        <w:tc>
+          <w:tcPr/>
+          <w:p>
+            <w:pPr>
+              <w:pStyle w:val="Compact"/>
+              <w:jc w:val="left"/>
+            </w:pPr>
+            <w:r>
+              <w:t xml:space="preserve">—</w:t>
+            </w:r>
+          </w:p>
+        </w:tc>
+        <w:tc>
+          <w:tcPr/>
+          <w:p>
+            <w:pPr>
+              <w:pStyle w:val="Compact"/>
+              <w:jc w:val="left"/>
+            </w:pPr>
+            <w:r>
               <w:t xml:space="preserve">up to 31,684</w:t>
+            </w:r>
+          </w:p>
+        </w:tc>
+        <w:tc>
+          <w:tcPr/>
+          <w:p>
+            <w:pPr>
+              <w:pStyle w:val="Compact"/>
+              <w:jc w:val="left"/>
+            </w:pPr>
+            <w:r>
+              <w:t xml:space="preserve">—</w:t>
             </w:r>
           </w:p>
         </w:tc>
@@ -4406,7 +4500,19 @@
               <w:jc w:val="left"/>
             </w:pPr>
             <w:r>
-              <w:t xml:space="preserve">Biobank Japan Graves disease (GCST90018627) [13]</w:t>
+              <w:t xml:space="preserve">Biobank Japan Graves disease [13]</w:t>
+            </w:r>
+          </w:p>
+        </w:tc>
+        <w:tc>
+          <w:tcPr/>
+          <w:p>
+            <w:pPr>
+              <w:pStyle w:val="Compact"/>
+              <w:jc w:val="left"/>
+            </w:pPr>
+            <w:r>
+              <w:t xml:space="preserve">GCST90018627</w:t>
             </w:r>
           </w:p>
         </w:tc>
@@ -4442,7 +4548,43 @@
               <w:jc w:val="left"/>
             </w:pPr>
             <w:r>
-              <w:t xml:space="preserve">2,809 cases</w:t>
+              <w:t xml:space="preserve">2,809</w:t>
+            </w:r>
+          </w:p>
+        </w:tc>
+        <w:tc>
+          <w:tcPr/>
+          <w:p>
+            <w:pPr>
+              <w:pStyle w:val="Compact"/>
+              <w:jc w:val="left"/>
+            </w:pPr>
+            <w:r>
+              <w:t xml:space="preserve">172,656</w:t>
+            </w:r>
+          </w:p>
+        </w:tc>
+        <w:tc>
+          <w:tcPr/>
+          <w:p>
+            <w:pPr>
+              <w:pStyle w:val="Compact"/>
+              <w:jc w:val="left"/>
+            </w:pPr>
+            <w:r>
+              <w:t xml:space="preserve">175,465</w:t>
+            </w:r>
+          </w:p>
+        </w:tc>
+        <w:tc>
+          <w:tcPr/>
+          <w:p>
+            <w:pPr>
+              <w:pStyle w:val="Compact"/>
+              <w:jc w:val="left"/>
+            </w:pPr>
+            <w:r>
+              <w:t xml:space="preserve">0.01601</w:t>
             </w:r>
           </w:p>
         </w:tc>
@@ -4456,7 +4598,19 @@
               <w:jc w:val="left"/>
             </w:pPr>
             <w:r>
-              <w:t xml:space="preserve">UK Biobank hyperthyroidism (GCST90038636) [[NEWREF]]</w:t>
+              <w:t xml:space="preserve">UK Biobank hyperthyroidism [14]</w:t>
+            </w:r>
+          </w:p>
+        </w:tc>
+        <w:tc>
+          <w:tcPr/>
+          <w:p>
+            <w:pPr>
+              <w:pStyle w:val="Compact"/>
+              <w:jc w:val="left"/>
+            </w:pPr>
+            <w:r>
+              <w:t xml:space="preserve">GCST90038636</w:t>
             </w:r>
           </w:p>
         </w:tc>
@@ -4492,7 +4646,43 @@
               <w:jc w:val="left"/>
             </w:pPr>
             <w:r>
-              <w:t xml:space="preserve">3,731 cases</w:t>
+              <w:t xml:space="preserve">3,731</w:t>
+            </w:r>
+          </w:p>
+        </w:tc>
+        <w:tc>
+          <w:tcPr/>
+          <w:p>
+            <w:pPr>
+              <w:pStyle w:val="Compact"/>
+              <w:jc w:val="left"/>
+            </w:pPr>
+            <w:r>
+              <w:t xml:space="preserve">480,867</w:t>
+            </w:r>
+          </w:p>
+        </w:tc>
+        <w:tc>
+          <w:tcPr/>
+          <w:p>
+            <w:pPr>
+              <w:pStyle w:val="Compact"/>
+              <w:jc w:val="left"/>
+            </w:pPr>
+            <w:r>
+              <w:t xml:space="preserve">484,598</w:t>
+            </w:r>
+          </w:p>
+        </w:tc>
+        <w:tc>
+          <w:tcPr/>
+          <w:p>
+            <w:pPr>
+              <w:pStyle w:val="Compact"/>
+              <w:jc w:val="left"/>
+            </w:pPr>
+            <w:r>
+              <w:t xml:space="preserve">0.00770</w:t>
             </w:r>
           </w:p>
         </w:tc>
@@ -4506,7 +4696,19 @@
               <w:jc w:val="left"/>
             </w:pPr>
             <w:r>
-              <w:t xml:space="preserve">FinnGen R12 Graves ophthalmopathy [14]</w:t>
+              <w:t xml:space="preserve">FinnGen R12 Graves ophthalmopathy [15]</w:t>
+            </w:r>
+          </w:p>
+        </w:tc>
+        <w:tc>
+          <w:tcPr/>
+          <w:p>
+            <w:pPr>
+              <w:pStyle w:val="Compact"/>
+              <w:jc w:val="left"/>
+            </w:pPr>
+            <w:r>
+              <w:t xml:space="preserve">GRAVES_OPHT (R12)</w:t>
             </w:r>
           </w:p>
         </w:tc>
@@ -4542,7 +4744,43 @@
               <w:jc w:val="left"/>
             </w:pPr>
             <w:r>
-              <w:t xml:space="preserve">858 cases</w:t>
+              <w:t xml:space="preserve">858</w:t>
+            </w:r>
+          </w:p>
+        </w:tc>
+        <w:tc>
+          <w:tcPr/>
+          <w:p>
+            <w:pPr>
+              <w:pStyle w:val="Compact"/>
+              <w:jc w:val="left"/>
+            </w:pPr>
+            <w:r>
+              <w:t xml:space="preserve">499,490</w:t>
+            </w:r>
+          </w:p>
+        </w:tc>
+        <w:tc>
+          <w:tcPr/>
+          <w:p>
+            <w:pPr>
+              <w:pStyle w:val="Compact"/>
+              <w:jc w:val="left"/>
+            </w:pPr>
+            <w:r>
+              <w:t xml:space="preserve">500,348</w:t>
+            </w:r>
+          </w:p>
+        </w:tc>
+        <w:tc>
+          <w:tcPr/>
+          <w:p>
+            <w:pPr>
+              <w:pStyle w:val="Compact"/>
+              <w:jc w:val="left"/>
+            </w:pPr>
+            <w:r>
+              <w:t xml:space="preserve">0.00171</w:t>
             </w:r>
           </w:p>
         </w:tc>
@@ -4568,7 +4806,19 @@
               <w:jc w:val="left"/>
             </w:pPr>
             <w:r>
-              <w:t xml:space="preserve">Exploratory tissue support</w:t>
+              <w:t xml:space="preserve">—</w:t>
+            </w:r>
+          </w:p>
+        </w:tc>
+        <w:tc>
+          <w:tcPr/>
+          <w:p>
+            <w:pPr>
+              <w:pStyle w:val="Compact"/>
+              <w:jc w:val="left"/>
+            </w:pPr>
+            <w:r>
+              <w:t xml:space="preserve">Descriptive tissue observation</w:t>
             </w:r>
           </w:p>
         </w:tc>
@@ -4592,7 +4842,43 @@
               <w:jc w:val="left"/>
             </w:pPr>
             <w:r>
-              <w:t xml:space="preserve">4 TED + 1 control</w:t>
+              <w:t xml:space="preserve">4 TED</w:t>
+            </w:r>
+          </w:p>
+        </w:tc>
+        <w:tc>
+          <w:tcPr/>
+          <w:p>
+            <w:pPr>
+              <w:pStyle w:val="Compact"/>
+              <w:jc w:val="left"/>
+            </w:pPr>
+            <w:r>
+              <w:t xml:space="preserve">1 control</w:t>
+            </w:r>
+          </w:p>
+        </w:tc>
+        <w:tc>
+          <w:tcPr/>
+          <w:p>
+            <w:pPr>
+              <w:pStyle w:val="Compact"/>
+              <w:jc w:val="left"/>
+            </w:pPr>
+            <w:r>
+              <w:t xml:space="preserve">5</w:t>
+            </w:r>
+          </w:p>
+        </w:tc>
+        <w:tc>
+          <w:tcPr/>
+          <w:p>
+            <w:pPr>
+              <w:pStyle w:val="Compact"/>
+              <w:jc w:val="left"/>
+            </w:pPr>
+            <w:r>
+              <w:t xml:space="preserve">—</w:t>
             </w:r>
           </w:p>
         </w:tc>
@@ -4619,7 +4905,7 @@
           <w:bCs/>
           <w:b/>
         </w:rPr>
-        <w:t xml:space="preserve">Table 2. Integrated genetic, statistical, and tissue evidence for backbone genes.</w:t>
+        <w:t xml:space="preserve">Table 2. Mendelian randomization and colocalization evidence for the backbone genes.</w:t>
       </w:r>
     </w:p>
     <w:tbl>
@@ -6029,7 +6315,7 @@
           <w:iCs/>
           <w:i/>
         </w:rPr>
-        <w:t xml:space="preserve">MR effect estimates are odds ratios (OR) per unit increase in genetically proxied gene expression, by Wald ratio (single instrument) or inverse-variance weighted (IVW; multiple instruments). Sensitivity estimators (weighted median, weighted mode, MR-Egger intercept) and the Cochran’s Q heterogeneity test are reported only where estimable; single-instrument loci are marked NA. The MR-Egger intercept P values for IGF1R (all &gt; 0.43) indicate no detectable directional pleiotropy; Cochran’s Q indicates significant between-instrument heterogeneity for CTLA4 in the UKB and FinnGen analyses (Q P = 0.001 and 0.049), consistent with cross-ancestry/phenotype locus complexity. Colocalization (coloc.abf) used beta and varbeta with ancestry-matched allele frequencies and the case fractions given in Table 1; PP.H4 ≥ 0.80 indicates strong evidence for a shared causal variant and PP.H3 evidence for distinct causal variants. IGF1R is PP.H2-dominant in both Graves disease phenotypes (PP.H2 = 0.69 and 0.62), i.e. a cis-eQTL signal that does not resolve to a variant shared with the outcome; because colocalization tests only the shared-causal-variant hypothesis, this does not contradict the nominal MR association reported above. Posteriors shown are at the default prior p12 = 10⁻⁵; sensitivity at p12 = 10⁻⁶ and 5×10⁻⁶ is reported in Table S2. —, not applicable/not computed. All values verified against source analysis files.</w:t>
+        <w:t xml:space="preserve">MR effect estimates are odds ratios (OR) per unit increase in genetically proxied gene expression, by Wald ratio (single instrument) or inverse-variance weighted (IVW; multiple instruments). Sensitivity estimators (weighted median, weighted mode, MR-Egger intercept) and the Cochran’s Q heterogeneity test are reported only where estimable; single-instrument loci are marked NA. The MR-Egger intercept P values for IGF1R (all &gt; 0.43) indicate no detectable directional pleiotropy; Cochran’s Q indicates significant between-instrument heterogeneity for CTLA4 in the UKB and FinnGen analyses (Q P = 0.001 and 0.049), consistent with cross-ancestry/phenotype locus complexity. Colocalization (coloc.abf) used beta and varbeta with ancestry-matched allele frequencies and the case fractions given in Table 1; PP.H4 ≥ 0.80 indicates strong evidence for a shared causal variant and PP.H3 evidence for distinct causal variants. IGF1R is PP.H2-dominant in both Graves disease phenotypes (PP.H2 = 0.69 and 0.62), i.e. a cis-eQTL signal that does not resolve to a variant shared with the outcome; because colocalization tests only the shared-causal-variant hypothesis, this does not contradict the nominal MR association reported above. Posteriors shown are at the default prior p12 = 10⁻⁵; sensitivity at p12 = 10⁻⁶ and 5×10⁻⁶ is reported in Table S9 (backbone) and Table S2 (candidates). —, not applicable/not computed. All values verified against source analysis files.</w:t>
       </w:r>
     </w:p>
     <w:p>
@@ -7512,7 +7798,7 @@
           <w:iCs/>
           <w:i/>
         </w:rPr>
-        <w:t xml:space="preserve">Primary discovery estimates against BBJ Graves disease (Wald ratio for single-instrument loci, IVW for multi-instrument loci), ordered by discovery P value. OR per unit increase in genetically proxied expression. Colocalization (coloc.abf) was evaluated against the BBJ discovery and FinnGen TED-enriched outcomes;</w:t>
+        <w:t xml:space="preserve">Primary discovery estimates against BBJ Graves disease (Wald ratio for single-instrument loci, IVW for multi-instrument loci), ordered by discovery P value. OR per unit increase in genetically proxied expression. Colocalization (coloc.abf) was evaluated against all three outcomes;</w:t>
       </w:r>
       <w:r>
         <w:rPr>
@@ -7554,7 +7840,7 @@
           <w:iCs/>
           <w:i/>
         </w:rPr>
-        <w:t xml:space="preserve">denotes loci in the MHC region or otherwise not carried into formal two-outcome colocalization. The two established loci (TSHR, CTLA4) and MHC-region signals are recognized a priori. Among non-known candidates, TNFSF14 and IFNGR1 colocalized strongly in BBJ (PP.H4 = 0.994 and 0.989) but not in the TED-enriched outcome (PP.H4 = 0.019), and the chr16p11.2 cluster reflects a single LD block (Supplementary Table S5); no non-known candidate showed shared-variant colocalization in both Graves disease phenotypes.</w:t>
+        <w:t xml:space="preserve">denotes loci in the MHC region or otherwise not carried into formal colocalization. The two established loci (TSHR, CTLA4) and MHC-region signals are recognized a priori. Among non-known candidates, TNFSF14 and IFNGR1 colocalized strongly in BBJ (PP.H4 = 0.994 and 0.989) but in neither secondary outcome, and the chr16p11.2 cluster resolves to a single conditional signal (Supplementary Table S5); no non-known candidate showed shared-variant colocalization in more than one outcome.</w:t>
       </w:r>
     </w:p>
     <w:p>
@@ -11564,7 +11850,7 @@
           <w:iCs/>
           <w:i/>
         </w:rPr>
-        <w:t xml:space="preserve">No non-known candidate reached shared-variant colocalization (PP.H4 ≥ 0.80) in more than one outcome. TNFSF14 and IFNGR1 colocalized strongly in the BBJ discovery outcome (PP.H4 = 0.994 and 0.989) but not in either replication outcome, and the chromosome 16p11.2 candidates showed only weak or ambiguous colocalization throughout. Because the UKB outcome is the largest of the three (484,598 participants) and ancestry-matched to the eQTL panel, its failure to reproduce the TNFSF14 and IFNGR1 signals is not readily attributed to limited power. Default priors: p1 = p2 = 1×10⁻⁴, p12 = 1×10⁻⁵.</w:t>
+        <w:t xml:space="preserve">No non-known candidate reached shared-variant colocalization (PP.H4 ≥ 0.80) in more than one outcome. TNFSF14 and IFNGR1 colocalized strongly in the BBJ discovery outcome (PP.H4 = 0.994 and 0.989) but not in either replication outcome, and the chromosome 16p11.2 candidates showed only weak or ambiguous colocalization throughout. TNFSF14 retains a direction-consistent nominal MR association in UKB (P = 0.0056), so its exclusion reflects the colocalization criterion rather than absence of association; locus-specific power and phenotype heterogeneity across outcomes preclude a stronger interpretation. Default priors: p1 = p2 = 1×10⁻⁴, p12 = 1×10⁻⁵.</w:t>
       </w:r>
       <w:r>
         <w:t xml:space="preserve"> </w:t>
@@ -12213,49 +12499,7 @@
           <w:iCs/>
           <w:i/>
         </w:rPr>
-        <w:t xml:space="preserve">At the primary instrument-selection threshold (P &lt; 5×10⁻⁸, r² &lt; 0.001), the European reference yields a single independent instrument (rs179252); additional</w:t>
-      </w:r>
-      <w:r>
-        <w:rPr>
-          <w:iCs/>
-          <w:i/>
-        </w:rPr>
-        <w:t xml:space="preserve"> </w:t>
-      </w:r>
-      <w:r>
-        <w:rPr>
-          <w:iCs/>
-          <w:i/>
-        </w:rPr>
-        <w:t xml:space="preserve">“</w:t>
-      </w:r>
-      <w:r>
-        <w:rPr>
-          <w:iCs/>
-          <w:i/>
-        </w:rPr>
-        <w:t xml:space="preserve">independent</w:t>
-      </w:r>
-      <w:r>
-        <w:rPr>
-          <w:iCs/>
-          <w:i/>
-        </w:rPr>
-        <w:t xml:space="preserve">”</w:t>
-      </w:r>
-      <w:r>
-        <w:rPr>
-          <w:iCs/>
-          <w:i/>
-        </w:rPr>
-        <w:t xml:space="preserve"> </w:t>
-      </w:r>
-      <w:r>
-        <w:rPr>
-          <w:iCs/>
-          <w:i/>
-        </w:rPr>
-        <w:t xml:space="preserve">SNPs appear only at progressively relaxed r² thresholds and reflect the wider LD structure of the locus. Every other lead variant at the locus remained in substantial LD with rs179252 (minimum r² = 0.965 European, 0.808 East Asian), and rs179252 (chr14:81,435,985 hg19; marginal cis-eQTL P = 2.86×10⁻⁴⁰) was retained as the lead variant under all twelve threshold combinations tested. Because r² is invariant to allele coding, this assessment is unaffected by effect-allele orientation.</w:t>
+        <w:t xml:space="preserve">rs179252 (chr14:81,435,985 hg19; marginal cis-eQTL P = 2.86×10⁻⁴⁰) is retained as an index variant under all twelve threshold combinations tested. At the primary instrument-selection threshold (P &lt; 5×10⁻⁸, r² &lt; 0.001) the European reference yields a single independent instrument; further index variants appear there only as r² is relaxed. The East Asian reference yields two at the same threshold — rs179252 and rs72690955 (chr14:81,160,405; marginal P = 1.04×10⁻¹⁷; pairwise r² with rs179252 = 0.0002) — so the single-instrument treatment of TSHR follows from the European reference used for instrument selection, which matches the predominantly European eQTL panel, and not from an absence of independent signal in every ancestry. This is stated as a limitation. Because r² is invariant to allele coding, the assessment is unaffected by effect-allele orientation.</w:t>
       </w:r>
     </w:p>
     <w:p>
@@ -13643,426 +13887,6 @@
       </w:r>
       <w:r>
         <w:t xml:space="preserve">) map to a narrow (~143-kb) window on chromosome 16p11.2 and behave as a single linkage-disequilibrium signal rather than three independent associations.</w:t>
-      </w:r>
-    </w:p>
-    <w:tbl>
-      <w:tblPr>
-        <w:tblStyle w:val="Table"/>
-        <w:tblW w:type="pct" w:w="5000"/>
-        <w:tblLook w:firstRow="1" w:lastRow="0" w:firstColumn="0" w:lastColumn="0" w:noHBand="0" w:noVBand="0" w:val="0020"/>
-        <w:jc w:val="start"/>
-      </w:tblPr>
-      <w:tblGrid>
-        <w:gridCol w:w="1131"/>
-        <w:gridCol w:w="1131"/>
-        <w:gridCol w:w="1131"/>
-        <w:gridCol w:w="1131"/>
-        <w:gridCol w:w="1131"/>
-        <w:gridCol w:w="1131"/>
-        <w:gridCol w:w="1131"/>
-      </w:tblGrid>
-      <w:tr>
-        <w:trPr>
-          <w:tblHeader w:val="true"/>
-        </w:trPr>
-        <w:tc>
-          <w:tcPr/>
-          <w:p>
-            <w:pPr>
-              <w:pStyle w:val="Compact"/>
-              <w:jc w:val="left"/>
-            </w:pPr>
-            <w:r>
-              <w:t xml:space="preserve">Gene</w:t>
-            </w:r>
-          </w:p>
-        </w:tc>
-        <w:tc>
-          <w:tcPr/>
-          <w:p>
-            <w:pPr>
-              <w:pStyle w:val="Compact"/>
-              <w:jc w:val="left"/>
-            </w:pPr>
-            <w:r>
-              <w:t xml:space="preserve">Chr</w:t>
-            </w:r>
-          </w:p>
-        </w:tc>
-        <w:tc>
-          <w:tcPr/>
-          <w:p>
-            <w:pPr>
-              <w:pStyle w:val="Compact"/>
-              <w:jc w:val="left"/>
-            </w:pPr>
-            <w:r>
-              <w:t xml:space="preserve">Position (hg19)</w:t>
-            </w:r>
-          </w:p>
-        </w:tc>
-        <w:tc>
-          <w:tcPr/>
-          <w:p>
-            <w:pPr>
-              <w:pStyle w:val="Compact"/>
-              <w:jc w:val="left"/>
-            </w:pPr>
-            <w:r>
-              <w:t xml:space="preserve">BBJ discovery</w:t>
-            </w:r>
-            <w:r>
-              <w:t xml:space="preserve"> </w:t>
-            </w:r>
-            <w:r>
-              <w:rPr>
-                <w:iCs/>
-                <w:i/>
-              </w:rPr>
-              <w:t xml:space="preserve">P</w:t>
-            </w:r>
-          </w:p>
-        </w:tc>
-        <w:tc>
-          <w:tcPr/>
-          <w:p>
-            <w:pPr>
-              <w:pStyle w:val="Compact"/>
-              <w:jc w:val="left"/>
-            </w:pPr>
-            <w:r>
-              <w:t xml:space="preserve">Coloc PP.H4 (BBJ)</w:t>
-            </w:r>
-          </w:p>
-        </w:tc>
-        <w:tc>
-          <w:tcPr/>
-          <w:p>
-            <w:pPr>
-              <w:pStyle w:val="Compact"/>
-              <w:jc w:val="left"/>
-            </w:pPr>
-            <w:r>
-              <w:t xml:space="preserve">Coloc PP.H4 (FinnGen)</w:t>
-            </w:r>
-          </w:p>
-        </w:tc>
-        <w:tc>
-          <w:tcPr/>
-          <w:p>
-            <w:pPr>
-              <w:pStyle w:val="Compact"/>
-              <w:jc w:val="left"/>
-            </w:pPr>
-            <w:r>
-              <w:t xml:space="preserve">Top SNP</w:t>
-            </w:r>
-          </w:p>
-        </w:tc>
-      </w:tr>
-      <w:tr>
-        <w:tc>
-          <w:tcPr/>
-          <w:p>
-            <w:pPr>
-              <w:pStyle w:val="Compact"/>
-              <w:jc w:val="left"/>
-            </w:pPr>
-            <w:r>
-              <w:rPr>
-                <w:iCs/>
-                <w:i/>
-              </w:rPr>
-              <w:t xml:space="preserve">HSD3B7</w:t>
-            </w:r>
-          </w:p>
-        </w:tc>
-        <w:tc>
-          <w:tcPr/>
-          <w:p>
-            <w:pPr>
-              <w:pStyle w:val="Compact"/>
-              <w:jc w:val="left"/>
-            </w:pPr>
-            <w:r>
-              <w:t xml:space="preserve">16</w:t>
-            </w:r>
-          </w:p>
-        </w:tc>
-        <w:tc>
-          <w:tcPr/>
-          <w:p>
-            <w:pPr>
-              <w:pStyle w:val="Compact"/>
-              <w:jc w:val="left"/>
-            </w:pPr>
-            <w:r>
-              <w:t xml:space="preserve">31,011,183</w:t>
-            </w:r>
-          </w:p>
-        </w:tc>
-        <w:tc>
-          <w:tcPr/>
-          <w:p>
-            <w:pPr>
-              <w:pStyle w:val="Compact"/>
-              <w:jc w:val="left"/>
-            </w:pPr>
-            <w:r>
-              <w:t xml:space="preserve">2.0×10⁻⁷</w:t>
-            </w:r>
-          </w:p>
-        </w:tc>
-        <w:tc>
-          <w:tcPr/>
-          <w:p>
-            <w:pPr>
-              <w:pStyle w:val="Compact"/>
-              <w:jc w:val="left"/>
-            </w:pPr>
-            <w:r>
-              <w:t xml:space="preserve">0.616</w:t>
-            </w:r>
-          </w:p>
-        </w:tc>
-        <w:tc>
-          <w:tcPr/>
-          <w:p>
-            <w:pPr>
-              <w:pStyle w:val="Compact"/>
-              <w:jc w:val="left"/>
-            </w:pPr>
-            <w:r>
-              <w:t xml:space="preserve">0.026</w:t>
-            </w:r>
-          </w:p>
-        </w:tc>
-        <w:tc>
-          <w:tcPr/>
-          <w:p>
-            <w:pPr>
-              <w:pStyle w:val="Compact"/>
-              <w:jc w:val="left"/>
-            </w:pPr>
-            <w:r>
-              <w:t xml:space="preserve">rs4889606</w:t>
-            </w:r>
-          </w:p>
-        </w:tc>
-      </w:tr>
-      <w:tr>
-        <w:tc>
-          <w:tcPr/>
-          <w:p>
-            <w:pPr>
-              <w:pStyle w:val="Compact"/>
-              <w:jc w:val="left"/>
-            </w:pPr>
-            <w:r>
-              <w:rPr>
-                <w:iCs/>
-                <w:i/>
-              </w:rPr>
-              <w:t xml:space="preserve">VKORC1</w:t>
-            </w:r>
-          </w:p>
-        </w:tc>
-        <w:tc>
-          <w:tcPr/>
-          <w:p>
-            <w:pPr>
-              <w:pStyle w:val="Compact"/>
-              <w:jc w:val="left"/>
-            </w:pPr>
-            <w:r>
-              <w:t xml:space="preserve">16</w:t>
-            </w:r>
-          </w:p>
-        </w:tc>
-        <w:tc>
-          <w:tcPr/>
-          <w:p>
-            <w:pPr>
-              <w:pStyle w:val="Compact"/>
-              <w:jc w:val="left"/>
-            </w:pPr>
-            <w:r>
-              <w:t xml:space="preserve">31,066,538</w:t>
-            </w:r>
-          </w:p>
-        </w:tc>
-        <w:tc>
-          <w:tcPr/>
-          <w:p>
-            <w:pPr>
-              <w:pStyle w:val="Compact"/>
-              <w:jc w:val="left"/>
-            </w:pPr>
-            <w:r>
-              <w:t xml:space="preserve">6.4×10⁻⁷</w:t>
-            </w:r>
-          </w:p>
-        </w:tc>
-        <w:tc>
-          <w:tcPr/>
-          <w:p>
-            <w:pPr>
-              <w:pStyle w:val="Compact"/>
-              <w:jc w:val="left"/>
-            </w:pPr>
-            <w:r>
-              <w:t xml:space="preserve">0.360</w:t>
-            </w:r>
-          </w:p>
-        </w:tc>
-        <w:tc>
-          <w:tcPr/>
-          <w:p>
-            <w:pPr>
-              <w:pStyle w:val="Compact"/>
-              <w:jc w:val="left"/>
-            </w:pPr>
-            <w:r>
-              <w:t xml:space="preserve">0.029</w:t>
-            </w:r>
-          </w:p>
-        </w:tc>
-        <w:tc>
-          <w:tcPr/>
-          <w:p>
-            <w:pPr>
-              <w:pStyle w:val="Compact"/>
-              <w:jc w:val="left"/>
-            </w:pPr>
-            <w:r>
-              <w:t xml:space="preserve">rs34649473</w:t>
-            </w:r>
-          </w:p>
-        </w:tc>
-      </w:tr>
-      <w:tr>
-        <w:tc>
-          <w:tcPr/>
-          <w:p>
-            <w:pPr>
-              <w:pStyle w:val="Compact"/>
-              <w:jc w:val="left"/>
-            </w:pPr>
-            <w:r>
-              <w:rPr>
-                <w:iCs/>
-                <w:i/>
-              </w:rPr>
-              <w:t xml:space="preserve">PRSS36</w:t>
-            </w:r>
-          </w:p>
-        </w:tc>
-        <w:tc>
-          <w:tcPr/>
-          <w:p>
-            <w:pPr>
-              <w:pStyle w:val="Compact"/>
-              <w:jc w:val="left"/>
-            </w:pPr>
-            <w:r>
-              <w:t xml:space="preserve">16</w:t>
-            </w:r>
-          </w:p>
-        </w:tc>
-        <w:tc>
-          <w:tcPr/>
-          <w:p>
-            <w:pPr>
-              <w:pStyle w:val="Compact"/>
-              <w:jc w:val="left"/>
-            </w:pPr>
-            <w:r>
-              <w:t xml:space="preserve">31,154,358</w:t>
-            </w:r>
-          </w:p>
-        </w:tc>
-        <w:tc>
-          <w:tcPr/>
-          <w:p>
-            <w:pPr>
-              <w:pStyle w:val="Compact"/>
-              <w:jc w:val="left"/>
-            </w:pPr>
-            <w:r>
-              <w:t xml:space="preserve">2.0×10⁻⁶</w:t>
-            </w:r>
-          </w:p>
-        </w:tc>
-        <w:tc>
-          <w:tcPr/>
-          <w:p>
-            <w:pPr>
-              <w:pStyle w:val="Compact"/>
-              <w:jc w:val="left"/>
-            </w:pPr>
-            <w:r>
-              <w:t xml:space="preserve">0.157</w:t>
-            </w:r>
-          </w:p>
-        </w:tc>
-        <w:tc>
-          <w:tcPr/>
-          <w:p>
-            <w:pPr>
-              <w:pStyle w:val="Compact"/>
-              <w:jc w:val="left"/>
-            </w:pPr>
-            <w:r>
-              <w:t xml:space="preserve">0.038</w:t>
-            </w:r>
-          </w:p>
-        </w:tc>
-        <w:tc>
-          <w:tcPr/>
-          <w:p>
-            <w:pPr>
-              <w:pStyle w:val="Compact"/>
-              <w:jc w:val="left"/>
-            </w:pPr>
-            <w:r>
-              <w:t xml:space="preserve">rs78924645</w:t>
-            </w:r>
-          </w:p>
-        </w:tc>
-      </w:tr>
-    </w:tbl>
-    <w:p>
-      <w:pPr>
-        <w:pStyle w:val="BodyText"/>
-      </w:pPr>
-      <w:r>
-        <w:rPr>
-          <w:iCs/>
-          <w:i/>
-        </w:rPr>
-        <w:t xml:space="preserve">All three lead variants lie within a 143.2-kb window on chromosome 16p11.2 (hg19 chr16:31,011,183–31,154,358) and none reaches strong colocalization (PP.H4 ≥ 0.80) in any outcome. Because these hits were discovered in the East Asian outcome, linkage disequilibrium was assessed in the ancestry-matched 1000 Genomes Phase 3 East Asian reference (n = 504), where all three lead variants are in substantial mutual LD (r² = 0.854, 0.761 and 0.863). Conditional analysis (GCTA-COJO, East Asian reference) selected exactly one independent signal at the locus, rs8050588 (P = 1.15×10⁻⁸); conditioning on it collapses all three associations (rs4889606, marginal P = 2.04×10⁻⁷ → conditional P = 0.928; rs34649473, 6.35×10⁻⁷ → 0.839; rs78924645, 2.02×10⁻⁶ → 0.806). Their co-significance in discovery therefore reflects a single regional signal rather than three independent causal effects. In the European reference the corresponding r² values are 0.896, 0.190 and 0.204, which is why the ancestry-matched panel is the appropriate one here.</w:t>
-      </w:r>
-      <w:r>
-        <w:t xml:space="preserve"> </w:t>
-      </w:r>
-      <w:r>
-        <w:t xml:space="preserve">-</w:t>
-      </w:r>
-      <w:r>
-        <w:t xml:space="preserve"> </w:t>
-      </w:r>
-      <w:r>
-        <w:rPr>
-          <w:bCs/>
-          <w:b/>
-        </w:rPr>
-        <w:t xml:space="preserve">Table S6.</w:t>
-      </w:r>
-      <w:r>
-        <w:t xml:space="preserve"> </w:t>
-      </w:r>
-      <w:r>
-        <w:t xml:space="preserve">Mendelian randomization sensitivity analyses for the backbone genes across all three outcomes. IVW, inverse-variance weighted; WM, weighted median; Wmode, weighted mode. MR-Egger intercept, Cochran’s Q, and multi-estimator comparisons require multiple instruments and are not estimable (NA) at single-instrument loci.</w:t>
       </w:r>
     </w:p>
     <w:tbl>
@@ -14106,31 +13930,31 @@
               <w:jc w:val="left"/>
             </w:pPr>
             <w:r>
-              <w:t xml:space="preserve">Outcome</w:t>
-            </w:r>
-          </w:p>
-        </w:tc>
-        <w:tc>
-          <w:tcPr/>
-          <w:p>
-            <w:pPr>
-              <w:pStyle w:val="Compact"/>
-              <w:jc w:val="left"/>
-            </w:pPr>
-            <w:r>
-              <w:t xml:space="preserve">N IV</w:t>
-            </w:r>
-          </w:p>
-        </w:tc>
-        <w:tc>
-          <w:tcPr/>
-          <w:p>
-            <w:pPr>
-              <w:pStyle w:val="Compact"/>
-              <w:jc w:val="left"/>
-            </w:pPr>
-            <w:r>
-              <w:t xml:space="preserve">IVW/Wald</w:t>
+              <w:t xml:space="preserve">Chr</w:t>
+            </w:r>
+          </w:p>
+        </w:tc>
+        <w:tc>
+          <w:tcPr/>
+          <w:p>
+            <w:pPr>
+              <w:pStyle w:val="Compact"/>
+              <w:jc w:val="left"/>
+            </w:pPr>
+            <w:r>
+              <w:t xml:space="preserve">Position (hg19)</w:t>
+            </w:r>
+          </w:p>
+        </w:tc>
+        <w:tc>
+          <w:tcPr/>
+          <w:p>
+            <w:pPr>
+              <w:pStyle w:val="Compact"/>
+              <w:jc w:val="left"/>
+            </w:pPr>
+            <w:r>
+              <w:t xml:space="preserve">BBJ discovery</w:t>
             </w:r>
             <w:r>
               <w:t xml:space="preserve"> </w:t>
@@ -14152,1001 +13976,349 @@
               <w:jc w:val="left"/>
             </w:pPr>
             <w:r>
-              <w:t xml:space="preserve">WM</w:t>
-            </w:r>
-            <w:r>
-              <w:t xml:space="preserve"> </w:t>
-            </w:r>
+              <w:t xml:space="preserve">Coloc PP.H4 (BBJ)</w:t>
+            </w:r>
+          </w:p>
+        </w:tc>
+        <w:tc>
+          <w:tcPr/>
+          <w:p>
+            <w:pPr>
+              <w:pStyle w:val="Compact"/>
+              <w:jc w:val="left"/>
+            </w:pPr>
+            <w:r>
+              <w:t xml:space="preserve">Coloc PP.H4 (UKB)</w:t>
+            </w:r>
+          </w:p>
+        </w:tc>
+        <w:tc>
+          <w:tcPr/>
+          <w:p>
+            <w:pPr>
+              <w:pStyle w:val="Compact"/>
+              <w:jc w:val="left"/>
+            </w:pPr>
+            <w:r>
+              <w:t xml:space="preserve">Coloc PP.H4 (FinnGen)</w:t>
+            </w:r>
+          </w:p>
+        </w:tc>
+        <w:tc>
+          <w:tcPr/>
+          <w:p>
+            <w:pPr>
+              <w:pStyle w:val="Compact"/>
+              <w:jc w:val="left"/>
+            </w:pPr>
+            <w:r>
+              <w:t xml:space="preserve">Top SNP</w:t>
+            </w:r>
+          </w:p>
+        </w:tc>
+      </w:tr>
+      <w:tr>
+        <w:tc>
+          <w:tcPr/>
+          <w:p>
+            <w:pPr>
+              <w:pStyle w:val="Compact"/>
+              <w:jc w:val="left"/>
+            </w:pPr>
             <w:r>
               <w:rPr>
                 <w:iCs/>
                 <w:i/>
               </w:rPr>
-              <w:t xml:space="preserve">P</w:t>
-            </w:r>
-          </w:p>
-        </w:tc>
-        <w:tc>
-          <w:tcPr/>
-          <w:p>
-            <w:pPr>
-              <w:pStyle w:val="Compact"/>
-              <w:jc w:val="left"/>
-            </w:pPr>
-            <w:r>
-              <w:t xml:space="preserve">Wmode</w:t>
-            </w:r>
-            <w:r>
-              <w:t xml:space="preserve"> </w:t>
-            </w:r>
+              <w:t xml:space="preserve">HSD3B7</w:t>
+            </w:r>
+          </w:p>
+        </w:tc>
+        <w:tc>
+          <w:tcPr/>
+          <w:p>
+            <w:pPr>
+              <w:pStyle w:val="Compact"/>
+              <w:jc w:val="left"/>
+            </w:pPr>
+            <w:r>
+              <w:t xml:space="preserve">16</w:t>
+            </w:r>
+          </w:p>
+        </w:tc>
+        <w:tc>
+          <w:tcPr/>
+          <w:p>
+            <w:pPr>
+              <w:pStyle w:val="Compact"/>
+              <w:jc w:val="left"/>
+            </w:pPr>
+            <w:r>
+              <w:t xml:space="preserve">31,011,183</w:t>
+            </w:r>
+          </w:p>
+        </w:tc>
+        <w:tc>
+          <w:tcPr/>
+          <w:p>
+            <w:pPr>
+              <w:pStyle w:val="Compact"/>
+              <w:jc w:val="left"/>
+            </w:pPr>
+            <w:r>
+              <w:t xml:space="preserve">2.0×10⁻⁷</w:t>
+            </w:r>
+          </w:p>
+        </w:tc>
+        <w:tc>
+          <w:tcPr/>
+          <w:p>
+            <w:pPr>
+              <w:pStyle w:val="Compact"/>
+              <w:jc w:val="left"/>
+            </w:pPr>
+            <w:r>
+              <w:t xml:space="preserve">0.636</w:t>
+            </w:r>
+          </w:p>
+        </w:tc>
+        <w:tc>
+          <w:tcPr/>
+          <w:p>
+            <w:pPr>
+              <w:pStyle w:val="Compact"/>
+              <w:jc w:val="left"/>
+            </w:pPr>
+            <w:r>
+              <w:t xml:space="preserve">0.095</w:t>
+            </w:r>
+          </w:p>
+        </w:tc>
+        <w:tc>
+          <w:tcPr/>
+          <w:p>
+            <w:pPr>
+              <w:pStyle w:val="Compact"/>
+              <w:jc w:val="left"/>
+            </w:pPr>
+            <w:r>
+              <w:t xml:space="preserve">0.026</w:t>
+            </w:r>
+          </w:p>
+        </w:tc>
+        <w:tc>
+          <w:tcPr/>
+          <w:p>
+            <w:pPr>
+              <w:pStyle w:val="Compact"/>
+              <w:jc w:val="left"/>
+            </w:pPr>
+            <w:r>
+              <w:t xml:space="preserve">rs4889606</w:t>
+            </w:r>
+          </w:p>
+        </w:tc>
+      </w:tr>
+      <w:tr>
+        <w:tc>
+          <w:tcPr/>
+          <w:p>
+            <w:pPr>
+              <w:pStyle w:val="Compact"/>
+              <w:jc w:val="left"/>
+            </w:pPr>
             <w:r>
               <w:rPr>
                 <w:iCs/>
                 <w:i/>
               </w:rPr>
-              <w:t xml:space="preserve">P</w:t>
-            </w:r>
-          </w:p>
-        </w:tc>
-        <w:tc>
-          <w:tcPr/>
-          <w:p>
-            <w:pPr>
-              <w:pStyle w:val="Compact"/>
-              <w:jc w:val="left"/>
-            </w:pPr>
-            <w:r>
-              <w:t xml:space="preserve">MR-Egger intercept</w:t>
-            </w:r>
-            <w:r>
-              <w:t xml:space="preserve"> </w:t>
-            </w:r>
+              <w:t xml:space="preserve">VKORC1</w:t>
+            </w:r>
+          </w:p>
+        </w:tc>
+        <w:tc>
+          <w:tcPr/>
+          <w:p>
+            <w:pPr>
+              <w:pStyle w:val="Compact"/>
+              <w:jc w:val="left"/>
+            </w:pPr>
+            <w:r>
+              <w:t xml:space="preserve">16</w:t>
+            </w:r>
+          </w:p>
+        </w:tc>
+        <w:tc>
+          <w:tcPr/>
+          <w:p>
+            <w:pPr>
+              <w:pStyle w:val="Compact"/>
+              <w:jc w:val="left"/>
+            </w:pPr>
+            <w:r>
+              <w:t xml:space="preserve">31,066,538</w:t>
+            </w:r>
+          </w:p>
+        </w:tc>
+        <w:tc>
+          <w:tcPr/>
+          <w:p>
+            <w:pPr>
+              <w:pStyle w:val="Compact"/>
+              <w:jc w:val="left"/>
+            </w:pPr>
+            <w:r>
+              <w:t xml:space="preserve">6.4×10⁻⁷</w:t>
+            </w:r>
+          </w:p>
+        </w:tc>
+        <w:tc>
+          <w:tcPr/>
+          <w:p>
+            <w:pPr>
+              <w:pStyle w:val="Compact"/>
+              <w:jc w:val="left"/>
+            </w:pPr>
+            <w:r>
+              <w:t xml:space="preserve">0.388</w:t>
+            </w:r>
+          </w:p>
+        </w:tc>
+        <w:tc>
+          <w:tcPr/>
+          <w:p>
+            <w:pPr>
+              <w:pStyle w:val="Compact"/>
+              <w:jc w:val="left"/>
+            </w:pPr>
+            <w:r>
+              <w:t xml:space="preserve">0.030</w:t>
+            </w:r>
+          </w:p>
+        </w:tc>
+        <w:tc>
+          <w:tcPr/>
+          <w:p>
+            <w:pPr>
+              <w:pStyle w:val="Compact"/>
+              <w:jc w:val="left"/>
+            </w:pPr>
+            <w:r>
+              <w:t xml:space="preserve">0.030</w:t>
+            </w:r>
+          </w:p>
+        </w:tc>
+        <w:tc>
+          <w:tcPr/>
+          <w:p>
+            <w:pPr>
+              <w:pStyle w:val="Compact"/>
+              <w:jc w:val="left"/>
+            </w:pPr>
+            <w:r>
+              <w:t xml:space="preserve">rs34649473</w:t>
+            </w:r>
+          </w:p>
+        </w:tc>
+      </w:tr>
+      <w:tr>
+        <w:tc>
+          <w:tcPr/>
+          <w:p>
+            <w:pPr>
+              <w:pStyle w:val="Compact"/>
+              <w:jc w:val="left"/>
+            </w:pPr>
             <w:r>
               <w:rPr>
                 <w:iCs/>
                 <w:i/>
               </w:rPr>
-              <w:t xml:space="preserve">P</w:t>
-            </w:r>
-          </w:p>
-        </w:tc>
-        <w:tc>
-          <w:tcPr/>
-          <w:p>
-            <w:pPr>
-              <w:pStyle w:val="Compact"/>
-              <w:jc w:val="left"/>
-            </w:pPr>
-            <w:r>
-              <w:t xml:space="preserve">Cochran’s Q</w:t>
-            </w:r>
-            <w:r>
-              <w:t xml:space="preserve"> </w:t>
-            </w:r>
-            <w:r>
-              <w:rPr>
-                <w:iCs/>
-                <w:i/>
-              </w:rPr>
-              <w:t xml:space="preserve">P</w:t>
-            </w:r>
-          </w:p>
-        </w:tc>
-      </w:tr>
-      <w:tr>
-        <w:tc>
-          <w:tcPr/>
-          <w:p>
-            <w:pPr>
-              <w:pStyle w:val="Compact"/>
-              <w:jc w:val="left"/>
-            </w:pPr>
-            <w:r>
-              <w:rPr>
-                <w:iCs/>
-                <w:i/>
-              </w:rPr>
-              <w:t xml:space="preserve">TSHR</w:t>
-            </w:r>
-          </w:p>
-        </w:tc>
-        <w:tc>
-          <w:tcPr/>
-          <w:p>
-            <w:pPr>
-              <w:pStyle w:val="Compact"/>
-              <w:jc w:val="left"/>
-            </w:pPr>
-            <w:r>
-              <w:t xml:space="preserve">BBJ Graves</w:t>
-            </w:r>
-          </w:p>
-        </w:tc>
-        <w:tc>
-          <w:tcPr/>
-          <w:p>
-            <w:pPr>
-              <w:pStyle w:val="Compact"/>
-              <w:jc w:val="left"/>
-            </w:pPr>
-            <w:r>
-              <w:t xml:space="preserve">1</w:t>
-            </w:r>
-          </w:p>
-        </w:tc>
-        <w:tc>
-          <w:tcPr/>
-          <w:p>
-            <w:pPr>
-              <w:pStyle w:val="Compact"/>
-              <w:jc w:val="left"/>
-            </w:pPr>
-            <w:r>
-              <w:t xml:space="preserve">1.1×10⁻¹⁴</w:t>
-            </w:r>
-          </w:p>
-        </w:tc>
-        <w:tc>
-          <w:tcPr/>
-          <w:p>
-            <w:pPr>
-              <w:pStyle w:val="Compact"/>
-              <w:jc w:val="left"/>
-            </w:pPr>
-            <w:r>
-              <w:t xml:space="preserve">NA</w:t>
-            </w:r>
-          </w:p>
-        </w:tc>
-        <w:tc>
-          <w:tcPr/>
-          <w:p>
-            <w:pPr>
-              <w:pStyle w:val="Compact"/>
-              <w:jc w:val="left"/>
-            </w:pPr>
-            <w:r>
-              <w:t xml:space="preserve">NA</w:t>
-            </w:r>
-          </w:p>
-        </w:tc>
-        <w:tc>
-          <w:tcPr/>
-          <w:p>
-            <w:pPr>
-              <w:pStyle w:val="Compact"/>
-              <w:jc w:val="left"/>
-            </w:pPr>
-            <w:r>
-              <w:t xml:space="preserve">NA</w:t>
-            </w:r>
-          </w:p>
-        </w:tc>
-        <w:tc>
-          <w:tcPr/>
-          <w:p>
-            <w:pPr>
-              <w:pStyle w:val="Compact"/>
-              <w:jc w:val="left"/>
-            </w:pPr>
-            <w:r>
-              <w:t xml:space="preserve">NA</w:t>
-            </w:r>
-          </w:p>
-        </w:tc>
-      </w:tr>
-      <w:tr>
-        <w:tc>
-          <w:tcPr/>
-          <w:p>
-            <w:pPr>
-              <w:pStyle w:val="Compact"/>
-              <w:jc w:val="left"/>
-            </w:pPr>
-            <w:r>
-              <w:rPr>
-                <w:iCs/>
-                <w:i/>
-              </w:rPr>
-              <w:t xml:space="preserve">TSHR</w:t>
-            </w:r>
-          </w:p>
-        </w:tc>
-        <w:tc>
-          <w:tcPr/>
-          <w:p>
-            <w:pPr>
-              <w:pStyle w:val="Compact"/>
-              <w:jc w:val="left"/>
-            </w:pPr>
-            <w:r>
-              <w:t xml:space="preserve">UKB hyperthyroid</w:t>
-            </w:r>
-          </w:p>
-        </w:tc>
-        <w:tc>
-          <w:tcPr/>
-          <w:p>
-            <w:pPr>
-              <w:pStyle w:val="Compact"/>
-              <w:jc w:val="left"/>
-            </w:pPr>
-            <w:r>
-              <w:t xml:space="preserve">1</w:t>
-            </w:r>
-          </w:p>
-        </w:tc>
-        <w:tc>
-          <w:tcPr/>
-          <w:p>
-            <w:pPr>
-              <w:pStyle w:val="Compact"/>
-              <w:jc w:val="left"/>
-            </w:pPr>
-            <w:r>
-              <w:t xml:space="preserve">8.8×10⁻²⁸</w:t>
-            </w:r>
-          </w:p>
-        </w:tc>
-        <w:tc>
-          <w:tcPr/>
-          <w:p>
-            <w:pPr>
-              <w:pStyle w:val="Compact"/>
-              <w:jc w:val="left"/>
-            </w:pPr>
-            <w:r>
-              <w:t xml:space="preserve">NA</w:t>
-            </w:r>
-          </w:p>
-        </w:tc>
-        <w:tc>
-          <w:tcPr/>
-          <w:p>
-            <w:pPr>
-              <w:pStyle w:val="Compact"/>
-              <w:jc w:val="left"/>
-            </w:pPr>
-            <w:r>
-              <w:t xml:space="preserve">NA</w:t>
-            </w:r>
-          </w:p>
-        </w:tc>
-        <w:tc>
-          <w:tcPr/>
-          <w:p>
-            <w:pPr>
-              <w:pStyle w:val="Compact"/>
-              <w:jc w:val="left"/>
-            </w:pPr>
-            <w:r>
-              <w:t xml:space="preserve">NA</w:t>
-            </w:r>
-          </w:p>
-        </w:tc>
-        <w:tc>
-          <w:tcPr/>
-          <w:p>
-            <w:pPr>
-              <w:pStyle w:val="Compact"/>
-              <w:jc w:val="left"/>
-            </w:pPr>
-            <w:r>
-              <w:t xml:space="preserve">NA</w:t>
-            </w:r>
-          </w:p>
-        </w:tc>
-      </w:tr>
-      <w:tr>
-        <w:tc>
-          <w:tcPr/>
-          <w:p>
-            <w:pPr>
-              <w:pStyle w:val="Compact"/>
-              <w:jc w:val="left"/>
-            </w:pPr>
-            <w:r>
-              <w:rPr>
-                <w:iCs/>
-                <w:i/>
-              </w:rPr>
-              <w:t xml:space="preserve">TSHR</w:t>
-            </w:r>
-          </w:p>
-        </w:tc>
-        <w:tc>
-          <w:tcPr/>
-          <w:p>
-            <w:pPr>
-              <w:pStyle w:val="Compact"/>
-              <w:jc w:val="left"/>
-            </w:pPr>
-            <w:r>
-              <w:t xml:space="preserve">FinnGen GO</w:t>
-            </w:r>
-          </w:p>
-        </w:tc>
-        <w:tc>
-          <w:tcPr/>
-          <w:p>
-            <w:pPr>
-              <w:pStyle w:val="Compact"/>
-              <w:jc w:val="left"/>
-            </w:pPr>
-            <w:r>
-              <w:t xml:space="preserve">1</w:t>
-            </w:r>
-          </w:p>
-        </w:tc>
-        <w:tc>
-          <w:tcPr/>
-          <w:p>
-            <w:pPr>
-              <w:pStyle w:val="Compact"/>
-              <w:jc w:val="left"/>
-            </w:pPr>
-            <w:r>
-              <w:t xml:space="preserve">2.8×10⁻⁷</w:t>
-            </w:r>
-          </w:p>
-        </w:tc>
-        <w:tc>
-          <w:tcPr/>
-          <w:p>
-            <w:pPr>
-              <w:pStyle w:val="Compact"/>
-              <w:jc w:val="left"/>
-            </w:pPr>
-            <w:r>
-              <w:t xml:space="preserve">NA</w:t>
-            </w:r>
-          </w:p>
-        </w:tc>
-        <w:tc>
-          <w:tcPr/>
-          <w:p>
-            <w:pPr>
-              <w:pStyle w:val="Compact"/>
-              <w:jc w:val="left"/>
-            </w:pPr>
-            <w:r>
-              <w:t xml:space="preserve">NA</w:t>
-            </w:r>
-          </w:p>
-        </w:tc>
-        <w:tc>
-          <w:tcPr/>
-          <w:p>
-            <w:pPr>
-              <w:pStyle w:val="Compact"/>
-              <w:jc w:val="left"/>
-            </w:pPr>
-            <w:r>
-              <w:t xml:space="preserve">NA</w:t>
-            </w:r>
-          </w:p>
-        </w:tc>
-        <w:tc>
-          <w:tcPr/>
-          <w:p>
-            <w:pPr>
-              <w:pStyle w:val="Compact"/>
-              <w:jc w:val="left"/>
-            </w:pPr>
-            <w:r>
-              <w:t xml:space="preserve">NA</w:t>
-            </w:r>
-          </w:p>
-        </w:tc>
-      </w:tr>
-      <w:tr>
-        <w:tc>
-          <w:tcPr/>
-          <w:p>
-            <w:pPr>
-              <w:pStyle w:val="Compact"/>
-              <w:jc w:val="left"/>
-            </w:pPr>
-            <w:r>
-              <w:rPr>
-                <w:iCs/>
-                <w:i/>
-              </w:rPr>
-              <w:t xml:space="preserve">IGF1R</w:t>
-            </w:r>
-          </w:p>
-        </w:tc>
-        <w:tc>
-          <w:tcPr/>
-          <w:p>
-            <w:pPr>
-              <w:pStyle w:val="Compact"/>
-              <w:jc w:val="left"/>
-            </w:pPr>
-            <w:r>
-              <w:t xml:space="preserve">BBJ Graves</w:t>
-            </w:r>
-          </w:p>
-        </w:tc>
-        <w:tc>
-          <w:tcPr/>
-          <w:p>
-            <w:pPr>
-              <w:pStyle w:val="Compact"/>
-              <w:jc w:val="left"/>
-            </w:pPr>
-            <w:r>
-              <w:t xml:space="preserve">4</w:t>
-            </w:r>
-          </w:p>
-        </w:tc>
-        <w:tc>
-          <w:tcPr/>
-          <w:p>
-            <w:pPr>
-              <w:pStyle w:val="Compact"/>
-              <w:jc w:val="left"/>
-            </w:pPr>
-            <w:r>
-              <w:t xml:space="preserve">0.021</w:t>
-            </w:r>
-          </w:p>
-        </w:tc>
-        <w:tc>
-          <w:tcPr/>
-          <w:p>
-            <w:pPr>
-              <w:pStyle w:val="Compact"/>
-              <w:jc w:val="left"/>
-            </w:pPr>
-            <w:r>
-              <w:t xml:space="preserve">0.029</w:t>
-            </w:r>
-          </w:p>
-        </w:tc>
-        <w:tc>
-          <w:tcPr/>
-          <w:p>
-            <w:pPr>
-              <w:pStyle w:val="Compact"/>
-              <w:jc w:val="left"/>
-            </w:pPr>
-            <w:r>
-              <w:t xml:space="preserve">0.118</w:t>
-            </w:r>
-          </w:p>
-        </w:tc>
-        <w:tc>
-          <w:tcPr/>
-          <w:p>
-            <w:pPr>
-              <w:pStyle w:val="Compact"/>
-              <w:jc w:val="left"/>
-            </w:pPr>
-            <w:r>
-              <w:t xml:space="preserve">0.663</w:t>
-            </w:r>
-          </w:p>
-        </w:tc>
-        <w:tc>
-          <w:tcPr/>
-          <w:p>
-            <w:pPr>
-              <w:pStyle w:val="Compact"/>
-              <w:jc w:val="left"/>
-            </w:pPr>
-            <w:r>
-              <w:t xml:space="preserve">0.902</w:t>
-            </w:r>
-          </w:p>
-        </w:tc>
-      </w:tr>
-      <w:tr>
-        <w:tc>
-          <w:tcPr/>
-          <w:p>
-            <w:pPr>
-              <w:pStyle w:val="Compact"/>
-              <w:jc w:val="left"/>
-            </w:pPr>
-            <w:r>
-              <w:rPr>
-                <w:iCs/>
-                <w:i/>
-              </w:rPr>
-              <w:t xml:space="preserve">IGF1R</w:t>
-            </w:r>
-          </w:p>
-        </w:tc>
-        <w:tc>
-          <w:tcPr/>
-          <w:p>
-            <w:pPr>
-              <w:pStyle w:val="Compact"/>
-              <w:jc w:val="left"/>
-            </w:pPr>
-            <w:r>
-              <w:t xml:space="preserve">UKB hyperthyroid</w:t>
-            </w:r>
-          </w:p>
-        </w:tc>
-        <w:tc>
-          <w:tcPr/>
-          <w:p>
-            <w:pPr>
-              <w:pStyle w:val="Compact"/>
-              <w:jc w:val="left"/>
-            </w:pPr>
-            <w:r>
-              <w:t xml:space="preserve">4</w:t>
-            </w:r>
-          </w:p>
-        </w:tc>
-        <w:tc>
-          <w:tcPr/>
-          <w:p>
-            <w:pPr>
-              <w:pStyle w:val="Compact"/>
-              <w:jc w:val="left"/>
-            </w:pPr>
-            <w:r>
-              <w:t xml:space="preserve">0.012</w:t>
-            </w:r>
-          </w:p>
-        </w:tc>
-        <w:tc>
-          <w:tcPr/>
-          <w:p>
-            <w:pPr>
-              <w:pStyle w:val="Compact"/>
-              <w:jc w:val="left"/>
-            </w:pPr>
-            <w:r>
-              <w:t xml:space="preserve">0.002</w:t>
-            </w:r>
-          </w:p>
-        </w:tc>
-        <w:tc>
-          <w:tcPr/>
-          <w:p>
-            <w:pPr>
-              <w:pStyle w:val="Compact"/>
-              <w:jc w:val="left"/>
-            </w:pPr>
-            <w:r>
-              <w:t xml:space="preserve">0.040</w:t>
-            </w:r>
-          </w:p>
-        </w:tc>
-        <w:tc>
-          <w:tcPr/>
-          <w:p>
-            <w:pPr>
-              <w:pStyle w:val="Compact"/>
-              <w:jc w:val="left"/>
-            </w:pPr>
-            <w:r>
-              <w:t xml:space="preserve">0.562</w:t>
-            </w:r>
-          </w:p>
-        </w:tc>
-        <w:tc>
-          <w:tcPr/>
-          <w:p>
-            <w:pPr>
-              <w:pStyle w:val="Compact"/>
-              <w:jc w:val="left"/>
-            </w:pPr>
-            <w:r>
-              <w:t xml:space="preserve">0.250</w:t>
-            </w:r>
-          </w:p>
-        </w:tc>
-      </w:tr>
-      <w:tr>
-        <w:tc>
-          <w:tcPr/>
-          <w:p>
-            <w:pPr>
-              <w:pStyle w:val="Compact"/>
-              <w:jc w:val="left"/>
-            </w:pPr>
-            <w:r>
-              <w:rPr>
-                <w:iCs/>
-                <w:i/>
-              </w:rPr>
-              <w:t xml:space="preserve">IGF1R</w:t>
-            </w:r>
-          </w:p>
-        </w:tc>
-        <w:tc>
-          <w:tcPr/>
-          <w:p>
-            <w:pPr>
-              <w:pStyle w:val="Compact"/>
-              <w:jc w:val="left"/>
-            </w:pPr>
-            <w:r>
-              <w:t xml:space="preserve">FinnGen GO</w:t>
-            </w:r>
-          </w:p>
-        </w:tc>
-        <w:tc>
-          <w:tcPr/>
-          <w:p>
-            <w:pPr>
-              <w:pStyle w:val="Compact"/>
-              <w:jc w:val="left"/>
-            </w:pPr>
-            <w:r>
-              <w:t xml:space="preserve">3</w:t>
-            </w:r>
-          </w:p>
-        </w:tc>
-        <w:tc>
-          <w:tcPr/>
-          <w:p>
-            <w:pPr>
-              <w:pStyle w:val="Compact"/>
-              <w:jc w:val="left"/>
-            </w:pPr>
-            <w:r>
-              <w:t xml:space="preserve">0.182</w:t>
-            </w:r>
-          </w:p>
-        </w:tc>
-        <w:tc>
-          <w:tcPr/>
-          <w:p>
-            <w:pPr>
-              <w:pStyle w:val="Compact"/>
-              <w:jc w:val="left"/>
-            </w:pPr>
-            <w:r>
-              <w:t xml:space="preserve">0.124</w:t>
-            </w:r>
-          </w:p>
-        </w:tc>
-        <w:tc>
-          <w:tcPr/>
-          <w:p>
-            <w:pPr>
-              <w:pStyle w:val="Compact"/>
-              <w:jc w:val="left"/>
-            </w:pPr>
-            <w:r>
-              <w:t xml:space="preserve">0.241</w:t>
-            </w:r>
-          </w:p>
-        </w:tc>
-        <w:tc>
-          <w:tcPr/>
-          <w:p>
-            <w:pPr>
-              <w:pStyle w:val="Compact"/>
-              <w:jc w:val="left"/>
-            </w:pPr>
-            <w:r>
-              <w:t xml:space="preserve">0.433</w:t>
-            </w:r>
-          </w:p>
-        </w:tc>
-        <w:tc>
-          <w:tcPr/>
-          <w:p>
-            <w:pPr>
-              <w:pStyle w:val="Compact"/>
-              <w:jc w:val="left"/>
-            </w:pPr>
-            <w:r>
-              <w:t xml:space="preserve">0.309</w:t>
-            </w:r>
-          </w:p>
-        </w:tc>
-      </w:tr>
-      <w:tr>
-        <w:tc>
-          <w:tcPr/>
-          <w:p>
-            <w:pPr>
-              <w:pStyle w:val="Compact"/>
-              <w:jc w:val="left"/>
-            </w:pPr>
-            <w:r>
-              <w:rPr>
-                <w:iCs/>
-                <w:i/>
-              </w:rPr>
-              <w:t xml:space="preserve">CTLA4</w:t>
-            </w:r>
-          </w:p>
-        </w:tc>
-        <w:tc>
-          <w:tcPr/>
-          <w:p>
-            <w:pPr>
-              <w:pStyle w:val="Compact"/>
-              <w:jc w:val="left"/>
-            </w:pPr>
-            <w:r>
-              <w:t xml:space="preserve">BBJ Graves</w:t>
-            </w:r>
-          </w:p>
-        </w:tc>
-        <w:tc>
-          <w:tcPr/>
-          <w:p>
-            <w:pPr>
-              <w:pStyle w:val="Compact"/>
-              <w:jc w:val="left"/>
-            </w:pPr>
-            <w:r>
-              <w:t xml:space="preserve">1</w:t>
-            </w:r>
-          </w:p>
-        </w:tc>
-        <w:tc>
-          <w:tcPr/>
-          <w:p>
-            <w:pPr>
-              <w:pStyle w:val="Compact"/>
-              <w:jc w:val="left"/>
-            </w:pPr>
-            <w:r>
-              <w:t xml:space="preserve">5.5×10⁻¹⁵</w:t>
-            </w:r>
-          </w:p>
-        </w:tc>
-        <w:tc>
-          <w:tcPr/>
-          <w:p>
-            <w:pPr>
-              <w:pStyle w:val="Compact"/>
-              <w:jc w:val="left"/>
-            </w:pPr>
-            <w:r>
-              <w:t xml:space="preserve">NA</w:t>
-            </w:r>
-          </w:p>
-        </w:tc>
-        <w:tc>
-          <w:tcPr/>
-          <w:p>
-            <w:pPr>
-              <w:pStyle w:val="Compact"/>
-              <w:jc w:val="left"/>
-            </w:pPr>
-            <w:r>
-              <w:t xml:space="preserve">NA</w:t>
-            </w:r>
-          </w:p>
-        </w:tc>
-        <w:tc>
-          <w:tcPr/>
-          <w:p>
-            <w:pPr>
-              <w:pStyle w:val="Compact"/>
-              <w:jc w:val="left"/>
-            </w:pPr>
-            <w:r>
-              <w:t xml:space="preserve">NA</w:t>
-            </w:r>
-          </w:p>
-        </w:tc>
-        <w:tc>
-          <w:tcPr/>
-          <w:p>
-            <w:pPr>
-              <w:pStyle w:val="Compact"/>
-              <w:jc w:val="left"/>
-            </w:pPr>
-            <w:r>
-              <w:t xml:space="preserve">NA</w:t>
-            </w:r>
-          </w:p>
-        </w:tc>
-      </w:tr>
-      <w:tr>
-        <w:tc>
-          <w:tcPr/>
-          <w:p>
-            <w:pPr>
-              <w:pStyle w:val="Compact"/>
-              <w:jc w:val="left"/>
-            </w:pPr>
-            <w:r>
-              <w:rPr>
-                <w:iCs/>
-                <w:i/>
-              </w:rPr>
-              <w:t xml:space="preserve">CTLA4</w:t>
-            </w:r>
-          </w:p>
-        </w:tc>
-        <w:tc>
-          <w:tcPr/>
-          <w:p>
-            <w:pPr>
-              <w:pStyle w:val="Compact"/>
-              <w:jc w:val="left"/>
-            </w:pPr>
-            <w:r>
-              <w:t xml:space="preserve">UKB hyperthyroid</w:t>
-            </w:r>
-          </w:p>
-        </w:tc>
-        <w:tc>
-          <w:tcPr/>
-          <w:p>
-            <w:pPr>
-              <w:pStyle w:val="Compact"/>
-              <w:jc w:val="left"/>
-            </w:pPr>
-            <w:r>
-              <w:t xml:space="preserve">2</w:t>
-            </w:r>
-          </w:p>
-        </w:tc>
-        <w:tc>
-          <w:tcPr/>
-          <w:p>
-            <w:pPr>
-              <w:pStyle w:val="Compact"/>
-              <w:jc w:val="left"/>
-            </w:pPr>
-            <w:r>
-              <w:t xml:space="preserve">0.002</w:t>
-            </w:r>
-          </w:p>
-        </w:tc>
-        <w:tc>
-          <w:tcPr/>
-          <w:p>
-            <w:pPr>
-              <w:pStyle w:val="Compact"/>
-              <w:jc w:val="left"/>
-            </w:pPr>
-            <w:r>
-              <w:t xml:space="preserve">NA</w:t>
-            </w:r>
-          </w:p>
-        </w:tc>
-        <w:tc>
-          <w:tcPr/>
-          <w:p>
-            <w:pPr>
-              <w:pStyle w:val="Compact"/>
-              <w:jc w:val="left"/>
-            </w:pPr>
-            <w:r>
-              <w:t xml:space="preserve">NA</w:t>
-            </w:r>
-          </w:p>
-        </w:tc>
-        <w:tc>
-          <w:tcPr/>
-          <w:p>
-            <w:pPr>
-              <w:pStyle w:val="Compact"/>
-              <w:jc w:val="left"/>
-            </w:pPr>
-            <w:r>
-              <w:t xml:space="preserve">NA</w:t>
-            </w:r>
-          </w:p>
-        </w:tc>
-        <w:tc>
-          <w:tcPr/>
-          <w:p>
-            <w:pPr>
-              <w:pStyle w:val="Compact"/>
-              <w:jc w:val="left"/>
-            </w:pPr>
-            <w:r>
-              <w:t xml:space="preserve">0.001</w:t>
-            </w:r>
-          </w:p>
-        </w:tc>
-      </w:tr>
-      <w:tr>
-        <w:tc>
-          <w:tcPr/>
-          <w:p>
-            <w:pPr>
-              <w:pStyle w:val="Compact"/>
-              <w:jc w:val="left"/>
-            </w:pPr>
-            <w:r>
-              <w:rPr>
-                <w:iCs/>
-                <w:i/>
-              </w:rPr>
-              <w:t xml:space="preserve">CTLA4</w:t>
-            </w:r>
-          </w:p>
-        </w:tc>
-        <w:tc>
-          <w:tcPr/>
-          <w:p>
-            <w:pPr>
-              <w:pStyle w:val="Compact"/>
-              <w:jc w:val="left"/>
-            </w:pPr>
-            <w:r>
-              <w:t xml:space="preserve">FinnGen GO</w:t>
-            </w:r>
-          </w:p>
-        </w:tc>
-        <w:tc>
-          <w:tcPr/>
-          <w:p>
-            <w:pPr>
-              <w:pStyle w:val="Compact"/>
-              <w:jc w:val="left"/>
-            </w:pPr>
-            <w:r>
-              <w:t xml:space="preserve">2</w:t>
-            </w:r>
-          </w:p>
-        </w:tc>
-        <w:tc>
-          <w:tcPr/>
-          <w:p>
-            <w:pPr>
-              <w:pStyle w:val="Compact"/>
-              <w:jc w:val="left"/>
-            </w:pPr>
-            <w:r>
-              <w:t xml:space="preserve">0.012</w:t>
-            </w:r>
-          </w:p>
-        </w:tc>
-        <w:tc>
-          <w:tcPr/>
-          <w:p>
-            <w:pPr>
-              <w:pStyle w:val="Compact"/>
-              <w:jc w:val="left"/>
-            </w:pPr>
-            <w:r>
-              <w:t xml:space="preserve">NA</w:t>
-            </w:r>
-          </w:p>
-        </w:tc>
-        <w:tc>
-          <w:tcPr/>
-          <w:p>
-            <w:pPr>
-              <w:pStyle w:val="Compact"/>
-              <w:jc w:val="left"/>
-            </w:pPr>
-            <w:r>
-              <w:t xml:space="preserve">NA</w:t>
-            </w:r>
-          </w:p>
-        </w:tc>
-        <w:tc>
-          <w:tcPr/>
-          <w:p>
-            <w:pPr>
-              <w:pStyle w:val="Compact"/>
-              <w:jc w:val="left"/>
-            </w:pPr>
-            <w:r>
-              <w:t xml:space="preserve">NA</w:t>
-            </w:r>
-          </w:p>
-        </w:tc>
-        <w:tc>
-          <w:tcPr/>
-          <w:p>
-            <w:pPr>
-              <w:pStyle w:val="Compact"/>
-              <w:jc w:val="left"/>
-            </w:pPr>
-            <w:r>
-              <w:t xml:space="preserve">0.049</w:t>
+              <w:t xml:space="preserve">PRSS36</w:t>
+            </w:r>
+          </w:p>
+        </w:tc>
+        <w:tc>
+          <w:tcPr/>
+          <w:p>
+            <w:pPr>
+              <w:pStyle w:val="Compact"/>
+              <w:jc w:val="left"/>
+            </w:pPr>
+            <w:r>
+              <w:t xml:space="preserve">16</w:t>
+            </w:r>
+          </w:p>
+        </w:tc>
+        <w:tc>
+          <w:tcPr/>
+          <w:p>
+            <w:pPr>
+              <w:pStyle w:val="Compact"/>
+              <w:jc w:val="left"/>
+            </w:pPr>
+            <w:r>
+              <w:t xml:space="preserve">31,154,358</w:t>
+            </w:r>
+          </w:p>
+        </w:tc>
+        <w:tc>
+          <w:tcPr/>
+          <w:p>
+            <w:pPr>
+              <w:pStyle w:val="Compact"/>
+              <w:jc w:val="left"/>
+            </w:pPr>
+            <w:r>
+              <w:t xml:space="preserve">2.0×10⁻⁶</w:t>
+            </w:r>
+          </w:p>
+        </w:tc>
+        <w:tc>
+          <w:tcPr/>
+          <w:p>
+            <w:pPr>
+              <w:pStyle w:val="Compact"/>
+              <w:jc w:val="left"/>
+            </w:pPr>
+            <w:r>
+              <w:t xml:space="preserve">0.168</w:t>
+            </w:r>
+          </w:p>
+        </w:tc>
+        <w:tc>
+          <w:tcPr/>
+          <w:p>
+            <w:pPr>
+              <w:pStyle w:val="Compact"/>
+              <w:jc w:val="left"/>
+            </w:pPr>
+            <w:r>
+              <w:t xml:space="preserve">0.115</w:t>
+            </w:r>
+          </w:p>
+        </w:tc>
+        <w:tc>
+          <w:tcPr/>
+          <w:p>
+            <w:pPr>
+              <w:pStyle w:val="Compact"/>
+              <w:jc w:val="left"/>
+            </w:pPr>
+            <w:r>
+              <w:t xml:space="preserve">0.037</w:t>
+            </w:r>
+          </w:p>
+        </w:tc>
+        <w:tc>
+          <w:tcPr/>
+          <w:p>
+            <w:pPr>
+              <w:pStyle w:val="Compact"/>
+              <w:jc w:val="left"/>
+            </w:pPr>
+            <w:r>
+              <w:t xml:space="preserve">rs78924645</w:t>
             </w:r>
           </w:p>
         </w:tc>
@@ -15161,7 +14333,7 @@
           <w:iCs/>
           <w:i/>
         </w:rPr>
-        <w:t xml:space="preserve">For IGF1R (the only multi-instrument backbone gene with a full estimator set), all sensitivity estimators are directionally concordant with the IVW estimate and the MR-Egger intercept is non-significant in every outcome (P &gt; 0.43), indicating no detectable directional pleiotropy. CTLA4 showed significant between-instrument heterogeneity in the UKB and FinnGen analyses (Cochran’s Q P = 0.001 and 0.049), consistent with cross-ancestry/phenotype locus complexity. Steiger directionality was not estimable for these summary-level single- or limited-instrument loci and was therefore not applied. Single-instrument loci are not amenable to instrument-based pleiotropy diagnostics. TSHR is instead supported by colocalization (PP.H4 = 0.951 in BBJ and 0.986 in the TED-enriched outcome) and by LD-clumping sensitivity analysis (Table S3); the single-instrument CTLA4 discovery arm is not, its discovery posterior favouring distinct causal variants (PP.H3 = 0.794, PP.H4 = 0.206), consistent with its role as a positive control rather than a colocalized anchor.</w:t>
+        <w:t xml:space="preserve">All three lead variants lie within a 143.2-kb window on chromosome 16p11.2 (hg19 chr16:31,011,183–31,154,358) and none reaches strong colocalization (PP.H4 ≥ 0.80) in any outcome. Because these hits were discovered in the East Asian outcome, linkage disequilibrium was assessed in the ancestry-matched 1000 Genomes Phase 3 East Asian reference (n = 504), where all three lead variants are in substantial mutual LD (r² = 0.854, 0.761 and 0.863). Conditional analysis (GCTA-COJO, East Asian reference) selected exactly one independent signal at the locus, rs8050588 (P = 1.15×10⁻⁸); conditioning on it collapses all three associations (rs4889606, marginal P = 2.04×10⁻⁷ → conditional P = 0.928; rs34649473, 6.35×10⁻⁷ → 0.839; rs78924645, 2.02×10⁻⁶ → 0.806). Their co-significance in discovery therefore reflects a single regional signal rather than three independent causal effects. In the European reference the corresponding r² values are 0.896, 0.190 and 0.204, which is why the ancestry-matched panel is the appropriate one here.</w:t>
       </w:r>
       <w:r>
         <w:t xml:space="preserve"> </w:t>
@@ -15177,1025 +14349,13 @@
           <w:bCs/>
           <w:b/>
         </w:rPr>
-        <w:t xml:space="preserve">Table S7.</w:t>
-      </w:r>
-      <w:r>
-        <w:t xml:space="preserve"> </w:t>
-      </w:r>
-      <w:r>
-        <w:t xml:space="preserve">STROBE-MR reporting checklist. Each item maps to where it is addressed in the manuscript (page/section references to be finalized at proof stage).</w:t>
-      </w:r>
-    </w:p>
-    <w:tbl>
-      <w:tblPr>
-        <w:tblStyle w:val="Table"/>
-        <w:tblW w:type="pct" w:w="5000"/>
-        <w:tblLook w:firstRow="1" w:lastRow="0" w:firstColumn="0" w:lastColumn="0" w:noHBand="0" w:noVBand="0" w:val="0020"/>
-        <w:jc w:val="start"/>
-      </w:tblPr>
-      <w:tblGrid>
-        <w:gridCol w:w="2640"/>
-        <w:gridCol w:w="2640"/>
-        <w:gridCol w:w="2640"/>
-      </w:tblGrid>
-      <w:tr>
-        <w:trPr>
-          <w:tblHeader w:val="true"/>
-        </w:trPr>
-        <w:tc>
-          <w:tcPr/>
-          <w:p>
-            <w:pPr>
-              <w:pStyle w:val="Compact"/>
-              <w:jc w:val="left"/>
-            </w:pPr>
-            <w:r>
-              <w:t xml:space="preserve">#</w:t>
-            </w:r>
-          </w:p>
-        </w:tc>
-        <w:tc>
-          <w:tcPr/>
-          <w:p>
-            <w:pPr>
-              <w:pStyle w:val="Compact"/>
-              <w:jc w:val="left"/>
-            </w:pPr>
-            <w:r>
-              <w:t xml:space="preserve">STROBE-MR Item</w:t>
-            </w:r>
-          </w:p>
-        </w:tc>
-        <w:tc>
-          <w:tcPr/>
-          <w:p>
-            <w:pPr>
-              <w:pStyle w:val="Compact"/>
-              <w:jc w:val="left"/>
-            </w:pPr>
-            <w:r>
-              <w:t xml:space="preserve">Addressed in</w:t>
-            </w:r>
-          </w:p>
-        </w:tc>
-      </w:tr>
-      <w:tr>
-        <w:tc>
-          <w:tcPr/>
-          <w:p>
-            <w:pPr>
-              <w:pStyle w:val="Compact"/>
-              <w:jc w:val="left"/>
-            </w:pPr>
-            <w:r>
-              <w:t xml:space="preserve">1</w:t>
-            </w:r>
-          </w:p>
-        </w:tc>
-        <w:tc>
-          <w:tcPr/>
-          <w:p>
-            <w:pPr>
-              <w:pStyle w:val="Compact"/>
-              <w:jc w:val="left"/>
-            </w:pPr>
-            <w:r>
-              <w:t xml:space="preserve">MR stated in title/abstract; design described</w:t>
-            </w:r>
-          </w:p>
-        </w:tc>
-        <w:tc>
-          <w:tcPr/>
-          <w:p>
-            <w:pPr>
-              <w:pStyle w:val="Compact"/>
-              <w:jc w:val="left"/>
-            </w:pPr>
-            <w:r>
-              <w:t xml:space="preserve">Title, Abstract</w:t>
-            </w:r>
-          </w:p>
-        </w:tc>
-      </w:tr>
-      <w:tr>
-        <w:tc>
-          <w:tcPr/>
-          <w:p>
-            <w:pPr>
-              <w:pStyle w:val="Compact"/>
-              <w:jc w:val="left"/>
-            </w:pPr>
-            <w:r>
-              <w:t xml:space="preserve">2</w:t>
-            </w:r>
-          </w:p>
-        </w:tc>
-        <w:tc>
-          <w:tcPr/>
-          <w:p>
-            <w:pPr>
-              <w:pStyle w:val="Compact"/>
-              <w:jc w:val="left"/>
-            </w:pPr>
-            <w:r>
-              <w:t xml:space="preserve">Background; rationale for genetic instruments</w:t>
-            </w:r>
-          </w:p>
-        </w:tc>
-        <w:tc>
-          <w:tcPr/>
-          <w:p>
-            <w:pPr>
-              <w:pStyle w:val="Compact"/>
-              <w:jc w:val="left"/>
-            </w:pPr>
-            <w:r>
-              <w:t xml:space="preserve">Introduction</w:t>
-            </w:r>
-          </w:p>
-        </w:tc>
-      </w:tr>
-      <w:tr>
-        <w:tc>
-          <w:tcPr/>
-          <w:p>
-            <w:pPr>
-              <w:pStyle w:val="Compact"/>
-              <w:jc w:val="left"/>
-            </w:pPr>
-            <w:r>
-              <w:t xml:space="preserve">3</w:t>
-            </w:r>
-          </w:p>
-        </w:tc>
-        <w:tc>
-          <w:tcPr/>
-          <w:p>
-            <w:pPr>
-              <w:pStyle w:val="Compact"/>
-              <w:jc w:val="left"/>
-            </w:pPr>
-            <w:r>
-              <w:t xml:space="preserve">Explicit hypotheses / objectives</w:t>
-            </w:r>
-          </w:p>
-        </w:tc>
-        <w:tc>
-          <w:tcPr/>
-          <w:p>
-            <w:pPr>
-              <w:pStyle w:val="Compact"/>
-              <w:jc w:val="left"/>
-            </w:pPr>
-            <w:r>
-              <w:t xml:space="preserve">Introduction (end)</w:t>
-            </w:r>
-          </w:p>
-        </w:tc>
-      </w:tr>
-      <w:tr>
-        <w:tc>
-          <w:tcPr/>
-          <w:p>
-            <w:pPr>
-              <w:pStyle w:val="Compact"/>
-              <w:jc w:val="left"/>
-            </w:pPr>
-            <w:r>
-              <w:t xml:space="preserve">4</w:t>
-            </w:r>
-          </w:p>
-        </w:tc>
-        <w:tc>
-          <w:tcPr/>
-          <w:p>
-            <w:pPr>
-              <w:pStyle w:val="Compact"/>
-              <w:jc w:val="left"/>
-            </w:pPr>
-            <w:r>
-              <w:t xml:space="preserve">Study design &amp; key elements</w:t>
-            </w:r>
-          </w:p>
-        </w:tc>
-        <w:tc>
-          <w:tcPr/>
-          <w:p>
-            <w:pPr>
-              <w:pStyle w:val="Compact"/>
-              <w:jc w:val="left"/>
-            </w:pPr>
-            <w:r>
-              <w:t xml:space="preserve">Methods; Table 1; Figure 1</w:t>
-            </w:r>
-          </w:p>
-        </w:tc>
-      </w:tr>
-      <w:tr>
-        <w:tc>
-          <w:tcPr/>
-          <w:p>
-            <w:pPr>
-              <w:pStyle w:val="Compact"/>
-              <w:jc w:val="left"/>
-            </w:pPr>
-            <w:r>
-              <w:t xml:space="preserve">5</w:t>
-            </w:r>
-          </w:p>
-        </w:tc>
-        <w:tc>
-          <w:tcPr/>
-          <w:p>
-            <w:pPr>
-              <w:pStyle w:val="Compact"/>
-              <w:jc w:val="left"/>
-            </w:pPr>
-            <w:r>
-              <w:t xml:space="preserve">Data sources, settings, populations</w:t>
-            </w:r>
-          </w:p>
-        </w:tc>
-        <w:tc>
-          <w:tcPr/>
-          <w:p>
-            <w:pPr>
-              <w:pStyle w:val="Compact"/>
-              <w:jc w:val="left"/>
-            </w:pPr>
-            <w:r>
-              <w:t xml:space="preserve">Methods; Table 1</w:t>
-            </w:r>
-          </w:p>
-        </w:tc>
-      </w:tr>
-      <w:tr>
-        <w:tc>
-          <w:tcPr/>
-          <w:p>
-            <w:pPr>
-              <w:pStyle w:val="Compact"/>
-              <w:jc w:val="left"/>
-            </w:pPr>
-            <w:r>
-              <w:t xml:space="preserve">6a</w:t>
-            </w:r>
-          </w:p>
-        </w:tc>
-        <w:tc>
-          <w:tcPr/>
-          <w:p>
-            <w:pPr>
-              <w:pStyle w:val="Compact"/>
-              <w:jc w:val="left"/>
-            </w:pPr>
-            <w:r>
-              <w:t xml:space="preserve">Instrument selection criteria</w:t>
-            </w:r>
-          </w:p>
-        </w:tc>
-        <w:tc>
-          <w:tcPr/>
-          <w:p>
-            <w:pPr>
-              <w:pStyle w:val="Compact"/>
-              <w:jc w:val="left"/>
-            </w:pPr>
-            <w:r>
-              <w:t xml:space="preserve">Methods (eQTLGen; Finan druggable genome; cis P &lt; 5×10⁻⁸)</w:t>
-            </w:r>
-          </w:p>
-        </w:tc>
-      </w:tr>
-      <w:tr>
-        <w:tc>
-          <w:tcPr/>
-          <w:p>
-            <w:pPr>
-              <w:pStyle w:val="Compact"/>
-              <w:jc w:val="left"/>
-            </w:pPr>
-            <w:r>
-              <w:t xml:space="preserve">6b</w:t>
-            </w:r>
-          </w:p>
-        </w:tc>
-        <w:tc>
-          <w:tcPr/>
-          <w:p>
-            <w:pPr>
-              <w:pStyle w:val="Compact"/>
-              <w:jc w:val="left"/>
-            </w:pPr>
-            <w:r>
-              <w:t xml:space="preserve">MR assumptions (relevance, independence, exclusion)</w:t>
-            </w:r>
-          </w:p>
-        </w:tc>
-        <w:tc>
-          <w:tcPr/>
-          <w:p>
-            <w:pPr>
-              <w:pStyle w:val="Compact"/>
-              <w:jc w:val="left"/>
-            </w:pPr>
-            <w:r>
-              <w:t xml:space="preserve">Methods; Discussion (limitations)</w:t>
-            </w:r>
-          </w:p>
-        </w:tc>
-      </w:tr>
-      <w:tr>
-        <w:tc>
-          <w:tcPr/>
-          <w:p>
-            <w:pPr>
-              <w:pStyle w:val="Compact"/>
-              <w:jc w:val="left"/>
-            </w:pPr>
-            <w:r>
-              <w:t xml:space="preserve">7</w:t>
-            </w:r>
-          </w:p>
-        </w:tc>
-        <w:tc>
-          <w:tcPr/>
-          <w:p>
-            <w:pPr>
-              <w:pStyle w:val="Compact"/>
-              <w:jc w:val="left"/>
-            </w:pPr>
-            <w:r>
-              <w:t xml:space="preserve">Variable definition (exposure, outcome)</w:t>
-            </w:r>
-          </w:p>
-        </w:tc>
-        <w:tc>
-          <w:tcPr/>
-          <w:p>
-            <w:pPr>
-              <w:pStyle w:val="Compact"/>
-              <w:jc w:val="left"/>
-            </w:pPr>
-            <w:r>
-              <w:t xml:space="preserve">Methods</w:t>
-            </w:r>
-          </w:p>
-        </w:tc>
-      </w:tr>
-      <w:tr>
-        <w:tc>
-          <w:tcPr/>
-          <w:p>
-            <w:pPr>
-              <w:pStyle w:val="Compact"/>
-              <w:jc w:val="left"/>
-            </w:pPr>
-            <w:r>
-              <w:t xml:space="preserve">8</w:t>
-            </w:r>
-          </w:p>
-        </w:tc>
-        <w:tc>
-          <w:tcPr/>
-          <w:p>
-            <w:pPr>
-              <w:pStyle w:val="Compact"/>
-              <w:jc w:val="left"/>
-            </w:pPr>
-            <w:r>
-              <w:t xml:space="preserve">Effect measures &amp; scale (log-odds; UKB rescaling)</w:t>
-            </w:r>
-          </w:p>
-        </w:tc>
-        <w:tc>
-          <w:tcPr/>
-          <w:p>
-            <w:pPr>
-              <w:pStyle w:val="Compact"/>
-              <w:jc w:val="left"/>
-            </w:pPr>
-            <w:r>
-              <w:t xml:space="preserve">Methods; Table 1 footnote</w:t>
-            </w:r>
-          </w:p>
-        </w:tc>
-      </w:tr>
-      <w:tr>
-        <w:tc>
-          <w:tcPr/>
-          <w:p>
-            <w:pPr>
-              <w:pStyle w:val="Compact"/>
-              <w:jc w:val="left"/>
-            </w:pPr>
-            <w:r>
-              <w:t xml:space="preserve">9</w:t>
-            </w:r>
-          </w:p>
-        </w:tc>
-        <w:tc>
-          <w:tcPr/>
-          <w:p>
-            <w:pPr>
-              <w:pStyle w:val="Compact"/>
-              <w:jc w:val="left"/>
-            </w:pPr>
-            <w:r>
-              <w:t xml:space="preserve">Statistical methods (IVW, MR-Egger, WM, Wmode; coloc.abf)</w:t>
-            </w:r>
-          </w:p>
-        </w:tc>
-        <w:tc>
-          <w:tcPr/>
-          <w:p>
-            <w:pPr>
-              <w:pStyle w:val="Compact"/>
-              <w:jc w:val="left"/>
-            </w:pPr>
-            <w:r>
-              <w:t xml:space="preserve">Methods</w:t>
-            </w:r>
-          </w:p>
-        </w:tc>
-      </w:tr>
-      <w:tr>
-        <w:tc>
-          <w:tcPr/>
-          <w:p>
-            <w:pPr>
-              <w:pStyle w:val="Compact"/>
-              <w:jc w:val="left"/>
-            </w:pPr>
-            <w:r>
-              <w:t xml:space="preserve">10</w:t>
-            </w:r>
-          </w:p>
-        </w:tc>
-        <w:tc>
-          <w:tcPr/>
-          <w:p>
-            <w:pPr>
-              <w:pStyle w:val="Compact"/>
-              <w:jc w:val="left"/>
-            </w:pPr>
-            <w:r>
-              <w:t xml:space="preserve">Sensitivity analyses (pleiotropy, heterogeneity, Steiger)</w:t>
-            </w:r>
-          </w:p>
-        </w:tc>
-        <w:tc>
-          <w:tcPr/>
-          <w:p>
-            <w:pPr>
-              <w:pStyle w:val="Compact"/>
-              <w:jc w:val="left"/>
-            </w:pPr>
-            <w:r>
-              <w:t xml:space="preserve">Methods; Table S6</w:t>
-            </w:r>
-          </w:p>
-        </w:tc>
-      </w:tr>
-      <w:tr>
-        <w:tc>
-          <w:tcPr/>
-          <w:p>
-            <w:pPr>
-              <w:pStyle w:val="Compact"/>
-              <w:jc w:val="left"/>
-            </w:pPr>
-            <w:r>
-              <w:t xml:space="preserve">11</w:t>
-            </w:r>
-          </w:p>
-        </w:tc>
-        <w:tc>
-          <w:tcPr/>
-          <w:p>
-            <w:pPr>
-              <w:pStyle w:val="Compact"/>
-              <w:jc w:val="left"/>
-            </w:pPr>
-            <w:r>
-              <w:t xml:space="preserve">Software &amp; package versions</w:t>
-            </w:r>
-          </w:p>
-        </w:tc>
-        <w:tc>
-          <w:tcPr/>
-          <w:p>
-            <w:pPr>
-              <w:pStyle w:val="Compact"/>
-              <w:jc w:val="left"/>
-            </w:pPr>
-            <w:r>
-              <w:t xml:space="preserve">Methods; below</w:t>
-            </w:r>
-          </w:p>
-        </w:tc>
-      </w:tr>
-      <w:tr>
-        <w:tc>
-          <w:tcPr/>
-          <w:p>
-            <w:pPr>
-              <w:pStyle w:val="Compact"/>
-              <w:jc w:val="left"/>
-            </w:pPr>
-            <w:r>
-              <w:t xml:space="preserve">12</w:t>
-            </w:r>
-          </w:p>
-        </w:tc>
-        <w:tc>
-          <w:tcPr/>
-          <w:p>
-            <w:pPr>
-              <w:pStyle w:val="Compact"/>
-              <w:jc w:val="left"/>
-            </w:pPr>
-            <w:r>
-              <w:t xml:space="preserve">Descriptive data (instrument counts, F-statistics, detectable effect range)</w:t>
-            </w:r>
-          </w:p>
-        </w:tc>
-        <w:tc>
-          <w:tcPr/>
-          <w:p>
-            <w:pPr>
-              <w:pStyle w:val="Compact"/>
-              <w:jc w:val="left"/>
-            </w:pPr>
-            <w:r>
-              <w:t xml:space="preserve">Results; Tables S4, S8</w:t>
-            </w:r>
-          </w:p>
-        </w:tc>
-      </w:tr>
-      <w:tr>
-        <w:tc>
-          <w:tcPr/>
-          <w:p>
-            <w:pPr>
-              <w:pStyle w:val="Compact"/>
-              <w:jc w:val="left"/>
-            </w:pPr>
-            <w:r>
-              <w:t xml:space="preserve">13</w:t>
-            </w:r>
-          </w:p>
-        </w:tc>
-        <w:tc>
-          <w:tcPr/>
-          <w:p>
-            <w:pPr>
-              <w:pStyle w:val="Compact"/>
-              <w:jc w:val="left"/>
-            </w:pPr>
-            <w:r>
-              <w:t xml:space="preserve">Main MR estimates with CIs</w:t>
-            </w:r>
-          </w:p>
-        </w:tc>
-        <w:tc>
-          <w:tcPr/>
-          <w:p>
-            <w:pPr>
-              <w:pStyle w:val="Compact"/>
-              <w:jc w:val="left"/>
-            </w:pPr>
-            <w:r>
-              <w:t xml:space="preserve">Results; Tables 2, 3; Figures 2, 3</w:t>
-            </w:r>
-          </w:p>
-        </w:tc>
-      </w:tr>
-      <w:tr>
-        <w:tc>
-          <w:tcPr/>
-          <w:p>
-            <w:pPr>
-              <w:pStyle w:val="Compact"/>
-              <w:jc w:val="left"/>
-            </w:pPr>
-            <w:r>
-              <w:t xml:space="preserve">14</w:t>
-            </w:r>
-          </w:p>
-        </w:tc>
-        <w:tc>
-          <w:tcPr/>
-          <w:p>
-            <w:pPr>
-              <w:pStyle w:val="Compact"/>
-              <w:jc w:val="left"/>
-            </w:pPr>
-            <w:r>
-              <w:t xml:space="preserve">Sensitivity / robustness results</w:t>
-            </w:r>
-          </w:p>
-        </w:tc>
-        <w:tc>
-          <w:tcPr/>
-          <w:p>
-            <w:pPr>
-              <w:pStyle w:val="Compact"/>
-              <w:jc w:val="left"/>
-            </w:pPr>
-            <w:r>
-              <w:t xml:space="preserve">Results; Tables S6, S8</w:t>
-            </w:r>
-          </w:p>
-        </w:tc>
-      </w:tr>
-      <w:tr>
-        <w:tc>
-          <w:tcPr/>
-          <w:p>
-            <w:pPr>
-              <w:pStyle w:val="Compact"/>
-              <w:jc w:val="left"/>
-            </w:pPr>
-            <w:r>
-              <w:t xml:space="preserve">15</w:t>
-            </w:r>
-          </w:p>
-        </w:tc>
-        <w:tc>
-          <w:tcPr/>
-          <w:p>
-            <w:pPr>
-              <w:pStyle w:val="Compact"/>
-              <w:jc w:val="left"/>
-            </w:pPr>
-            <w:r>
-              <w:t xml:space="preserve">Colocalization results</w:t>
-            </w:r>
-          </w:p>
-        </w:tc>
-        <w:tc>
-          <w:tcPr/>
-          <w:p>
-            <w:pPr>
-              <w:pStyle w:val="Compact"/>
-              <w:jc w:val="left"/>
-            </w:pPr>
-            <w:r>
-              <w:t xml:space="preserve">Results; Table 2; Figure 3A; Tables S2, S5</w:t>
-            </w:r>
-          </w:p>
-        </w:tc>
-      </w:tr>
-      <w:tr>
-        <w:tc>
-          <w:tcPr/>
-          <w:p>
-            <w:pPr>
-              <w:pStyle w:val="Compact"/>
-              <w:jc w:val="left"/>
-            </w:pPr>
-            <w:r>
-              <w:t xml:space="preserve">16</w:t>
-            </w:r>
-          </w:p>
-        </w:tc>
-        <w:tc>
-          <w:tcPr/>
-          <w:p>
-            <w:pPr>
-              <w:pStyle w:val="Compact"/>
-              <w:jc w:val="left"/>
-            </w:pPr>
-            <w:r>
-              <w:t xml:space="preserve">Additional analyses (tissue expression)</w:t>
-            </w:r>
-          </w:p>
-        </w:tc>
-        <w:tc>
-          <w:tcPr/>
-          <w:p>
-            <w:pPr>
-              <w:pStyle w:val="Compact"/>
-              <w:jc w:val="left"/>
-            </w:pPr>
-            <w:r>
-              <w:t xml:space="preserve">Results; Figure 3C</w:t>
-            </w:r>
-          </w:p>
-        </w:tc>
-      </w:tr>
-      <w:tr>
-        <w:tc>
-          <w:tcPr/>
-          <w:p>
-            <w:pPr>
-              <w:pStyle w:val="Compact"/>
-              <w:jc w:val="left"/>
-            </w:pPr>
-            <w:r>
-              <w:t xml:space="preserve">17</w:t>
-            </w:r>
-          </w:p>
-        </w:tc>
-        <w:tc>
-          <w:tcPr/>
-          <w:p>
-            <w:pPr>
-              <w:pStyle w:val="Compact"/>
-              <w:jc w:val="left"/>
-            </w:pPr>
-            <w:r>
-              <w:t xml:space="preserve">Key results in context</w:t>
-            </w:r>
-          </w:p>
-        </w:tc>
-        <w:tc>
-          <w:tcPr/>
-          <w:p>
-            <w:pPr>
-              <w:pStyle w:val="Compact"/>
-              <w:jc w:val="left"/>
-            </w:pPr>
-            <w:r>
-              <w:t xml:space="preserve">Discussion</w:t>
-            </w:r>
-          </w:p>
-        </w:tc>
-      </w:tr>
-      <w:tr>
-        <w:tc>
-          <w:tcPr/>
-          <w:p>
-            <w:pPr>
-              <w:pStyle w:val="Compact"/>
-              <w:jc w:val="left"/>
-            </w:pPr>
-            <w:r>
-              <w:t xml:space="preserve">18</w:t>
-            </w:r>
-          </w:p>
-        </w:tc>
-        <w:tc>
-          <w:tcPr/>
-          <w:p>
-            <w:pPr>
-              <w:pStyle w:val="Compact"/>
-              <w:jc w:val="left"/>
-            </w:pPr>
-            <w:r>
-              <w:t xml:space="preserve">Limitations (blood eQTL vs orbital tissue; European eQTL vs East Asian discovery; broader UKB phenotype; single-IV</w:t>
-            </w:r>
-            <w:r>
-              <w:t xml:space="preserve"> </w:t>
-            </w:r>
-            <w:r>
-              <w:rPr>
-                <w:iCs/>
-                <w:i/>
-              </w:rPr>
-              <w:t xml:space="preserve">TSHR</w:t>
-            </w:r>
-            <w:r>
-              <w:t xml:space="preserve">; limited power in the 858-case TED-enriched outcome; TED-enriched outcome is not a within-Graves TED-specific contrast; coloc single-causal-variant assumption and single European allele-frequency reference; no formal colocalization power analysis; non-uniform behaviour of the single positive control; exploratory n = 1-control tissue analysis)</w:t>
-            </w:r>
-          </w:p>
-        </w:tc>
-        <w:tc>
-          <w:tcPr/>
-          <w:p>
-            <w:pPr>
-              <w:pStyle w:val="Compact"/>
-              <w:jc w:val="left"/>
-            </w:pPr>
-            <w:r>
-              <w:t xml:space="preserve">Discussion (limitations paragraph)</w:t>
-            </w:r>
-          </w:p>
-        </w:tc>
-      </w:tr>
-      <w:tr>
-        <w:tc>
-          <w:tcPr/>
-          <w:p>
-            <w:pPr>
-              <w:pStyle w:val="Compact"/>
-              <w:jc w:val="left"/>
-            </w:pPr>
-            <w:r>
-              <w:t xml:space="preserve">19</w:t>
-            </w:r>
-          </w:p>
-        </w:tc>
-        <w:tc>
-          <w:tcPr/>
-          <w:p>
-            <w:pPr>
-              <w:pStyle w:val="Compact"/>
-              <w:jc w:val="left"/>
-            </w:pPr>
-            <w:r>
-              <w:t xml:space="preserve">Interpretation (susceptibility-anchor vs effector)</w:t>
-            </w:r>
-          </w:p>
-        </w:tc>
-        <w:tc>
-          <w:tcPr/>
-          <w:p>
-            <w:pPr>
-              <w:pStyle w:val="Compact"/>
-              <w:jc w:val="left"/>
-            </w:pPr>
-            <w:r>
-              <w:t xml:space="preserve">Discussion</w:t>
-            </w:r>
-          </w:p>
-        </w:tc>
-      </w:tr>
-      <w:tr>
-        <w:tc>
-          <w:tcPr/>
-          <w:p>
-            <w:pPr>
-              <w:pStyle w:val="Compact"/>
-              <w:jc w:val="left"/>
-            </w:pPr>
-            <w:r>
-              <w:t xml:space="preserve">20</w:t>
-            </w:r>
-          </w:p>
-        </w:tc>
-        <w:tc>
-          <w:tcPr/>
-          <w:p>
-            <w:pPr>
-              <w:pStyle w:val="Compact"/>
-              <w:jc w:val="left"/>
-            </w:pPr>
-            <w:r>
-              <w:t xml:space="preserve">Generalizability</w:t>
-            </w:r>
-          </w:p>
-        </w:tc>
-        <w:tc>
-          <w:tcPr/>
-          <w:p>
-            <w:pPr>
-              <w:pStyle w:val="Compact"/>
-              <w:jc w:val="left"/>
-            </w:pPr>
-            <w:r>
-              <w:t xml:space="preserve">Discussion</w:t>
-            </w:r>
-          </w:p>
-        </w:tc>
-      </w:tr>
-      <w:tr>
-        <w:tc>
-          <w:tcPr/>
-          <w:p>
-            <w:pPr>
-              <w:pStyle w:val="Compact"/>
-              <w:jc w:val="left"/>
-            </w:pPr>
-            <w:r>
-              <w:t xml:space="preserve">21</w:t>
-            </w:r>
-          </w:p>
-        </w:tc>
-        <w:tc>
-          <w:tcPr/>
-          <w:p>
-            <w:pPr>
-              <w:pStyle w:val="Compact"/>
-              <w:jc w:val="left"/>
-            </w:pPr>
-            <w:r>
-              <w:t xml:space="preserve">Funding</w:t>
-            </w:r>
-          </w:p>
-        </w:tc>
-        <w:tc>
-          <w:tcPr/>
-          <w:p>
-            <w:pPr>
-              <w:pStyle w:val="Compact"/>
-              <w:jc w:val="left"/>
-            </w:pPr>
-            <w:r>
-              <w:t xml:space="preserve">Declarations</w:t>
-            </w:r>
-          </w:p>
-        </w:tc>
-      </w:tr>
-      <w:tr>
-        <w:tc>
-          <w:tcPr/>
-          <w:p>
-            <w:pPr>
-              <w:pStyle w:val="Compact"/>
-              <w:jc w:val="left"/>
-            </w:pPr>
-            <w:r>
-              <w:t xml:space="preserve">22</w:t>
-            </w:r>
-          </w:p>
-        </w:tc>
-        <w:tc>
-          <w:tcPr/>
-          <w:p>
-            <w:pPr>
-              <w:pStyle w:val="Compact"/>
-              <w:jc w:val="left"/>
-            </w:pPr>
-            <w:r>
-              <w:t xml:space="preserve">Data availability</w:t>
-            </w:r>
-          </w:p>
-        </w:tc>
-        <w:tc>
-          <w:tcPr/>
-          <w:p>
-            <w:pPr>
-              <w:pStyle w:val="Compact"/>
-              <w:jc w:val="left"/>
-            </w:pPr>
-            <w:r>
-              <w:t xml:space="preserve">Declarations (public summary statistics: eQTLGen, GWAS Catalog, FinnGen)</w:t>
-            </w:r>
-          </w:p>
-        </w:tc>
-      </w:tr>
-    </w:tbl>
-    <w:p>
-      <w:pPr>
-        <w:pStyle w:val="BodyText"/>
-      </w:pPr>
-      <w:r>
-        <w:rPr>
-          <w:iCs/>
-          <w:i/>
-        </w:rPr>
-        <w:t xml:space="preserve">Software and package versions: R 4.3.3; TwoSampleMR v0.7.4; ieugwasr; coloc v5.2.3; DESeq2 v1.42.1; PLINK v1.9. Reporting follows the STROBE-MR statement (Skrivankova et al., JAMA 2021).</w:t>
-      </w:r>
-    </w:p>
-    <w:p>
-      <w:pPr>
-        <w:numPr>
-          <w:ilvl w:val="0"/>
-          <w:numId w:val="1004"/>
-        </w:numPr>
-      </w:pPr>
-      <w:r>
-        <w:rPr>
-          <w:bCs/>
-          <w:b/>
-        </w:rPr>
-        <w:t xml:space="preserve">Table S8.</w:t>
-      </w:r>
-      <w:r>
-        <w:t xml:space="preserve"> </w:t>
-      </w:r>
-      <w:r>
-        <w:t xml:space="preserve">Detectable effect range of the druggable-gene-wide screen. Minimum effect detectable with 80% power was computed per gene and outcome from the empirical standard error of the primary MR estimate as |β|min = (</w:t>
-      </w:r>
-      <w:r>
-        <w:rPr>
-          <w:iCs/>
-          <w:i/>
-        </w:rPr>
-        <w:t xml:space="preserve">z</w:t>
-      </w:r>
-      <w:r>
-        <w:t xml:space="preserve">1−α/2 +</w:t>
-      </w:r>
-      <w:r>
-        <w:t xml:space="preserve"> </w:t>
-      </w:r>
-      <w:r>
-        <w:rPr>
-          <w:iCs/>
-          <w:i/>
-        </w:rPr>
-        <w:t xml:space="preserve">z</w:t>
-      </w:r>
-      <w:r>
-        <w:t xml:space="preserve">0.80) × SE, with α = 1.965×10⁻⁵ (discovery) or α = 0.05 (replication, TED-enriched).</w:t>
-      </w:r>
-    </w:p>
-    <w:p>
-      <w:pPr>
-        <w:numPr>
-          <w:ilvl w:val="0"/>
-          <w:numId w:val="1000"/>
-        </w:numPr>
-      </w:pPr>
-      <w:r>
-        <w:rPr>
-          <w:bCs/>
-          <w:b/>
-        </w:rPr>
-        <w:t xml:space="preserve">Panel A. Screen-wide detectable range.</w:t>
+        <w:t xml:space="preserve">Table S6.</w:t>
+      </w:r>
+      <w:r>
+        <w:t xml:space="preserve"> </w:t>
+      </w:r>
+      <w:r>
+        <w:t xml:space="preserve">Mendelian randomization sensitivity analyses for the backbone genes across all three outcomes. IVW, inverse-variance weighted; WM, weighted median; Wmode, weighted mode. MR-Egger intercept, Cochran’s Q, and multi-estimator comparisons require multiple instruments and are not estimable (NA) at single-instrument loci.</w:t>
       </w:r>
     </w:p>
     <w:tbl>
@@ -16227,6 +14387,2139 @@
               <w:jc w:val="left"/>
             </w:pPr>
             <w:r>
+              <w:t xml:space="preserve">Gene</w:t>
+            </w:r>
+          </w:p>
+        </w:tc>
+        <w:tc>
+          <w:tcPr/>
+          <w:p>
+            <w:pPr>
+              <w:pStyle w:val="Compact"/>
+              <w:jc w:val="left"/>
+            </w:pPr>
+            <w:r>
+              <w:t xml:space="preserve">Outcome</w:t>
+            </w:r>
+          </w:p>
+        </w:tc>
+        <w:tc>
+          <w:tcPr/>
+          <w:p>
+            <w:pPr>
+              <w:pStyle w:val="Compact"/>
+              <w:jc w:val="left"/>
+            </w:pPr>
+            <w:r>
+              <w:t xml:space="preserve">N IV</w:t>
+            </w:r>
+          </w:p>
+        </w:tc>
+        <w:tc>
+          <w:tcPr/>
+          <w:p>
+            <w:pPr>
+              <w:pStyle w:val="Compact"/>
+              <w:jc w:val="left"/>
+            </w:pPr>
+            <w:r>
+              <w:t xml:space="preserve">IVW/Wald</w:t>
+            </w:r>
+            <w:r>
+              <w:t xml:space="preserve"> </w:t>
+            </w:r>
+            <w:r>
+              <w:rPr>
+                <w:iCs/>
+                <w:i/>
+              </w:rPr>
+              <w:t xml:space="preserve">P</w:t>
+            </w:r>
+          </w:p>
+        </w:tc>
+        <w:tc>
+          <w:tcPr/>
+          <w:p>
+            <w:pPr>
+              <w:pStyle w:val="Compact"/>
+              <w:jc w:val="left"/>
+            </w:pPr>
+            <w:r>
+              <w:t xml:space="preserve">WM</w:t>
+            </w:r>
+            <w:r>
+              <w:t xml:space="preserve"> </w:t>
+            </w:r>
+            <w:r>
+              <w:rPr>
+                <w:iCs/>
+                <w:i/>
+              </w:rPr>
+              <w:t xml:space="preserve">P</w:t>
+            </w:r>
+          </w:p>
+        </w:tc>
+        <w:tc>
+          <w:tcPr/>
+          <w:p>
+            <w:pPr>
+              <w:pStyle w:val="Compact"/>
+              <w:jc w:val="left"/>
+            </w:pPr>
+            <w:r>
+              <w:t xml:space="preserve">Wmode</w:t>
+            </w:r>
+            <w:r>
+              <w:t xml:space="preserve"> </w:t>
+            </w:r>
+            <w:r>
+              <w:rPr>
+                <w:iCs/>
+                <w:i/>
+              </w:rPr>
+              <w:t xml:space="preserve">P</w:t>
+            </w:r>
+          </w:p>
+        </w:tc>
+        <w:tc>
+          <w:tcPr/>
+          <w:p>
+            <w:pPr>
+              <w:pStyle w:val="Compact"/>
+              <w:jc w:val="left"/>
+            </w:pPr>
+            <w:r>
+              <w:t xml:space="preserve">MR-Egger intercept</w:t>
+            </w:r>
+            <w:r>
+              <w:t xml:space="preserve"> </w:t>
+            </w:r>
+            <w:r>
+              <w:rPr>
+                <w:iCs/>
+                <w:i/>
+              </w:rPr>
+              <w:t xml:space="preserve">P</w:t>
+            </w:r>
+          </w:p>
+        </w:tc>
+        <w:tc>
+          <w:tcPr/>
+          <w:p>
+            <w:pPr>
+              <w:pStyle w:val="Compact"/>
+              <w:jc w:val="left"/>
+            </w:pPr>
+            <w:r>
+              <w:t xml:space="preserve">Cochran’s Q</w:t>
+            </w:r>
+            <w:r>
+              <w:t xml:space="preserve"> </w:t>
+            </w:r>
+            <w:r>
+              <w:rPr>
+                <w:iCs/>
+                <w:i/>
+              </w:rPr>
+              <w:t xml:space="preserve">P</w:t>
+            </w:r>
+          </w:p>
+        </w:tc>
+      </w:tr>
+      <w:tr>
+        <w:tc>
+          <w:tcPr/>
+          <w:p>
+            <w:pPr>
+              <w:pStyle w:val="Compact"/>
+              <w:jc w:val="left"/>
+            </w:pPr>
+            <w:r>
+              <w:rPr>
+                <w:iCs/>
+                <w:i/>
+              </w:rPr>
+              <w:t xml:space="preserve">TSHR</w:t>
+            </w:r>
+          </w:p>
+        </w:tc>
+        <w:tc>
+          <w:tcPr/>
+          <w:p>
+            <w:pPr>
+              <w:pStyle w:val="Compact"/>
+              <w:jc w:val="left"/>
+            </w:pPr>
+            <w:r>
+              <w:t xml:space="preserve">BBJ Graves</w:t>
+            </w:r>
+          </w:p>
+        </w:tc>
+        <w:tc>
+          <w:tcPr/>
+          <w:p>
+            <w:pPr>
+              <w:pStyle w:val="Compact"/>
+              <w:jc w:val="left"/>
+            </w:pPr>
+            <w:r>
+              <w:t xml:space="preserve">1</w:t>
+            </w:r>
+          </w:p>
+        </w:tc>
+        <w:tc>
+          <w:tcPr/>
+          <w:p>
+            <w:pPr>
+              <w:pStyle w:val="Compact"/>
+              <w:jc w:val="left"/>
+            </w:pPr>
+            <w:r>
+              <w:t xml:space="preserve">1.1×10⁻¹⁴</w:t>
+            </w:r>
+          </w:p>
+        </w:tc>
+        <w:tc>
+          <w:tcPr/>
+          <w:p>
+            <w:pPr>
+              <w:pStyle w:val="Compact"/>
+              <w:jc w:val="left"/>
+            </w:pPr>
+            <w:r>
+              <w:t xml:space="preserve">NA</w:t>
+            </w:r>
+          </w:p>
+        </w:tc>
+        <w:tc>
+          <w:tcPr/>
+          <w:p>
+            <w:pPr>
+              <w:pStyle w:val="Compact"/>
+              <w:jc w:val="left"/>
+            </w:pPr>
+            <w:r>
+              <w:t xml:space="preserve">NA</w:t>
+            </w:r>
+          </w:p>
+        </w:tc>
+        <w:tc>
+          <w:tcPr/>
+          <w:p>
+            <w:pPr>
+              <w:pStyle w:val="Compact"/>
+              <w:jc w:val="left"/>
+            </w:pPr>
+            <w:r>
+              <w:t xml:space="preserve">NA</w:t>
+            </w:r>
+          </w:p>
+        </w:tc>
+        <w:tc>
+          <w:tcPr/>
+          <w:p>
+            <w:pPr>
+              <w:pStyle w:val="Compact"/>
+              <w:jc w:val="left"/>
+            </w:pPr>
+            <w:r>
+              <w:t xml:space="preserve">NA</w:t>
+            </w:r>
+          </w:p>
+        </w:tc>
+      </w:tr>
+      <w:tr>
+        <w:tc>
+          <w:tcPr/>
+          <w:p>
+            <w:pPr>
+              <w:pStyle w:val="Compact"/>
+              <w:jc w:val="left"/>
+            </w:pPr>
+            <w:r>
+              <w:rPr>
+                <w:iCs/>
+                <w:i/>
+              </w:rPr>
+              <w:t xml:space="preserve">TSHR</w:t>
+            </w:r>
+          </w:p>
+        </w:tc>
+        <w:tc>
+          <w:tcPr/>
+          <w:p>
+            <w:pPr>
+              <w:pStyle w:val="Compact"/>
+              <w:jc w:val="left"/>
+            </w:pPr>
+            <w:r>
+              <w:t xml:space="preserve">UKB hyperthyroid</w:t>
+            </w:r>
+          </w:p>
+        </w:tc>
+        <w:tc>
+          <w:tcPr/>
+          <w:p>
+            <w:pPr>
+              <w:pStyle w:val="Compact"/>
+              <w:jc w:val="left"/>
+            </w:pPr>
+            <w:r>
+              <w:t xml:space="preserve">1</w:t>
+            </w:r>
+          </w:p>
+        </w:tc>
+        <w:tc>
+          <w:tcPr/>
+          <w:p>
+            <w:pPr>
+              <w:pStyle w:val="Compact"/>
+              <w:jc w:val="left"/>
+            </w:pPr>
+            <w:r>
+              <w:t xml:space="preserve">8.8×10⁻²⁸</w:t>
+            </w:r>
+          </w:p>
+        </w:tc>
+        <w:tc>
+          <w:tcPr/>
+          <w:p>
+            <w:pPr>
+              <w:pStyle w:val="Compact"/>
+              <w:jc w:val="left"/>
+            </w:pPr>
+            <w:r>
+              <w:t xml:space="preserve">NA</w:t>
+            </w:r>
+          </w:p>
+        </w:tc>
+        <w:tc>
+          <w:tcPr/>
+          <w:p>
+            <w:pPr>
+              <w:pStyle w:val="Compact"/>
+              <w:jc w:val="left"/>
+            </w:pPr>
+            <w:r>
+              <w:t xml:space="preserve">NA</w:t>
+            </w:r>
+          </w:p>
+        </w:tc>
+        <w:tc>
+          <w:tcPr/>
+          <w:p>
+            <w:pPr>
+              <w:pStyle w:val="Compact"/>
+              <w:jc w:val="left"/>
+            </w:pPr>
+            <w:r>
+              <w:t xml:space="preserve">NA</w:t>
+            </w:r>
+          </w:p>
+        </w:tc>
+        <w:tc>
+          <w:tcPr/>
+          <w:p>
+            <w:pPr>
+              <w:pStyle w:val="Compact"/>
+              <w:jc w:val="left"/>
+            </w:pPr>
+            <w:r>
+              <w:t xml:space="preserve">NA</w:t>
+            </w:r>
+          </w:p>
+        </w:tc>
+      </w:tr>
+      <w:tr>
+        <w:tc>
+          <w:tcPr/>
+          <w:p>
+            <w:pPr>
+              <w:pStyle w:val="Compact"/>
+              <w:jc w:val="left"/>
+            </w:pPr>
+            <w:r>
+              <w:rPr>
+                <w:iCs/>
+                <w:i/>
+              </w:rPr>
+              <w:t xml:space="preserve">TSHR</w:t>
+            </w:r>
+          </w:p>
+        </w:tc>
+        <w:tc>
+          <w:tcPr/>
+          <w:p>
+            <w:pPr>
+              <w:pStyle w:val="Compact"/>
+              <w:jc w:val="left"/>
+            </w:pPr>
+            <w:r>
+              <w:t xml:space="preserve">FinnGen GO</w:t>
+            </w:r>
+          </w:p>
+        </w:tc>
+        <w:tc>
+          <w:tcPr/>
+          <w:p>
+            <w:pPr>
+              <w:pStyle w:val="Compact"/>
+              <w:jc w:val="left"/>
+            </w:pPr>
+            <w:r>
+              <w:t xml:space="preserve">1</w:t>
+            </w:r>
+          </w:p>
+        </w:tc>
+        <w:tc>
+          <w:tcPr/>
+          <w:p>
+            <w:pPr>
+              <w:pStyle w:val="Compact"/>
+              <w:jc w:val="left"/>
+            </w:pPr>
+            <w:r>
+              <w:t xml:space="preserve">2.8×10⁻⁷</w:t>
+            </w:r>
+          </w:p>
+        </w:tc>
+        <w:tc>
+          <w:tcPr/>
+          <w:p>
+            <w:pPr>
+              <w:pStyle w:val="Compact"/>
+              <w:jc w:val="left"/>
+            </w:pPr>
+            <w:r>
+              <w:t xml:space="preserve">NA</w:t>
+            </w:r>
+          </w:p>
+        </w:tc>
+        <w:tc>
+          <w:tcPr/>
+          <w:p>
+            <w:pPr>
+              <w:pStyle w:val="Compact"/>
+              <w:jc w:val="left"/>
+            </w:pPr>
+            <w:r>
+              <w:t xml:space="preserve">NA</w:t>
+            </w:r>
+          </w:p>
+        </w:tc>
+        <w:tc>
+          <w:tcPr/>
+          <w:p>
+            <w:pPr>
+              <w:pStyle w:val="Compact"/>
+              <w:jc w:val="left"/>
+            </w:pPr>
+            <w:r>
+              <w:t xml:space="preserve">NA</w:t>
+            </w:r>
+          </w:p>
+        </w:tc>
+        <w:tc>
+          <w:tcPr/>
+          <w:p>
+            <w:pPr>
+              <w:pStyle w:val="Compact"/>
+              <w:jc w:val="left"/>
+            </w:pPr>
+            <w:r>
+              <w:t xml:space="preserve">NA</w:t>
+            </w:r>
+          </w:p>
+        </w:tc>
+      </w:tr>
+      <w:tr>
+        <w:tc>
+          <w:tcPr/>
+          <w:p>
+            <w:pPr>
+              <w:pStyle w:val="Compact"/>
+              <w:jc w:val="left"/>
+            </w:pPr>
+            <w:r>
+              <w:rPr>
+                <w:iCs/>
+                <w:i/>
+              </w:rPr>
+              <w:t xml:space="preserve">IGF1R</w:t>
+            </w:r>
+          </w:p>
+        </w:tc>
+        <w:tc>
+          <w:tcPr/>
+          <w:p>
+            <w:pPr>
+              <w:pStyle w:val="Compact"/>
+              <w:jc w:val="left"/>
+            </w:pPr>
+            <w:r>
+              <w:t xml:space="preserve">BBJ Graves</w:t>
+            </w:r>
+          </w:p>
+        </w:tc>
+        <w:tc>
+          <w:tcPr/>
+          <w:p>
+            <w:pPr>
+              <w:pStyle w:val="Compact"/>
+              <w:jc w:val="left"/>
+            </w:pPr>
+            <w:r>
+              <w:t xml:space="preserve">4</w:t>
+            </w:r>
+          </w:p>
+        </w:tc>
+        <w:tc>
+          <w:tcPr/>
+          <w:p>
+            <w:pPr>
+              <w:pStyle w:val="Compact"/>
+              <w:jc w:val="left"/>
+            </w:pPr>
+            <w:r>
+              <w:t xml:space="preserve">0.021</w:t>
+            </w:r>
+          </w:p>
+        </w:tc>
+        <w:tc>
+          <w:tcPr/>
+          <w:p>
+            <w:pPr>
+              <w:pStyle w:val="Compact"/>
+              <w:jc w:val="left"/>
+            </w:pPr>
+            <w:r>
+              <w:t xml:space="preserve">0.029</w:t>
+            </w:r>
+          </w:p>
+        </w:tc>
+        <w:tc>
+          <w:tcPr/>
+          <w:p>
+            <w:pPr>
+              <w:pStyle w:val="Compact"/>
+              <w:jc w:val="left"/>
+            </w:pPr>
+            <w:r>
+              <w:t xml:space="preserve">0.118</w:t>
+            </w:r>
+          </w:p>
+        </w:tc>
+        <w:tc>
+          <w:tcPr/>
+          <w:p>
+            <w:pPr>
+              <w:pStyle w:val="Compact"/>
+              <w:jc w:val="left"/>
+            </w:pPr>
+            <w:r>
+              <w:t xml:space="preserve">0.663</w:t>
+            </w:r>
+          </w:p>
+        </w:tc>
+        <w:tc>
+          <w:tcPr/>
+          <w:p>
+            <w:pPr>
+              <w:pStyle w:val="Compact"/>
+              <w:jc w:val="left"/>
+            </w:pPr>
+            <w:r>
+              <w:t xml:space="preserve">0.902</w:t>
+            </w:r>
+          </w:p>
+        </w:tc>
+      </w:tr>
+      <w:tr>
+        <w:tc>
+          <w:tcPr/>
+          <w:p>
+            <w:pPr>
+              <w:pStyle w:val="Compact"/>
+              <w:jc w:val="left"/>
+            </w:pPr>
+            <w:r>
+              <w:rPr>
+                <w:iCs/>
+                <w:i/>
+              </w:rPr>
+              <w:t xml:space="preserve">IGF1R</w:t>
+            </w:r>
+          </w:p>
+        </w:tc>
+        <w:tc>
+          <w:tcPr/>
+          <w:p>
+            <w:pPr>
+              <w:pStyle w:val="Compact"/>
+              <w:jc w:val="left"/>
+            </w:pPr>
+            <w:r>
+              <w:t xml:space="preserve">UKB hyperthyroid</w:t>
+            </w:r>
+          </w:p>
+        </w:tc>
+        <w:tc>
+          <w:tcPr/>
+          <w:p>
+            <w:pPr>
+              <w:pStyle w:val="Compact"/>
+              <w:jc w:val="left"/>
+            </w:pPr>
+            <w:r>
+              <w:t xml:space="preserve">4</w:t>
+            </w:r>
+          </w:p>
+        </w:tc>
+        <w:tc>
+          <w:tcPr/>
+          <w:p>
+            <w:pPr>
+              <w:pStyle w:val="Compact"/>
+              <w:jc w:val="left"/>
+            </w:pPr>
+            <w:r>
+              <w:t xml:space="preserve">0.012</w:t>
+            </w:r>
+          </w:p>
+        </w:tc>
+        <w:tc>
+          <w:tcPr/>
+          <w:p>
+            <w:pPr>
+              <w:pStyle w:val="Compact"/>
+              <w:jc w:val="left"/>
+            </w:pPr>
+            <w:r>
+              <w:t xml:space="preserve">0.002</w:t>
+            </w:r>
+          </w:p>
+        </w:tc>
+        <w:tc>
+          <w:tcPr/>
+          <w:p>
+            <w:pPr>
+              <w:pStyle w:val="Compact"/>
+              <w:jc w:val="left"/>
+            </w:pPr>
+            <w:r>
+              <w:t xml:space="preserve">0.040</w:t>
+            </w:r>
+          </w:p>
+        </w:tc>
+        <w:tc>
+          <w:tcPr/>
+          <w:p>
+            <w:pPr>
+              <w:pStyle w:val="Compact"/>
+              <w:jc w:val="left"/>
+            </w:pPr>
+            <w:r>
+              <w:t xml:space="preserve">0.562</w:t>
+            </w:r>
+          </w:p>
+        </w:tc>
+        <w:tc>
+          <w:tcPr/>
+          <w:p>
+            <w:pPr>
+              <w:pStyle w:val="Compact"/>
+              <w:jc w:val="left"/>
+            </w:pPr>
+            <w:r>
+              <w:t xml:space="preserve">0.250</w:t>
+            </w:r>
+          </w:p>
+        </w:tc>
+      </w:tr>
+      <w:tr>
+        <w:tc>
+          <w:tcPr/>
+          <w:p>
+            <w:pPr>
+              <w:pStyle w:val="Compact"/>
+              <w:jc w:val="left"/>
+            </w:pPr>
+            <w:r>
+              <w:rPr>
+                <w:iCs/>
+                <w:i/>
+              </w:rPr>
+              <w:t xml:space="preserve">IGF1R</w:t>
+            </w:r>
+          </w:p>
+        </w:tc>
+        <w:tc>
+          <w:tcPr/>
+          <w:p>
+            <w:pPr>
+              <w:pStyle w:val="Compact"/>
+              <w:jc w:val="left"/>
+            </w:pPr>
+            <w:r>
+              <w:t xml:space="preserve">FinnGen GO</w:t>
+            </w:r>
+          </w:p>
+        </w:tc>
+        <w:tc>
+          <w:tcPr/>
+          <w:p>
+            <w:pPr>
+              <w:pStyle w:val="Compact"/>
+              <w:jc w:val="left"/>
+            </w:pPr>
+            <w:r>
+              <w:t xml:space="preserve">3</w:t>
+            </w:r>
+          </w:p>
+        </w:tc>
+        <w:tc>
+          <w:tcPr/>
+          <w:p>
+            <w:pPr>
+              <w:pStyle w:val="Compact"/>
+              <w:jc w:val="left"/>
+            </w:pPr>
+            <w:r>
+              <w:t xml:space="preserve">0.182</w:t>
+            </w:r>
+          </w:p>
+        </w:tc>
+        <w:tc>
+          <w:tcPr/>
+          <w:p>
+            <w:pPr>
+              <w:pStyle w:val="Compact"/>
+              <w:jc w:val="left"/>
+            </w:pPr>
+            <w:r>
+              <w:t xml:space="preserve">0.124</w:t>
+            </w:r>
+          </w:p>
+        </w:tc>
+        <w:tc>
+          <w:tcPr/>
+          <w:p>
+            <w:pPr>
+              <w:pStyle w:val="Compact"/>
+              <w:jc w:val="left"/>
+            </w:pPr>
+            <w:r>
+              <w:t xml:space="preserve">0.241</w:t>
+            </w:r>
+          </w:p>
+        </w:tc>
+        <w:tc>
+          <w:tcPr/>
+          <w:p>
+            <w:pPr>
+              <w:pStyle w:val="Compact"/>
+              <w:jc w:val="left"/>
+            </w:pPr>
+            <w:r>
+              <w:t xml:space="preserve">0.433</w:t>
+            </w:r>
+          </w:p>
+        </w:tc>
+        <w:tc>
+          <w:tcPr/>
+          <w:p>
+            <w:pPr>
+              <w:pStyle w:val="Compact"/>
+              <w:jc w:val="left"/>
+            </w:pPr>
+            <w:r>
+              <w:t xml:space="preserve">0.309</w:t>
+            </w:r>
+          </w:p>
+        </w:tc>
+      </w:tr>
+      <w:tr>
+        <w:tc>
+          <w:tcPr/>
+          <w:p>
+            <w:pPr>
+              <w:pStyle w:val="Compact"/>
+              <w:jc w:val="left"/>
+            </w:pPr>
+            <w:r>
+              <w:rPr>
+                <w:iCs/>
+                <w:i/>
+              </w:rPr>
+              <w:t xml:space="preserve">CTLA4</w:t>
+            </w:r>
+          </w:p>
+        </w:tc>
+        <w:tc>
+          <w:tcPr/>
+          <w:p>
+            <w:pPr>
+              <w:pStyle w:val="Compact"/>
+              <w:jc w:val="left"/>
+            </w:pPr>
+            <w:r>
+              <w:t xml:space="preserve">BBJ Graves</w:t>
+            </w:r>
+          </w:p>
+        </w:tc>
+        <w:tc>
+          <w:tcPr/>
+          <w:p>
+            <w:pPr>
+              <w:pStyle w:val="Compact"/>
+              <w:jc w:val="left"/>
+            </w:pPr>
+            <w:r>
+              <w:t xml:space="preserve">1</w:t>
+            </w:r>
+          </w:p>
+        </w:tc>
+        <w:tc>
+          <w:tcPr/>
+          <w:p>
+            <w:pPr>
+              <w:pStyle w:val="Compact"/>
+              <w:jc w:val="left"/>
+            </w:pPr>
+            <w:r>
+              <w:t xml:space="preserve">5.5×10⁻¹⁵</w:t>
+            </w:r>
+          </w:p>
+        </w:tc>
+        <w:tc>
+          <w:tcPr/>
+          <w:p>
+            <w:pPr>
+              <w:pStyle w:val="Compact"/>
+              <w:jc w:val="left"/>
+            </w:pPr>
+            <w:r>
+              <w:t xml:space="preserve">NA</w:t>
+            </w:r>
+          </w:p>
+        </w:tc>
+        <w:tc>
+          <w:tcPr/>
+          <w:p>
+            <w:pPr>
+              <w:pStyle w:val="Compact"/>
+              <w:jc w:val="left"/>
+            </w:pPr>
+            <w:r>
+              <w:t xml:space="preserve">NA</w:t>
+            </w:r>
+          </w:p>
+        </w:tc>
+        <w:tc>
+          <w:tcPr/>
+          <w:p>
+            <w:pPr>
+              <w:pStyle w:val="Compact"/>
+              <w:jc w:val="left"/>
+            </w:pPr>
+            <w:r>
+              <w:t xml:space="preserve">NA</w:t>
+            </w:r>
+          </w:p>
+        </w:tc>
+        <w:tc>
+          <w:tcPr/>
+          <w:p>
+            <w:pPr>
+              <w:pStyle w:val="Compact"/>
+              <w:jc w:val="left"/>
+            </w:pPr>
+            <w:r>
+              <w:t xml:space="preserve">NA</w:t>
+            </w:r>
+          </w:p>
+        </w:tc>
+      </w:tr>
+      <w:tr>
+        <w:tc>
+          <w:tcPr/>
+          <w:p>
+            <w:pPr>
+              <w:pStyle w:val="Compact"/>
+              <w:jc w:val="left"/>
+            </w:pPr>
+            <w:r>
+              <w:rPr>
+                <w:iCs/>
+                <w:i/>
+              </w:rPr>
+              <w:t xml:space="preserve">CTLA4</w:t>
+            </w:r>
+          </w:p>
+        </w:tc>
+        <w:tc>
+          <w:tcPr/>
+          <w:p>
+            <w:pPr>
+              <w:pStyle w:val="Compact"/>
+              <w:jc w:val="left"/>
+            </w:pPr>
+            <w:r>
+              <w:t xml:space="preserve">UKB hyperthyroid</w:t>
+            </w:r>
+          </w:p>
+        </w:tc>
+        <w:tc>
+          <w:tcPr/>
+          <w:p>
+            <w:pPr>
+              <w:pStyle w:val="Compact"/>
+              <w:jc w:val="left"/>
+            </w:pPr>
+            <w:r>
+              <w:t xml:space="preserve">2</w:t>
+            </w:r>
+          </w:p>
+        </w:tc>
+        <w:tc>
+          <w:tcPr/>
+          <w:p>
+            <w:pPr>
+              <w:pStyle w:val="Compact"/>
+              <w:jc w:val="left"/>
+            </w:pPr>
+            <w:r>
+              <w:t xml:space="preserve">0.002</w:t>
+            </w:r>
+          </w:p>
+        </w:tc>
+        <w:tc>
+          <w:tcPr/>
+          <w:p>
+            <w:pPr>
+              <w:pStyle w:val="Compact"/>
+              <w:jc w:val="left"/>
+            </w:pPr>
+            <w:r>
+              <w:t xml:space="preserve">NA</w:t>
+            </w:r>
+          </w:p>
+        </w:tc>
+        <w:tc>
+          <w:tcPr/>
+          <w:p>
+            <w:pPr>
+              <w:pStyle w:val="Compact"/>
+              <w:jc w:val="left"/>
+            </w:pPr>
+            <w:r>
+              <w:t xml:space="preserve">NA</w:t>
+            </w:r>
+          </w:p>
+        </w:tc>
+        <w:tc>
+          <w:tcPr/>
+          <w:p>
+            <w:pPr>
+              <w:pStyle w:val="Compact"/>
+              <w:jc w:val="left"/>
+            </w:pPr>
+            <w:r>
+              <w:t xml:space="preserve">NA</w:t>
+            </w:r>
+          </w:p>
+        </w:tc>
+        <w:tc>
+          <w:tcPr/>
+          <w:p>
+            <w:pPr>
+              <w:pStyle w:val="Compact"/>
+              <w:jc w:val="left"/>
+            </w:pPr>
+            <w:r>
+              <w:t xml:space="preserve">0.001</w:t>
+            </w:r>
+          </w:p>
+        </w:tc>
+      </w:tr>
+      <w:tr>
+        <w:tc>
+          <w:tcPr/>
+          <w:p>
+            <w:pPr>
+              <w:pStyle w:val="Compact"/>
+              <w:jc w:val="left"/>
+            </w:pPr>
+            <w:r>
+              <w:rPr>
+                <w:iCs/>
+                <w:i/>
+              </w:rPr>
+              <w:t xml:space="preserve">CTLA4</w:t>
+            </w:r>
+          </w:p>
+        </w:tc>
+        <w:tc>
+          <w:tcPr/>
+          <w:p>
+            <w:pPr>
+              <w:pStyle w:val="Compact"/>
+              <w:jc w:val="left"/>
+            </w:pPr>
+            <w:r>
+              <w:t xml:space="preserve">FinnGen GO</w:t>
+            </w:r>
+          </w:p>
+        </w:tc>
+        <w:tc>
+          <w:tcPr/>
+          <w:p>
+            <w:pPr>
+              <w:pStyle w:val="Compact"/>
+              <w:jc w:val="left"/>
+            </w:pPr>
+            <w:r>
+              <w:t xml:space="preserve">2</w:t>
+            </w:r>
+          </w:p>
+        </w:tc>
+        <w:tc>
+          <w:tcPr/>
+          <w:p>
+            <w:pPr>
+              <w:pStyle w:val="Compact"/>
+              <w:jc w:val="left"/>
+            </w:pPr>
+            <w:r>
+              <w:t xml:space="preserve">0.012</w:t>
+            </w:r>
+          </w:p>
+        </w:tc>
+        <w:tc>
+          <w:tcPr/>
+          <w:p>
+            <w:pPr>
+              <w:pStyle w:val="Compact"/>
+              <w:jc w:val="left"/>
+            </w:pPr>
+            <w:r>
+              <w:t xml:space="preserve">NA</w:t>
+            </w:r>
+          </w:p>
+        </w:tc>
+        <w:tc>
+          <w:tcPr/>
+          <w:p>
+            <w:pPr>
+              <w:pStyle w:val="Compact"/>
+              <w:jc w:val="left"/>
+            </w:pPr>
+            <w:r>
+              <w:t xml:space="preserve">NA</w:t>
+            </w:r>
+          </w:p>
+        </w:tc>
+        <w:tc>
+          <w:tcPr/>
+          <w:p>
+            <w:pPr>
+              <w:pStyle w:val="Compact"/>
+              <w:jc w:val="left"/>
+            </w:pPr>
+            <w:r>
+              <w:t xml:space="preserve">NA</w:t>
+            </w:r>
+          </w:p>
+        </w:tc>
+        <w:tc>
+          <w:tcPr/>
+          <w:p>
+            <w:pPr>
+              <w:pStyle w:val="Compact"/>
+              <w:jc w:val="left"/>
+            </w:pPr>
+            <w:r>
+              <w:t xml:space="preserve">0.049</w:t>
+            </w:r>
+          </w:p>
+        </w:tc>
+      </w:tr>
+    </w:tbl>
+    <w:p>
+      <w:pPr>
+        <w:pStyle w:val="BodyText"/>
+      </w:pPr>
+      <w:r>
+        <w:rPr>
+          <w:iCs/>
+          <w:i/>
+        </w:rPr>
+        <w:t xml:space="preserve">For IGF1R (the only multi-instrument backbone gene with a full estimator set), all sensitivity estimators are directionally concordant with the IVW estimate and the MR-Egger intercept is non-significant in every outcome (P &gt; 0.43), indicating no detectable directional pleiotropy. CTLA4 showed significant between-instrument heterogeneity in the UKB and FinnGen analyses (Cochran’s Q P = 0.001 and 0.049), consistent with cross-ancestry/phenotype locus complexity. Steiger directionality was not estimable for these summary-level single- or limited-instrument loci and was therefore not applied. Single-instrument loci are not amenable to instrument-based pleiotropy diagnostics. TSHR is instead supported by colocalization (PP.H4 = 0.951 in BBJ and 0.986 in the TED-enriched outcome) and by LD-clumping sensitivity analysis (Table S3); the single-instrument CTLA4 discovery arm is not, its discovery posterior favouring distinct causal variants (PP.H3 = 0.794, PP.H4 = 0.206), consistent with its role as a positive control rather than a colocalized anchor.</w:t>
+      </w:r>
+      <w:r>
+        <w:t xml:space="preserve"> </w:t>
+      </w:r>
+      <w:r>
+        <w:t xml:space="preserve">-</w:t>
+      </w:r>
+      <w:r>
+        <w:t xml:space="preserve"> </w:t>
+      </w:r>
+      <w:r>
+        <w:rPr>
+          <w:bCs/>
+          <w:b/>
+        </w:rPr>
+        <w:t xml:space="preserve">Table S7.</w:t>
+      </w:r>
+      <w:r>
+        <w:t xml:space="preserve"> </w:t>
+      </w:r>
+      <w:r>
+        <w:t xml:space="preserve">STROBE-MR reporting checklist. Each item maps to where it is addressed in the manuscript (page/section references to be finalized at proof stage).</w:t>
+      </w:r>
+    </w:p>
+    <w:tbl>
+      <w:tblPr>
+        <w:tblStyle w:val="Table"/>
+        <w:tblW w:type="pct" w:w="5000"/>
+        <w:tblLook w:firstRow="1" w:lastRow="0" w:firstColumn="0" w:lastColumn="0" w:noHBand="0" w:noVBand="0" w:val="0020"/>
+        <w:jc w:val="start"/>
+      </w:tblPr>
+      <w:tblGrid>
+        <w:gridCol w:w="2640"/>
+        <w:gridCol w:w="2640"/>
+        <w:gridCol w:w="2640"/>
+      </w:tblGrid>
+      <w:tr>
+        <w:trPr>
+          <w:tblHeader w:val="true"/>
+        </w:trPr>
+        <w:tc>
+          <w:tcPr/>
+          <w:p>
+            <w:pPr>
+              <w:pStyle w:val="Compact"/>
+              <w:jc w:val="left"/>
+            </w:pPr>
+            <w:r>
+              <w:t xml:space="preserve">#</w:t>
+            </w:r>
+          </w:p>
+        </w:tc>
+        <w:tc>
+          <w:tcPr/>
+          <w:p>
+            <w:pPr>
+              <w:pStyle w:val="Compact"/>
+              <w:jc w:val="left"/>
+            </w:pPr>
+            <w:r>
+              <w:t xml:space="preserve">STROBE-MR Item</w:t>
+            </w:r>
+          </w:p>
+        </w:tc>
+        <w:tc>
+          <w:tcPr/>
+          <w:p>
+            <w:pPr>
+              <w:pStyle w:val="Compact"/>
+              <w:jc w:val="left"/>
+            </w:pPr>
+            <w:r>
+              <w:t xml:space="preserve">Addressed in</w:t>
+            </w:r>
+          </w:p>
+        </w:tc>
+      </w:tr>
+      <w:tr>
+        <w:tc>
+          <w:tcPr/>
+          <w:p>
+            <w:pPr>
+              <w:pStyle w:val="Compact"/>
+              <w:jc w:val="left"/>
+            </w:pPr>
+            <w:r>
+              <w:t xml:space="preserve">1</w:t>
+            </w:r>
+          </w:p>
+        </w:tc>
+        <w:tc>
+          <w:tcPr/>
+          <w:p>
+            <w:pPr>
+              <w:pStyle w:val="Compact"/>
+              <w:jc w:val="left"/>
+            </w:pPr>
+            <w:r>
+              <w:t xml:space="preserve">MR stated in title/abstract; design described</w:t>
+            </w:r>
+          </w:p>
+        </w:tc>
+        <w:tc>
+          <w:tcPr/>
+          <w:p>
+            <w:pPr>
+              <w:pStyle w:val="Compact"/>
+              <w:jc w:val="left"/>
+            </w:pPr>
+            <w:r>
+              <w:t xml:space="preserve">Title, Abstract</w:t>
+            </w:r>
+          </w:p>
+        </w:tc>
+      </w:tr>
+      <w:tr>
+        <w:tc>
+          <w:tcPr/>
+          <w:p>
+            <w:pPr>
+              <w:pStyle w:val="Compact"/>
+              <w:jc w:val="left"/>
+            </w:pPr>
+            <w:r>
+              <w:t xml:space="preserve">2</w:t>
+            </w:r>
+          </w:p>
+        </w:tc>
+        <w:tc>
+          <w:tcPr/>
+          <w:p>
+            <w:pPr>
+              <w:pStyle w:val="Compact"/>
+              <w:jc w:val="left"/>
+            </w:pPr>
+            <w:r>
+              <w:t xml:space="preserve">Background; rationale for genetic instruments</w:t>
+            </w:r>
+          </w:p>
+        </w:tc>
+        <w:tc>
+          <w:tcPr/>
+          <w:p>
+            <w:pPr>
+              <w:pStyle w:val="Compact"/>
+              <w:jc w:val="left"/>
+            </w:pPr>
+            <w:r>
+              <w:t xml:space="preserve">Introduction</w:t>
+            </w:r>
+          </w:p>
+        </w:tc>
+      </w:tr>
+      <w:tr>
+        <w:tc>
+          <w:tcPr/>
+          <w:p>
+            <w:pPr>
+              <w:pStyle w:val="Compact"/>
+              <w:jc w:val="left"/>
+            </w:pPr>
+            <w:r>
+              <w:t xml:space="preserve">3</w:t>
+            </w:r>
+          </w:p>
+        </w:tc>
+        <w:tc>
+          <w:tcPr/>
+          <w:p>
+            <w:pPr>
+              <w:pStyle w:val="Compact"/>
+              <w:jc w:val="left"/>
+            </w:pPr>
+            <w:r>
+              <w:t xml:space="preserve">Explicit hypotheses / objectives</w:t>
+            </w:r>
+          </w:p>
+        </w:tc>
+        <w:tc>
+          <w:tcPr/>
+          <w:p>
+            <w:pPr>
+              <w:pStyle w:val="Compact"/>
+              <w:jc w:val="left"/>
+            </w:pPr>
+            <w:r>
+              <w:t xml:space="preserve">Introduction (end)</w:t>
+            </w:r>
+          </w:p>
+        </w:tc>
+      </w:tr>
+      <w:tr>
+        <w:tc>
+          <w:tcPr/>
+          <w:p>
+            <w:pPr>
+              <w:pStyle w:val="Compact"/>
+              <w:jc w:val="left"/>
+            </w:pPr>
+            <w:r>
+              <w:t xml:space="preserve">4</w:t>
+            </w:r>
+          </w:p>
+        </w:tc>
+        <w:tc>
+          <w:tcPr/>
+          <w:p>
+            <w:pPr>
+              <w:pStyle w:val="Compact"/>
+              <w:jc w:val="left"/>
+            </w:pPr>
+            <w:r>
+              <w:t xml:space="preserve">Study design &amp; key elements</w:t>
+            </w:r>
+          </w:p>
+        </w:tc>
+        <w:tc>
+          <w:tcPr/>
+          <w:p>
+            <w:pPr>
+              <w:pStyle w:val="Compact"/>
+              <w:jc w:val="left"/>
+            </w:pPr>
+            <w:r>
+              <w:t xml:space="preserve">Methods; Table 1; Figure 1</w:t>
+            </w:r>
+          </w:p>
+        </w:tc>
+      </w:tr>
+      <w:tr>
+        <w:tc>
+          <w:tcPr/>
+          <w:p>
+            <w:pPr>
+              <w:pStyle w:val="Compact"/>
+              <w:jc w:val="left"/>
+            </w:pPr>
+            <w:r>
+              <w:t xml:space="preserve">5</w:t>
+            </w:r>
+          </w:p>
+        </w:tc>
+        <w:tc>
+          <w:tcPr/>
+          <w:p>
+            <w:pPr>
+              <w:pStyle w:val="Compact"/>
+              <w:jc w:val="left"/>
+            </w:pPr>
+            <w:r>
+              <w:t xml:space="preserve">Data sources, settings, populations</w:t>
+            </w:r>
+          </w:p>
+        </w:tc>
+        <w:tc>
+          <w:tcPr/>
+          <w:p>
+            <w:pPr>
+              <w:pStyle w:val="Compact"/>
+              <w:jc w:val="left"/>
+            </w:pPr>
+            <w:r>
+              <w:t xml:space="preserve">Methods; Table 1</w:t>
+            </w:r>
+          </w:p>
+        </w:tc>
+      </w:tr>
+      <w:tr>
+        <w:tc>
+          <w:tcPr/>
+          <w:p>
+            <w:pPr>
+              <w:pStyle w:val="Compact"/>
+              <w:jc w:val="left"/>
+            </w:pPr>
+            <w:r>
+              <w:t xml:space="preserve">6a</w:t>
+            </w:r>
+          </w:p>
+        </w:tc>
+        <w:tc>
+          <w:tcPr/>
+          <w:p>
+            <w:pPr>
+              <w:pStyle w:val="Compact"/>
+              <w:jc w:val="left"/>
+            </w:pPr>
+            <w:r>
+              <w:t xml:space="preserve">Instrument selection criteria</w:t>
+            </w:r>
+          </w:p>
+        </w:tc>
+        <w:tc>
+          <w:tcPr/>
+          <w:p>
+            <w:pPr>
+              <w:pStyle w:val="Compact"/>
+              <w:jc w:val="left"/>
+            </w:pPr>
+            <w:r>
+              <w:t xml:space="preserve">Methods (eQTLGen; Finan druggable genome; cis P &lt; 5×10⁻⁸)</w:t>
+            </w:r>
+          </w:p>
+        </w:tc>
+      </w:tr>
+      <w:tr>
+        <w:tc>
+          <w:tcPr/>
+          <w:p>
+            <w:pPr>
+              <w:pStyle w:val="Compact"/>
+              <w:jc w:val="left"/>
+            </w:pPr>
+            <w:r>
+              <w:t xml:space="preserve">6b</w:t>
+            </w:r>
+          </w:p>
+        </w:tc>
+        <w:tc>
+          <w:tcPr/>
+          <w:p>
+            <w:pPr>
+              <w:pStyle w:val="Compact"/>
+              <w:jc w:val="left"/>
+            </w:pPr>
+            <w:r>
+              <w:t xml:space="preserve">MR assumptions (relevance, independence, exclusion)</w:t>
+            </w:r>
+          </w:p>
+        </w:tc>
+        <w:tc>
+          <w:tcPr/>
+          <w:p>
+            <w:pPr>
+              <w:pStyle w:val="Compact"/>
+              <w:jc w:val="left"/>
+            </w:pPr>
+            <w:r>
+              <w:t xml:space="preserve">Methods; Discussion (limitations)</w:t>
+            </w:r>
+          </w:p>
+        </w:tc>
+      </w:tr>
+      <w:tr>
+        <w:tc>
+          <w:tcPr/>
+          <w:p>
+            <w:pPr>
+              <w:pStyle w:val="Compact"/>
+              <w:jc w:val="left"/>
+            </w:pPr>
+            <w:r>
+              <w:t xml:space="preserve">7</w:t>
+            </w:r>
+          </w:p>
+        </w:tc>
+        <w:tc>
+          <w:tcPr/>
+          <w:p>
+            <w:pPr>
+              <w:pStyle w:val="Compact"/>
+              <w:jc w:val="left"/>
+            </w:pPr>
+            <w:r>
+              <w:t xml:space="preserve">Variable definition (exposure, outcome)</w:t>
+            </w:r>
+          </w:p>
+        </w:tc>
+        <w:tc>
+          <w:tcPr/>
+          <w:p>
+            <w:pPr>
+              <w:pStyle w:val="Compact"/>
+              <w:jc w:val="left"/>
+            </w:pPr>
+            <w:r>
+              <w:t xml:space="preserve">Methods</w:t>
+            </w:r>
+          </w:p>
+        </w:tc>
+      </w:tr>
+      <w:tr>
+        <w:tc>
+          <w:tcPr/>
+          <w:p>
+            <w:pPr>
+              <w:pStyle w:val="Compact"/>
+              <w:jc w:val="left"/>
+            </w:pPr>
+            <w:r>
+              <w:t xml:space="preserve">8</w:t>
+            </w:r>
+          </w:p>
+        </w:tc>
+        <w:tc>
+          <w:tcPr/>
+          <w:p>
+            <w:pPr>
+              <w:pStyle w:val="Compact"/>
+              <w:jc w:val="left"/>
+            </w:pPr>
+            <w:r>
+              <w:t xml:space="preserve">Effect measures &amp; scale (log-odds; UKB rescaling)</w:t>
+            </w:r>
+          </w:p>
+        </w:tc>
+        <w:tc>
+          <w:tcPr/>
+          <w:p>
+            <w:pPr>
+              <w:pStyle w:val="Compact"/>
+              <w:jc w:val="left"/>
+            </w:pPr>
+            <w:r>
+              <w:t xml:space="preserve">Methods; Table 1 footnote</w:t>
+            </w:r>
+          </w:p>
+        </w:tc>
+      </w:tr>
+      <w:tr>
+        <w:tc>
+          <w:tcPr/>
+          <w:p>
+            <w:pPr>
+              <w:pStyle w:val="Compact"/>
+              <w:jc w:val="left"/>
+            </w:pPr>
+            <w:r>
+              <w:t xml:space="preserve">9</w:t>
+            </w:r>
+          </w:p>
+        </w:tc>
+        <w:tc>
+          <w:tcPr/>
+          <w:p>
+            <w:pPr>
+              <w:pStyle w:val="Compact"/>
+              <w:jc w:val="left"/>
+            </w:pPr>
+            <w:r>
+              <w:t xml:space="preserve">Statistical methods (IVW, MR-Egger, WM, Wmode; coloc.abf)</w:t>
+            </w:r>
+          </w:p>
+        </w:tc>
+        <w:tc>
+          <w:tcPr/>
+          <w:p>
+            <w:pPr>
+              <w:pStyle w:val="Compact"/>
+              <w:jc w:val="left"/>
+            </w:pPr>
+            <w:r>
+              <w:t xml:space="preserve">Methods</w:t>
+            </w:r>
+          </w:p>
+        </w:tc>
+      </w:tr>
+      <w:tr>
+        <w:tc>
+          <w:tcPr/>
+          <w:p>
+            <w:pPr>
+              <w:pStyle w:val="Compact"/>
+              <w:jc w:val="left"/>
+            </w:pPr>
+            <w:r>
+              <w:t xml:space="preserve">10</w:t>
+            </w:r>
+          </w:p>
+        </w:tc>
+        <w:tc>
+          <w:tcPr/>
+          <w:p>
+            <w:pPr>
+              <w:pStyle w:val="Compact"/>
+              <w:jc w:val="left"/>
+            </w:pPr>
+            <w:r>
+              <w:t xml:space="preserve">Sensitivity analyses (pleiotropy, heterogeneity, Steiger)</w:t>
+            </w:r>
+          </w:p>
+        </w:tc>
+        <w:tc>
+          <w:tcPr/>
+          <w:p>
+            <w:pPr>
+              <w:pStyle w:val="Compact"/>
+              <w:jc w:val="left"/>
+            </w:pPr>
+            <w:r>
+              <w:t xml:space="preserve">Methods; Table S6</w:t>
+            </w:r>
+          </w:p>
+        </w:tc>
+      </w:tr>
+      <w:tr>
+        <w:tc>
+          <w:tcPr/>
+          <w:p>
+            <w:pPr>
+              <w:pStyle w:val="Compact"/>
+              <w:jc w:val="left"/>
+            </w:pPr>
+            <w:r>
+              <w:t xml:space="preserve">11</w:t>
+            </w:r>
+          </w:p>
+        </w:tc>
+        <w:tc>
+          <w:tcPr/>
+          <w:p>
+            <w:pPr>
+              <w:pStyle w:val="Compact"/>
+              <w:jc w:val="left"/>
+            </w:pPr>
+            <w:r>
+              <w:t xml:space="preserve">Software &amp; package versions</w:t>
+            </w:r>
+          </w:p>
+        </w:tc>
+        <w:tc>
+          <w:tcPr/>
+          <w:p>
+            <w:pPr>
+              <w:pStyle w:val="Compact"/>
+              <w:jc w:val="left"/>
+            </w:pPr>
+            <w:r>
+              <w:t xml:space="preserve">Methods; below</w:t>
+            </w:r>
+          </w:p>
+        </w:tc>
+      </w:tr>
+      <w:tr>
+        <w:tc>
+          <w:tcPr/>
+          <w:p>
+            <w:pPr>
+              <w:pStyle w:val="Compact"/>
+              <w:jc w:val="left"/>
+            </w:pPr>
+            <w:r>
+              <w:t xml:space="preserve">12</w:t>
+            </w:r>
+          </w:p>
+        </w:tc>
+        <w:tc>
+          <w:tcPr/>
+          <w:p>
+            <w:pPr>
+              <w:pStyle w:val="Compact"/>
+              <w:jc w:val="left"/>
+            </w:pPr>
+            <w:r>
+              <w:t xml:space="preserve">Descriptive data (instrument counts, F-statistics, detectable effect range)</w:t>
+            </w:r>
+          </w:p>
+        </w:tc>
+        <w:tc>
+          <w:tcPr/>
+          <w:p>
+            <w:pPr>
+              <w:pStyle w:val="Compact"/>
+              <w:jc w:val="left"/>
+            </w:pPr>
+            <w:r>
+              <w:t xml:space="preserve">Results; Tables S4, S8</w:t>
+            </w:r>
+          </w:p>
+        </w:tc>
+      </w:tr>
+      <w:tr>
+        <w:tc>
+          <w:tcPr/>
+          <w:p>
+            <w:pPr>
+              <w:pStyle w:val="Compact"/>
+              <w:jc w:val="left"/>
+            </w:pPr>
+            <w:r>
+              <w:t xml:space="preserve">13</w:t>
+            </w:r>
+          </w:p>
+        </w:tc>
+        <w:tc>
+          <w:tcPr/>
+          <w:p>
+            <w:pPr>
+              <w:pStyle w:val="Compact"/>
+              <w:jc w:val="left"/>
+            </w:pPr>
+            <w:r>
+              <w:t xml:space="preserve">Main MR estimates with CIs</w:t>
+            </w:r>
+          </w:p>
+        </w:tc>
+        <w:tc>
+          <w:tcPr/>
+          <w:p>
+            <w:pPr>
+              <w:pStyle w:val="Compact"/>
+              <w:jc w:val="left"/>
+            </w:pPr>
+            <w:r>
+              <w:t xml:space="preserve">Results; Tables 2, 3; Figures 2, 3</w:t>
+            </w:r>
+          </w:p>
+        </w:tc>
+      </w:tr>
+      <w:tr>
+        <w:tc>
+          <w:tcPr/>
+          <w:p>
+            <w:pPr>
+              <w:pStyle w:val="Compact"/>
+              <w:jc w:val="left"/>
+            </w:pPr>
+            <w:r>
+              <w:t xml:space="preserve">14</w:t>
+            </w:r>
+          </w:p>
+        </w:tc>
+        <w:tc>
+          <w:tcPr/>
+          <w:p>
+            <w:pPr>
+              <w:pStyle w:val="Compact"/>
+              <w:jc w:val="left"/>
+            </w:pPr>
+            <w:r>
+              <w:t xml:space="preserve">Sensitivity / robustness results</w:t>
+            </w:r>
+          </w:p>
+        </w:tc>
+        <w:tc>
+          <w:tcPr/>
+          <w:p>
+            <w:pPr>
+              <w:pStyle w:val="Compact"/>
+              <w:jc w:val="left"/>
+            </w:pPr>
+            <w:r>
+              <w:t xml:space="preserve">Results; Tables S6, S8</w:t>
+            </w:r>
+          </w:p>
+        </w:tc>
+      </w:tr>
+      <w:tr>
+        <w:tc>
+          <w:tcPr/>
+          <w:p>
+            <w:pPr>
+              <w:pStyle w:val="Compact"/>
+              <w:jc w:val="left"/>
+            </w:pPr>
+            <w:r>
+              <w:t xml:space="preserve">15</w:t>
+            </w:r>
+          </w:p>
+        </w:tc>
+        <w:tc>
+          <w:tcPr/>
+          <w:p>
+            <w:pPr>
+              <w:pStyle w:val="Compact"/>
+              <w:jc w:val="left"/>
+            </w:pPr>
+            <w:r>
+              <w:t xml:space="preserve">Colocalization results</w:t>
+            </w:r>
+          </w:p>
+        </w:tc>
+        <w:tc>
+          <w:tcPr/>
+          <w:p>
+            <w:pPr>
+              <w:pStyle w:val="Compact"/>
+              <w:jc w:val="left"/>
+            </w:pPr>
+            <w:r>
+              <w:t xml:space="preserve">Results; Table 2; Figure 3A; Tables S2, S5</w:t>
+            </w:r>
+          </w:p>
+        </w:tc>
+      </w:tr>
+      <w:tr>
+        <w:tc>
+          <w:tcPr/>
+          <w:p>
+            <w:pPr>
+              <w:pStyle w:val="Compact"/>
+              <w:jc w:val="left"/>
+            </w:pPr>
+            <w:r>
+              <w:t xml:space="preserve">16</w:t>
+            </w:r>
+          </w:p>
+        </w:tc>
+        <w:tc>
+          <w:tcPr/>
+          <w:p>
+            <w:pPr>
+              <w:pStyle w:val="Compact"/>
+              <w:jc w:val="left"/>
+            </w:pPr>
+            <w:r>
+              <w:t xml:space="preserve">Additional analyses (orbital tissue abundance, descriptive only — no inference)</w:t>
+            </w:r>
+          </w:p>
+        </w:tc>
+        <w:tc>
+          <w:tcPr/>
+          <w:p>
+            <w:pPr>
+              <w:pStyle w:val="Compact"/>
+              <w:jc w:val="left"/>
+            </w:pPr>
+            <w:r>
+              <w:t xml:space="preserve">Results; Figure S1</w:t>
+            </w:r>
+          </w:p>
+        </w:tc>
+      </w:tr>
+      <w:tr>
+        <w:tc>
+          <w:tcPr/>
+          <w:p>
+            <w:pPr>
+              <w:pStyle w:val="Compact"/>
+              <w:jc w:val="left"/>
+            </w:pPr>
+            <w:r>
+              <w:t xml:space="preserve">17</w:t>
+            </w:r>
+          </w:p>
+        </w:tc>
+        <w:tc>
+          <w:tcPr/>
+          <w:p>
+            <w:pPr>
+              <w:pStyle w:val="Compact"/>
+              <w:jc w:val="left"/>
+            </w:pPr>
+            <w:r>
+              <w:t xml:space="preserve">Key results in context</w:t>
+            </w:r>
+          </w:p>
+        </w:tc>
+        <w:tc>
+          <w:tcPr/>
+          <w:p>
+            <w:pPr>
+              <w:pStyle w:val="Compact"/>
+              <w:jc w:val="left"/>
+            </w:pPr>
+            <w:r>
+              <w:t xml:space="preserve">Discussion</w:t>
+            </w:r>
+          </w:p>
+        </w:tc>
+      </w:tr>
+      <w:tr>
+        <w:tc>
+          <w:tcPr/>
+          <w:p>
+            <w:pPr>
+              <w:pStyle w:val="Compact"/>
+              <w:jc w:val="left"/>
+            </w:pPr>
+            <w:r>
+              <w:t xml:space="preserve">18</w:t>
+            </w:r>
+          </w:p>
+        </w:tc>
+        <w:tc>
+          <w:tcPr/>
+          <w:p>
+            <w:pPr>
+              <w:pStyle w:val="Compact"/>
+              <w:jc w:val="left"/>
+            </w:pPr>
+            <w:r>
+              <w:t xml:space="preserve">Limitations (blood eQTL vs orbital tissue; European eQTL vs East Asian discovery; broader UKB phenotype; single-IV</w:t>
+            </w:r>
+            <w:r>
+              <w:t xml:space="preserve"> </w:t>
+            </w:r>
+            <w:r>
+              <w:rPr>
+                <w:iCs/>
+                <w:i/>
+              </w:rPr>
+              <w:t xml:space="preserve">TSHR</w:t>
+            </w:r>
+            <w:r>
+              <w:t xml:space="preserve">; limited power in the 858-case TED-enriched outcome; TED-enriched outcome is not a within-Graves TED-specific contrast; coloc single-causal-variant assumption and single European allele-frequency reference; no formal colocalization power analysis; non-uniform behaviour of the single positive control; exploratory n = 1-control tissue analysis)</w:t>
+            </w:r>
+          </w:p>
+        </w:tc>
+        <w:tc>
+          <w:tcPr/>
+          <w:p>
+            <w:pPr>
+              <w:pStyle w:val="Compact"/>
+              <w:jc w:val="left"/>
+            </w:pPr>
+            <w:r>
+              <w:t xml:space="preserve">Discussion (limitations paragraph)</w:t>
+            </w:r>
+          </w:p>
+        </w:tc>
+      </w:tr>
+      <w:tr>
+        <w:tc>
+          <w:tcPr/>
+          <w:p>
+            <w:pPr>
+              <w:pStyle w:val="Compact"/>
+              <w:jc w:val="left"/>
+            </w:pPr>
+            <w:r>
+              <w:t xml:space="preserve">19</w:t>
+            </w:r>
+          </w:p>
+        </w:tc>
+        <w:tc>
+          <w:tcPr/>
+          <w:p>
+            <w:pPr>
+              <w:pStyle w:val="Compact"/>
+              <w:jc w:val="left"/>
+            </w:pPr>
+            <w:r>
+              <w:t xml:space="preserve">Interpretation (susceptibility-anchor vs effector)</w:t>
+            </w:r>
+          </w:p>
+        </w:tc>
+        <w:tc>
+          <w:tcPr/>
+          <w:p>
+            <w:pPr>
+              <w:pStyle w:val="Compact"/>
+              <w:jc w:val="left"/>
+            </w:pPr>
+            <w:r>
+              <w:t xml:space="preserve">Discussion</w:t>
+            </w:r>
+          </w:p>
+        </w:tc>
+      </w:tr>
+      <w:tr>
+        <w:tc>
+          <w:tcPr/>
+          <w:p>
+            <w:pPr>
+              <w:pStyle w:val="Compact"/>
+              <w:jc w:val="left"/>
+            </w:pPr>
+            <w:r>
+              <w:t xml:space="preserve">20</w:t>
+            </w:r>
+          </w:p>
+        </w:tc>
+        <w:tc>
+          <w:tcPr/>
+          <w:p>
+            <w:pPr>
+              <w:pStyle w:val="Compact"/>
+              <w:jc w:val="left"/>
+            </w:pPr>
+            <w:r>
+              <w:t xml:space="preserve">Generalizability</w:t>
+            </w:r>
+          </w:p>
+        </w:tc>
+        <w:tc>
+          <w:tcPr/>
+          <w:p>
+            <w:pPr>
+              <w:pStyle w:val="Compact"/>
+              <w:jc w:val="left"/>
+            </w:pPr>
+            <w:r>
+              <w:t xml:space="preserve">Discussion</w:t>
+            </w:r>
+          </w:p>
+        </w:tc>
+      </w:tr>
+      <w:tr>
+        <w:tc>
+          <w:tcPr/>
+          <w:p>
+            <w:pPr>
+              <w:pStyle w:val="Compact"/>
+              <w:jc w:val="left"/>
+            </w:pPr>
+            <w:r>
+              <w:t xml:space="preserve">21</w:t>
+            </w:r>
+          </w:p>
+        </w:tc>
+        <w:tc>
+          <w:tcPr/>
+          <w:p>
+            <w:pPr>
+              <w:pStyle w:val="Compact"/>
+              <w:jc w:val="left"/>
+            </w:pPr>
+            <w:r>
+              <w:t xml:space="preserve">Funding</w:t>
+            </w:r>
+          </w:p>
+        </w:tc>
+        <w:tc>
+          <w:tcPr/>
+          <w:p>
+            <w:pPr>
+              <w:pStyle w:val="Compact"/>
+              <w:jc w:val="left"/>
+            </w:pPr>
+            <w:r>
+              <w:t xml:space="preserve">Declarations</w:t>
+            </w:r>
+          </w:p>
+        </w:tc>
+      </w:tr>
+      <w:tr>
+        <w:tc>
+          <w:tcPr/>
+          <w:p>
+            <w:pPr>
+              <w:pStyle w:val="Compact"/>
+              <w:jc w:val="left"/>
+            </w:pPr>
+            <w:r>
+              <w:t xml:space="preserve">22</w:t>
+            </w:r>
+          </w:p>
+        </w:tc>
+        <w:tc>
+          <w:tcPr/>
+          <w:p>
+            <w:pPr>
+              <w:pStyle w:val="Compact"/>
+              <w:jc w:val="left"/>
+            </w:pPr>
+            <w:r>
+              <w:t xml:space="preserve">Data availability</w:t>
+            </w:r>
+          </w:p>
+        </w:tc>
+        <w:tc>
+          <w:tcPr/>
+          <w:p>
+            <w:pPr>
+              <w:pStyle w:val="Compact"/>
+              <w:jc w:val="left"/>
+            </w:pPr>
+            <w:r>
+              <w:t xml:space="preserve">Declarations (public summary statistics: eQTLGen, GWAS Catalog, FinnGen)</w:t>
+            </w:r>
+          </w:p>
+        </w:tc>
+      </w:tr>
+    </w:tbl>
+    <w:p>
+      <w:pPr>
+        <w:pStyle w:val="BodyText"/>
+      </w:pPr>
+      <w:r>
+        <w:rPr>
+          <w:iCs/>
+          <w:i/>
+        </w:rPr>
+        <w:t xml:space="preserve">Software and package versions: R 4.3.3; TwoSampleMR v0.7.4; ieugwasr; coloc v5.2.3; PLINK v1.9. Reporting follows the STROBE-MR statement (Skrivankova et al., JAMA 2021).</w:t>
+      </w:r>
+    </w:p>
+    <w:p>
+      <w:pPr>
+        <w:numPr>
+          <w:ilvl w:val="0"/>
+          <w:numId w:val="1004"/>
+        </w:numPr>
+      </w:pPr>
+      <w:r>
+        <w:rPr>
+          <w:bCs/>
+          <w:b/>
+        </w:rPr>
+        <w:t xml:space="preserve">Table S8.</w:t>
+      </w:r>
+      <w:r>
+        <w:t xml:space="preserve"> </w:t>
+      </w:r>
+      <w:r>
+        <w:t xml:space="preserve">Detectable effect range of the druggable-gene-wide screen. Minimum effect detectable with 80% power was computed per gene and outcome from the empirical standard error of the primary MR estimate as |β|min = (</w:t>
+      </w:r>
+      <w:r>
+        <w:rPr>
+          <w:iCs/>
+          <w:i/>
+        </w:rPr>
+        <w:t xml:space="preserve">z</w:t>
+      </w:r>
+      <w:r>
+        <w:t xml:space="preserve">1−α/2 +</w:t>
+      </w:r>
+      <w:r>
+        <w:t xml:space="preserve"> </w:t>
+      </w:r>
+      <w:r>
+        <w:rPr>
+          <w:iCs/>
+          <w:i/>
+        </w:rPr>
+        <w:t xml:space="preserve">z</w:t>
+      </w:r>
+      <w:r>
+        <w:t xml:space="preserve">0.80) × SE, with α = 1.965×10⁻⁵ (discovery) or α = 0.05 (replication, TED-enriched).</w:t>
+      </w:r>
+    </w:p>
+    <w:p>
+      <w:pPr>
+        <w:numPr>
+          <w:ilvl w:val="0"/>
+          <w:numId w:val="1000"/>
+        </w:numPr>
+      </w:pPr>
+      <w:r>
+        <w:rPr>
+          <w:bCs/>
+          <w:b/>
+        </w:rPr>
+        <w:t xml:space="preserve">Panel A. Screen-wide detectable range.</w:t>
+      </w:r>
+    </w:p>
+    <w:tbl>
+      <w:tblPr>
+        <w:tblStyle w:val="Table"/>
+        <w:tblW w:type="pct" w:w="5000"/>
+        <w:tblLook w:firstRow="1" w:lastRow="0" w:firstColumn="0" w:lastColumn="0" w:noHBand="0" w:noVBand="0" w:val="0020"/>
+        <w:jc w:val="start"/>
+      </w:tblPr>
+      <w:tblGrid>
+        <w:gridCol w:w="990"/>
+        <w:gridCol w:w="990"/>
+        <w:gridCol w:w="990"/>
+        <w:gridCol w:w="990"/>
+        <w:gridCol w:w="990"/>
+        <w:gridCol w:w="990"/>
+        <w:gridCol w:w="990"/>
+        <w:gridCol w:w="990"/>
+      </w:tblGrid>
+      <w:tr>
+        <w:trPr>
+          <w:tblHeader w:val="true"/>
+        </w:trPr>
+        <w:tc>
+          <w:tcPr/>
+          <w:p>
+            <w:pPr>
+              <w:pStyle w:val="Compact"/>
+              <w:jc w:val="left"/>
+            </w:pPr>
+            <w:r>
               <w:t xml:space="preserve">Outcome</w:t>
             </w:r>
           </w:p>
@@ -17563,14 +17856,1484 @@
     </w:p>
     <w:p>
       <w:pPr>
+        <w:numPr>
+          <w:ilvl w:val="0"/>
+          <w:numId w:val="1005"/>
+        </w:numPr>
+        <w:pStyle w:val="Compact"/>
+      </w:pPr>
+      <w:r>
+        <w:rPr>
+          <w:bCs/>
+          <w:b/>
+        </w:rPr>
+        <w:t xml:space="preserve">Table S9.</w:t>
+      </w:r>
+      <w:r>
+        <w:t xml:space="preserve"> </w:t>
+      </w:r>
+      <w:r>
+        <w:t xml:space="preserve">Full colocalization posteriors and prior sensitivity for the backbone genes, laid out as Table S2. Two rows fall below the PP.H4 ≥ 0.80 threshold under the most conservative prior:</w:t>
+      </w:r>
+      <w:r>
+        <w:t xml:space="preserve"> </w:t>
+      </w:r>
+      <w:r>
+        <w:rPr>
+          <w:iCs/>
+          <w:i/>
+        </w:rPr>
+        <w:t xml:space="preserve">TSHR</w:t>
+      </w:r>
+      <w:r>
+        <w:t xml:space="preserve"> </w:t>
+      </w:r>
+      <w:r>
+        <w:t xml:space="preserve">in the discovery outcome (0.951 → 0.661) and</w:t>
+      </w:r>
+      <w:r>
+        <w:t xml:space="preserve"> </w:t>
+      </w:r>
+      <w:r>
+        <w:rPr>
+          <w:iCs/>
+          <w:i/>
+        </w:rPr>
+        <w:t xml:space="preserve">CTLA4</w:t>
+      </w:r>
+      <w:r>
+        <w:t xml:space="preserve"> </w:t>
+      </w:r>
+      <w:r>
+        <w:t xml:space="preserve">in the replication outcome (0.953 → 0.672). The TED-enriched</w:t>
+      </w:r>
+      <w:r>
+        <w:t xml:space="preserve"> </w:t>
+      </w:r>
+      <w:r>
+        <w:rPr>
+          <w:iCs/>
+          <w:i/>
+        </w:rPr>
+        <w:t xml:space="preserve">TSHR</w:t>
+      </w:r>
+      <w:r>
+        <w:t xml:space="preserve"> </w:t>
+      </w:r>
+      <w:r>
+        <w:t xml:space="preserve">posterior stays above the threshold throughout (0.986 → 0.875).</w:t>
+      </w:r>
+    </w:p>
+    <w:tbl>
+      <w:tblPr>
+        <w:tblStyle w:val="Table"/>
+        <w:tblW w:type="pct" w:w="5000"/>
+        <w:tblLook w:firstRow="1" w:lastRow="0" w:firstColumn="0" w:lastColumn="0" w:noHBand="0" w:noVBand="0" w:val="0020"/>
+        <w:jc w:val="start"/>
+      </w:tblPr>
+      <w:tblGrid>
+        <w:gridCol w:w="719"/>
+        <w:gridCol w:w="719"/>
+        <w:gridCol w:w="719"/>
+        <w:gridCol w:w="719"/>
+        <w:gridCol w:w="719"/>
+        <w:gridCol w:w="719"/>
+        <w:gridCol w:w="719"/>
+        <w:gridCol w:w="719"/>
+        <w:gridCol w:w="719"/>
+        <w:gridCol w:w="719"/>
+        <w:gridCol w:w="719"/>
+      </w:tblGrid>
+      <w:tr>
+        <w:trPr>
+          <w:tblHeader w:val="true"/>
+        </w:trPr>
+        <w:tc>
+          <w:tcPr/>
+          <w:p>
+            <w:pPr>
+              <w:pStyle w:val="Compact"/>
+              <w:jc w:val="left"/>
+            </w:pPr>
+            <w:r>
+              <w:t xml:space="preserve">Gene</w:t>
+            </w:r>
+          </w:p>
+        </w:tc>
+        <w:tc>
+          <w:tcPr/>
+          <w:p>
+            <w:pPr>
+              <w:pStyle w:val="Compact"/>
+              <w:jc w:val="left"/>
+            </w:pPr>
+            <w:r>
+              <w:t xml:space="preserve">Outcome</w:t>
+            </w:r>
+          </w:p>
+        </w:tc>
+        <w:tc>
+          <w:tcPr/>
+          <w:p>
+            <w:pPr>
+              <w:pStyle w:val="Compact"/>
+              <w:jc w:val="left"/>
+            </w:pPr>
+            <w:r>
+              <w:t xml:space="preserve">Overlapping SNPs</w:t>
+            </w:r>
+          </w:p>
+        </w:tc>
+        <w:tc>
+          <w:tcPr/>
+          <w:p>
+            <w:pPr>
+              <w:pStyle w:val="Compact"/>
+              <w:jc w:val="left"/>
+            </w:pPr>
+            <w:r>
+              <w:t xml:space="preserve">PP.H0</w:t>
+            </w:r>
+          </w:p>
+        </w:tc>
+        <w:tc>
+          <w:tcPr/>
+          <w:p>
+            <w:pPr>
+              <w:pStyle w:val="Compact"/>
+              <w:jc w:val="left"/>
+            </w:pPr>
+            <w:r>
+              <w:t xml:space="preserve">PP.H1</w:t>
+            </w:r>
+          </w:p>
+        </w:tc>
+        <w:tc>
+          <w:tcPr/>
+          <w:p>
+            <w:pPr>
+              <w:pStyle w:val="Compact"/>
+              <w:jc w:val="left"/>
+            </w:pPr>
+            <w:r>
+              <w:t xml:space="preserve">PP.H2</w:t>
+            </w:r>
+          </w:p>
+        </w:tc>
+        <w:tc>
+          <w:tcPr/>
+          <w:p>
+            <w:pPr>
+              <w:pStyle w:val="Compact"/>
+              <w:jc w:val="left"/>
+            </w:pPr>
+            <w:r>
+              <w:t xml:space="preserve">PP.H3</w:t>
+            </w:r>
+          </w:p>
+        </w:tc>
+        <w:tc>
+          <w:tcPr/>
+          <w:p>
+            <w:pPr>
+              <w:pStyle w:val="Compact"/>
+              <w:jc w:val="left"/>
+            </w:pPr>
+            <w:r>
+              <w:t xml:space="preserve">PP.H4</w:t>
+            </w:r>
+          </w:p>
+        </w:tc>
+        <w:tc>
+          <w:tcPr/>
+          <w:p>
+            <w:pPr>
+              <w:pStyle w:val="Compact"/>
+              <w:jc w:val="left"/>
+            </w:pPr>
+            <w:r>
+              <w:t xml:space="preserve">Top SNP</w:t>
+            </w:r>
+          </w:p>
+        </w:tc>
+        <w:tc>
+          <w:tcPr/>
+          <w:p>
+            <w:pPr>
+              <w:pStyle w:val="Compact"/>
+              <w:jc w:val="left"/>
+            </w:pPr>
+            <w:r>
+              <w:t xml:space="preserve">PP.H4 (p12=10⁻⁶)</w:t>
+            </w:r>
+          </w:p>
+        </w:tc>
+        <w:tc>
+          <w:tcPr/>
+          <w:p>
+            <w:pPr>
+              <w:pStyle w:val="Compact"/>
+              <w:jc w:val="left"/>
+            </w:pPr>
+            <w:r>
+              <w:t xml:space="preserve">PP.H4 (p12=5×10⁻⁶)</w:t>
+            </w:r>
+          </w:p>
+        </w:tc>
+      </w:tr>
+      <w:tr>
+        <w:tc>
+          <w:tcPr/>
+          <w:p>
+            <w:pPr>
+              <w:pStyle w:val="Compact"/>
+              <w:jc w:val="left"/>
+            </w:pPr>
+            <w:r>
+              <w:rPr>
+                <w:iCs/>
+                <w:i/>
+              </w:rPr>
+              <w:t xml:space="preserve">TSHR</w:t>
+            </w:r>
+          </w:p>
+        </w:tc>
+        <w:tc>
+          <w:tcPr/>
+          <w:p>
+            <w:pPr>
+              <w:pStyle w:val="Compact"/>
+              <w:jc w:val="left"/>
+            </w:pPr>
+            <w:r>
+              <w:t xml:space="preserve">BBJ Graves</w:t>
+            </w:r>
+          </w:p>
+        </w:tc>
+        <w:tc>
+          <w:tcPr/>
+          <w:p>
+            <w:pPr>
+              <w:pStyle w:val="Compact"/>
+              <w:jc w:val="left"/>
+            </w:pPr>
+            <w:r>
+              <w:t xml:space="preserve">4,336</w:t>
+            </w:r>
+          </w:p>
+        </w:tc>
+        <w:tc>
+          <w:tcPr/>
+          <w:p>
+            <w:pPr>
+              <w:pStyle w:val="Compact"/>
+              <w:jc w:val="left"/>
+            </w:pPr>
+            <w:r>
+              <w:t xml:space="preserve">0.000</w:t>
+            </w:r>
+          </w:p>
+        </w:tc>
+        <w:tc>
+          <w:tcPr/>
+          <w:p>
+            <w:pPr>
+              <w:pStyle w:val="Compact"/>
+              <w:jc w:val="left"/>
+            </w:pPr>
+            <w:r>
+              <w:t xml:space="preserve">0.000</w:t>
+            </w:r>
+          </w:p>
+        </w:tc>
+        <w:tc>
+          <w:tcPr/>
+          <w:p>
+            <w:pPr>
+              <w:pStyle w:val="Compact"/>
+              <w:jc w:val="left"/>
+            </w:pPr>
+            <w:r>
+              <w:t xml:space="preserve">0.000</w:t>
+            </w:r>
+          </w:p>
+        </w:tc>
+        <w:tc>
+          <w:tcPr/>
+          <w:p>
+            <w:pPr>
+              <w:pStyle w:val="Compact"/>
+              <w:jc w:val="left"/>
+            </w:pPr>
+            <w:r>
+              <w:t xml:space="preserve">0.049</w:t>
+            </w:r>
+          </w:p>
+        </w:tc>
+        <w:tc>
+          <w:tcPr/>
+          <w:p>
+            <w:pPr>
+              <w:pStyle w:val="Compact"/>
+              <w:jc w:val="left"/>
+            </w:pPr>
+            <w:r>
+              <w:t xml:space="preserve">0.951</w:t>
+            </w:r>
+          </w:p>
+        </w:tc>
+        <w:tc>
+          <w:tcPr/>
+          <w:p>
+            <w:pPr>
+              <w:pStyle w:val="Compact"/>
+              <w:jc w:val="left"/>
+            </w:pPr>
+            <w:r>
+              <w:t xml:space="preserve">rs179252</w:t>
+            </w:r>
+          </w:p>
+        </w:tc>
+        <w:tc>
+          <w:tcPr/>
+          <w:p>
+            <w:pPr>
+              <w:pStyle w:val="Compact"/>
+              <w:jc w:val="left"/>
+            </w:pPr>
+            <w:r>
+              <w:t xml:space="preserve">0.661</w:t>
+            </w:r>
+          </w:p>
+        </w:tc>
+        <w:tc>
+          <w:tcPr/>
+          <w:p>
+            <w:pPr>
+              <w:pStyle w:val="Compact"/>
+              <w:jc w:val="left"/>
+            </w:pPr>
+            <w:r>
+              <w:t xml:space="preserve">0.907</w:t>
+            </w:r>
+          </w:p>
+        </w:tc>
+      </w:tr>
+      <w:tr>
+        <w:tc>
+          <w:tcPr/>
+          <w:p>
+            <w:pPr>
+              <w:pStyle w:val="Compact"/>
+              <w:jc w:val="left"/>
+            </w:pPr>
+            <w:r>
+              <w:rPr>
+                <w:iCs/>
+                <w:i/>
+              </w:rPr>
+              <w:t xml:space="preserve">TSHR</w:t>
+            </w:r>
+          </w:p>
+        </w:tc>
+        <w:tc>
+          <w:tcPr/>
+          <w:p>
+            <w:pPr>
+              <w:pStyle w:val="Compact"/>
+              <w:jc w:val="left"/>
+            </w:pPr>
+            <w:r>
+              <w:t xml:space="preserve">UKB hyperthyroid</w:t>
+            </w:r>
+          </w:p>
+        </w:tc>
+        <w:tc>
+          <w:tcPr/>
+          <w:p>
+            <w:pPr>
+              <w:pStyle w:val="Compact"/>
+              <w:jc w:val="left"/>
+            </w:pPr>
+            <w:r>
+              <w:t xml:space="preserve">5,667</w:t>
+            </w:r>
+          </w:p>
+        </w:tc>
+        <w:tc>
+          <w:tcPr/>
+          <w:p>
+            <w:pPr>
+              <w:pStyle w:val="Compact"/>
+              <w:jc w:val="left"/>
+            </w:pPr>
+            <w:r>
+              <w:t xml:space="preserve">0.000</w:t>
+            </w:r>
+          </w:p>
+        </w:tc>
+        <w:tc>
+          <w:tcPr/>
+          <w:p>
+            <w:pPr>
+              <w:pStyle w:val="Compact"/>
+              <w:jc w:val="left"/>
+            </w:pPr>
+            <w:r>
+              <w:t xml:space="preserve">0.000</w:t>
+            </w:r>
+          </w:p>
+        </w:tc>
+        <w:tc>
+          <w:tcPr/>
+          <w:p>
+            <w:pPr>
+              <w:pStyle w:val="Compact"/>
+              <w:jc w:val="left"/>
+            </w:pPr>
+            <w:r>
+              <w:t xml:space="preserve">0.000</w:t>
+            </w:r>
+          </w:p>
+        </w:tc>
+        <w:tc>
+          <w:tcPr/>
+          <w:p>
+            <w:pPr>
+              <w:pStyle w:val="Compact"/>
+              <w:jc w:val="left"/>
+            </w:pPr>
+            <w:r>
+              <w:t xml:space="preserve">0.774</w:t>
+            </w:r>
+          </w:p>
+        </w:tc>
+        <w:tc>
+          <w:tcPr/>
+          <w:p>
+            <w:pPr>
+              <w:pStyle w:val="Compact"/>
+              <w:jc w:val="left"/>
+            </w:pPr>
+            <w:r>
+              <w:t xml:space="preserve">0.226</w:t>
+            </w:r>
+          </w:p>
+        </w:tc>
+        <w:tc>
+          <w:tcPr/>
+          <w:p>
+            <w:pPr>
+              <w:pStyle w:val="Compact"/>
+              <w:jc w:val="left"/>
+            </w:pPr>
+            <w:r>
+              <w:t xml:space="preserve">rs1023586</w:t>
+            </w:r>
+          </w:p>
+        </w:tc>
+        <w:tc>
+          <w:tcPr/>
+          <w:p>
+            <w:pPr>
+              <w:pStyle w:val="Compact"/>
+              <w:jc w:val="left"/>
+            </w:pPr>
+            <w:r>
+              <w:t xml:space="preserve">0.028</w:t>
+            </w:r>
+          </w:p>
+        </w:tc>
+        <w:tc>
+          <w:tcPr/>
+          <w:p>
+            <w:pPr>
+              <w:pStyle w:val="Compact"/>
+              <w:jc w:val="left"/>
+            </w:pPr>
+            <w:r>
+              <w:t xml:space="preserve">0.128</w:t>
+            </w:r>
+          </w:p>
+        </w:tc>
+      </w:tr>
+      <w:tr>
+        <w:tc>
+          <w:tcPr/>
+          <w:p>
+            <w:pPr>
+              <w:pStyle w:val="Compact"/>
+              <w:jc w:val="left"/>
+            </w:pPr>
+            <w:r>
+              <w:rPr>
+                <w:iCs/>
+                <w:i/>
+              </w:rPr>
+              <w:t xml:space="preserve">TSHR</w:t>
+            </w:r>
+          </w:p>
+        </w:tc>
+        <w:tc>
+          <w:tcPr/>
+          <w:p>
+            <w:pPr>
+              <w:pStyle w:val="Compact"/>
+              <w:jc w:val="left"/>
+            </w:pPr>
+            <w:r>
+              <w:t xml:space="preserve">FinnGen GO</w:t>
+            </w:r>
+          </w:p>
+        </w:tc>
+        <w:tc>
+          <w:tcPr/>
+          <w:p>
+            <w:pPr>
+              <w:pStyle w:val="Compact"/>
+              <w:jc w:val="left"/>
+            </w:pPr>
+            <w:r>
+              <w:t xml:space="preserve">6,579</w:t>
+            </w:r>
+          </w:p>
+        </w:tc>
+        <w:tc>
+          <w:tcPr/>
+          <w:p>
+            <w:pPr>
+              <w:pStyle w:val="Compact"/>
+              <w:jc w:val="left"/>
+            </w:pPr>
+            <w:r>
+              <w:t xml:space="preserve">0.000</w:t>
+            </w:r>
+          </w:p>
+        </w:tc>
+        <w:tc>
+          <w:tcPr/>
+          <w:p>
+            <w:pPr>
+              <w:pStyle w:val="Compact"/>
+              <w:jc w:val="left"/>
+            </w:pPr>
+            <w:r>
+              <w:t xml:space="preserve">0.000</w:t>
+            </w:r>
+          </w:p>
+        </w:tc>
+        <w:tc>
+          <w:tcPr/>
+          <w:p>
+            <w:pPr>
+              <w:pStyle w:val="Compact"/>
+              <w:jc w:val="left"/>
+            </w:pPr>
+            <w:r>
+              <w:t xml:space="preserve">0.000</w:t>
+            </w:r>
+          </w:p>
+        </w:tc>
+        <w:tc>
+          <w:tcPr/>
+          <w:p>
+            <w:pPr>
+              <w:pStyle w:val="Compact"/>
+              <w:jc w:val="left"/>
+            </w:pPr>
+            <w:r>
+              <w:t xml:space="preserve">0.014</w:t>
+            </w:r>
+          </w:p>
+        </w:tc>
+        <w:tc>
+          <w:tcPr/>
+          <w:p>
+            <w:pPr>
+              <w:pStyle w:val="Compact"/>
+              <w:jc w:val="left"/>
+            </w:pPr>
+            <w:r>
+              <w:t xml:space="preserve">0.986</w:t>
+            </w:r>
+          </w:p>
+        </w:tc>
+        <w:tc>
+          <w:tcPr/>
+          <w:p>
+            <w:pPr>
+              <w:pStyle w:val="Compact"/>
+              <w:jc w:val="left"/>
+            </w:pPr>
+            <w:r>
+              <w:t xml:space="preserve">rs179252</w:t>
+            </w:r>
+          </w:p>
+        </w:tc>
+        <w:tc>
+          <w:tcPr/>
+          <w:p>
+            <w:pPr>
+              <w:pStyle w:val="Compact"/>
+              <w:jc w:val="left"/>
+            </w:pPr>
+            <w:r>
+              <w:t xml:space="preserve">0.875</w:t>
+            </w:r>
+          </w:p>
+        </w:tc>
+        <w:tc>
+          <w:tcPr/>
+          <w:p>
+            <w:pPr>
+              <w:pStyle w:val="Compact"/>
+              <w:jc w:val="left"/>
+            </w:pPr>
+            <w:r>
+              <w:t xml:space="preserve">0.972</w:t>
+            </w:r>
+          </w:p>
+        </w:tc>
+      </w:tr>
+      <w:tr>
+        <w:tc>
+          <w:tcPr/>
+          <w:p>
+            <w:pPr>
+              <w:pStyle w:val="Compact"/>
+              <w:jc w:val="left"/>
+            </w:pPr>
+            <w:r>
+              <w:rPr>
+                <w:iCs/>
+                <w:i/>
+              </w:rPr>
+              <w:t xml:space="preserve">IGF1R</w:t>
+            </w:r>
+          </w:p>
+        </w:tc>
+        <w:tc>
+          <w:tcPr/>
+          <w:p>
+            <w:pPr>
+              <w:pStyle w:val="Compact"/>
+              <w:jc w:val="left"/>
+            </w:pPr>
+            <w:r>
+              <w:t xml:space="preserve">BBJ Graves</w:t>
+            </w:r>
+          </w:p>
+        </w:tc>
+        <w:tc>
+          <w:tcPr/>
+          <w:p>
+            <w:pPr>
+              <w:pStyle w:val="Compact"/>
+              <w:jc w:val="left"/>
+            </w:pPr>
+            <w:r>
+              <w:t xml:space="preserve">5,685</w:t>
+            </w:r>
+          </w:p>
+        </w:tc>
+        <w:tc>
+          <w:tcPr/>
+          <w:p>
+            <w:pPr>
+              <w:pStyle w:val="Compact"/>
+              <w:jc w:val="left"/>
+            </w:pPr>
+            <w:r>
+              <w:t xml:space="preserve">0.000</w:t>
+            </w:r>
+          </w:p>
+        </w:tc>
+        <w:tc>
+          <w:tcPr/>
+          <w:p>
+            <w:pPr>
+              <w:pStyle w:val="Compact"/>
+              <w:jc w:val="left"/>
+            </w:pPr>
+            <w:r>
+              <w:t xml:space="preserve">0.000</w:t>
+            </w:r>
+          </w:p>
+        </w:tc>
+        <w:tc>
+          <w:tcPr/>
+          <w:p>
+            <w:pPr>
+              <w:pStyle w:val="Compact"/>
+              <w:jc w:val="left"/>
+            </w:pPr>
+            <w:r>
+              <w:t xml:space="preserve">0.690</w:t>
+            </w:r>
+          </w:p>
+        </w:tc>
+        <w:tc>
+          <w:tcPr/>
+          <w:p>
+            <w:pPr>
+              <w:pStyle w:val="Compact"/>
+              <w:jc w:val="left"/>
+            </w:pPr>
+            <w:r>
+              <w:t xml:space="preserve">0.236</w:t>
+            </w:r>
+          </w:p>
+        </w:tc>
+        <w:tc>
+          <w:tcPr/>
+          <w:p>
+            <w:pPr>
+              <w:pStyle w:val="Compact"/>
+              <w:jc w:val="left"/>
+            </w:pPr>
+            <w:r>
+              <w:t xml:space="preserve">0.073</w:t>
+            </w:r>
+          </w:p>
+        </w:tc>
+        <w:tc>
+          <w:tcPr/>
+          <w:p>
+            <w:pPr>
+              <w:pStyle w:val="Compact"/>
+              <w:jc w:val="left"/>
+            </w:pPr>
+            <w:r>
+              <w:t xml:space="preserve">rs2654980</w:t>
+            </w:r>
+          </w:p>
+        </w:tc>
+        <w:tc>
+          <w:tcPr/>
+          <w:p>
+            <w:pPr>
+              <w:pStyle w:val="Compact"/>
+              <w:jc w:val="left"/>
+            </w:pPr>
+            <w:r>
+              <w:t xml:space="preserve">0.008</w:t>
+            </w:r>
+          </w:p>
+        </w:tc>
+        <w:tc>
+          <w:tcPr/>
+          <w:p>
+            <w:pPr>
+              <w:pStyle w:val="Compact"/>
+              <w:jc w:val="left"/>
+            </w:pPr>
+            <w:r>
+              <w:t xml:space="preserve">0.038</w:t>
+            </w:r>
+          </w:p>
+        </w:tc>
+      </w:tr>
+      <w:tr>
+        <w:tc>
+          <w:tcPr/>
+          <w:p>
+            <w:pPr>
+              <w:pStyle w:val="Compact"/>
+              <w:jc w:val="left"/>
+            </w:pPr>
+            <w:r>
+              <w:rPr>
+                <w:iCs/>
+                <w:i/>
+              </w:rPr>
+              <w:t xml:space="preserve">IGF1R</w:t>
+            </w:r>
+          </w:p>
+        </w:tc>
+        <w:tc>
+          <w:tcPr/>
+          <w:p>
+            <w:pPr>
+              <w:pStyle w:val="Compact"/>
+              <w:jc w:val="left"/>
+            </w:pPr>
+            <w:r>
+              <w:t xml:space="preserve">UKB hyperthyroid</w:t>
+            </w:r>
+          </w:p>
+        </w:tc>
+        <w:tc>
+          <w:tcPr/>
+          <w:p>
+            <w:pPr>
+              <w:pStyle w:val="Compact"/>
+              <w:jc w:val="left"/>
+            </w:pPr>
+            <w:r>
+              <w:t xml:space="preserve">7,394</w:t>
+            </w:r>
+          </w:p>
+        </w:tc>
+        <w:tc>
+          <w:tcPr/>
+          <w:p>
+            <w:pPr>
+              <w:pStyle w:val="Compact"/>
+              <w:jc w:val="left"/>
+            </w:pPr>
+            <w:r>
+              <w:t xml:space="preserve">0.000</w:t>
+            </w:r>
+          </w:p>
+        </w:tc>
+        <w:tc>
+          <w:tcPr/>
+          <w:p>
+            <w:pPr>
+              <w:pStyle w:val="Compact"/>
+              <w:jc w:val="left"/>
+            </w:pPr>
+            <w:r>
+              <w:t xml:space="preserve">0.000</w:t>
+            </w:r>
+          </w:p>
+        </w:tc>
+        <w:tc>
+          <w:tcPr/>
+          <w:p>
+            <w:pPr>
+              <w:pStyle w:val="Compact"/>
+              <w:jc w:val="left"/>
+            </w:pPr>
+            <w:r>
+              <w:t xml:space="preserve">0.400</w:t>
+            </w:r>
+          </w:p>
+        </w:tc>
+        <w:tc>
+          <w:tcPr/>
+          <w:p>
+            <w:pPr>
+              <w:pStyle w:val="Compact"/>
+              <w:jc w:val="left"/>
+            </w:pPr>
+            <w:r>
+              <w:t xml:space="preserve">0.196</w:t>
+            </w:r>
+          </w:p>
+        </w:tc>
+        <w:tc>
+          <w:tcPr/>
+          <w:p>
+            <w:pPr>
+              <w:pStyle w:val="Compact"/>
+              <w:jc w:val="left"/>
+            </w:pPr>
+            <w:r>
+              <w:t xml:space="preserve">0.404</w:t>
+            </w:r>
+          </w:p>
+        </w:tc>
+        <w:tc>
+          <w:tcPr/>
+          <w:p>
+            <w:pPr>
+              <w:pStyle w:val="Compact"/>
+              <w:jc w:val="left"/>
+            </w:pPr>
+            <w:r>
+              <w:t xml:space="preserve">rs2654980</w:t>
+            </w:r>
+          </w:p>
+        </w:tc>
+        <w:tc>
+          <w:tcPr/>
+          <w:p>
+            <w:pPr>
+              <w:pStyle w:val="Compact"/>
+              <w:jc w:val="left"/>
+            </w:pPr>
+            <w:r>
+              <w:t xml:space="preserve">0.063</w:t>
+            </w:r>
+          </w:p>
+        </w:tc>
+        <w:tc>
+          <w:tcPr/>
+          <w:p>
+            <w:pPr>
+              <w:pStyle w:val="Compact"/>
+              <w:jc w:val="left"/>
+            </w:pPr>
+            <w:r>
+              <w:t xml:space="preserve">0.253</w:t>
+            </w:r>
+          </w:p>
+        </w:tc>
+      </w:tr>
+      <w:tr>
+        <w:tc>
+          <w:tcPr/>
+          <w:p>
+            <w:pPr>
+              <w:pStyle w:val="Compact"/>
+              <w:jc w:val="left"/>
+            </w:pPr>
+            <w:r>
+              <w:rPr>
+                <w:iCs/>
+                <w:i/>
+              </w:rPr>
+              <w:t xml:space="preserve">IGF1R</w:t>
+            </w:r>
+          </w:p>
+        </w:tc>
+        <w:tc>
+          <w:tcPr/>
+          <w:p>
+            <w:pPr>
+              <w:pStyle w:val="Compact"/>
+              <w:jc w:val="left"/>
+            </w:pPr>
+            <w:r>
+              <w:t xml:space="preserve">FinnGen GO</w:t>
+            </w:r>
+          </w:p>
+        </w:tc>
+        <w:tc>
+          <w:tcPr/>
+          <w:p>
+            <w:pPr>
+              <w:pStyle w:val="Compact"/>
+              <w:jc w:val="left"/>
+            </w:pPr>
+            <w:r>
+              <w:t xml:space="preserve">7,740</w:t>
+            </w:r>
+          </w:p>
+        </w:tc>
+        <w:tc>
+          <w:tcPr/>
+          <w:p>
+            <w:pPr>
+              <w:pStyle w:val="Compact"/>
+              <w:jc w:val="left"/>
+            </w:pPr>
+            <w:r>
+              <w:t xml:space="preserve">0.000</w:t>
+            </w:r>
+          </w:p>
+        </w:tc>
+        <w:tc>
+          <w:tcPr/>
+          <w:p>
+            <w:pPr>
+              <w:pStyle w:val="Compact"/>
+              <w:jc w:val="left"/>
+            </w:pPr>
+            <w:r>
+              <w:t xml:space="preserve">0.000</w:t>
+            </w:r>
+          </w:p>
+        </w:tc>
+        <w:tc>
+          <w:tcPr/>
+          <w:p>
+            <w:pPr>
+              <w:pStyle w:val="Compact"/>
+              <w:jc w:val="left"/>
+            </w:pPr>
+            <w:r>
+              <w:t xml:space="preserve">0.623</w:t>
+            </w:r>
+          </w:p>
+        </w:tc>
+        <w:tc>
+          <w:tcPr/>
+          <w:p>
+            <w:pPr>
+              <w:pStyle w:val="Compact"/>
+              <w:jc w:val="left"/>
+            </w:pPr>
+            <w:r>
+              <w:t xml:space="preserve">0.346</w:t>
+            </w:r>
+          </w:p>
+        </w:tc>
+        <w:tc>
+          <w:tcPr/>
+          <w:p>
+            <w:pPr>
+              <w:pStyle w:val="Compact"/>
+              <w:jc w:val="left"/>
+            </w:pPr>
+            <w:r>
+              <w:t xml:space="preserve">0.032</w:t>
+            </w:r>
+          </w:p>
+        </w:tc>
+        <w:tc>
+          <w:tcPr/>
+          <w:p>
+            <w:pPr>
+              <w:pStyle w:val="Compact"/>
+              <w:jc w:val="left"/>
+            </w:pPr>
+            <w:r>
+              <w:t xml:space="preserve">rs2654980</w:t>
+            </w:r>
+          </w:p>
+        </w:tc>
+        <w:tc>
+          <w:tcPr/>
+          <w:p>
+            <w:pPr>
+              <w:pStyle w:val="Compact"/>
+              <w:jc w:val="left"/>
+            </w:pPr>
+            <w:r>
+              <w:t xml:space="preserve">0.003</w:t>
+            </w:r>
+          </w:p>
+        </w:tc>
+        <w:tc>
+          <w:tcPr/>
+          <w:p>
+            <w:pPr>
+              <w:pStyle w:val="Compact"/>
+              <w:jc w:val="left"/>
+            </w:pPr>
+            <w:r>
+              <w:t xml:space="preserve">0.016</w:t>
+            </w:r>
+          </w:p>
+        </w:tc>
+      </w:tr>
+      <w:tr>
+        <w:tc>
+          <w:tcPr/>
+          <w:p>
+            <w:pPr>
+              <w:pStyle w:val="Compact"/>
+              <w:jc w:val="left"/>
+            </w:pPr>
+            <w:r>
+              <w:rPr>
+                <w:iCs/>
+                <w:i/>
+              </w:rPr>
+              <w:t xml:space="preserve">CTLA4</w:t>
+            </w:r>
+          </w:p>
+        </w:tc>
+        <w:tc>
+          <w:tcPr/>
+          <w:p>
+            <w:pPr>
+              <w:pStyle w:val="Compact"/>
+              <w:jc w:val="left"/>
+            </w:pPr>
+            <w:r>
+              <w:t xml:space="preserve">BBJ Graves</w:t>
+            </w:r>
+          </w:p>
+        </w:tc>
+        <w:tc>
+          <w:tcPr/>
+          <w:p>
+            <w:pPr>
+              <w:pStyle w:val="Compact"/>
+              <w:jc w:val="left"/>
+            </w:pPr>
+            <w:r>
+              <w:t xml:space="preserve">3,014</w:t>
+            </w:r>
+          </w:p>
+        </w:tc>
+        <w:tc>
+          <w:tcPr/>
+          <w:p>
+            <w:pPr>
+              <w:pStyle w:val="Compact"/>
+              <w:jc w:val="left"/>
+            </w:pPr>
+            <w:r>
+              <w:t xml:space="preserve">0.000</w:t>
+            </w:r>
+          </w:p>
+        </w:tc>
+        <w:tc>
+          <w:tcPr/>
+          <w:p>
+            <w:pPr>
+              <w:pStyle w:val="Compact"/>
+              <w:jc w:val="left"/>
+            </w:pPr>
+            <w:r>
+              <w:t xml:space="preserve">0.000</w:t>
+            </w:r>
+          </w:p>
+        </w:tc>
+        <w:tc>
+          <w:tcPr/>
+          <w:p>
+            <w:pPr>
+              <w:pStyle w:val="Compact"/>
+              <w:jc w:val="left"/>
+            </w:pPr>
+            <w:r>
+              <w:t xml:space="preserve">0.000</w:t>
+            </w:r>
+          </w:p>
+        </w:tc>
+        <w:tc>
+          <w:tcPr/>
+          <w:p>
+            <w:pPr>
+              <w:pStyle w:val="Compact"/>
+              <w:jc w:val="left"/>
+            </w:pPr>
+            <w:r>
+              <w:t xml:space="preserve">0.799</w:t>
+            </w:r>
+          </w:p>
+        </w:tc>
+        <w:tc>
+          <w:tcPr/>
+          <w:p>
+            <w:pPr>
+              <w:pStyle w:val="Compact"/>
+              <w:jc w:val="left"/>
+            </w:pPr>
+            <w:r>
+              <w:t xml:space="preserve">0.201</w:t>
+            </w:r>
+          </w:p>
+        </w:tc>
+        <w:tc>
+          <w:tcPr/>
+          <w:p>
+            <w:pPr>
+              <w:pStyle w:val="Compact"/>
+              <w:jc w:val="left"/>
+            </w:pPr>
+            <w:r>
+              <w:t xml:space="preserve">rs231811</w:t>
+            </w:r>
+          </w:p>
+        </w:tc>
+        <w:tc>
+          <w:tcPr/>
+          <w:p>
+            <w:pPr>
+              <w:pStyle w:val="Compact"/>
+              <w:jc w:val="left"/>
+            </w:pPr>
+            <w:r>
+              <w:t xml:space="preserve">0.025</w:t>
+            </w:r>
+          </w:p>
+        </w:tc>
+        <w:tc>
+          <w:tcPr/>
+          <w:p>
+            <w:pPr>
+              <w:pStyle w:val="Compact"/>
+              <w:jc w:val="left"/>
+            </w:pPr>
+            <w:r>
+              <w:t xml:space="preserve">0.112</w:t>
+            </w:r>
+          </w:p>
+        </w:tc>
+      </w:tr>
+      <w:tr>
+        <w:tc>
+          <w:tcPr/>
+          <w:p>
+            <w:pPr>
+              <w:pStyle w:val="Compact"/>
+              <w:jc w:val="left"/>
+            </w:pPr>
+            <w:r>
+              <w:rPr>
+                <w:iCs/>
+                <w:i/>
+              </w:rPr>
+              <w:t xml:space="preserve">CTLA4</w:t>
+            </w:r>
+          </w:p>
+        </w:tc>
+        <w:tc>
+          <w:tcPr/>
+          <w:p>
+            <w:pPr>
+              <w:pStyle w:val="Compact"/>
+              <w:jc w:val="left"/>
+            </w:pPr>
+            <w:r>
+              <w:t xml:space="preserve">UKB hyperthyroid</w:t>
+            </w:r>
+          </w:p>
+        </w:tc>
+        <w:tc>
+          <w:tcPr/>
+          <w:p>
+            <w:pPr>
+              <w:pStyle w:val="Compact"/>
+              <w:jc w:val="left"/>
+            </w:pPr>
+            <w:r>
+              <w:t xml:space="preserve">4,283</w:t>
+            </w:r>
+          </w:p>
+        </w:tc>
+        <w:tc>
+          <w:tcPr/>
+          <w:p>
+            <w:pPr>
+              <w:pStyle w:val="Compact"/>
+              <w:jc w:val="left"/>
+            </w:pPr>
+            <w:r>
+              <w:t xml:space="preserve">0.000</w:t>
+            </w:r>
+          </w:p>
+        </w:tc>
+        <w:tc>
+          <w:tcPr/>
+          <w:p>
+            <w:pPr>
+              <w:pStyle w:val="Compact"/>
+              <w:jc w:val="left"/>
+            </w:pPr>
+            <w:r>
+              <w:t xml:space="preserve">0.000</w:t>
+            </w:r>
+          </w:p>
+        </w:tc>
+        <w:tc>
+          <w:tcPr/>
+          <w:p>
+            <w:pPr>
+              <w:pStyle w:val="Compact"/>
+              <w:jc w:val="left"/>
+            </w:pPr>
+            <w:r>
+              <w:t xml:space="preserve">0.000</w:t>
+            </w:r>
+          </w:p>
+        </w:tc>
+        <w:tc>
+          <w:tcPr/>
+          <w:p>
+            <w:pPr>
+              <w:pStyle w:val="Compact"/>
+              <w:jc w:val="left"/>
+            </w:pPr>
+            <w:r>
+              <w:t xml:space="preserve">0.047</w:t>
+            </w:r>
+          </w:p>
+        </w:tc>
+        <w:tc>
+          <w:tcPr/>
+          <w:p>
+            <w:pPr>
+              <w:pStyle w:val="Compact"/>
+              <w:jc w:val="left"/>
+            </w:pPr>
+            <w:r>
+              <w:t xml:space="preserve">0.953</w:t>
+            </w:r>
+          </w:p>
+        </w:tc>
+        <w:tc>
+          <w:tcPr/>
+          <w:p>
+            <w:pPr>
+              <w:pStyle w:val="Compact"/>
+              <w:jc w:val="left"/>
+            </w:pPr>
+            <w:r>
+              <w:t xml:space="preserve">rs3087243</w:t>
+            </w:r>
+          </w:p>
+        </w:tc>
+        <w:tc>
+          <w:tcPr/>
+          <w:p>
+            <w:pPr>
+              <w:pStyle w:val="Compact"/>
+              <w:jc w:val="left"/>
+            </w:pPr>
+            <w:r>
+              <w:t xml:space="preserve">0.672</w:t>
+            </w:r>
+          </w:p>
+        </w:tc>
+        <w:tc>
+          <w:tcPr/>
+          <w:p>
+            <w:pPr>
+              <w:pStyle w:val="Compact"/>
+              <w:jc w:val="left"/>
+            </w:pPr>
+            <w:r>
+              <w:t xml:space="preserve">0.911</w:t>
+            </w:r>
+          </w:p>
+        </w:tc>
+      </w:tr>
+      <w:tr>
+        <w:tc>
+          <w:tcPr/>
+          <w:p>
+            <w:pPr>
+              <w:pStyle w:val="Compact"/>
+              <w:jc w:val="left"/>
+            </w:pPr>
+            <w:r>
+              <w:rPr>
+                <w:iCs/>
+                <w:i/>
+              </w:rPr>
+              <w:t xml:space="preserve">CTLA4</w:t>
+            </w:r>
+          </w:p>
+        </w:tc>
+        <w:tc>
+          <w:tcPr/>
+          <w:p>
+            <w:pPr>
+              <w:pStyle w:val="Compact"/>
+              <w:jc w:val="left"/>
+            </w:pPr>
+            <w:r>
+              <w:t xml:space="preserve">FinnGen GO</w:t>
+            </w:r>
+          </w:p>
+        </w:tc>
+        <w:tc>
+          <w:tcPr/>
+          <w:p>
+            <w:pPr>
+              <w:pStyle w:val="Compact"/>
+              <w:jc w:val="left"/>
+            </w:pPr>
+            <w:r>
+              <w:t xml:space="preserve">4,924</w:t>
+            </w:r>
+          </w:p>
+        </w:tc>
+        <w:tc>
+          <w:tcPr/>
+          <w:p>
+            <w:pPr>
+              <w:pStyle w:val="Compact"/>
+              <w:jc w:val="left"/>
+            </w:pPr>
+            <w:r>
+              <w:t xml:space="preserve">0.000</w:t>
+            </w:r>
+          </w:p>
+        </w:tc>
+        <w:tc>
+          <w:tcPr/>
+          <w:p>
+            <w:pPr>
+              <w:pStyle w:val="Compact"/>
+              <w:jc w:val="left"/>
+            </w:pPr>
+            <w:r>
+              <w:t xml:space="preserve">0.000</w:t>
+            </w:r>
+          </w:p>
+        </w:tc>
+        <w:tc>
+          <w:tcPr/>
+          <w:p>
+            <w:pPr>
+              <w:pStyle w:val="Compact"/>
+              <w:jc w:val="left"/>
+            </w:pPr>
+            <w:r>
+              <w:t xml:space="preserve">0.000</w:t>
+            </w:r>
+          </w:p>
+        </w:tc>
+        <w:tc>
+          <w:tcPr/>
+          <w:p>
+            <w:pPr>
+              <w:pStyle w:val="Compact"/>
+              <w:jc w:val="left"/>
+            </w:pPr>
+            <w:r>
+              <w:t xml:space="preserve">0.022</w:t>
+            </w:r>
+          </w:p>
+        </w:tc>
+        <w:tc>
+          <w:tcPr/>
+          <w:p>
+            <w:pPr>
+              <w:pStyle w:val="Compact"/>
+              <w:jc w:val="left"/>
+            </w:pPr>
+            <w:r>
+              <w:t xml:space="preserve">0.978</w:t>
+            </w:r>
+          </w:p>
+        </w:tc>
+        <w:tc>
+          <w:tcPr/>
+          <w:p>
+            <w:pPr>
+              <w:pStyle w:val="Compact"/>
+              <w:jc w:val="left"/>
+            </w:pPr>
+            <w:r>
+              <w:t xml:space="preserve">rs1863800</w:t>
+            </w:r>
+          </w:p>
+        </w:tc>
+        <w:tc>
+          <w:tcPr/>
+          <w:p>
+            <w:pPr>
+              <w:pStyle w:val="Compact"/>
+              <w:jc w:val="left"/>
+            </w:pPr>
+            <w:r>
+              <w:t xml:space="preserve">0.816</w:t>
+            </w:r>
+          </w:p>
+        </w:tc>
+        <w:tc>
+          <w:tcPr/>
+          <w:p>
+            <w:pPr>
+              <w:pStyle w:val="Compact"/>
+              <w:jc w:val="left"/>
+            </w:pPr>
+            <w:r>
+              <w:t xml:space="preserve">0.957</w:t>
+            </w:r>
+          </w:p>
+        </w:tc>
+      </w:tr>
+    </w:tbl>
+    <w:p>
+      <w:pPr>
         <w:pStyle w:val="BodyText"/>
       </w:pPr>
       <w:r>
         <w:rPr>
-          <w:bCs/>
-          <w:b/>
-        </w:rPr>
-        <w:t xml:space="preserve">Supplementary Figures</w:t>
+          <w:iCs/>
+          <w:i/>
+        </w:rPr>
+        <w:t xml:space="preserve">Default priors p1 = p2 = 1×10⁻⁴, p12 = 1×10⁻⁵. Posteriors computed from beta and varbeta with ancestry-matched allele frequencies and the case fractions given in Table 1.</w:t>
       </w:r>
     </w:p>
     <w:p>
@@ -17582,88 +19345,7 @@
           <w:bCs/>
           <w:b/>
         </w:rPr>
-        <w:t xml:space="preserve">Figure S1. Orbital tissue transcript abundance for the backbone genes (descriptive).</w:t>
-      </w:r>
-      <w:r>
-        <w:t xml:space="preserve"> </w:t>
-      </w:r>
-      <w:r>
-        <w:t xml:space="preserve">Normalized transcript abundance (TPM) for</w:t>
-      </w:r>
-      <w:r>
-        <w:t xml:space="preserve"> </w:t>
-      </w:r>
-      <w:r>
-        <w:rPr>
-          <w:iCs/>
-          <w:i/>
-        </w:rPr>
-        <w:t xml:space="preserve">TSHR</w:t>
-      </w:r>
-      <w:r>
-        <w:t xml:space="preserve">,</w:t>
-      </w:r>
-      <w:r>
-        <w:t xml:space="preserve"> </w:t>
-      </w:r>
-      <w:r>
-        <w:rPr>
-          <w:iCs/>
-          <w:i/>
-        </w:rPr>
-        <w:t xml:space="preserve">IGF1R</w:t>
-      </w:r>
-      <w:r>
-        <w:t xml:space="preserve"> </w:t>
-      </w:r>
-      <w:r>
-        <w:t xml:space="preserve">and</w:t>
-      </w:r>
-      <w:r>
-        <w:t xml:space="preserve"> </w:t>
-      </w:r>
-      <w:r>
-        <w:rPr>
-          <w:iCs/>
-          <w:i/>
-        </w:rPr>
-        <w:t xml:space="preserve">CTLA4</w:t>
-      </w:r>
-      <w:r>
-        <w:t xml:space="preserve"> </w:t>
-      </w:r>
-      <w:r>
-        <w:t xml:space="preserve">in the in-house orbital dataset (four TED samples, one control), with technical-replicate libraries collapsed to the biological-sample level. Because the dataset contains a single control, control-side biological variance cannot be estimated and no differential-expression inference is drawn; the panel is shown as a descriptive observation only and no conclusion in this study depends on it. Fold changes relative to the control sample were +2.33 (</w:t>
-      </w:r>
-      <w:r>
-        <w:rPr>
-          <w:iCs/>
-          <w:i/>
-        </w:rPr>
-        <w:t xml:space="preserve">TSHR</w:t>
-      </w:r>
-      <w:r>
-        <w:t xml:space="preserve">), +0.41 (</w:t>
-      </w:r>
-      <w:r>
-        <w:rPr>
-          <w:iCs/>
-          <w:i/>
-        </w:rPr>
-        <w:t xml:space="preserve">IGF1R</w:t>
-      </w:r>
-      <w:r>
-        <w:t xml:space="preserve">) and +1.27 (</w:t>
-      </w:r>
-      <w:r>
-        <w:rPr>
-          <w:iCs/>
-          <w:i/>
-        </w:rPr>
-        <w:t xml:space="preserve">CTLA4</w:t>
-      </w:r>
-      <w:r>
-        <w:t xml:space="preserve">) on a log2 scale. Panels use gene-specific y-axis scales.</w:t>
+        <w:t xml:space="preserve">Supplementary Figures</w:t>
       </w:r>
     </w:p>
     <w:p>
@@ -17675,6 +19357,99 @@
           <w:bCs/>
           <w:b/>
         </w:rPr>
+        <w:t xml:space="preserve">Figure S1. Orbital tissue transcript abundance for the backbone genes (descriptive).</w:t>
+      </w:r>
+      <w:r>
+        <w:t xml:space="preserve"> </w:t>
+      </w:r>
+      <w:r>
+        <w:t xml:space="preserve">Normalized transcript abundance (TPM) for</w:t>
+      </w:r>
+      <w:r>
+        <w:t xml:space="preserve"> </w:t>
+      </w:r>
+      <w:r>
+        <w:rPr>
+          <w:iCs/>
+          <w:i/>
+        </w:rPr>
+        <w:t xml:space="preserve">TSHR</w:t>
+      </w:r>
+      <w:r>
+        <w:t xml:space="preserve">,</w:t>
+      </w:r>
+      <w:r>
+        <w:t xml:space="preserve"> </w:t>
+      </w:r>
+      <w:r>
+        <w:rPr>
+          <w:iCs/>
+          <w:i/>
+        </w:rPr>
+        <w:t xml:space="preserve">IGF1R</w:t>
+      </w:r>
+      <w:r>
+        <w:t xml:space="preserve"> </w:t>
+      </w:r>
+      <w:r>
+        <w:t xml:space="preserve">and</w:t>
+      </w:r>
+      <w:r>
+        <w:t xml:space="preserve"> </w:t>
+      </w:r>
+      <w:r>
+        <w:rPr>
+          <w:iCs/>
+          <w:i/>
+        </w:rPr>
+        <w:t xml:space="preserve">CTLA4</w:t>
+      </w:r>
+      <w:r>
+        <w:t xml:space="preserve"> </w:t>
+      </w:r>
+      <w:r>
+        <w:t xml:space="preserve">in the in-house orbital dataset (four TED samples, one control), with technical-replicate libraries collapsed to the biological-sample level. Because the dataset contains a single control, control-side biological variance cannot be estimated and no differential-expression inference is drawn; the panel is shown as a descriptive observation only and no conclusion in this study depends on it. Log2 fold changes of mean TED abundance relative to the control sample were +2.59 (</w:t>
+      </w:r>
+      <w:r>
+        <w:rPr>
+          <w:iCs/>
+          <w:i/>
+        </w:rPr>
+        <w:t xml:space="preserve">TSHR</w:t>
+      </w:r>
+      <w:r>
+        <w:t xml:space="preserve">), +0.80 (</w:t>
+      </w:r>
+      <w:r>
+        <w:rPr>
+          <w:iCs/>
+          <w:i/>
+        </w:rPr>
+        <w:t xml:space="preserve">IGF1R</w:t>
+      </w:r>
+      <w:r>
+        <w:t xml:space="preserve">) and +1.58 (</w:t>
+      </w:r>
+      <w:r>
+        <w:rPr>
+          <w:iCs/>
+          <w:i/>
+        </w:rPr>
+        <w:t xml:space="preserve">CTLA4</w:t>
+      </w:r>
+      <w:r>
+        <w:t xml:space="preserve">). Panels use gene-specific y-axis scales.</w:t>
+      </w:r>
+    </w:p>
+    <w:p>
+      <w:pPr>
+        <w:pStyle w:val="BodyText"/>
+      </w:pPr>
+      <w:r>
+        <w:rPr>
+          <w:bCs/>
+          <w:b/>
+        </w:rPr>
         <w:t xml:space="preserve">Figure S2. Candidate colocalization across all three outcomes.</w:t>
       </w:r>
       <w:r>
@@ -17713,7 +19488,36 @@
         <w:t xml:space="preserve"> </w:t>
       </w:r>
       <w:r>
-        <w:t xml:space="preserve">colocalize strongly with the BBJ discovery signal (PP.H4 = 0.994 and 0.989) but reproduce in neither replication outcome (UKB 0.237 and 0.052; FinnGen 0.017 and 0.020). Because UKB is the largest of the three outcomes and ancestry-matched to the eQTL panel, this failure is not readily attributed to limited power. The chromosome 16p11.2 candidates (</w:t>
+        <w:t xml:space="preserve">colocalize strongly with the BBJ discovery signal (PP.H4 = 0.994 and 0.989) but show no shared-variant colocalization in either secondary outcome (UKB 0.237 and 0.052; FinnGen 0.017 and 0.020).</w:t>
+      </w:r>
+      <w:r>
+        <w:t xml:space="preserve"> </w:t>
+      </w:r>
+      <w:r>
+        <w:rPr>
+          <w:iCs/>
+          <w:i/>
+        </w:rPr>
+        <w:t xml:space="preserve">TNFSF14</w:t>
+      </w:r>
+      <w:r>
+        <w:t xml:space="preserve"> </w:t>
+      </w:r>
+      <w:r>
+        <w:t xml:space="preserve">nevertheless retains a direction-consistent nominal MR association in UKB (</w:t>
+      </w:r>
+      <w:r>
+        <w:rPr>
+          <w:iCs/>
+          <w:i/>
+        </w:rPr>
+        <w:t xml:space="preserve">P</w:t>
+      </w:r>
+      <w:r>
+        <w:t xml:space="preserve"> </w:t>
+      </w:r>
+      <w:r>
+        <w:t xml:space="preserve">= 0.0056), so this is a failure of the colocalization criterion rather than of association. The chromosome 16p11.2 candidates (</w:t>
       </w:r>
       <w:r>
         <w:rPr>
@@ -18077,6 +19881,9 @@
     <w:abstractNumId w:val="991"/>
   </w:num>
   <w:num w:numId="1004">
+    <w:abstractNumId w:val="991"/>
+  </w:num>
+  <w:num w:numId="1005">
     <w:abstractNumId w:val="991"/>
   </w:num>
 </w:numbering>

--- a/submission/MANUSCRIPT_TED_TRAP_v5_SUBMISSION.docx
+++ b/submission/MANUSCRIPT_TED_TRAP_v5_SUBMISSION.docx
@@ -3569,7 +3569,7 @@
           <w:bCs/>
           <w:b/>
         </w:rPr>
-        <w:t xml:space="preserve">Figure 1. What survives the screen, and where</w:t>
+        <w:t xml:space="preserve">Figure 1. Study flow and the</w:t>
       </w:r>
       <w:r>
         <w:rPr>
@@ -3592,14 +3592,16 @@
           <w:bCs/>
           <w:b/>
         </w:rPr>
-        <w:t xml:space="preserve"> </w:t>
-      </w:r>
-      <w:r>
-        <w:rPr>
+        <w:t xml:space="preserve">–</w:t>
+      </w:r>
+      <w:r>
+        <w:rPr>
+          <w:iCs/>
+          <w:i/>
           <w:bCs/>
           <w:b/>
         </w:rPr>
-        <w:t xml:space="preserve">and</w:t>
+        <w:t xml:space="preserve">IGF1R</w:t>
       </w:r>
       <w:r>
         <w:rPr>
@@ -3610,18 +3612,41 @@
       </w:r>
       <w:r>
         <w:rPr>
-          <w:iCs/>
-          <w:i/>
           <w:bCs/>
           <w:b/>
         </w:rPr>
-        <w:t xml:space="preserve">IGF1R</w:t>
+        <w:t xml:space="preserve">comparison.</w:t>
+      </w:r>
+      <w:r>
+        <w:t xml:space="preserve"> </w:t>
       </w:r>
       <w:r>
         <w:rPr>
           <w:bCs/>
           <w:b/>
         </w:rPr>
+        <w:t xml:space="preserve">(a)</w:t>
+      </w:r>
+      <w:r>
+        <w:t xml:space="preserve"> </w:t>
+      </w:r>
+      <w:r>
+        <w:t xml:space="preserve">Attrition from the druggable genome [16] to the thirteen genes reaching the study-wide Bonferroni threshold (</w:t>
+      </w:r>
+      <w:r>
+        <w:rPr>
+          <w:iCs/>
+          <w:i/>
+        </w:rPr>
+        <w:t xml:space="preserve">P</w:t>
+      </w:r>
+      <w:r>
+        <w:t xml:space="preserve"> </w:t>
+      </w:r>
+      <w:r>
+        <w:t xml:space="preserve">&lt; 1.965 × 10⁻⁵), with exclusions at each step and the resolution of the thirteen at right. No novel candidate met the colocalization criterion.</w:t>
+      </w:r>
+      <w:r>
         <w:t xml:space="preserve"> </w:t>
       </w:r>
       <w:r>
@@ -3629,88 +3654,16 @@
           <w:bCs/>
           <w:b/>
         </w:rPr>
-        <w:t xml:space="preserve">diverge.</w:t>
-      </w:r>
-      <w:r>
-        <w:t xml:space="preserve"> </w:t>
-      </w:r>
-      <w:r>
-        <w:rPr>
-          <w:bCs/>
-          <w:b/>
-        </w:rPr>
-        <w:t xml:space="preserve">(A)</w:t>
-      </w:r>
-      <w:r>
-        <w:t xml:space="preserve"> </w:t>
-      </w:r>
-      <w:r>
-        <w:t xml:space="preserve">Attrition through the druggable-gene-wide screen, labelled by the reason genes were removed. Of 4,462 druggable genes [16], 2,544 carried a valid eQTLGen</w:t>
-      </w:r>
-      <w:r>
-        <w:t xml:space="preserve"> </w:t>
-      </w:r>
-      <w:r>
-        <w:rPr>
-          <w:iCs/>
-          <w:i/>
-        </w:rPr>
-        <w:t xml:space="preserve">cis</w:t>
-      </w:r>
-      <w:r>
-        <w:t xml:space="preserve"> </w:t>
-      </w:r>
-      <w:r>
-        <w:t xml:space="preserve">instrument (6,135 instruments) and 2,234 yielded an estimable effect against the BBJ Graves disease discovery outcome; 13 reached the study-wide Bonferroni threshold (</w:t>
-      </w:r>
-      <w:r>
-        <w:rPr>
-          <w:iCs/>
-          <w:i/>
-        </w:rPr>
-        <w:t xml:space="preserve">P</w:t>
-      </w:r>
-      <w:r>
-        <w:t xml:space="preserve"> </w:t>
-      </w:r>
-      <w:r>
-        <w:t xml:space="preserve">&lt; 1.965×10⁻⁵). Resolving those 13 (right) leaves no qualifying novel candidate: five are MHC-region signals, three fall in a single chromosome 16p11.2 linkage-disequilibrium block rather than representing three independent associations, two colocalized with the discovery outcome only (</w:t>
-      </w:r>
-      <w:r>
-        <w:rPr>
-          <w:iCs/>
-          <w:i/>
-        </w:rPr>
-        <w:t xml:space="preserve">TNFSF14</w:t>
-      </w:r>
-      <w:r>
-        <w:t xml:space="preserve"> </w:t>
-      </w:r>
-      <w:r>
-        <w:t xml:space="preserve">and</w:t>
-      </w:r>
-      <w:r>
-        <w:t xml:space="preserve"> </w:t>
-      </w:r>
-      <w:r>
-        <w:rPr>
-          <w:iCs/>
-          <w:i/>
-        </w:rPr>
-        <w:t xml:space="preserve">IFNGR1</w:t>
-      </w:r>
-      <w:r>
-        <w:t xml:space="preserve">, PP.H4 0.994 and 0.989, with no shared-variant colocalization in either secondary outcome), one reflects a distinct causal variant (</w:t>
-      </w:r>
-      <w:r>
-        <w:rPr>
-          <w:iCs/>
-          <w:i/>
-        </w:rPr>
-        <w:t xml:space="preserve">MAPKAPK5</w:t>
-      </w:r>
-      <w:r>
-        <w:t xml:space="preserve">), and two are established loci retained as the susceptibility anchor (</w:t>
+        <w:t xml:space="preserve">(b)</w:t>
+      </w:r>
+      <w:r>
+        <w:t xml:space="preserve"> </w:t>
+      </w:r>
+      <w:r>
+        <w:t xml:space="preserve">Discovery MR estimates and colocalization posteriors for the two backbone receptors.</w:t>
+      </w:r>
+      <w:r>
+        <w:t xml:space="preserve"> </w:t>
       </w:r>
       <w:r>
         <w:rPr>
@@ -3720,49 +3673,10 @@
         <w:t xml:space="preserve">TSHR</w:t>
       </w:r>
       <w:r>
-        <w:t xml:space="preserve">) and the positive control (</w:t>
-      </w:r>
-      <w:r>
-        <w:rPr>
-          <w:iCs/>
-          <w:i/>
-        </w:rPr>
-        <w:t xml:space="preserve">CTLA4</w:t>
-      </w:r>
-      <w:r>
-        <w:t xml:space="preserve">). The screen was powered at 80% to detect a median odds ratio of 2.55 (Table S8), so this null constrains additional large expression-mediated effects, particularly among well-powered genes, but does not exclude moderate effects.</w:t>
-      </w:r>
-      <w:r>
-        <w:t xml:space="preserve"> </w:t>
-      </w:r>
-      <w:r>
-        <w:rPr>
-          <w:bCs/>
-          <w:b/>
-        </w:rPr>
-        <w:t xml:space="preserve">(B)</w:t>
-      </w:r>
-      <w:r>
-        <w:t xml:space="preserve"> </w:t>
-      </w:r>
-      <w:r>
-        <w:t xml:space="preserve">The same two evidence layers were applied to</w:t>
-      </w:r>
-      <w:r>
-        <w:t xml:space="preserve"> </w:t>
-      </w:r>
-      <w:r>
-        <w:rPr>
-          <w:iCs/>
-          <w:i/>
-        </w:rPr>
-        <w:t xml:space="preserve">TSHR</w:t>
-      </w:r>
-      <w:r>
-        <w:t xml:space="preserve"> </w:t>
-      </w:r>
-      <w:r>
-        <w:t xml:space="preserve">and</w:t>
+        <w:t xml:space="preserve"> </w:t>
+      </w:r>
+      <w:r>
+        <w:t xml:space="preserve">shows shared-variant support in both Graves disease phenotypes;</w:t>
       </w:r>
       <w:r>
         <w:t xml:space="preserve"> </w:t>
@@ -3778,94 +3692,7 @@
         <w:t xml:space="preserve"> </w:t>
       </w:r>
       <w:r>
-        <w:t xml:space="preserve">using the same outcome hierarchy and analytic framework, with gene-specific</w:t>
-      </w:r>
-      <w:r>
-        <w:t xml:space="preserve"> </w:t>
-      </w:r>
-      <w:r>
-        <w:rPr>
-          <w:iCs/>
-          <w:i/>
-        </w:rPr>
-        <w:t xml:space="preserve">cis</w:t>
-      </w:r>
-      <w:r>
-        <w:t xml:space="preserve">-eQTL instruments.</w:t>
-      </w:r>
-      <w:r>
-        <w:t xml:space="preserve"> </w:t>
-      </w:r>
-      <w:r>
-        <w:rPr>
-          <w:iCs/>
-          <w:i/>
-        </w:rPr>
-        <w:t xml:space="preserve">TSHR</w:t>
-      </w:r>
-      <w:r>
-        <w:t xml:space="preserve"> </w:t>
-      </w:r>
-      <w:r>
-        <w:t xml:space="preserve">satisfies both in the two Graves disease phenotypes;</w:t>
-      </w:r>
-      <w:r>
-        <w:t xml:space="preserve"> </w:t>
-      </w:r>
-      <w:r>
-        <w:rPr>
-          <w:iCs/>
-          <w:i/>
-        </w:rPr>
-        <w:t xml:space="preserve">IGF1R</w:t>
-      </w:r>
-      <w:r>
-        <w:t xml:space="preserve"> </w:t>
-      </w:r>
-      <w:r>
-        <w:t xml:space="preserve">shows a nominal genetic association in discovery (β = +0.45,</w:t>
-      </w:r>
-      <w:r>
-        <w:t xml:space="preserve"> </w:t>
-      </w:r>
-      <w:r>
-        <w:rPr>
-          <w:iCs/>
-          <w:i/>
-        </w:rPr>
-        <w:t xml:space="preserve">P</w:t>
-      </w:r>
-      <w:r>
-        <w:t xml:space="preserve"> </w:t>
-      </w:r>
-      <w:r>
-        <w:t xml:space="preserve">= 0.021) but no shared-variant colocalization in any outcome, with a</w:t>
-      </w:r>
-      <w:r>
-        <w:t xml:space="preserve"> </w:t>
-      </w:r>
-      <w:r>
-        <w:rPr>
-          <w:iCs/>
-          <w:i/>
-        </w:rPr>
-        <w:t xml:space="preserve">cis</w:t>
-      </w:r>
-      <w:r>
-        <w:t xml:space="preserve">-eQTL-only posterior in the Graves disease phenotypes (PP.H2 = 0.69 and 0.62) — the therapeutic target does not display the susceptibility architecture seen at</w:t>
-      </w:r>
-      <w:r>
-        <w:t xml:space="preserve"> </w:t>
-      </w:r>
-      <w:r>
-        <w:rPr>
-          <w:iCs/>
-          <w:i/>
-        </w:rPr>
-        <w:t xml:space="preserve">TSHR</w:t>
-      </w:r>
-      <w:r>
-        <w:t xml:space="preserve">.</w:t>
+        <w:t xml:space="preserve">in none.</w:t>
       </w:r>
     </w:p>
     <w:p>
@@ -3877,26 +3704,20 @@
           <w:bCs/>
           <w:b/>
         </w:rPr>
-        <w:t xml:space="preserve">Figure 2. Druggable-gene-wide BBJ discovery Mendelian randomization.</w:t>
-      </w:r>
-      <w:r>
-        <w:t xml:space="preserve"> </w:t>
-      </w:r>
-      <w:r>
-        <w:t xml:space="preserve">Volcano plot of</w:t>
-      </w:r>
-      <w:r>
-        <w:t xml:space="preserve"> </w:t>
-      </w:r>
-      <w:r>
-        <w:rPr>
-          <w:iCs/>
-          <w:i/>
-        </w:rPr>
-        <w:t xml:space="preserve">cis</w:t>
-      </w:r>
-      <w:r>
-        <w:t xml:space="preserve">-eQTL MR effects on Graves disease (BBJ discovery cohort, log-odds scale) for 2,234 druggable genes with estimable BBJ MR effects, among 2,544 MR-testable genes drawn from the druggable genome [16] with valid eQTLGen instruments. The horizontal dashed line marks the Bonferroni significance threshold (</w:t>
+        <w:t xml:space="preserve">Figure 2. Discovery Mendelian randomization across the druggable genome.</w:t>
+      </w:r>
+      <w:r>
+        <w:t xml:space="preserve"> </w:t>
+      </w:r>
+      <w:r>
+        <w:rPr>
+          <w:iCs/>
+          <w:i/>
+        </w:rPr>
+        <w:t xml:space="preserve">Cis</w:t>
+      </w:r>
+      <w:r>
+        <w:t xml:space="preserve">-eQTL MR effects on Biobank Japan Graves disease (log-odds) for the 2,234 genes with estimable estimates, among 2,544 MR-testable genes. The dashed line marks the Bonferroni threshold (</w:t>
       </w:r>
       <w:r>
         <w:rPr>
@@ -3909,7 +3730,7 @@
         <w:t xml:space="preserve"> </w:t>
       </w:r>
       <w:r>
-        <w:t xml:space="preserve">= 1.965 × 10⁻⁵), computed against all 2,544 MR-testable genes. Thirteen genes exceed this threshold.</w:t>
+        <w:t xml:space="preserve">= 1.965 × 10⁻⁵) computed against all 2,544. Thirteen genes exceed it:</w:t>
       </w:r>
       <w:r>
         <w:t xml:space="preserve"> </w:t>
@@ -3941,75 +3762,7 @@
         <w:t xml:space="preserve"> </w:t>
       </w:r>
       <w:r>
-        <w:t xml:space="preserve">(red), both established Graves disease loci, show strong protective-direction associations and serve as internal anchors/positive control.</w:t>
-      </w:r>
-      <w:r>
-        <w:t xml:space="preserve"> </w:t>
-      </w:r>
-      <w:r>
-        <w:rPr>
-          <w:iCs/>
-          <w:i/>
-        </w:rPr>
-        <w:t xml:space="preserve">HLA-A</w:t>
-      </w:r>
-      <w:r>
-        <w:t xml:space="preserve"> </w:t>
-      </w:r>
-      <w:r>
-        <w:t xml:space="preserve">and</w:t>
-      </w:r>
-      <w:r>
-        <w:t xml:space="preserve"> </w:t>
-      </w:r>
-      <w:r>
-        <w:rPr>
-          <w:iCs/>
-          <w:i/>
-        </w:rPr>
-        <w:t xml:space="preserve">HLA-DQA2</w:t>
-      </w:r>
-      <w:r>
-        <w:t xml:space="preserve"> </w:t>
-      </w:r>
-      <w:r>
-        <w:t xml:space="preserve">reflect MHC-region signal (grey). Three genes within the chr16p11.2 LD block (</w:t>
-      </w:r>
-      <w:r>
-        <w:rPr>
-          <w:iCs/>
-          <w:i/>
-        </w:rPr>
-        <w:t xml:space="preserve">HSD3B7</w:t>
-      </w:r>
-      <w:r>
-        <w:t xml:space="preserve">,</w:t>
-      </w:r>
-      <w:r>
-        <w:t xml:space="preserve"> </w:t>
-      </w:r>
-      <w:r>
-        <w:rPr>
-          <w:iCs/>
-          <w:i/>
-        </w:rPr>
-        <w:t xml:space="preserve">VKORC1</w:t>
-      </w:r>
-      <w:r>
-        <w:t xml:space="preserve">,</w:t>
-      </w:r>
-      <w:r>
-        <w:t xml:space="preserve"> </w:t>
-      </w:r>
-      <w:r>
-        <w:rPr>
-          <w:iCs/>
-          <w:i/>
-        </w:rPr>
-        <w:t xml:space="preserve">PRSS36</w:t>
-      </w:r>
-      <w:r>
-        <w:t xml:space="preserve">; light purple) represent a single linkage-disequilibrium signal rather than independent associations (Supplementary Table S5).</w:t>
+        <w:t xml:space="preserve">(red), five MHC-region signals (grey), three chromosome 16p11.2 variants forming one conditional signal (light purple; Table S5), and three further candidates.</w:t>
       </w:r>
       <w:r>
         <w:t xml:space="preserve"> </w:t>
@@ -4025,7 +3778,7 @@
         <w:t xml:space="preserve"> </w:t>
       </w:r>
       <w:r>
-        <w:t xml:space="preserve">(blue), the therapeutic backbone gene, lies below the Bonferroni threshold with nominal association and is evaluated in the backbone-gene analysis. No druggable gene outside the known anchors and LD/MHC artifacts achieved colocalization-supported novel association in more than one outcome (Supplementary Tables S1–S2).</w:t>
+        <w:t xml:space="preserve">(blue) lies below the threshold.</w:t>
       </w:r>
     </w:p>
     <w:p>
@@ -4037,7 +3790,7 @@
           <w:bCs/>
           <w:b/>
         </w:rPr>
-        <w:t xml:space="preserve">Figure 3. Genetic evidence for the backbone genes across three outcomes.</w:t>
+        <w:t xml:space="preserve">Figure 3. Colocalization and MR estimates for the backbone genes.</w:t>
       </w:r>
       <w:r>
         <w:t xml:space="preserve"> </w:t>
@@ -4053,7 +3806,7 @@
         <w:t xml:space="preserve"> </w:t>
       </w:r>
       <w:r>
-        <w:t xml:space="preserve">Bayesian colocalization posterior probabilities (coloc.abf, computed from beta and varbeta with ancestry-matched allele frequencies) for</w:t>
+        <w:t xml:space="preserve">coloc.abf posteriors against each outcome, computed from beta and varbeta with ancestry-matched allele frequencies; PP.H4 is printed above each bar and the dashed line marks 0.80.</w:t>
       </w:r>
       <w:r>
         <w:t xml:space="preserve"> </w:t>
@@ -4066,7 +3819,10 @@
         <w:t xml:space="preserve">TSHR</w:t>
       </w:r>
       <w:r>
-        <w:t xml:space="preserve">,</w:t>
+        <w:t xml:space="preserve"> </w:t>
+      </w:r>
+      <w:r>
+        <w:t xml:space="preserve">colocalizes in both Graves disease phenotypes but not in UKB hyperthyroidism, where distinct variants are favoured.</w:t>
       </w:r>
       <w:r>
         <w:t xml:space="preserve"> </w:t>
@@ -4082,7 +3838,7 @@
         <w:t xml:space="preserve"> </w:t>
       </w:r>
       <w:r>
-        <w:t xml:space="preserve">and</w:t>
+        <w:t xml:space="preserve">reaches the threshold in no outcome;</w:t>
       </w:r>
       <w:r>
         <w:t xml:space="preserve"> </w:t>
@@ -4098,65 +3854,7 @@
         <w:t xml:space="preserve"> </w:t>
       </w:r>
       <w:r>
-        <w:t xml:space="preserve">against each of the three outcomes. Bars show PP.H2 (</w:t>
-      </w:r>
-      <w:r>
-        <w:rPr>
-          <w:iCs/>
-          <w:i/>
-        </w:rPr>
-        <w:t xml:space="preserve">cis</w:t>
-      </w:r>
-      <w:r>
-        <w:t xml:space="preserve">-eQTL association only), PP.H3 (distinct causal variants) and PP.H4 (shared causal variant); the dashed line marks PP.H4 = 0.8.</w:t>
-      </w:r>
-      <w:r>
-        <w:t xml:space="preserve"> </w:t>
-      </w:r>
-      <w:r>
-        <w:rPr>
-          <w:iCs/>
-          <w:i/>
-        </w:rPr>
-        <w:t xml:space="preserve">TSHR</w:t>
-      </w:r>
-      <w:r>
-        <w:t xml:space="preserve"> </w:t>
-      </w:r>
-      <w:r>
-        <w:t xml:space="preserve">colocalizes strongly in both Graves disease phenotypes (PP.H4 = 0.951 and 0.986, lead variant rs179252) but not in the broader UKB hyperthyroidism phenotype, where distinct causal variants are favoured (PP.H3 = 0.774).</w:t>
-      </w:r>
-      <w:r>
-        <w:t xml:space="preserve"> </w:t>
-      </w:r>
-      <w:r>
-        <w:rPr>
-          <w:iCs/>
-          <w:i/>
-        </w:rPr>
-        <w:t xml:space="preserve">IGF1R</w:t>
-      </w:r>
-      <w:r>
-        <w:t xml:space="preserve"> </w:t>
-      </w:r>
-      <w:r>
-        <w:t xml:space="preserve">reaches the shared-variant threshold in no outcome and is PP.H2-dominant in both Graves disease phenotypes.</w:t>
-      </w:r>
-      <w:r>
-        <w:t xml:space="preserve"> </w:t>
-      </w:r>
-      <w:r>
-        <w:rPr>
-          <w:iCs/>
-          <w:i/>
-        </w:rPr>
-        <w:t xml:space="preserve">CTLA4</w:t>
-      </w:r>
-      <w:r>
-        <w:t xml:space="preserve"> </w:t>
-      </w:r>
-      <w:r>
-        <w:t xml:space="preserve">colocalizes in both European outcomes but not in the East Asian discovery arm. Posteriors are shown at the default prior p12 = 10⁻⁵; sensitivity analysis is given in Table S9.</w:t>
+        <w:t xml:space="preserve">colocalizes in both European outcomes. Default prior p12 = 10⁻⁵; sensitivity in Table S9.</w:t>
       </w:r>
       <w:r>
         <w:t xml:space="preserve"> </w:t>
@@ -4172,55 +3870,23 @@
         <w:t xml:space="preserve"> </w:t>
       </w:r>
       <w:r>
-        <w:t xml:space="preserve">MR effect estimates (β, log-odds) with 95% confidence intervals across the three outcomes.</w:t>
-      </w:r>
-      <w:r>
-        <w:t xml:space="preserve"> </w:t>
-      </w:r>
-      <w:r>
-        <w:rPr>
-          <w:iCs/>
-          <w:i/>
-        </w:rPr>
-        <w:t xml:space="preserve">TSHR</w:t>
-      </w:r>
-      <w:r>
-        <w:t xml:space="preserve"> </w:t>
-      </w:r>
-      <w:r>
-        <w:t xml:space="preserve">and</w:t>
-      </w:r>
-      <w:r>
-        <w:t xml:space="preserve"> </w:t>
-      </w:r>
-      <w:r>
-        <w:rPr>
-          <w:iCs/>
-          <w:i/>
-        </w:rPr>
-        <w:t xml:space="preserve">CTLA4</w:t>
-      </w:r>
-      <w:r>
-        <w:t xml:space="preserve"> </w:t>
-      </w:r>
-      <w:r>
-        <w:t xml:space="preserve">show consistent protective-direction effects;</w:t>
-      </w:r>
-      <w:r>
-        <w:t xml:space="preserve"> </w:t>
-      </w:r>
-      <w:r>
-        <w:rPr>
-          <w:iCs/>
-          <w:i/>
-        </w:rPr>
-        <w:t xml:space="preserve">IGF1R</w:t>
-      </w:r>
-      <w:r>
-        <w:t xml:space="preserve"> </w:t>
-      </w:r>
-      <w:r>
-        <w:t xml:space="preserve">shows directionally consistent risk-direction estimates, with nominal significance in BBJ and UKB but not FinnGen.</w:t>
+        <w:t xml:space="preserve">MR estimates (β, log-odds) with 95% confidence intervals and</w:t>
+      </w:r>
+      <w:r>
+        <w:t xml:space="preserve"> </w:t>
+      </w:r>
+      <w:r>
+        <w:rPr>
+          <w:iCs/>
+          <w:i/>
+        </w:rPr>
+        <w:t xml:space="preserve">P</w:t>
+      </w:r>
+      <w:r>
+        <w:t xml:space="preserve"> </w:t>
+      </w:r>
+      <w:r>
+        <w:t xml:space="preserve">values.</w:t>
       </w:r>
     </w:p>
     <w:p>
@@ -19357,88 +19023,13 @@
           <w:bCs/>
           <w:b/>
         </w:rPr>
-        <w:t xml:space="preserve">Figure S1. Orbital tissue transcript abundance for the backbone genes (descriptive).</w:t>
-      </w:r>
-      <w:r>
-        <w:t xml:space="preserve"> </w:t>
-      </w:r>
-      <w:r>
-        <w:t xml:space="preserve">Normalized transcript abundance (TPM) for</w:t>
-      </w:r>
-      <w:r>
-        <w:t xml:space="preserve"> </w:t>
-      </w:r>
-      <w:r>
-        <w:rPr>
-          <w:iCs/>
-          <w:i/>
-        </w:rPr>
-        <w:t xml:space="preserve">TSHR</w:t>
-      </w:r>
-      <w:r>
-        <w:t xml:space="preserve">,</w:t>
-      </w:r>
-      <w:r>
-        <w:t xml:space="preserve"> </w:t>
-      </w:r>
-      <w:r>
-        <w:rPr>
-          <w:iCs/>
-          <w:i/>
-        </w:rPr>
-        <w:t xml:space="preserve">IGF1R</w:t>
-      </w:r>
-      <w:r>
-        <w:t xml:space="preserve"> </w:t>
-      </w:r>
-      <w:r>
-        <w:t xml:space="preserve">and</w:t>
-      </w:r>
-      <w:r>
-        <w:t xml:space="preserve"> </w:t>
-      </w:r>
-      <w:r>
-        <w:rPr>
-          <w:iCs/>
-          <w:i/>
-        </w:rPr>
-        <w:t xml:space="preserve">CTLA4</w:t>
-      </w:r>
-      <w:r>
-        <w:t xml:space="preserve"> </w:t>
-      </w:r>
-      <w:r>
-        <w:t xml:space="preserve">in the in-house orbital dataset (four TED samples, one control), with technical-replicate libraries collapsed to the biological-sample level. Because the dataset contains a single control, control-side biological variance cannot be estimated and no differential-expression inference is drawn; the panel is shown as a descriptive observation only and no conclusion in this study depends on it. Log2 fold changes of mean TED abundance relative to the control sample were +2.59 (</w:t>
-      </w:r>
-      <w:r>
-        <w:rPr>
-          <w:iCs/>
-          <w:i/>
-        </w:rPr>
-        <w:t xml:space="preserve">TSHR</w:t>
-      </w:r>
-      <w:r>
-        <w:t xml:space="preserve">), +0.80 (</w:t>
-      </w:r>
-      <w:r>
-        <w:rPr>
-          <w:iCs/>
-          <w:i/>
-        </w:rPr>
-        <w:t xml:space="preserve">IGF1R</w:t>
-      </w:r>
-      <w:r>
-        <w:t xml:space="preserve">) and +1.58 (</w:t>
-      </w:r>
-      <w:r>
-        <w:rPr>
-          <w:iCs/>
-          <w:i/>
-        </w:rPr>
-        <w:t xml:space="preserve">CTLA4</w:t>
-      </w:r>
-      <w:r>
-        <w:t xml:space="preserve">). Panels use gene-specific y-axis scales.</w:t>
+        <w:t xml:space="preserve">Figure S1. Orbital tissue transcript abundance (descriptive).</w:t>
+      </w:r>
+      <w:r>
+        <w:t xml:space="preserve"> </w:t>
+      </w:r>
+      <w:r>
+        <w:t xml:space="preserve">Transcripts per million for the backbone genes in four TED samples and one control, with technical replicates collapsed to the biological-sample level. With one control, biological variance cannot be estimated; no testing was performed and no conclusion depends on this panel. Axes are gene-specific.</w:t>
       </w:r>
     </w:p>
     <w:p>
@@ -19450,13 +19041,13 @@
           <w:bCs/>
           <w:b/>
         </w:rPr>
-        <w:t xml:space="preserve">Figure S2. Candidate colocalization across all three outcomes.</w:t>
-      </w:r>
-      <w:r>
-        <w:t xml:space="preserve"> </w:t>
-      </w:r>
-      <w:r>
-        <w:t xml:space="preserve">Stacked posterior probabilities (coloc.abf) for the six non-known candidate genes against each outcome, plotted as in Figure 3A.</w:t>
+        <w:t xml:space="preserve">Figure S2. Candidate colocalization across the three outcomes.</w:t>
+      </w:r>
+      <w:r>
+        <w:t xml:space="preserve"> </w:t>
+      </w:r>
+      <w:r>
+        <w:t xml:space="preserve">Posteriors for the six non-known candidates, plotted as in Figure 3A.</w:t>
       </w:r>
       <w:r>
         <w:t xml:space="preserve"> </w:t>
@@ -19488,7 +19079,7 @@
         <w:t xml:space="preserve"> </w:t>
       </w:r>
       <w:r>
-        <w:t xml:space="preserve">colocalize strongly with the BBJ discovery signal (PP.H4 = 0.994 and 0.989) but show no shared-variant colocalization in either secondary outcome (UKB 0.237 and 0.052; FinnGen 0.017 and 0.020).</w:t>
+        <w:t xml:space="preserve">colocalize in discovery (PP.H4 = 0.994 and 0.989) but in neither secondary outcome;</w:t>
       </w:r>
       <w:r>
         <w:t xml:space="preserve"> </w:t>
@@ -19504,7 +19095,7 @@
         <w:t xml:space="preserve"> </w:t>
       </w:r>
       <w:r>
-        <w:t xml:space="preserve">nevertheless retains a direction-consistent nominal MR association in UKB (</w:t>
+        <w:t xml:space="preserve">retains a direction-consistent nominal MR association in UKB (</w:t>
       </w:r>
       <w:r>
         <w:rPr>
@@ -19517,43 +19108,7 @@
         <w:t xml:space="preserve"> </w:t>
       </w:r>
       <w:r>
-        <w:t xml:space="preserve">= 0.0056), so this is a failure of the colocalization criterion rather than of association. The chromosome 16p11.2 candidates (</w:t>
-      </w:r>
-      <w:r>
-        <w:rPr>
-          <w:iCs/>
-          <w:i/>
-        </w:rPr>
-        <w:t xml:space="preserve">HSD3B7</w:t>
-      </w:r>
-      <w:r>
-        <w:t xml:space="preserve">,</w:t>
-      </w:r>
-      <w:r>
-        <w:t xml:space="preserve"> </w:t>
-      </w:r>
-      <w:r>
-        <w:rPr>
-          <w:iCs/>
-          <w:i/>
-        </w:rPr>
-        <w:t xml:space="preserve">VKORC1</w:t>
-      </w:r>
-      <w:r>
-        <w:t xml:space="preserve">,</w:t>
-      </w:r>
-      <w:r>
-        <w:t xml:space="preserve"> </w:t>
-      </w:r>
-      <w:r>
-        <w:rPr>
-          <w:iCs/>
-          <w:i/>
-        </w:rPr>
-        <w:t xml:space="preserve">PRSS36</w:t>
-      </w:r>
-      <w:r>
-        <w:t xml:space="preserve">) show only weak or ambiguous colocalization throughout, and</w:t>
+        <w:t xml:space="preserve">= 0.0056). The chromosome 16p11.2 candidates are weak or ambiguous throughout and</w:t>
       </w:r>
       <w:r>
         <w:t xml:space="preserve"> </w:t>
@@ -19569,7 +19124,7 @@
         <w:t xml:space="preserve"> </w:t>
       </w:r>
       <w:r>
-        <w:t xml:space="preserve">is PP.H3-dominant in discovery. No candidate reached the shared-variant threshold in more than one outcome.</w:t>
+        <w:t xml:space="preserve">is PP.H3-dominant in discovery.</w:t>
       </w:r>
     </w:p>
     <w:bookmarkEnd w:id="41"/>

--- a/submission/MANUSCRIPT_TED_TRAP_v5_SUBMISSION.docx
+++ b/submission/MANUSCRIPT_TED_TRAP_v5_SUBMISSION.docx
@@ -1139,7 +1139,7 @@
         <w:t xml:space="preserve">r</w:t>
       </w:r>
       <w:r>
-        <w:t xml:space="preserve">² &lt; 0.001) the European panel — the one matching the eQTL data and therefore used for selection — yielded exactly one independent instrument, rs179252, which remained an index variant under every threshold tested.</w:t>
+        <w:t xml:space="preserve">² &lt; 0.001) the European panel — the one matching the eQTL data and therefore used for selection — yielded exactly one independent instrument, rs179252. rs179252 was among the index variants under all twelve thresholds tested, though not the only one at relaxed thresholds or in the East Asian panel (Table S3).</w:t>
       </w:r>
       <w:r>
         <w:t xml:space="preserve"> </w:t>
@@ -1552,7 +1552,7 @@
         <w:pStyle w:val="BodyText"/>
       </w:pPr>
       <w:r>
-        <w:t xml:space="preserve">Candidate colocalization showed outcome-dependent patterns (Table S2; Figure S2).</w:t>
+        <w:t xml:space="preserve">Candidate colocalization was outcome-dependent (Table S2; Figure S2).</w:t>
       </w:r>
       <w:r>
         <w:t xml:space="preserve"> </w:t>
@@ -1584,7 +1584,7 @@
         <w:t xml:space="preserve"> </w:t>
       </w:r>
       <w:r>
-        <w:t xml:space="preserve">showed strong colocalization with the BBJ discovery signal (PP.H4 = 0.994 and 0.989, respectively), but did not colocalize with the TED-enriched outcome (PP.H4 = 0.019 for both), where the posterior instead favored an eQTL-only pattern (PP.H2 = 0.63 and 0.64): the</w:t>
+        <w:t xml:space="preserve">colocalized strongly with the BBJ discovery signal (PP.H4 = 0.994 and 0.989) but reached the threshold in neither secondary outcome (UKB 0.237 and 0.052; TED-enriched 0.017 and 0.020), where the posteriors were dominated by the</w:t>
       </w:r>
       <w:r>
         <w:t xml:space="preserve"> </w:t>
@@ -1597,7 +1597,36 @@
         <w:t xml:space="preserve">cis</w:t>
       </w:r>
       <w:r>
-        <w:t xml:space="preserve">-eQTL signal was present, but no association with the TED outcome was detectable at these loci.</w:t>
+        <w:t xml:space="preserve">-eQTL-only and distinct-variant hypotheses.</w:t>
+      </w:r>
+      <w:r>
+        <w:t xml:space="preserve"> </w:t>
+      </w:r>
+      <w:r>
+        <w:rPr>
+          <w:iCs/>
+          <w:i/>
+        </w:rPr>
+        <w:t xml:space="preserve">TNFSF14</w:t>
+      </w:r>
+      <w:r>
+        <w:t xml:space="preserve"> </w:t>
+      </w:r>
+      <w:r>
+        <w:t xml:space="preserve">retains a direction-consistent nominal MR association in UKB (</w:t>
+      </w:r>
+      <w:r>
+        <w:rPr>
+          <w:iCs/>
+          <w:i/>
+        </w:rPr>
+        <w:t xml:space="preserve">P</w:t>
+      </w:r>
+      <w:r>
+        <w:t xml:space="preserve"> </w:t>
+      </w:r>
+      <w:r>
+        <w:t xml:space="preserve">= 0.0056), so its exclusion reflects the colocalization criterion, not an absence of association.</w:t>
       </w:r>
       <w:r>
         <w:t xml:space="preserve"> </w:t>
@@ -1613,7 +1642,7 @@
         <w:t xml:space="preserve"> </w:t>
       </w:r>
       <w:r>
-        <w:t xml:space="preserve">showed a distinct-signal pattern in discovery (PP.H3 ≈ 1.0), whereas the chr16p11.2 candidates showed only weak or ambiguous colocalization in discovery (PP.H4 ≤ 0.62) and no shared colocalization support in the TED-enriched outcome, where they too showed an eQTL-only pattern (PP.H2 = 0.73–0.74).</w:t>
+        <w:t xml:space="preserve">was distinct-variant-dominant in discovery (PP.H3 = 1.000), and the chr16p11.2 candidates reached at most PP.H4 = 0.636 in discovery and no more than 0.115 in either secondary outcome.</w:t>
       </w:r>
     </w:p>
     <w:p>
@@ -1621,46 +1650,7 @@
         <w:pStyle w:val="BodyText"/>
       </w:pPr>
       <w:r>
-        <w:t xml:space="preserve">Overall, no non-known candidate showed strong colocalization in both BBJ Graves disease and the TED-enriched outcome. Thus, after cross-outcome colocalization filtering, no novel candidate satisfied the dual-phenotype criterion. This filtering result was retained as part of the final interpretation because it prevented overinterpretation of single-outcome or LD-driven discovery signals and strengthened the focus on the three backbone genes</w:t>
-      </w:r>
-      <w:r>
-        <w:t xml:space="preserve"> </w:t>
-      </w:r>
-      <w:r>
-        <w:rPr>
-          <w:iCs/>
-          <w:i/>
-        </w:rPr>
-        <w:t xml:space="preserve">TSHR</w:t>
-      </w:r>
-      <w:r>
-        <w:t xml:space="preserve">,</w:t>
-      </w:r>
-      <w:r>
-        <w:t xml:space="preserve"> </w:t>
-      </w:r>
-      <w:r>
-        <w:rPr>
-          <w:iCs/>
-          <w:i/>
-        </w:rPr>
-        <w:t xml:space="preserve">IGF1R</w:t>
-      </w:r>
-      <w:r>
-        <w:t xml:space="preserve">, and</w:t>
-      </w:r>
-      <w:r>
-        <w:t xml:space="preserve"> </w:t>
-      </w:r>
-      <w:r>
-        <w:rPr>
-          <w:iCs/>
-          <w:i/>
-        </w:rPr>
-        <w:t xml:space="preserve">CTLA4</w:t>
-      </w:r>
-      <w:r>
-        <w:t xml:space="preserve">.</w:t>
+        <w:t xml:space="preserve">Overall, no non-known candidate showed strong colocalization in both BBJ Graves disease and the TED-enriched outcome. Thus, after cross-outcome colocalization filtering, no novel candidate satisfied the dual-phenotype criterion. This filtering guarded against overinterpreting single-outcome or LD-driven discovery signals.</w:t>
       </w:r>
     </w:p>
     <w:p>
@@ -2611,7 +2601,7 @@
         <w:t xml:space="preserve">TSHR</w:t>
       </w:r>
       <w:r>
-        <w:t xml:space="preserve">. Although it showed nominal positive-direction MR evidence in the discovery and replication outcomes, this signal was not accompanied by expression colocalization—the posterior favored an eQTL-only pattern rather than a shared causal variant—and</w:t>
+        <w:t xml:space="preserve">. Although it showed nominal positive-direction MR evidence in the discovery and replication outcomes, this signal was not accompanied by expression colocalization—the posterior favored an eQTL-only pattern rather than a shared causal variant—and orbital</w:t>
       </w:r>
       <w:r>
         <w:t xml:space="preserve"> </w:t>
@@ -2627,7 +2617,7 @@
         <w:t xml:space="preserve"> </w:t>
       </w:r>
       <w:r>
-        <w:t xml:space="preserve">was not significantly differentially expressed in orbital tissue. Importantly, the absence of expression colocalization is not evidence against the biological or therapeutic relevance of IGF-1R: colocalization tests one hypothesis — that a single shared causal variant links</w:t>
+        <w:t xml:space="preserve">abundance differed little between the TED samples and the control. Importantly, the absence of expression colocalization is not evidence against the biological or therapeutic relevance of IGF-1R: colocalization tests one hypothesis — that a single shared causal variant links</w:t>
       </w:r>
       <w:r>
         <w:t xml:space="preserve"> </w:t>
@@ -2826,7 +2816,20 @@
         <w:t xml:space="preserve">cis</w:t>
       </w:r>
       <w:r>
-        <w:t xml:space="preserve">-regulatory variation rather than local expression in orbital or thyroid tissue, and genetic regulatory effects differ substantially across tissues [25]. Second, the eQTL data were predominantly European whereas the discovery outcome was East Asian [13]; concordant effects provide a form of cross-ancestry assessment, but allele-frequency and linkage-disequilibrium differences may attenuate or bias instrument performance. Exposure effect sizes were reconstructed using 1000 Genomes European allele frequencies rather than the file distributed by eQTLGen itself; because that reconstruction enters β and its standard error, the reported effect magnitudes and detectable effect range are approximations, although each estimate’s direction and significance are set by the Z-score and are unaffected. Third, the UKB replication phenotype was broader than Graves disease and may include heterogeneous causes of hyperthyroidism. Fourth, the</w:t>
+        <w:t xml:space="preserve">-regulatory variation rather than local expression in orbital or thyroid tissue, and genetic regulatory effects differ substantially across tissues [25]. Second, the eQTL data were predominantly European whereas the discovery outcome was East Asian [13]; concordant effects provide a form of cross-ancestry assessment, but allele-frequency and linkage-disequilibrium differences may attenuate or bias instrument performance. Exposure effect sizes were reconstructed using 1000 Genomes European allele frequencies rather than the file distributed by eQTLGen itself; because that reconstruction enters β and its standard error, the reported effect magnitudes and detectable effect range are approximations. For single-instrument loci β/SE, and hence direction and</w:t>
+      </w:r>
+      <w:r>
+        <w:t xml:space="preserve"> </w:t>
+      </w:r>
+      <w:r>
+        <w:rPr>
+          <w:iCs/>
+          <w:i/>
+        </w:rPr>
+        <w:t xml:space="preserve">P</w:t>
+      </w:r>
+      <w:r>
+        <w:t xml:space="preserve">, is invariant to the frequency used; for multi-instrument loci the inverse-variance weights are not, nor are colocalization posteriors computed from beta and varbeta. A sensitivity analysis using eQTLGen’s own allele frequencies has not been performed and is the most direct check of this assumption. Third, the UKB replication phenotype was broader than Graves disease and may include heterogeneous causes of hyperthyroidism. Fourth, the</w:t>
       </w:r>
       <w:r>
         <w:t xml:space="preserve"> </w:t>
